--- a/public/files/iqac/downloads/EOMS/MDF/WORD/7_IIPC.docx
+++ b/public/files/iqac/downloads/EOMS/MDF/WORD/7_IIPC.docx
@@ -24,26 +24,26 @@
           <w:tcPr>
             <w:tcW w:w="7128" w:type="dxa"/>
             <w:vMerge w:val="restart"/>
-          </w:tcPr>
-          <w:p>
-            <w:pPr>
-              <w:jc w:val="center"/>
-              <w:rPr>
-                <w:sz w:val="24"/>
-                <w:szCs w:val="24"/>
-              </w:rPr>
-            </w:pPr>
-            <w:r>
-              <w:rPr>
-                <w:noProof/>
+            <w:vAlign w:val="center"/>
+          </w:tcPr>
+          <w:p>
+            <w:pPr>
+              <w:jc w:val="center"/>
+              <w:rPr>
+                <w:sz w:val="24"/>
+                <w:szCs w:val="24"/>
+              </w:rPr>
+            </w:pPr>
+            <w:r>
+              <w:rPr>
                 <w:sz w:val="24"/>
                 <w:szCs w:val="24"/>
               </w:rPr>
               <w:drawing>
                 <wp:inline distT="0" distB="0" distL="0" distR="0">
-                  <wp:extent cx="4361564" cy="829156"/>
-                  <wp:effectExtent l="19050" t="0" r="886" b="0"/>
-                  <wp:docPr id="1" name="Picture 1" descr="C:\Users\IQAC\Downloads\WhatsApp Image 2025-12-23 at 8.04.08 PM.jpeg"/>
+                  <wp:extent cx="4359031" cy="733425"/>
+                  <wp:effectExtent l="19050" t="0" r="3419" b="0"/>
+                  <wp:docPr id="5" name="Picture 1" descr="C:\Users\IQAC\Downloads\WhatsApp Image 2025-12-23 at 8.04.08 PM.jpeg"/>
                   <wp:cNvGraphicFramePr>
                     <a:graphicFrameLocks xmlns:a="http://schemas.openxmlformats.org/drawingml/2006/main" noChangeAspect="1"/>
                   </wp:cNvGraphicFramePr>
@@ -66,7 +66,7 @@
                         <pic:spPr bwMode="auto">
                           <a:xfrm>
                             <a:off x="0" y="0"/>
-                            <a:ext cx="4406995" cy="837793"/>
+                            <a:ext cx="4406995" cy="741495"/>
                           </a:xfrm>
                           <a:prstGeom prst="rect">
                             <a:avLst/>
@@ -434,6 +434,7 @@
           <w:szCs w:val="24"/>
         </w:rPr>
       </w:pPr>
+      <w:proofErr w:type="gramStart"/>
       <w:r>
         <w:rPr>
           <w:b/>
@@ -465,7 +466,16 @@
           <w:sz w:val="24"/>
           <w:szCs w:val="24"/>
         </w:rPr>
-        <w:t xml:space="preserve">.  </w:t>
+        <w:t>.</w:t>
+      </w:r>
+      <w:proofErr w:type="gramEnd"/>
+      <w:r>
+        <w:rPr>
+          <w:b/>
+          <w:sz w:val="24"/>
+          <w:szCs w:val="24"/>
+        </w:rPr>
+        <w:t xml:space="preserve">  </w:t>
       </w:r>
       <w:r>
         <w:rPr>
@@ -517,15 +527,36 @@
         </w:tabs>
         <w:spacing w:before="71" w:line="240" w:lineRule="auto"/>
         <w:ind w:left="-142"/>
-        <w:rPr>
-          <w:rFonts w:ascii="Times New Roman" w:hAnsi="Times New Roman"/>
-        </w:rPr>
-      </w:pPr>
-      <w:r>
-        <w:rPr>
-          <w:rFonts w:ascii="Times New Roman" w:hAnsi="Times New Roman"/>
-        </w:rPr>
-        <w:t>AcademicYear:                                             Semester:Odd/Even</w:t>
+        <w:jc w:val="center"/>
+        <w:rPr>
+          <w:rFonts w:ascii="Times New Roman" w:hAnsi="Times New Roman"/>
+        </w:rPr>
+      </w:pPr>
+      <w:proofErr w:type="spellStart"/>
+      <w:r>
+        <w:rPr>
+          <w:rFonts w:ascii="Times New Roman" w:hAnsi="Times New Roman"/>
+        </w:rPr>
+        <w:t>AcademicYear</w:t>
+      </w:r>
+      <w:proofErr w:type="spellEnd"/>
+      <w:r>
+        <w:rPr>
+          <w:rFonts w:ascii="Times New Roman" w:hAnsi="Times New Roman"/>
+        </w:rPr>
+        <w:t>:                                             Semester:</w:t>
+      </w:r>
+      <w:r>
+        <w:rPr>
+          <w:rFonts w:ascii="Times New Roman" w:hAnsi="Times New Roman"/>
+        </w:rPr>
+        <w:t xml:space="preserve"> </w:t>
+      </w:r>
+      <w:r>
+        <w:rPr>
+          <w:rFonts w:ascii="Times New Roman" w:hAnsi="Times New Roman"/>
+        </w:rPr>
+        <w:t>Odd/Even</w:t>
       </w:r>
     </w:p>
     <w:p>
@@ -559,7 +590,34 @@
         <w:rPr>
           <w:rFonts w:ascii="Times New Roman" w:hAnsi="Times New Roman"/>
         </w:rPr>
-        <w:t>1. Date</w:t>
+        <w:t xml:space="preserve">1. </w:t>
+      </w:r>
+      <w:r>
+        <w:rPr>
+          <w:rFonts w:ascii="Times New Roman" w:hAnsi="Times New Roman"/>
+        </w:rPr>
+        <w:t>Name of the Faculty:</w:t>
+      </w:r>
+    </w:p>
+    <w:p>
+      <w:pPr>
+        <w:spacing w:line="240" w:lineRule="auto"/>
+        <w:ind w:left="-142"/>
+        <w:rPr>
+          <w:rFonts w:ascii="Times New Roman" w:hAnsi="Times New Roman"/>
+        </w:rPr>
+      </w:pPr>
+      <w:r>
+        <w:rPr>
+          <w:rFonts w:ascii="Times New Roman" w:hAnsi="Times New Roman"/>
+        </w:rPr>
+        <w:t xml:space="preserve">2. </w:t>
+      </w:r>
+      <w:r>
+        <w:rPr>
+          <w:rFonts w:ascii="Times New Roman" w:hAnsi="Times New Roman"/>
+        </w:rPr>
+        <w:t>Date</w:t>
       </w:r>
       <w:r>
         <w:rPr>
@@ -587,7 +645,13 @@
         <w:rPr>
           <w:rFonts w:ascii="Times New Roman" w:hAnsi="Times New Roman"/>
         </w:rPr>
-        <w:t>2. Industry</w:t>
+        <w:t>3</w:t>
+      </w:r>
+      <w:r>
+        <w:rPr>
+          <w:rFonts w:ascii="Times New Roman" w:hAnsi="Times New Roman"/>
+        </w:rPr>
+        <w:t>. Industry</w:t>
       </w:r>
       <w:r>
         <w:rPr>
@@ -595,6 +659,7 @@
         </w:rPr>
         <w:tab/>
       </w:r>
+      <w:proofErr w:type="gramStart"/>
       <w:r>
         <w:rPr>
           <w:rFonts w:ascii="Times New Roman" w:hAnsi="Times New Roman"/>
@@ -606,7 +671,14 @@
         <w:rPr>
           <w:rFonts w:ascii="Times New Roman" w:hAnsi="Times New Roman"/>
         </w:rPr>
-        <w:t xml:space="preserve"> Address / email / Ph. No. / Fax No. )</w:t>
+        <w:t xml:space="preserve"> Address</w:t>
+      </w:r>
+      <w:proofErr w:type="gramEnd"/>
+      <w:r>
+        <w:rPr>
+          <w:rFonts w:ascii="Times New Roman" w:hAnsi="Times New Roman"/>
+        </w:rPr>
+        <w:t xml:space="preserve"> / email / Ph. No. / Fax No. )</w:t>
       </w:r>
     </w:p>
     <w:p>
@@ -621,8 +693,22 @@
         <w:rPr>
           <w:rFonts w:ascii="Times New Roman" w:hAnsi="Times New Roman"/>
         </w:rPr>
-        <w:t>3. Person Contacted :</w:t>
-      </w:r>
+        <w:t>4</w:t>
+      </w:r>
+      <w:r>
+        <w:rPr>
+          <w:rFonts w:ascii="Times New Roman" w:hAnsi="Times New Roman"/>
+        </w:rPr>
+        <w:t xml:space="preserve">. Person </w:t>
+      </w:r>
+      <w:proofErr w:type="gramStart"/>
+      <w:r>
+        <w:rPr>
+          <w:rFonts w:ascii="Times New Roman" w:hAnsi="Times New Roman"/>
+        </w:rPr>
+        <w:t>Contacted :</w:t>
+      </w:r>
+      <w:proofErr w:type="gramEnd"/>
     </w:p>
     <w:p>
       <w:pPr>
@@ -636,7 +722,13 @@
         <w:rPr>
           <w:rFonts w:ascii="Times New Roman" w:hAnsi="Times New Roman"/>
         </w:rPr>
-        <w:t xml:space="preserve">4. Visited By: </w:t>
+        <w:t>5</w:t>
+      </w:r>
+      <w:r>
+        <w:rPr>
+          <w:rFonts w:ascii="Times New Roman" w:hAnsi="Times New Roman"/>
+        </w:rPr>
+        <w:t xml:space="preserve">. Visited By: </w:t>
       </w:r>
     </w:p>
     <w:p>
@@ -651,7 +743,13 @@
         <w:rPr>
           <w:rFonts w:ascii="Times New Roman" w:hAnsi="Times New Roman"/>
         </w:rPr>
-        <w:t>6. Areas Identified</w:t>
+        <w:t>6</w:t>
+      </w:r>
+      <w:r>
+        <w:rPr>
+          <w:rFonts w:ascii="Times New Roman" w:hAnsi="Times New Roman"/>
+        </w:rPr>
+        <w:t>. Areas Identified</w:t>
       </w:r>
     </w:p>
     <w:p>
@@ -1103,27 +1201,26 @@
           <w:tcPr>
             <w:tcW w:w="7128" w:type="dxa"/>
             <w:vMerge w:val="restart"/>
-          </w:tcPr>
-          <w:p>
-            <w:pPr>
-              <w:jc w:val="center"/>
-              <w:rPr>
-                <w:sz w:val="24"/>
-                <w:szCs w:val="24"/>
-              </w:rPr>
-            </w:pPr>
-            <w:r>
-              <w:rPr>
-                <w:noProof/>
-                <w:sz w:val="24"/>
-                <w:szCs w:val="24"/>
-              </w:rPr>
-              <w:lastRenderedPageBreak/>
+            <w:vAlign w:val="center"/>
+          </w:tcPr>
+          <w:p>
+            <w:pPr>
+              <w:jc w:val="center"/>
+              <w:rPr>
+                <w:sz w:val="24"/>
+                <w:szCs w:val="24"/>
+              </w:rPr>
+            </w:pPr>
+            <w:r>
+              <w:rPr>
+                <w:sz w:val="24"/>
+                <w:szCs w:val="24"/>
+              </w:rPr>
               <w:drawing>
                 <wp:inline distT="0" distB="0" distL="0" distR="0">
-                  <wp:extent cx="4361564" cy="829156"/>
-                  <wp:effectExtent l="19050" t="0" r="886" b="0"/>
-                  <wp:docPr id="2" name="Picture 1" descr="C:\Users\IQAC\Downloads\WhatsApp Image 2025-12-23 at 8.04.08 PM.jpeg"/>
+                  <wp:extent cx="4359031" cy="733425"/>
+                  <wp:effectExtent l="19050" t="0" r="3419" b="0"/>
+                  <wp:docPr id="11" name="Picture 1" descr="C:\Users\IQAC\Downloads\WhatsApp Image 2025-12-23 at 8.04.08 PM.jpeg"/>
                   <wp:cNvGraphicFramePr>
                     <a:graphicFrameLocks xmlns:a="http://schemas.openxmlformats.org/drawingml/2006/main" noChangeAspect="1"/>
                   </wp:cNvGraphicFramePr>
@@ -1146,7 +1243,7 @@
                         <pic:spPr bwMode="auto">
                           <a:xfrm>
                             <a:off x="0" y="0"/>
-                            <a:ext cx="4406995" cy="837793"/>
+                            <a:ext cx="4406995" cy="741495"/>
                           </a:xfrm>
                           <a:prstGeom prst="rect">
                             <a:avLst/>
@@ -1419,6 +1516,7 @@
                 <w:szCs w:val="24"/>
               </w:rPr>
             </w:pPr>
+            <w:proofErr w:type="spellStart"/>
             <w:r>
               <w:rPr>
                 <w:b/>
@@ -1427,6 +1525,7 @@
               </w:rPr>
               <w:t>MoU</w:t>
             </w:r>
+            <w:proofErr w:type="spellEnd"/>
             <w:r>
               <w:rPr>
                 <w:b/>
@@ -1534,7 +1633,7 @@
           <w:b/>
           <w:sz w:val="24"/>
           <w:szCs w:val="24"/>
-          <w:u w:val="single" w:color="FE0000"/>
+          <w:u w:val="single"/>
         </w:rPr>
         <w:tab/>
       </w:r>
@@ -1560,15 +1659,58 @@
         </w:tabs>
         <w:spacing w:before="71"/>
         <w:ind w:left="-851"/>
-        <w:rPr>
-          <w:rFonts w:ascii="Times New Roman" w:hAnsi="Times New Roman"/>
-        </w:rPr>
-      </w:pPr>
-      <w:r>
-        <w:rPr>
-          <w:rFonts w:ascii="Times New Roman" w:hAnsi="Times New Roman"/>
-        </w:rPr>
-        <w:t>AcademicYear:                                                      Semester:Odd/Even</w:t>
+        <w:jc w:val="center"/>
+        <w:rPr>
+          <w:rFonts w:ascii="Times New Roman" w:hAnsi="Times New Roman"/>
+        </w:rPr>
+      </w:pPr>
+      <w:proofErr w:type="spellStart"/>
+      <w:r>
+        <w:rPr>
+          <w:rFonts w:ascii="Times New Roman" w:hAnsi="Times New Roman"/>
+        </w:rPr>
+        <w:t>AcademicYear</w:t>
+      </w:r>
+      <w:proofErr w:type="spellEnd"/>
+      <w:r>
+        <w:rPr>
+          <w:rFonts w:ascii="Times New Roman" w:hAnsi="Times New Roman"/>
+        </w:rPr>
+        <w:t xml:space="preserve">:                             </w:t>
+      </w:r>
+      <w:r>
+        <w:rPr>
+          <w:rFonts w:ascii="Times New Roman" w:hAnsi="Times New Roman"/>
+        </w:rPr>
+        <w:t xml:space="preserve">                  </w:t>
+      </w:r>
+      <w:r>
+        <w:rPr>
+          <w:rFonts w:ascii="Times New Roman" w:hAnsi="Times New Roman"/>
+        </w:rPr>
+        <w:t xml:space="preserve">                         </w:t>
+      </w:r>
+      <w:proofErr w:type="spellStart"/>
+      <w:r>
+        <w:rPr>
+          <w:rFonts w:ascii="Times New Roman" w:hAnsi="Times New Roman"/>
+        </w:rPr>
+        <w:t>Semester</w:t>
+      </w:r>
+      <w:proofErr w:type="gramStart"/>
+      <w:r>
+        <w:rPr>
+          <w:rFonts w:ascii="Times New Roman" w:hAnsi="Times New Roman"/>
+        </w:rPr>
+        <w:t>:Odd</w:t>
+      </w:r>
+      <w:proofErr w:type="spellEnd"/>
+      <w:proofErr w:type="gramEnd"/>
+      <w:r>
+        <w:rPr>
+          <w:rFonts w:ascii="Times New Roman" w:hAnsi="Times New Roman"/>
+        </w:rPr>
+        <w:t>/Even</w:t>
       </w:r>
     </w:p>
     <w:p>
@@ -1690,7 +1832,19 @@
               <w:rPr>
                 <w:b/>
               </w:rPr>
-              <w:t>Name of theInstitute/Organization/Industry</w:t>
+              <w:t>Name of the</w:t>
+            </w:r>
+            <w:r>
+              <w:rPr>
+                <w:b/>
+              </w:rPr>
+              <w:t xml:space="preserve"> </w:t>
+            </w:r>
+            <w:r>
+              <w:rPr>
+                <w:b/>
+              </w:rPr>
+              <w:t>Institute/Organization/Industry</w:t>
             </w:r>
           </w:p>
         </w:tc>
@@ -1712,8 +1866,34 @@
               <w:rPr>
                 <w:b/>
               </w:rPr>
-              <w:t>DateofMoU</w:t>
-            </w:r>
+              <w:t>Date</w:t>
+            </w:r>
+            <w:r>
+              <w:rPr>
+                <w:b/>
+              </w:rPr>
+              <w:t xml:space="preserve"> </w:t>
+            </w:r>
+            <w:r>
+              <w:rPr>
+                <w:b/>
+              </w:rPr>
+              <w:t>of</w:t>
+            </w:r>
+            <w:r>
+              <w:rPr>
+                <w:b/>
+              </w:rPr>
+              <w:t xml:space="preserve"> </w:t>
+            </w:r>
+            <w:proofErr w:type="spellStart"/>
+            <w:r>
+              <w:rPr>
+                <w:b/>
+              </w:rPr>
+              <w:t>MoU</w:t>
+            </w:r>
+            <w:proofErr w:type="spellEnd"/>
           </w:p>
         </w:tc>
         <w:tc>
@@ -1801,8 +1981,30 @@
               <w:rPr>
                 <w:b/>
               </w:rPr>
-              <w:t>Number ofstudent/facultyparticipated</w:t>
-            </w:r>
+              <w:t xml:space="preserve">Number </w:t>
+            </w:r>
+            <w:proofErr w:type="spellStart"/>
+            <w:r>
+              <w:rPr>
+                <w:b/>
+              </w:rPr>
+              <w:t>ofstudent</w:t>
+            </w:r>
+            <w:proofErr w:type="spellEnd"/>
+            <w:r>
+              <w:rPr>
+                <w:b/>
+              </w:rPr>
+              <w:t>/</w:t>
+            </w:r>
+            <w:proofErr w:type="spellStart"/>
+            <w:r>
+              <w:rPr>
+                <w:b/>
+              </w:rPr>
+              <w:t>facultyparticipated</w:t>
+            </w:r>
+            <w:proofErr w:type="spellEnd"/>
           </w:p>
         </w:tc>
       </w:tr>
@@ -2814,6 +3016,7 @@
           <w:tcPr>
             <w:tcW w:w="7128" w:type="dxa"/>
             <w:vMerge w:val="restart"/>
+            <w:vAlign w:val="center"/>
           </w:tcPr>
           <w:p>
             <w:pPr>
@@ -2828,12 +3031,13 @@
                 <w:noProof/>
                 <w:sz w:val="24"/>
                 <w:szCs w:val="24"/>
+                <w:lang w:bidi="ta-IN"/>
               </w:rPr>
               <w:drawing>
                 <wp:inline distT="0" distB="0" distL="0" distR="0">
-                  <wp:extent cx="4361564" cy="829156"/>
-                  <wp:effectExtent l="19050" t="0" r="886" b="0"/>
-                  <wp:docPr id="4" name="Picture 1" descr="C:\Users\IQAC\Downloads\WhatsApp Image 2025-12-23 at 8.04.08 PM.jpeg"/>
+                  <wp:extent cx="4359031" cy="733425"/>
+                  <wp:effectExtent l="19050" t="0" r="3419" b="0"/>
+                  <wp:docPr id="12" name="Picture 1" descr="C:\Users\IQAC\Downloads\WhatsApp Image 2025-12-23 at 8.04.08 PM.jpeg"/>
                   <wp:cNvGraphicFramePr>
                     <a:graphicFrameLocks xmlns:a="http://schemas.openxmlformats.org/drawingml/2006/main" noChangeAspect="1"/>
                   </wp:cNvGraphicFramePr>
@@ -2856,7 +3060,7 @@
                         <pic:spPr bwMode="auto">
                           <a:xfrm>
                             <a:off x="0" y="0"/>
-                            <a:ext cx="4406995" cy="837793"/>
+                            <a:ext cx="4406995" cy="741495"/>
                           </a:xfrm>
                           <a:prstGeom prst="rect">
                             <a:avLst/>
@@ -3262,10 +3466,17 @@
         </w:tabs>
         <w:spacing w:before="71"/>
         <w:ind w:left="-993"/>
-        <w:rPr>
-          <w:rFonts w:ascii="Times New Roman" w:hAnsi="Times New Roman"/>
-        </w:rPr>
-      </w:pPr>
+        <w:jc w:val="center"/>
+        <w:rPr>
+          <w:rFonts w:ascii="Times New Roman" w:hAnsi="Times New Roman"/>
+        </w:rPr>
+      </w:pPr>
+      <w:r>
+        <w:rPr>
+          <w:rFonts w:ascii="Times New Roman" w:hAnsi="Times New Roman"/>
+        </w:rPr>
+        <w:t xml:space="preserve">          </w:t>
+      </w:r>
       <w:r>
         <w:rPr>
           <w:rFonts w:ascii="Times New Roman" w:hAnsi="Times New Roman"/>
@@ -3282,13 +3493,13 @@
         <w:rPr>
           <w:rFonts w:ascii="Times New Roman" w:hAnsi="Times New Roman"/>
         </w:rPr>
-        <w:t xml:space="preserve">Year:                                                    </w:t>
-      </w:r>
-      <w:r>
-        <w:rPr>
-          <w:rFonts w:ascii="Times New Roman" w:hAnsi="Times New Roman"/>
-        </w:rPr>
-        <w:t xml:space="preserve">                                                                     </w:t>
+        <w:t xml:space="preserve">Year:                     </w:t>
+      </w:r>
+      <w:r>
+        <w:rPr>
+          <w:rFonts w:ascii="Times New Roman" w:hAnsi="Times New Roman"/>
+        </w:rPr>
+        <w:t xml:space="preserve">                                                              </w:t>
       </w:r>
       <w:r>
         <w:rPr>
@@ -3320,7 +3531,7 @@
     </w:p>
     <w:tbl>
       <w:tblPr>
-        <w:tblW w:w="11085" w:type="dxa"/>
+        <w:tblW w:w="10651" w:type="dxa"/>
         <w:jc w:val="center"/>
         <w:tblBorders>
           <w:top w:val="single" w:sz="4" w:space="0" w:color="000000"/>
@@ -3338,15 +3549,16 @@
         <w:tblLook w:val="01E0"/>
       </w:tblPr>
       <w:tblGrid>
-        <w:gridCol w:w="604"/>
-        <w:gridCol w:w="1694"/>
-        <w:gridCol w:w="1744"/>
-        <w:gridCol w:w="1571"/>
-        <w:gridCol w:w="1425"/>
-        <w:gridCol w:w="1326"/>
+        <w:gridCol w:w="671"/>
+        <w:gridCol w:w="1135"/>
+        <w:gridCol w:w="1275"/>
+        <w:gridCol w:w="1107"/>
+        <w:gridCol w:w="1685"/>
+        <w:gridCol w:w="1113"/>
+        <w:gridCol w:w="887"/>
         <w:gridCol w:w="709"/>
-        <w:gridCol w:w="1134"/>
-        <w:gridCol w:w="878"/>
+        <w:gridCol w:w="992"/>
+        <w:gridCol w:w="1077"/>
       </w:tblGrid>
       <w:tr>
         <w:trPr>
@@ -3355,7 +3567,7 @@
         </w:trPr>
         <w:tc>
           <w:tcPr>
-            <w:tcW w:w="604" w:type="dxa"/>
+            <w:tcW w:w="671" w:type="dxa"/>
           </w:tcPr>
           <w:p>
             <w:pPr>
@@ -3393,7 +3605,7 @@
         </w:tc>
         <w:tc>
           <w:tcPr>
-            <w:tcW w:w="1694" w:type="dxa"/>
+            <w:tcW w:w="1135" w:type="dxa"/>
           </w:tcPr>
           <w:p>
             <w:pPr>
@@ -3408,7 +3620,19 @@
               <w:rPr>
                 <w:b/>
               </w:rPr>
-              <w:t>Name(s) ofthe</w:t>
+              <w:t>Name(s) of</w:t>
+            </w:r>
+            <w:r>
+              <w:rPr>
+                <w:b/>
+              </w:rPr>
+              <w:t xml:space="preserve"> </w:t>
+            </w:r>
+            <w:r>
+              <w:rPr>
+                <w:b/>
+              </w:rPr>
+              <w:t>the</w:t>
             </w:r>
           </w:p>
           <w:p>
@@ -3453,7 +3677,7 @@
         </w:tc>
         <w:tc>
           <w:tcPr>
-            <w:tcW w:w="1744" w:type="dxa"/>
+            <w:tcW w:w="1275" w:type="dxa"/>
           </w:tcPr>
           <w:p>
             <w:pPr>
@@ -3462,6 +3686,33 @@
               <w:jc w:val="center"/>
               <w:rPr>
                 <w:b/>
+              </w:rPr>
+            </w:pPr>
+            <w:r>
+              <w:rPr>
+                <w:b/>
+              </w:rPr>
+              <w:t>C</w:t>
+            </w:r>
+            <w:r>
+              <w:rPr>
+                <w:b/>
+              </w:rPr>
+              <w:t>onsultancy / Testing</w:t>
+            </w:r>
+          </w:p>
+        </w:tc>
+        <w:tc>
+          <w:tcPr>
+            <w:tcW w:w="1107" w:type="dxa"/>
+          </w:tcPr>
+          <w:p>
+            <w:pPr>
+              <w:pStyle w:val="TableParagraph"/>
+              <w:ind w:left="161" w:right="151"/>
+              <w:jc w:val="center"/>
+              <w:rPr>
+                <w:b/>
                 <w:highlight w:val="yellow"/>
               </w:rPr>
             </w:pPr>
@@ -3469,13 +3720,13 @@
               <w:rPr>
                 <w:b/>
               </w:rPr>
-              <w:t>Nature of the consultancy / Testing work</w:t>
-            </w:r>
-          </w:p>
-        </w:tc>
-        <w:tc>
-          <w:tcPr>
-            <w:tcW w:w="1571" w:type="dxa"/>
+              <w:t>Nature of the work</w:t>
+            </w:r>
+          </w:p>
+        </w:tc>
+        <w:tc>
+          <w:tcPr>
+            <w:tcW w:w="1685" w:type="dxa"/>
           </w:tcPr>
           <w:p>
             <w:pPr>
@@ -3490,13 +3741,85 @@
               <w:rPr>
                 <w:b/>
               </w:rPr>
-              <w:t>Name oftheCompany withaddressandcontactdetails</w:t>
-            </w:r>
-          </w:p>
-        </w:tc>
-        <w:tc>
-          <w:tcPr>
-            <w:tcW w:w="1425" w:type="dxa"/>
+              <w:t>Name of</w:t>
+            </w:r>
+            <w:r>
+              <w:rPr>
+                <w:b/>
+              </w:rPr>
+              <w:t xml:space="preserve"> </w:t>
+            </w:r>
+            <w:r>
+              <w:rPr>
+                <w:b/>
+              </w:rPr>
+              <w:t>the</w:t>
+            </w:r>
+            <w:r>
+              <w:rPr>
+                <w:b/>
+              </w:rPr>
+              <w:t xml:space="preserve"> </w:t>
+            </w:r>
+            <w:r>
+              <w:rPr>
+                <w:b/>
+              </w:rPr>
+              <w:t>Company with</w:t>
+            </w:r>
+            <w:r>
+              <w:rPr>
+                <w:b/>
+              </w:rPr>
+              <w:t xml:space="preserve"> </w:t>
+            </w:r>
+            <w:r>
+              <w:rPr>
+                <w:b/>
+              </w:rPr>
+              <w:t>address</w:t>
+            </w:r>
+            <w:r>
+              <w:rPr>
+                <w:b/>
+              </w:rPr>
+              <w:t xml:space="preserve"> </w:t>
+            </w:r>
+            <w:r>
+              <w:rPr>
+                <w:b/>
+              </w:rPr>
+              <w:t>and</w:t>
+            </w:r>
+            <w:r>
+              <w:rPr>
+                <w:b/>
+              </w:rPr>
+              <w:t xml:space="preserve"> </w:t>
+            </w:r>
+            <w:r>
+              <w:rPr>
+                <w:b/>
+              </w:rPr>
+              <w:t>contact</w:t>
+            </w:r>
+            <w:r>
+              <w:rPr>
+                <w:b/>
+              </w:rPr>
+              <w:t xml:space="preserve"> </w:t>
+            </w:r>
+            <w:r>
+              <w:rPr>
+                <w:b/>
+              </w:rPr>
+              <w:t>details</w:t>
+            </w:r>
+          </w:p>
+        </w:tc>
+        <w:tc>
+          <w:tcPr>
+            <w:tcW w:w="1113" w:type="dxa"/>
           </w:tcPr>
           <w:p>
             <w:pPr>
@@ -3511,13 +3834,61 @@
               <w:rPr>
                 <w:b/>
               </w:rPr>
-              <w:t>Month,Year, &amp;Durationof theconsultancy</w:t>
-            </w:r>
-          </w:p>
-        </w:tc>
-        <w:tc>
-          <w:tcPr>
-            <w:tcW w:w="1326" w:type="dxa"/>
+              <w:t>Month,</w:t>
+            </w:r>
+            <w:r>
+              <w:rPr>
+                <w:b/>
+              </w:rPr>
+              <w:t xml:space="preserve"> </w:t>
+            </w:r>
+            <w:r>
+              <w:rPr>
+                <w:b/>
+              </w:rPr>
+              <w:t>Year, &amp;</w:t>
+            </w:r>
+            <w:r>
+              <w:rPr>
+                <w:b/>
+              </w:rPr>
+              <w:t xml:space="preserve"> </w:t>
+            </w:r>
+            <w:r>
+              <w:rPr>
+                <w:b/>
+              </w:rPr>
+              <w:t>Duration</w:t>
+            </w:r>
+            <w:r>
+              <w:rPr>
+                <w:b/>
+              </w:rPr>
+              <w:t xml:space="preserve"> </w:t>
+            </w:r>
+            <w:r>
+              <w:rPr>
+                <w:b/>
+              </w:rPr>
+              <w:t>of the</w:t>
+            </w:r>
+            <w:r>
+              <w:rPr>
+                <w:b/>
+              </w:rPr>
+              <w:t xml:space="preserve"> </w:t>
+            </w:r>
+            <w:r>
+              <w:rPr>
+                <w:b/>
+              </w:rPr>
+              <w:t>consultancy</w:t>
+            </w:r>
+          </w:p>
+        </w:tc>
+        <w:tc>
+          <w:tcPr>
+            <w:tcW w:w="887" w:type="dxa"/>
           </w:tcPr>
           <w:p>
             <w:pPr>
@@ -3575,7 +3946,7 @@
         </w:tc>
         <w:tc>
           <w:tcPr>
-            <w:tcW w:w="1134" w:type="dxa"/>
+            <w:tcW w:w="992" w:type="dxa"/>
           </w:tcPr>
           <w:p>
             <w:pPr>
@@ -3596,7 +3967,7 @@
         </w:tc>
         <w:tc>
           <w:tcPr>
-            <w:tcW w:w="878" w:type="dxa"/>
+            <w:tcW w:w="1077" w:type="dxa"/>
           </w:tcPr>
           <w:p>
             <w:pPr>
@@ -3611,7 +3982,31 @@
               <w:rPr>
                 <w:b/>
               </w:rPr>
-              <w:t>BillNo.&amp;Date</w:t>
+              <w:t>Bill</w:t>
+            </w:r>
+            <w:r>
+              <w:rPr>
+                <w:b/>
+              </w:rPr>
+              <w:t xml:space="preserve"> </w:t>
+            </w:r>
+            <w:r>
+              <w:rPr>
+                <w:b/>
+              </w:rPr>
+              <w:t>No.&amp;</w:t>
+            </w:r>
+            <w:r>
+              <w:rPr>
+                <w:b/>
+              </w:rPr>
+              <w:t xml:space="preserve"> </w:t>
+            </w:r>
+            <w:r>
+              <w:rPr>
+                <w:b/>
+              </w:rPr>
+              <w:t>Date</w:t>
             </w:r>
           </w:p>
         </w:tc>
@@ -3623,7 +4018,7 @@
         </w:trPr>
         <w:tc>
           <w:tcPr>
-            <w:tcW w:w="604" w:type="dxa"/>
+            <w:tcW w:w="671" w:type="dxa"/>
             <w:vAlign w:val="center"/>
           </w:tcPr>
           <w:p>
@@ -3638,7 +4033,7 @@
         </w:tc>
         <w:tc>
           <w:tcPr>
-            <w:tcW w:w="1694" w:type="dxa"/>
+            <w:tcW w:w="1135" w:type="dxa"/>
           </w:tcPr>
           <w:p>
             <w:pPr>
@@ -3648,7 +4043,7 @@
         </w:tc>
         <w:tc>
           <w:tcPr>
-            <w:tcW w:w="1744" w:type="dxa"/>
+            <w:tcW w:w="1275" w:type="dxa"/>
           </w:tcPr>
           <w:p>
             <w:pPr>
@@ -3661,17 +4056,20 @@
         </w:tc>
         <w:tc>
           <w:tcPr>
-            <w:tcW w:w="1571" w:type="dxa"/>
+            <w:tcW w:w="1107" w:type="dxa"/>
           </w:tcPr>
           <w:p>
             <w:pPr>
               <w:pStyle w:val="TableParagraph"/>
-            </w:pPr>
-          </w:p>
-        </w:tc>
-        <w:tc>
-          <w:tcPr>
-            <w:tcW w:w="1425" w:type="dxa"/>
+              <w:rPr>
+                <w:highlight w:val="yellow"/>
+              </w:rPr>
+            </w:pPr>
+          </w:p>
+        </w:tc>
+        <w:tc>
+          <w:tcPr>
+            <w:tcW w:w="1685" w:type="dxa"/>
           </w:tcPr>
           <w:p>
             <w:pPr>
@@ -3681,7 +4079,7 @@
         </w:tc>
         <w:tc>
           <w:tcPr>
-            <w:tcW w:w="1326" w:type="dxa"/>
+            <w:tcW w:w="1113" w:type="dxa"/>
           </w:tcPr>
           <w:p>
             <w:pPr>
@@ -3691,6 +4089,16 @@
         </w:tc>
         <w:tc>
           <w:tcPr>
+            <w:tcW w:w="887" w:type="dxa"/>
+          </w:tcPr>
+          <w:p>
+            <w:pPr>
+              <w:pStyle w:val="TableParagraph"/>
+            </w:pPr>
+          </w:p>
+        </w:tc>
+        <w:tc>
+          <w:tcPr>
             <w:tcW w:w="709" w:type="dxa"/>
           </w:tcPr>
           <w:p>
@@ -3701,7 +4109,7 @@
         </w:tc>
         <w:tc>
           <w:tcPr>
-            <w:tcW w:w="1134" w:type="dxa"/>
+            <w:tcW w:w="992" w:type="dxa"/>
           </w:tcPr>
           <w:p>
             <w:pPr>
@@ -3711,7 +4119,7 @@
         </w:tc>
         <w:tc>
           <w:tcPr>
-            <w:tcW w:w="878" w:type="dxa"/>
+            <w:tcW w:w="1077" w:type="dxa"/>
           </w:tcPr>
           <w:p>
             <w:pPr>
@@ -3727,7 +4135,7 @@
         </w:trPr>
         <w:tc>
           <w:tcPr>
-            <w:tcW w:w="604" w:type="dxa"/>
+            <w:tcW w:w="671" w:type="dxa"/>
             <w:vAlign w:val="center"/>
           </w:tcPr>
           <w:p>
@@ -3742,7 +4150,7 @@
         </w:tc>
         <w:tc>
           <w:tcPr>
-            <w:tcW w:w="1694" w:type="dxa"/>
+            <w:tcW w:w="1135" w:type="dxa"/>
           </w:tcPr>
           <w:p>
             <w:pPr>
@@ -3752,7 +4160,7 @@
         </w:tc>
         <w:tc>
           <w:tcPr>
-            <w:tcW w:w="1744" w:type="dxa"/>
+            <w:tcW w:w="1275" w:type="dxa"/>
           </w:tcPr>
           <w:p>
             <w:pPr>
@@ -3765,17 +4173,20 @@
         </w:tc>
         <w:tc>
           <w:tcPr>
-            <w:tcW w:w="1571" w:type="dxa"/>
+            <w:tcW w:w="1107" w:type="dxa"/>
           </w:tcPr>
           <w:p>
             <w:pPr>
               <w:pStyle w:val="TableParagraph"/>
-            </w:pPr>
-          </w:p>
-        </w:tc>
-        <w:tc>
-          <w:tcPr>
-            <w:tcW w:w="1425" w:type="dxa"/>
+              <w:rPr>
+                <w:highlight w:val="yellow"/>
+              </w:rPr>
+            </w:pPr>
+          </w:p>
+        </w:tc>
+        <w:tc>
+          <w:tcPr>
+            <w:tcW w:w="1685" w:type="dxa"/>
           </w:tcPr>
           <w:p>
             <w:pPr>
@@ -3785,7 +4196,7 @@
         </w:tc>
         <w:tc>
           <w:tcPr>
-            <w:tcW w:w="1326" w:type="dxa"/>
+            <w:tcW w:w="1113" w:type="dxa"/>
           </w:tcPr>
           <w:p>
             <w:pPr>
@@ -3795,6 +4206,16 @@
         </w:tc>
         <w:tc>
           <w:tcPr>
+            <w:tcW w:w="887" w:type="dxa"/>
+          </w:tcPr>
+          <w:p>
+            <w:pPr>
+              <w:pStyle w:val="TableParagraph"/>
+            </w:pPr>
+          </w:p>
+        </w:tc>
+        <w:tc>
+          <w:tcPr>
             <w:tcW w:w="709" w:type="dxa"/>
           </w:tcPr>
           <w:p>
@@ -3805,7 +4226,7 @@
         </w:tc>
         <w:tc>
           <w:tcPr>
-            <w:tcW w:w="1134" w:type="dxa"/>
+            <w:tcW w:w="992" w:type="dxa"/>
           </w:tcPr>
           <w:p>
             <w:pPr>
@@ -3815,7 +4236,7 @@
         </w:tc>
         <w:tc>
           <w:tcPr>
-            <w:tcW w:w="878" w:type="dxa"/>
+            <w:tcW w:w="1077" w:type="dxa"/>
           </w:tcPr>
           <w:p>
             <w:pPr>
@@ -3831,7 +4252,7 @@
         </w:trPr>
         <w:tc>
           <w:tcPr>
-            <w:tcW w:w="604" w:type="dxa"/>
+            <w:tcW w:w="671" w:type="dxa"/>
             <w:vAlign w:val="center"/>
           </w:tcPr>
           <w:p>
@@ -3846,7 +4267,7 @@
         </w:tc>
         <w:tc>
           <w:tcPr>
-            <w:tcW w:w="1694" w:type="dxa"/>
+            <w:tcW w:w="1135" w:type="dxa"/>
           </w:tcPr>
           <w:p>
             <w:pPr>
@@ -3856,7 +4277,7 @@
         </w:tc>
         <w:tc>
           <w:tcPr>
-            <w:tcW w:w="1744" w:type="dxa"/>
+            <w:tcW w:w="1275" w:type="dxa"/>
           </w:tcPr>
           <w:p>
             <w:pPr>
@@ -3869,17 +4290,20 @@
         </w:tc>
         <w:tc>
           <w:tcPr>
-            <w:tcW w:w="1571" w:type="dxa"/>
+            <w:tcW w:w="1107" w:type="dxa"/>
           </w:tcPr>
           <w:p>
             <w:pPr>
               <w:pStyle w:val="TableParagraph"/>
-            </w:pPr>
-          </w:p>
-        </w:tc>
-        <w:tc>
-          <w:tcPr>
-            <w:tcW w:w="1425" w:type="dxa"/>
+              <w:rPr>
+                <w:highlight w:val="yellow"/>
+              </w:rPr>
+            </w:pPr>
+          </w:p>
+        </w:tc>
+        <w:tc>
+          <w:tcPr>
+            <w:tcW w:w="1685" w:type="dxa"/>
           </w:tcPr>
           <w:p>
             <w:pPr>
@@ -3889,7 +4313,7 @@
         </w:tc>
         <w:tc>
           <w:tcPr>
-            <w:tcW w:w="1326" w:type="dxa"/>
+            <w:tcW w:w="1113" w:type="dxa"/>
           </w:tcPr>
           <w:p>
             <w:pPr>
@@ -3899,6 +4323,16 @@
         </w:tc>
         <w:tc>
           <w:tcPr>
+            <w:tcW w:w="887" w:type="dxa"/>
+          </w:tcPr>
+          <w:p>
+            <w:pPr>
+              <w:pStyle w:val="TableParagraph"/>
+            </w:pPr>
+          </w:p>
+        </w:tc>
+        <w:tc>
+          <w:tcPr>
             <w:tcW w:w="709" w:type="dxa"/>
           </w:tcPr>
           <w:p>
@@ -3909,7 +4343,7 @@
         </w:tc>
         <w:tc>
           <w:tcPr>
-            <w:tcW w:w="1134" w:type="dxa"/>
+            <w:tcW w:w="992" w:type="dxa"/>
           </w:tcPr>
           <w:p>
             <w:pPr>
@@ -3919,7 +4353,7 @@
         </w:tc>
         <w:tc>
           <w:tcPr>
-            <w:tcW w:w="878" w:type="dxa"/>
+            <w:tcW w:w="1077" w:type="dxa"/>
           </w:tcPr>
           <w:p>
             <w:pPr>
@@ -3935,7 +4369,7 @@
         </w:trPr>
         <w:tc>
           <w:tcPr>
-            <w:tcW w:w="604" w:type="dxa"/>
+            <w:tcW w:w="671" w:type="dxa"/>
             <w:vAlign w:val="center"/>
           </w:tcPr>
           <w:p>
@@ -3950,7 +4384,7 @@
         </w:tc>
         <w:tc>
           <w:tcPr>
-            <w:tcW w:w="1694" w:type="dxa"/>
+            <w:tcW w:w="1135" w:type="dxa"/>
           </w:tcPr>
           <w:p>
             <w:pPr>
@@ -3960,7 +4394,7 @@
         </w:tc>
         <w:tc>
           <w:tcPr>
-            <w:tcW w:w="1744" w:type="dxa"/>
+            <w:tcW w:w="1275" w:type="dxa"/>
           </w:tcPr>
           <w:p>
             <w:pPr>
@@ -3973,17 +4407,20 @@
         </w:tc>
         <w:tc>
           <w:tcPr>
-            <w:tcW w:w="1571" w:type="dxa"/>
+            <w:tcW w:w="1107" w:type="dxa"/>
           </w:tcPr>
           <w:p>
             <w:pPr>
               <w:pStyle w:val="TableParagraph"/>
-            </w:pPr>
-          </w:p>
-        </w:tc>
-        <w:tc>
-          <w:tcPr>
-            <w:tcW w:w="1425" w:type="dxa"/>
+              <w:rPr>
+                <w:highlight w:val="yellow"/>
+              </w:rPr>
+            </w:pPr>
+          </w:p>
+        </w:tc>
+        <w:tc>
+          <w:tcPr>
+            <w:tcW w:w="1685" w:type="dxa"/>
           </w:tcPr>
           <w:p>
             <w:pPr>
@@ -3993,7 +4430,7 @@
         </w:tc>
         <w:tc>
           <w:tcPr>
-            <w:tcW w:w="1326" w:type="dxa"/>
+            <w:tcW w:w="1113" w:type="dxa"/>
           </w:tcPr>
           <w:p>
             <w:pPr>
@@ -4003,6 +4440,16 @@
         </w:tc>
         <w:tc>
           <w:tcPr>
+            <w:tcW w:w="887" w:type="dxa"/>
+          </w:tcPr>
+          <w:p>
+            <w:pPr>
+              <w:pStyle w:val="TableParagraph"/>
+            </w:pPr>
+          </w:p>
+        </w:tc>
+        <w:tc>
+          <w:tcPr>
             <w:tcW w:w="709" w:type="dxa"/>
           </w:tcPr>
           <w:p>
@@ -4013,7 +4460,7 @@
         </w:tc>
         <w:tc>
           <w:tcPr>
-            <w:tcW w:w="1134" w:type="dxa"/>
+            <w:tcW w:w="992" w:type="dxa"/>
           </w:tcPr>
           <w:p>
             <w:pPr>
@@ -4023,7 +4470,7 @@
         </w:tc>
         <w:tc>
           <w:tcPr>
-            <w:tcW w:w="878" w:type="dxa"/>
+            <w:tcW w:w="1077" w:type="dxa"/>
           </w:tcPr>
           <w:p>
             <w:pPr>
@@ -4039,7 +4486,7 @@
         </w:trPr>
         <w:tc>
           <w:tcPr>
-            <w:tcW w:w="604" w:type="dxa"/>
+            <w:tcW w:w="671" w:type="dxa"/>
             <w:vAlign w:val="center"/>
           </w:tcPr>
           <w:p>
@@ -4054,7 +4501,7 @@
         </w:tc>
         <w:tc>
           <w:tcPr>
-            <w:tcW w:w="1694" w:type="dxa"/>
+            <w:tcW w:w="1135" w:type="dxa"/>
           </w:tcPr>
           <w:p>
             <w:pPr>
@@ -4064,7 +4511,7 @@
         </w:tc>
         <w:tc>
           <w:tcPr>
-            <w:tcW w:w="1744" w:type="dxa"/>
+            <w:tcW w:w="1275" w:type="dxa"/>
           </w:tcPr>
           <w:p>
             <w:pPr>
@@ -4077,17 +4524,20 @@
         </w:tc>
         <w:tc>
           <w:tcPr>
-            <w:tcW w:w="1571" w:type="dxa"/>
+            <w:tcW w:w="1107" w:type="dxa"/>
           </w:tcPr>
           <w:p>
             <w:pPr>
               <w:pStyle w:val="TableParagraph"/>
-            </w:pPr>
-          </w:p>
-        </w:tc>
-        <w:tc>
-          <w:tcPr>
-            <w:tcW w:w="1425" w:type="dxa"/>
+              <w:rPr>
+                <w:highlight w:val="yellow"/>
+              </w:rPr>
+            </w:pPr>
+          </w:p>
+        </w:tc>
+        <w:tc>
+          <w:tcPr>
+            <w:tcW w:w="1685" w:type="dxa"/>
           </w:tcPr>
           <w:p>
             <w:pPr>
@@ -4097,7 +4547,7 @@
         </w:tc>
         <w:tc>
           <w:tcPr>
-            <w:tcW w:w="1326" w:type="dxa"/>
+            <w:tcW w:w="1113" w:type="dxa"/>
           </w:tcPr>
           <w:p>
             <w:pPr>
@@ -4107,6 +4557,16 @@
         </w:tc>
         <w:tc>
           <w:tcPr>
+            <w:tcW w:w="887" w:type="dxa"/>
+          </w:tcPr>
+          <w:p>
+            <w:pPr>
+              <w:pStyle w:val="TableParagraph"/>
+            </w:pPr>
+          </w:p>
+        </w:tc>
+        <w:tc>
+          <w:tcPr>
             <w:tcW w:w="709" w:type="dxa"/>
           </w:tcPr>
           <w:p>
@@ -4117,7 +4577,7 @@
         </w:tc>
         <w:tc>
           <w:tcPr>
-            <w:tcW w:w="1134" w:type="dxa"/>
+            <w:tcW w:w="992" w:type="dxa"/>
           </w:tcPr>
           <w:p>
             <w:pPr>
@@ -4127,7 +4587,7 @@
         </w:tc>
         <w:tc>
           <w:tcPr>
-            <w:tcW w:w="878" w:type="dxa"/>
+            <w:tcW w:w="1077" w:type="dxa"/>
           </w:tcPr>
           <w:p>
             <w:pPr>
@@ -4206,6 +4666,7 @@
         </w:tabs>
         <w:spacing w:before="90"/>
         <w:ind w:left="-993"/>
+        <w:jc w:val="center"/>
         <w:rPr>
           <w:rFonts w:ascii="Times New Roman" w:hAnsi="Times New Roman"/>
           <w:b/>
@@ -4238,7 +4699,7 @@
           <w:sz w:val="24"/>
           <w:szCs w:val="24"/>
         </w:rPr>
-        <w:t xml:space="preserve">Coordinator                                                           </w:t>
+        <w:t xml:space="preserve">Coordinator                 </w:t>
       </w:r>
       <w:r>
         <w:rPr>
@@ -4330,6 +4791,7 @@
           <w:tcPr>
             <w:tcW w:w="7128" w:type="dxa"/>
             <w:vMerge w:val="restart"/>
+            <w:vAlign w:val="center"/>
           </w:tcPr>
           <w:p>
             <w:pPr>
@@ -4344,13 +4806,14 @@
                 <w:noProof/>
                 <w:sz w:val="24"/>
                 <w:szCs w:val="24"/>
+                <w:lang w:bidi="ta-IN"/>
               </w:rPr>
               <w:lastRenderedPageBreak/>
               <w:drawing>
                 <wp:inline distT="0" distB="0" distL="0" distR="0">
-                  <wp:extent cx="4361564" cy="829156"/>
-                  <wp:effectExtent l="19050" t="0" r="886" b="0"/>
-                  <wp:docPr id="6" name="Picture 1" descr="C:\Users\IQAC\Downloads\WhatsApp Image 2025-12-23 at 8.04.08 PM.jpeg"/>
+                  <wp:extent cx="4359031" cy="733425"/>
+                  <wp:effectExtent l="19050" t="0" r="3419" b="0"/>
+                  <wp:docPr id="14" name="Picture 1" descr="C:\Users\IQAC\Downloads\WhatsApp Image 2025-12-23 at 8.04.08 PM.jpeg"/>
                   <wp:cNvGraphicFramePr>
                     <a:graphicFrameLocks xmlns:a="http://schemas.openxmlformats.org/drawingml/2006/main" noChangeAspect="1"/>
                   </wp:cNvGraphicFramePr>
@@ -4373,7 +4836,7 @@
                         <pic:spPr bwMode="auto">
                           <a:xfrm>
                             <a:off x="0" y="0"/>
-                            <a:ext cx="4406995" cy="837793"/>
+                            <a:ext cx="4406995" cy="741495"/>
                           </a:xfrm>
                           <a:prstGeom prst="rect">
                             <a:avLst/>
@@ -4653,7 +5116,27 @@
                 <w:sz w:val="24"/>
                 <w:szCs w:val="24"/>
               </w:rPr>
-              <w:t>Industry Training / Self-Supporting Programmes Organized</w:t>
+              <w:t xml:space="preserve">Industry Training / Self-Supporting </w:t>
+            </w:r>
+            <w:proofErr w:type="spellStart"/>
+            <w:r>
+              <w:rPr>
+                <w:rFonts w:ascii="Times New Roman" w:hAnsi="Times New Roman"/>
+                <w:b/>
+                <w:sz w:val="24"/>
+                <w:szCs w:val="24"/>
+              </w:rPr>
+              <w:t>Programmes</w:t>
+            </w:r>
+            <w:proofErr w:type="spellEnd"/>
+            <w:r>
+              <w:rPr>
+                <w:rFonts w:ascii="Times New Roman" w:hAnsi="Times New Roman"/>
+                <w:b/>
+                <w:sz w:val="24"/>
+                <w:szCs w:val="24"/>
+              </w:rPr>
+              <w:t xml:space="preserve"> Organized</w:t>
             </w:r>
           </w:p>
         </w:tc>
@@ -4765,19 +5248,74 @@
         </w:tabs>
         <w:spacing w:before="71"/>
         <w:ind w:left="-993"/>
+        <w:jc w:val="center"/>
         <w:rPr>
           <w:rFonts w:ascii="Times New Roman" w:hAnsi="Times New Roman"/>
           <w:sz w:val="24"/>
           <w:szCs w:val="24"/>
         </w:rPr>
       </w:pPr>
+      <w:proofErr w:type="spellStart"/>
       <w:r>
         <w:rPr>
           <w:rFonts w:ascii="Times New Roman" w:hAnsi="Times New Roman"/>
           <w:sz w:val="24"/>
           <w:szCs w:val="24"/>
         </w:rPr>
-        <w:t>AcademicYear:                                            Semester:Odd/Even</w:t>
+        <w:t>AcademicYear</w:t>
+      </w:r>
+      <w:proofErr w:type="spellEnd"/>
+      <w:r>
+        <w:rPr>
+          <w:rFonts w:ascii="Times New Roman" w:hAnsi="Times New Roman"/>
+          <w:sz w:val="24"/>
+          <w:szCs w:val="24"/>
+        </w:rPr>
+        <w:t xml:space="preserve">:                                     </w:t>
+      </w:r>
+      <w:r>
+        <w:rPr>
+          <w:rFonts w:ascii="Times New Roman" w:hAnsi="Times New Roman"/>
+          <w:sz w:val="24"/>
+          <w:szCs w:val="24"/>
+        </w:rPr>
+        <w:t xml:space="preserve">                             </w:t>
+      </w:r>
+      <w:r>
+        <w:rPr>
+          <w:rFonts w:ascii="Times New Roman" w:hAnsi="Times New Roman"/>
+          <w:sz w:val="24"/>
+          <w:szCs w:val="24"/>
+        </w:rPr>
+        <w:t xml:space="preserve">       </w:t>
+      </w:r>
+      <w:proofErr w:type="spellStart"/>
+      <w:r>
+        <w:rPr>
+          <w:rFonts w:ascii="Times New Roman" w:hAnsi="Times New Roman"/>
+          <w:sz w:val="24"/>
+          <w:szCs w:val="24"/>
+        </w:rPr>
+        <w:t>Semester</w:t>
+      </w:r>
+      <w:proofErr w:type="gramStart"/>
+      <w:r>
+        <w:rPr>
+          <w:rFonts w:ascii="Times New Roman" w:hAnsi="Times New Roman"/>
+          <w:sz w:val="24"/>
+          <w:szCs w:val="24"/>
+        </w:rPr>
+        <w:t>:Odd</w:t>
+      </w:r>
+      <w:proofErr w:type="spellEnd"/>
+      <w:proofErr w:type="gramEnd"/>
+      <w:r>
+        <w:rPr>
+          <w:rFonts w:ascii="Times New Roman" w:hAnsi="Times New Roman"/>
+          <w:sz w:val="24"/>
+          <w:szCs w:val="24"/>
+        </w:rPr>
+        <w:t>/Even</w:t>
       </w:r>
     </w:p>
     <w:tbl>
@@ -4885,7 +5423,55 @@
                 <w:sz w:val="18"/>
                 <w:szCs w:val="18"/>
               </w:rPr>
-              <w:t>Name ofthe FacultyCoordinator(s) withdesignation &amp;dept</w:t>
+              <w:t>Name of</w:t>
+            </w:r>
+            <w:r>
+              <w:rPr>
+                <w:b/>
+                <w:sz w:val="18"/>
+                <w:szCs w:val="18"/>
+              </w:rPr>
+              <w:t xml:space="preserve"> </w:t>
+            </w:r>
+            <w:r>
+              <w:rPr>
+                <w:b/>
+                <w:sz w:val="18"/>
+                <w:szCs w:val="18"/>
+              </w:rPr>
+              <w:t>the Faculty</w:t>
+            </w:r>
+            <w:r>
+              <w:rPr>
+                <w:b/>
+                <w:sz w:val="18"/>
+                <w:szCs w:val="18"/>
+              </w:rPr>
+              <w:t xml:space="preserve"> </w:t>
+            </w:r>
+            <w:r>
+              <w:rPr>
+                <w:b/>
+                <w:sz w:val="18"/>
+                <w:szCs w:val="18"/>
+              </w:rPr>
+              <w:t>Coordinator(s) with</w:t>
+            </w:r>
+            <w:r>
+              <w:rPr>
+                <w:b/>
+                <w:sz w:val="18"/>
+                <w:szCs w:val="18"/>
+              </w:rPr>
+              <w:t xml:space="preserve"> </w:t>
+            </w:r>
+            <w:r>
+              <w:rPr>
+                <w:b/>
+                <w:sz w:val="18"/>
+                <w:szCs w:val="18"/>
+              </w:rPr>
+              <w:t>designation &amp;dept</w:t>
             </w:r>
           </w:p>
         </w:tc>
@@ -4928,8 +5514,26 @@
                 <w:sz w:val="18"/>
                 <w:szCs w:val="18"/>
               </w:rPr>
-              <w:t>rainingProgramme</w:t>
-            </w:r>
+              <w:t>raining</w:t>
+            </w:r>
+            <w:r>
+              <w:rPr>
+                <w:b/>
+                <w:sz w:val="18"/>
+                <w:szCs w:val="18"/>
+              </w:rPr>
+              <w:t xml:space="preserve"> </w:t>
+            </w:r>
+            <w:proofErr w:type="spellStart"/>
+            <w:r>
+              <w:rPr>
+                <w:b/>
+                <w:sz w:val="18"/>
+                <w:szCs w:val="18"/>
+              </w:rPr>
+              <w:t>Programme</w:t>
+            </w:r>
+            <w:proofErr w:type="spellEnd"/>
           </w:p>
         </w:tc>
         <w:tc>
@@ -5150,13 +5754,135 @@
                 <w:szCs w:val="18"/>
               </w:rPr>
             </w:pPr>
+            <w:proofErr w:type="spellStart"/>
             <w:r>
               <w:rPr>
                 <w:b/>
                 <w:sz w:val="18"/>
                 <w:szCs w:val="18"/>
               </w:rPr>
-              <w:t>Availabilityof theReportwithGeo taggedPhotos&amp;beneficiaryletter(Y/N)</w:t>
+              <w:t>Availabilityof</w:t>
+            </w:r>
+            <w:proofErr w:type="spellEnd"/>
+            <w:r>
+              <w:rPr>
+                <w:b/>
+                <w:sz w:val="18"/>
+                <w:szCs w:val="18"/>
+              </w:rPr>
+              <w:t xml:space="preserve"> the</w:t>
+            </w:r>
+            <w:r>
+              <w:rPr>
+                <w:b/>
+                <w:sz w:val="18"/>
+                <w:szCs w:val="18"/>
+              </w:rPr>
+              <w:t xml:space="preserve"> </w:t>
+            </w:r>
+            <w:r>
+              <w:rPr>
+                <w:b/>
+                <w:sz w:val="18"/>
+                <w:szCs w:val="18"/>
+              </w:rPr>
+              <w:t>Report</w:t>
+            </w:r>
+            <w:r>
+              <w:rPr>
+                <w:b/>
+                <w:sz w:val="18"/>
+                <w:szCs w:val="18"/>
+              </w:rPr>
+              <w:t xml:space="preserve"> </w:t>
+            </w:r>
+            <w:r>
+              <w:rPr>
+                <w:b/>
+                <w:sz w:val="18"/>
+                <w:szCs w:val="18"/>
+              </w:rPr>
+              <w:t>with</w:t>
+            </w:r>
+            <w:r>
+              <w:rPr>
+                <w:b/>
+                <w:sz w:val="18"/>
+                <w:szCs w:val="18"/>
+              </w:rPr>
+              <w:t xml:space="preserve"> </w:t>
+            </w:r>
+            <w:r>
+              <w:rPr>
+                <w:b/>
+                <w:sz w:val="18"/>
+                <w:szCs w:val="18"/>
+              </w:rPr>
+              <w:t>Geo tagged</w:t>
+            </w:r>
+            <w:r>
+              <w:rPr>
+                <w:b/>
+                <w:sz w:val="18"/>
+                <w:szCs w:val="18"/>
+              </w:rPr>
+              <w:t xml:space="preserve"> </w:t>
+            </w:r>
+            <w:r>
+              <w:rPr>
+                <w:b/>
+                <w:sz w:val="18"/>
+                <w:szCs w:val="18"/>
+              </w:rPr>
+              <w:t>Photos</w:t>
+            </w:r>
+            <w:r>
+              <w:rPr>
+                <w:b/>
+                <w:sz w:val="18"/>
+                <w:szCs w:val="18"/>
+              </w:rPr>
+              <w:t xml:space="preserve"> </w:t>
+            </w:r>
+            <w:r>
+              <w:rPr>
+                <w:b/>
+                <w:sz w:val="18"/>
+                <w:szCs w:val="18"/>
+              </w:rPr>
+              <w:t>&amp;</w:t>
+            </w:r>
+            <w:r>
+              <w:rPr>
+                <w:b/>
+                <w:sz w:val="18"/>
+                <w:szCs w:val="18"/>
+              </w:rPr>
+              <w:t xml:space="preserve"> </w:t>
+            </w:r>
+            <w:r>
+              <w:rPr>
+                <w:b/>
+                <w:sz w:val="18"/>
+                <w:szCs w:val="18"/>
+              </w:rPr>
+              <w:t>beneficiary</w:t>
+            </w:r>
+            <w:r>
+              <w:rPr>
+                <w:b/>
+                <w:sz w:val="18"/>
+                <w:szCs w:val="18"/>
+              </w:rPr>
+              <w:t xml:space="preserve"> </w:t>
+            </w:r>
+            <w:r>
+              <w:rPr>
+                <w:b/>
+                <w:sz w:val="18"/>
+                <w:szCs w:val="18"/>
+              </w:rPr>
+              <w:t>letter(Y/N)</w:t>
             </w:r>
           </w:p>
         </w:tc>
@@ -6042,6 +6768,7 @@
           <w:tcPr>
             <w:tcW w:w="7128" w:type="dxa"/>
             <w:vMerge w:val="restart"/>
+            <w:vAlign w:val="center"/>
           </w:tcPr>
           <w:p>
             <w:pPr>
@@ -6056,13 +6783,14 @@
                 <w:noProof/>
                 <w:sz w:val="24"/>
                 <w:szCs w:val="24"/>
+                <w:lang w:bidi="ta-IN"/>
               </w:rPr>
               <w:lastRenderedPageBreak/>
               <w:drawing>
                 <wp:inline distT="0" distB="0" distL="0" distR="0">
-                  <wp:extent cx="4361564" cy="829156"/>
-                  <wp:effectExtent l="19050" t="0" r="886" b="0"/>
-                  <wp:docPr id="7" name="Picture 1" descr="C:\Users\IQAC\Downloads\WhatsApp Image 2025-12-23 at 8.04.08 PM.jpeg"/>
+                  <wp:extent cx="4359031" cy="733425"/>
+                  <wp:effectExtent l="19050" t="0" r="3419" b="0"/>
+                  <wp:docPr id="16" name="Picture 1" descr="C:\Users\IQAC\Downloads\WhatsApp Image 2025-12-23 at 8.04.08 PM.jpeg"/>
                   <wp:cNvGraphicFramePr>
                     <a:graphicFrameLocks xmlns:a="http://schemas.openxmlformats.org/drawingml/2006/main" noChangeAspect="1"/>
                   </wp:cNvGraphicFramePr>
@@ -6085,7 +6813,7 @@
                         <pic:spPr bwMode="auto">
                           <a:xfrm>
                             <a:off x="0" y="0"/>
-                            <a:ext cx="4406995" cy="837793"/>
+                            <a:ext cx="4406995" cy="741495"/>
                           </a:xfrm>
                           <a:prstGeom prst="rect">
                             <a:avLst/>
@@ -6473,11 +7201,19 @@
           <w:rFonts w:ascii="Times New Roman" w:hAnsi="Times New Roman"/>
         </w:rPr>
       </w:pPr>
-      <w:r>
-        <w:rPr>
-          <w:rFonts w:ascii="Times New Roman" w:hAnsi="Times New Roman"/>
-        </w:rPr>
-        <w:t>Ref : KEC / PAT / PIVJ /</w:t>
+      <w:proofErr w:type="gramStart"/>
+      <w:r>
+        <w:rPr>
+          <w:rFonts w:ascii="Times New Roman" w:hAnsi="Times New Roman"/>
+        </w:rPr>
+        <w:t>Ref :</w:t>
+      </w:r>
+      <w:proofErr w:type="gramEnd"/>
+      <w:r>
+        <w:rPr>
+          <w:rFonts w:ascii="Times New Roman" w:hAnsi="Times New Roman"/>
+        </w:rPr>
+        <w:t xml:space="preserve"> KEC / PAT / PIVJ /</w:t>
       </w:r>
       <w:r>
         <w:rPr>
@@ -6568,11 +7304,19 @@
           <w:rFonts w:ascii="Times New Roman" w:hAnsi="Times New Roman"/>
         </w:rPr>
       </w:pPr>
-      <w:r>
-        <w:rPr>
-          <w:rFonts w:ascii="Times New Roman" w:hAnsi="Times New Roman"/>
-        </w:rPr>
-        <w:t>Dear  Sir .</w:t>
+      <w:proofErr w:type="gramStart"/>
+      <w:r>
+        <w:rPr>
+          <w:rFonts w:ascii="Times New Roman" w:hAnsi="Times New Roman"/>
+        </w:rPr>
+        <w:t>Dear  Sir</w:t>
+      </w:r>
+      <w:proofErr w:type="gramEnd"/>
+      <w:r>
+        <w:rPr>
+          <w:rFonts w:ascii="Times New Roman" w:hAnsi="Times New Roman"/>
+        </w:rPr>
+        <w:t xml:space="preserve"> .</w:t>
       </w:r>
     </w:p>
     <w:p>
@@ -6592,12 +7336,21 @@
           <w:b/>
         </w:rPr>
       </w:pPr>
-      <w:r>
-        <w:rPr>
-          <w:rFonts w:ascii="Times New Roman" w:hAnsi="Times New Roman"/>
-          <w:b/>
-        </w:rPr>
-        <w:t>Sub  :  Permission for Industrial  Visit  - reg.</w:t>
+      <w:proofErr w:type="gramStart"/>
+      <w:r>
+        <w:rPr>
+          <w:rFonts w:ascii="Times New Roman" w:hAnsi="Times New Roman"/>
+          <w:b/>
+        </w:rPr>
+        <w:t>Sub  :</w:t>
+      </w:r>
+      <w:proofErr w:type="gramEnd"/>
+      <w:r>
+        <w:rPr>
+          <w:rFonts w:ascii="Times New Roman" w:hAnsi="Times New Roman"/>
+          <w:b/>
+        </w:rPr>
+        <w:t xml:space="preserve">  Permission for Industrial  Visit  - reg.</w:t>
       </w:r>
     </w:p>
     <w:p>
@@ -6623,7 +7376,35 @@
           <w:rFonts w:ascii="Times New Roman" w:hAnsi="Times New Roman"/>
         </w:rPr>
         <w:tab/>
-        <w:t>As you may be aware, Kongu Engineering College is one of the most reputed Engineering Institutions in TamilNadu and known for its excellent record in academics and co-curricular activities. The college offers Bachelor degree courses in …………….branches of Engineering and …………..Courses in Master Degree. The state-of the-art facilities and competent faculty provide an excellent climate for the all round development of the students.</w:t>
+        <w:t xml:space="preserve">As you may be aware, </w:t>
+      </w:r>
+      <w:proofErr w:type="spellStart"/>
+      <w:r>
+        <w:rPr>
+          <w:rFonts w:ascii="Times New Roman" w:hAnsi="Times New Roman"/>
+        </w:rPr>
+        <w:t>Kongu</w:t>
+      </w:r>
+      <w:proofErr w:type="spellEnd"/>
+      <w:r>
+        <w:rPr>
+          <w:rFonts w:ascii="Times New Roman" w:hAnsi="Times New Roman"/>
+        </w:rPr>
+        <w:t xml:space="preserve"> Engineering College is one of the most reputed Engineering Institutions in </w:t>
+      </w:r>
+      <w:proofErr w:type="spellStart"/>
+      <w:r>
+        <w:rPr>
+          <w:rFonts w:ascii="Times New Roman" w:hAnsi="Times New Roman"/>
+        </w:rPr>
+        <w:t>TamilNadu</w:t>
+      </w:r>
+      <w:proofErr w:type="spellEnd"/>
+      <w:r>
+        <w:rPr>
+          <w:rFonts w:ascii="Times New Roman" w:hAnsi="Times New Roman"/>
+        </w:rPr>
+        <w:t xml:space="preserve"> and known for its excellent record in academics and co-curricular activities. The college offers Bachelor degree courses in …………….branches of Engineering and …………..Courses in Master Degree. The state-of the-art facilities and competent faculty provide an excellent climate for the all round development of the students.</w:t>
       </w:r>
     </w:p>
     <w:p>
@@ -6698,7 +7479,21 @@
         <w:rPr>
           <w:rFonts w:ascii="Times New Roman" w:hAnsi="Times New Roman"/>
         </w:rPr>
-        <w:t>I request you, to kindly accord the necessary permission for the above visit and arrange for guiding the students.</w:t>
+        <w:t xml:space="preserve">I request you, </w:t>
+      </w:r>
+      <w:proofErr w:type="spellStart"/>
+      <w:r>
+        <w:rPr>
+          <w:rFonts w:ascii="Times New Roman" w:hAnsi="Times New Roman"/>
+        </w:rPr>
+        <w:t>to</w:t>
+      </w:r>
+      <w:proofErr w:type="spellEnd"/>
+      <w:r>
+        <w:rPr>
+          <w:rFonts w:ascii="Times New Roman" w:hAnsi="Times New Roman"/>
+        </w:rPr>
+        <w:t xml:space="preserve"> kindly accord the necessary permission for the above visit and arrange for guiding the students.</w:t>
       </w:r>
     </w:p>
     <w:p>
@@ -6761,7 +7556,21 @@
         <w:rPr>
           <w:rFonts w:ascii="Times New Roman" w:hAnsi="Times New Roman"/>
         </w:rPr>
-        <w:t>We shall be grateful for a favourable response.</w:t>
+        <w:t xml:space="preserve">We shall be grateful for a </w:t>
+      </w:r>
+      <w:proofErr w:type="spellStart"/>
+      <w:r>
+        <w:rPr>
+          <w:rFonts w:ascii="Times New Roman" w:hAnsi="Times New Roman"/>
+        </w:rPr>
+        <w:t>favourable</w:t>
+      </w:r>
+      <w:proofErr w:type="spellEnd"/>
+      <w:r>
+        <w:rPr>
+          <w:rFonts w:ascii="Times New Roman" w:hAnsi="Times New Roman"/>
+        </w:rPr>
+        <w:t xml:space="preserve"> response.</w:t>
       </w:r>
     </w:p>
     <w:p>
@@ -6782,11 +7591,19 @@
           <w:rFonts w:ascii="Times New Roman" w:hAnsi="Times New Roman"/>
         </w:rPr>
       </w:pPr>
-      <w:r>
-        <w:rPr>
-          <w:rFonts w:ascii="Times New Roman" w:hAnsi="Times New Roman"/>
-        </w:rPr>
-        <w:t xml:space="preserve">Thanking  You ,                     </w:t>
+      <w:proofErr w:type="gramStart"/>
+      <w:r>
+        <w:rPr>
+          <w:rFonts w:ascii="Times New Roman" w:hAnsi="Times New Roman"/>
+        </w:rPr>
+        <w:t>Thanking  You</w:t>
+      </w:r>
+      <w:proofErr w:type="gramEnd"/>
+      <w:r>
+        <w:rPr>
+          <w:rFonts w:ascii="Times New Roman" w:hAnsi="Times New Roman"/>
+        </w:rPr>
+        <w:t xml:space="preserve"> ,                     </w:t>
       </w:r>
     </w:p>
     <w:p>
@@ -6859,19 +7676,13 @@
       <w:pPr>
         <w:spacing w:after="0" w:line="240" w:lineRule="auto"/>
         <w:jc w:val="right"/>
-        <w:rPr>
-          <w:rFonts w:ascii="Times New Roman" w:hAnsi="Times New Roman"/>
-        </w:rPr>
-      </w:pPr>
-      <w:r>
         <w:rPr>
           <w:rFonts w:ascii="Times New Roman" w:hAnsi="Times New Roman"/>
           <w:b/>
           <w:sz w:val="20"/>
           <w:szCs w:val="20"/>
         </w:rPr>
-        <w:t xml:space="preserve">Dean </w:t>
-      </w:r>
+      </w:pPr>
       <w:r>
         <w:rPr>
           <w:rFonts w:ascii="Times New Roman" w:hAnsi="Times New Roman"/>
@@ -6879,7 +7690,7 @@
           <w:sz w:val="20"/>
           <w:szCs w:val="20"/>
         </w:rPr>
-        <w:t>-IIPC</w:t>
+        <w:t xml:space="preserve">Dean </w:t>
       </w:r>
       <w:r>
         <w:rPr>
@@ -6888,8 +7699,26 @@
           <w:sz w:val="20"/>
           <w:szCs w:val="20"/>
         </w:rPr>
+        <w:t>-IIPC</w:t>
+      </w:r>
+      <w:r>
+        <w:rPr>
+          <w:rFonts w:ascii="Times New Roman" w:hAnsi="Times New Roman"/>
+          <w:b/>
+          <w:sz w:val="20"/>
+          <w:szCs w:val="20"/>
+        </w:rPr>
         <w:tab/>
       </w:r>
+    </w:p>
+    <w:p>
+      <w:pPr>
+        <w:spacing w:after="0" w:line="240" w:lineRule="auto"/>
+        <w:jc w:val="right"/>
+        <w:rPr>
+          <w:rFonts w:ascii="Times New Roman" w:hAnsi="Times New Roman"/>
+        </w:rPr>
+      </w:pPr>
     </w:p>
     <w:p>
       <w:pPr>
@@ -6937,6 +7766,7 @@
           <w:tcPr>
             <w:tcW w:w="7128" w:type="dxa"/>
             <w:vMerge w:val="restart"/>
+            <w:vAlign w:val="center"/>
           </w:tcPr>
           <w:p>
             <w:pPr>
@@ -6951,13 +7781,14 @@
                 <w:noProof/>
                 <w:sz w:val="24"/>
                 <w:szCs w:val="24"/>
+                <w:lang w:bidi="ta-IN"/>
               </w:rPr>
               <w:lastRenderedPageBreak/>
               <w:drawing>
                 <wp:inline distT="0" distB="0" distL="0" distR="0">
-                  <wp:extent cx="4361564" cy="829156"/>
-                  <wp:effectExtent l="19050" t="0" r="886" b="0"/>
-                  <wp:docPr id="9" name="Picture 1" descr="C:\Users\IQAC\Downloads\WhatsApp Image 2025-12-23 at 8.04.08 PM.jpeg"/>
+                  <wp:extent cx="4359031" cy="733425"/>
+                  <wp:effectExtent l="19050" t="0" r="3419" b="0"/>
+                  <wp:docPr id="17" name="Picture 1" descr="C:\Users\IQAC\Downloads\WhatsApp Image 2025-12-23 at 8.04.08 PM.jpeg"/>
                   <wp:cNvGraphicFramePr>
                     <a:graphicFrameLocks xmlns:a="http://schemas.openxmlformats.org/drawingml/2006/main" noChangeAspect="1"/>
                   </wp:cNvGraphicFramePr>
@@ -6980,7 +7811,7 @@
                         <pic:spPr bwMode="auto">
                           <a:xfrm>
                             <a:off x="0" y="0"/>
-                            <a:ext cx="4406995" cy="837793"/>
+                            <a:ext cx="4406995" cy="741495"/>
                           </a:xfrm>
                           <a:prstGeom prst="rect">
                             <a:avLst/>
@@ -7407,11 +8238,19 @@
           <w:rFonts w:ascii="Times New Roman" w:hAnsi="Times New Roman"/>
         </w:rPr>
       </w:pPr>
-      <w:r>
-        <w:rPr>
-          <w:rFonts w:ascii="Times New Roman" w:hAnsi="Times New Roman"/>
-        </w:rPr>
-        <w:t>The  Class  Representatives,</w:t>
+      <w:proofErr w:type="gramStart"/>
+      <w:r>
+        <w:rPr>
+          <w:rFonts w:ascii="Times New Roman" w:hAnsi="Times New Roman"/>
+        </w:rPr>
+        <w:t>The  Class</w:t>
+      </w:r>
+      <w:proofErr w:type="gramEnd"/>
+      <w:r>
+        <w:rPr>
+          <w:rFonts w:ascii="Times New Roman" w:hAnsi="Times New Roman"/>
+        </w:rPr>
+        <w:t xml:space="preserve">  Representatives,</w:t>
       </w:r>
       <w:r>
         <w:rPr>
@@ -7447,11 +8286,21 @@
           <w:rFonts w:ascii="Times New Roman" w:hAnsi="Times New Roman"/>
         </w:rPr>
       </w:pPr>
-      <w:r>
-        <w:rPr>
-          <w:rFonts w:ascii="Times New Roman" w:hAnsi="Times New Roman"/>
-        </w:rPr>
-        <w:t>Sem…………Branch…………..</w:t>
+      <w:proofErr w:type="spellStart"/>
+      <w:proofErr w:type="gramStart"/>
+      <w:r>
+        <w:rPr>
+          <w:rFonts w:ascii="Times New Roman" w:hAnsi="Times New Roman"/>
+        </w:rPr>
+        <w:t>Sem</w:t>
+      </w:r>
+      <w:proofErr w:type="spellEnd"/>
+      <w:proofErr w:type="gramEnd"/>
+      <w:r>
+        <w:rPr>
+          <w:rFonts w:ascii="Times New Roman" w:hAnsi="Times New Roman"/>
+        </w:rPr>
+        <w:t>…………Branch…………..</w:t>
       </w:r>
       <w:r>
         <w:rPr>
@@ -7476,7 +8325,20 @@
           <w:rFonts w:ascii="Times New Roman" w:hAnsi="Times New Roman"/>
         </w:rPr>
         <w:tab/>
-        <w:t>Kongu Engineering College</w:t>
+      </w:r>
+      <w:proofErr w:type="spellStart"/>
+      <w:r>
+        <w:rPr>
+          <w:rFonts w:ascii="Times New Roman" w:hAnsi="Times New Roman"/>
+        </w:rPr>
+        <w:t>Kongu</w:t>
+      </w:r>
+      <w:proofErr w:type="spellEnd"/>
+      <w:r>
+        <w:rPr>
+          <w:rFonts w:ascii="Times New Roman" w:hAnsi="Times New Roman"/>
+        </w:rPr>
+        <w:t xml:space="preserve"> Engineering College</w:t>
       </w:r>
     </w:p>
     <w:p>
@@ -7487,11 +8349,19 @@
           <w:rFonts w:ascii="Times New Roman" w:hAnsi="Times New Roman"/>
         </w:rPr>
       </w:pPr>
-      <w:r>
-        <w:rPr>
-          <w:rFonts w:ascii="Times New Roman" w:hAnsi="Times New Roman"/>
-        </w:rPr>
-        <w:t xml:space="preserve">Kongu Engineering College, </w:t>
+      <w:proofErr w:type="spellStart"/>
+      <w:r>
+        <w:rPr>
+          <w:rFonts w:ascii="Times New Roman" w:hAnsi="Times New Roman"/>
+        </w:rPr>
+        <w:t>Kongu</w:t>
+      </w:r>
+      <w:proofErr w:type="spellEnd"/>
+      <w:r>
+        <w:rPr>
+          <w:rFonts w:ascii="Times New Roman" w:hAnsi="Times New Roman"/>
+        </w:rPr>
+        <w:t xml:space="preserve"> Engineering College, </w:t>
       </w:r>
       <w:r>
         <w:rPr>
@@ -7516,7 +8386,28 @@
           <w:rFonts w:ascii="Times New Roman" w:hAnsi="Times New Roman"/>
         </w:rPr>
         <w:tab/>
-        <w:t>Perundurai , Erode.</w:t>
+      </w:r>
+      <w:proofErr w:type="spellStart"/>
+      <w:proofErr w:type="gramStart"/>
+      <w:r>
+        <w:rPr>
+          <w:rFonts w:ascii="Times New Roman" w:hAnsi="Times New Roman"/>
+        </w:rPr>
+        <w:t>Perundurai</w:t>
+      </w:r>
+      <w:proofErr w:type="spellEnd"/>
+      <w:r>
+        <w:rPr>
+          <w:rFonts w:ascii="Times New Roman" w:hAnsi="Times New Roman"/>
+        </w:rPr>
+        <w:t xml:space="preserve"> ,</w:t>
+      </w:r>
+      <w:proofErr w:type="gramEnd"/>
+      <w:r>
+        <w:rPr>
+          <w:rFonts w:ascii="Times New Roman" w:hAnsi="Times New Roman"/>
+        </w:rPr>
+        <w:t xml:space="preserve"> Erode.</w:t>
       </w:r>
     </w:p>
     <w:p>
@@ -7527,48 +8418,80 @@
           <w:rFonts w:ascii="Times New Roman" w:hAnsi="Times New Roman"/>
         </w:rPr>
       </w:pPr>
-      <w:r>
-        <w:rPr>
-          <w:rFonts w:ascii="Times New Roman" w:hAnsi="Times New Roman"/>
-        </w:rPr>
-        <w:t xml:space="preserve">Perundurai , Erode.                                                  </w:t>
-      </w:r>
-    </w:p>
-    <w:p>
-      <w:pPr>
-        <w:spacing w:after="0" w:line="240" w:lineRule="auto"/>
-        <w:rPr>
-          <w:rFonts w:ascii="Times New Roman" w:hAnsi="Times New Roman"/>
-          <w:b/>
-        </w:rPr>
-      </w:pPr>
-    </w:p>
-    <w:p>
-      <w:pPr>
-        <w:spacing w:after="0" w:line="240" w:lineRule="auto"/>
-        <w:rPr>
-          <w:rFonts w:ascii="Times New Roman" w:hAnsi="Times New Roman"/>
-        </w:rPr>
-      </w:pPr>
-      <w:r>
-        <w:rPr>
-          <w:rFonts w:ascii="Times New Roman" w:hAnsi="Times New Roman"/>
-        </w:rPr>
-        <w:t>Respected  Sir ,</w:t>
-      </w:r>
-    </w:p>
-    <w:p>
-      <w:pPr>
-        <w:spacing w:after="0" w:line="240" w:lineRule="auto"/>
-        <w:rPr>
-          <w:rFonts w:ascii="Times New Roman" w:hAnsi="Times New Roman"/>
-        </w:rPr>
-      </w:pPr>
-      <w:r>
-        <w:rPr>
-          <w:rFonts w:ascii="Times New Roman" w:hAnsi="Times New Roman"/>
-        </w:rPr>
-        <w:t>Sub : Request for Industrial Visit - Reg.</w:t>
+      <w:proofErr w:type="spellStart"/>
+      <w:proofErr w:type="gramStart"/>
+      <w:r>
+        <w:rPr>
+          <w:rFonts w:ascii="Times New Roman" w:hAnsi="Times New Roman"/>
+        </w:rPr>
+        <w:t>Perundurai</w:t>
+      </w:r>
+      <w:proofErr w:type="spellEnd"/>
+      <w:r>
+        <w:rPr>
+          <w:rFonts w:ascii="Times New Roman" w:hAnsi="Times New Roman"/>
+        </w:rPr>
+        <w:t xml:space="preserve"> ,</w:t>
+      </w:r>
+      <w:proofErr w:type="gramEnd"/>
+      <w:r>
+        <w:rPr>
+          <w:rFonts w:ascii="Times New Roman" w:hAnsi="Times New Roman"/>
+        </w:rPr>
+        <w:t xml:space="preserve"> Erode.                                                  </w:t>
+      </w:r>
+    </w:p>
+    <w:p>
+      <w:pPr>
+        <w:spacing w:after="0" w:line="240" w:lineRule="auto"/>
+        <w:rPr>
+          <w:rFonts w:ascii="Times New Roman" w:hAnsi="Times New Roman"/>
+          <w:b/>
+        </w:rPr>
+      </w:pPr>
+    </w:p>
+    <w:p>
+      <w:pPr>
+        <w:spacing w:after="0" w:line="240" w:lineRule="auto"/>
+        <w:rPr>
+          <w:rFonts w:ascii="Times New Roman" w:hAnsi="Times New Roman"/>
+        </w:rPr>
+      </w:pPr>
+      <w:proofErr w:type="gramStart"/>
+      <w:r>
+        <w:rPr>
+          <w:rFonts w:ascii="Times New Roman" w:hAnsi="Times New Roman"/>
+        </w:rPr>
+        <w:t>Respected  Sir</w:t>
+      </w:r>
+      <w:proofErr w:type="gramEnd"/>
+      <w:r>
+        <w:rPr>
+          <w:rFonts w:ascii="Times New Roman" w:hAnsi="Times New Roman"/>
+        </w:rPr>
+        <w:t xml:space="preserve"> ,</w:t>
+      </w:r>
+    </w:p>
+    <w:p>
+      <w:pPr>
+        <w:spacing w:after="0" w:line="240" w:lineRule="auto"/>
+        <w:rPr>
+          <w:rFonts w:ascii="Times New Roman" w:hAnsi="Times New Roman"/>
+        </w:rPr>
+      </w:pPr>
+      <w:proofErr w:type="gramStart"/>
+      <w:r>
+        <w:rPr>
+          <w:rFonts w:ascii="Times New Roman" w:hAnsi="Times New Roman"/>
+        </w:rPr>
+        <w:t>Sub :</w:t>
+      </w:r>
+      <w:proofErr w:type="gramEnd"/>
+      <w:r>
+        <w:rPr>
+          <w:rFonts w:ascii="Times New Roman" w:hAnsi="Times New Roman"/>
+        </w:rPr>
+        <w:t xml:space="preserve"> Request for Industrial Visit - Reg.</w:t>
       </w:r>
     </w:p>
     <w:p>
@@ -7592,7 +8515,35 @@
         <w:rPr>
           <w:rFonts w:ascii="Times New Roman" w:hAnsi="Times New Roman"/>
         </w:rPr>
-        <w:t xml:space="preserve">We propose to have our I.V. programme on ……………………………(date(s)). We have since got permission from he different companies for the Visits as per the following schedule: </w:t>
+        <w:t xml:space="preserve">We propose to have our I.V. </w:t>
+      </w:r>
+      <w:proofErr w:type="spellStart"/>
+      <w:r>
+        <w:rPr>
+          <w:rFonts w:ascii="Times New Roman" w:hAnsi="Times New Roman"/>
+        </w:rPr>
+        <w:t>programme</w:t>
+      </w:r>
+      <w:proofErr w:type="spellEnd"/>
+      <w:r>
+        <w:rPr>
+          <w:rFonts w:ascii="Times New Roman" w:hAnsi="Times New Roman"/>
+        </w:rPr>
+        <w:t xml:space="preserve"> on ……………………………(date(s)). We have since got permission from </w:t>
+      </w:r>
+      <w:proofErr w:type="spellStart"/>
+      <w:r>
+        <w:rPr>
+          <w:rFonts w:ascii="Times New Roman" w:hAnsi="Times New Roman"/>
+        </w:rPr>
+        <w:t>he</w:t>
+      </w:r>
+      <w:proofErr w:type="spellEnd"/>
+      <w:r>
+        <w:rPr>
+          <w:rFonts w:ascii="Times New Roman" w:hAnsi="Times New Roman"/>
+        </w:rPr>
+        <w:t xml:space="preserve"> different companies for the Visits as per the following schedule: </w:t>
       </w:r>
     </w:p>
     <w:p>
@@ -7612,11 +8563,19 @@
           <w:rFonts w:ascii="Times New Roman" w:hAnsi="Times New Roman"/>
         </w:rPr>
       </w:pPr>
-      <w:r>
-        <w:rPr>
-          <w:rFonts w:ascii="Times New Roman" w:hAnsi="Times New Roman"/>
-        </w:rPr>
-        <w:t>SL.No.</w:t>
+      <w:proofErr w:type="spellStart"/>
+      <w:r>
+        <w:rPr>
+          <w:rFonts w:ascii="Times New Roman" w:hAnsi="Times New Roman"/>
+        </w:rPr>
+        <w:t>SL.No</w:t>
+      </w:r>
+      <w:proofErr w:type="spellEnd"/>
+      <w:r>
+        <w:rPr>
+          <w:rFonts w:ascii="Times New Roman" w:hAnsi="Times New Roman"/>
+        </w:rPr>
+        <w:t>.</w:t>
       </w:r>
       <w:r>
         <w:rPr>
@@ -8002,6 +8961,13 @@
           <w:b/>
         </w:rPr>
         <w:tab/>
+      </w:r>
+      <w:proofErr w:type="gramStart"/>
+      <w:r>
+        <w:rPr>
+          <w:rFonts w:ascii="Times New Roman" w:hAnsi="Times New Roman"/>
+          <w:b/>
+        </w:rPr>
         <w:t xml:space="preserve">Dean </w:t>
       </w:r>
       <w:r>
@@ -8018,6 +8984,7 @@
         </w:rPr>
         <w:t>IIPC</w:t>
       </w:r>
+      <w:proofErr w:type="gramEnd"/>
       <w:r>
         <w:rPr>
           <w:rFonts w:ascii="Times New Roman" w:hAnsi="Times New Roman"/>
@@ -8222,6 +9189,7 @@
           <w:tcPr>
             <w:tcW w:w="7128" w:type="dxa"/>
             <w:vMerge w:val="restart"/>
+            <w:vAlign w:val="center"/>
           </w:tcPr>
           <w:p>
             <w:pPr>
@@ -8236,13 +9204,14 @@
                 <w:noProof/>
                 <w:sz w:val="24"/>
                 <w:szCs w:val="24"/>
+                <w:lang w:bidi="ta-IN"/>
               </w:rPr>
               <w:lastRenderedPageBreak/>
               <w:drawing>
                 <wp:inline distT="0" distB="0" distL="0" distR="0">
-                  <wp:extent cx="4361564" cy="829156"/>
-                  <wp:effectExtent l="19050" t="0" r="886" b="0"/>
-                  <wp:docPr id="10" name="Picture 1" descr="C:\Users\IQAC\Downloads\WhatsApp Image 2025-12-23 at 8.04.08 PM.jpeg"/>
+                  <wp:extent cx="4359031" cy="733425"/>
+                  <wp:effectExtent l="19050" t="0" r="3419" b="0"/>
+                  <wp:docPr id="18" name="Picture 1" descr="C:\Users\IQAC\Downloads\WhatsApp Image 2025-12-23 at 8.04.08 PM.jpeg"/>
                   <wp:cNvGraphicFramePr>
                     <a:graphicFrameLocks xmlns:a="http://schemas.openxmlformats.org/drawingml/2006/main" noChangeAspect="1"/>
                   </wp:cNvGraphicFramePr>
@@ -8265,7 +9234,7 @@
                         <pic:spPr bwMode="auto">
                           <a:xfrm>
                             <a:off x="0" y="0"/>
-                            <a:ext cx="4406995" cy="837793"/>
+                            <a:ext cx="4406995" cy="741495"/>
                           </a:xfrm>
                           <a:prstGeom prst="rect">
                             <a:avLst/>
@@ -8662,8 +9631,17 @@
           <w:rFonts w:ascii="Times New Roman" w:hAnsi="Times New Roman"/>
           <w:sz w:val="28"/>
         </w:rPr>
-        <w:t xml:space="preserve">                                                                                                    DATE :</w:t>
-      </w:r>
+        <w:t xml:space="preserve">                                                                                                    </w:t>
+      </w:r>
+      <w:proofErr w:type="gramStart"/>
+      <w:r>
+        <w:rPr>
+          <w:rFonts w:ascii="Times New Roman" w:hAnsi="Times New Roman"/>
+          <w:sz w:val="28"/>
+        </w:rPr>
+        <w:t>DATE :</w:t>
+      </w:r>
+      <w:proofErr w:type="gramEnd"/>
     </w:p>
     <w:p>
       <w:pPr>
@@ -8693,13 +9671,23 @@
           <w:u w:val="single"/>
         </w:rPr>
       </w:pPr>
+      <w:proofErr w:type="gramStart"/>
       <w:r>
         <w:rPr>
           <w:rFonts w:ascii="Times New Roman" w:hAnsi="Times New Roman"/>
           <w:sz w:val="28"/>
           <w:u w:val="single"/>
         </w:rPr>
-        <w:t>INDUSTRIAL  VISIT  DECLARATION BY STUDENTS AND PARENTS</w:t>
+        <w:t>INDUSTRIAL  VISIT</w:t>
+      </w:r>
+      <w:proofErr w:type="gramEnd"/>
+      <w:r>
+        <w:rPr>
+          <w:rFonts w:ascii="Times New Roman" w:hAnsi="Times New Roman"/>
+          <w:sz w:val="28"/>
+          <w:u w:val="single"/>
+        </w:rPr>
+        <w:t xml:space="preserve">  DECLARATION BY STUDENTS AND PARENTS</w:t>
       </w:r>
     </w:p>
     <w:p>
@@ -8741,7 +9729,15 @@
         <w:jc w:val="both"/>
       </w:pPr>
       <w:r>
-        <w:t>I……………………………………Roll.No………………. Class……………… Dept……………wish to state that I am participating in the Industrial Visit (I.V.) to ……………………………………arranged by the college on ……………………….. (date(s)) on my own interest. I will abide by the rules and regulations stipulated by the college and I will obey the instructions of the accompanying staff member.</w:t>
+        <w:t>I……………………………………</w:t>
+      </w:r>
+      <w:proofErr w:type="spellStart"/>
+      <w:r>
+        <w:t>Roll.No</w:t>
+      </w:r>
+      <w:proofErr w:type="spellEnd"/>
+      <w:r>
+        <w:t>………………. Class……………… Dept……………wish to state that I am participating in the Industrial Visit (I.V.) to ……………………………………arranged by the college on ……………………….. (date(s)) on my own interest. I will abide by the rules and regulations stipulated by the college and I will obey the instructions of the accompanying staff member.</w:t>
       </w:r>
     </w:p>
     <w:p>
@@ -8839,13 +9835,23 @@
           <w:bCs/>
         </w:rPr>
       </w:pPr>
+      <w:proofErr w:type="gramStart"/>
       <w:r>
         <w:rPr>
           <w:rFonts w:ascii="Times New Roman" w:hAnsi="Times New Roman"/>
           <w:b/>
           <w:bCs/>
         </w:rPr>
-        <w:t xml:space="preserve">PARENT'S  SIGNATURE          </w:t>
+        <w:t>PARENT'S  SIGNATURE</w:t>
+      </w:r>
+      <w:proofErr w:type="gramEnd"/>
+      <w:r>
+        <w:rPr>
+          <w:rFonts w:ascii="Times New Roman" w:hAnsi="Times New Roman"/>
+          <w:b/>
+          <w:bCs/>
+        </w:rPr>
+        <w:t xml:space="preserve">          </w:t>
       </w:r>
       <w:r>
         <w:rPr>
@@ -8963,6 +9969,7 @@
           <w:tcPr>
             <w:tcW w:w="7128" w:type="dxa"/>
             <w:vMerge w:val="restart"/>
+            <w:vAlign w:val="center"/>
           </w:tcPr>
           <w:p>
             <w:pPr>
@@ -8977,13 +9984,14 @@
                 <w:noProof/>
                 <w:sz w:val="24"/>
                 <w:szCs w:val="24"/>
+                <w:lang w:bidi="ta-IN"/>
               </w:rPr>
               <w:lastRenderedPageBreak/>
               <w:drawing>
                 <wp:inline distT="0" distB="0" distL="0" distR="0">
-                  <wp:extent cx="4361564" cy="829156"/>
-                  <wp:effectExtent l="19050" t="0" r="886" b="0"/>
-                  <wp:docPr id="13" name="Picture 1" descr="C:\Users\IQAC\Downloads\WhatsApp Image 2025-12-23 at 8.04.08 PM.jpeg"/>
+                  <wp:extent cx="4359031" cy="733425"/>
+                  <wp:effectExtent l="19050" t="0" r="3419" b="0"/>
+                  <wp:docPr id="19" name="Picture 1" descr="C:\Users\IQAC\Downloads\WhatsApp Image 2025-12-23 at 8.04.08 PM.jpeg"/>
                   <wp:cNvGraphicFramePr>
                     <a:graphicFrameLocks xmlns:a="http://schemas.openxmlformats.org/drawingml/2006/main" noChangeAspect="1"/>
                   </wp:cNvGraphicFramePr>
@@ -9006,7 +10014,7 @@
                         <pic:spPr bwMode="auto">
                           <a:xfrm>
                             <a:off x="0" y="0"/>
-                            <a:ext cx="4406995" cy="837793"/>
+                            <a:ext cx="4406995" cy="741495"/>
                           </a:xfrm>
                           <a:prstGeom prst="rect">
                             <a:avLst/>
@@ -9414,11 +10422,19 @@
           <w:rFonts w:ascii="Times New Roman" w:hAnsi="Times New Roman"/>
         </w:rPr>
       </w:pPr>
-      <w:r>
-        <w:rPr>
-          <w:rFonts w:ascii="Times New Roman" w:hAnsi="Times New Roman"/>
-        </w:rPr>
-        <w:t>Programme:</w:t>
+      <w:proofErr w:type="spellStart"/>
+      <w:r>
+        <w:rPr>
+          <w:rFonts w:ascii="Times New Roman" w:hAnsi="Times New Roman"/>
+        </w:rPr>
+        <w:t>Programme</w:t>
+      </w:r>
+      <w:proofErr w:type="spellEnd"/>
+      <w:r>
+        <w:rPr>
+          <w:rFonts w:ascii="Times New Roman" w:hAnsi="Times New Roman"/>
+        </w:rPr>
+        <w:t>:</w:t>
       </w:r>
       <w:r>
         <w:rPr>
@@ -9523,6 +10539,7 @@
                 <w:lang w:val="en-IN" w:eastAsia="en-IN"/>
               </w:rPr>
             </w:pPr>
+            <w:proofErr w:type="spellStart"/>
             <w:r>
               <w:rPr>
                 <w:rFonts w:ascii="Times New Roman" w:eastAsia="Times New Roman" w:hAnsi="Times New Roman"/>
@@ -9533,6 +10550,7 @@
               </w:rPr>
               <w:t>S.No</w:t>
             </w:r>
+            <w:proofErr w:type="spellEnd"/>
           </w:p>
         </w:tc>
         <w:tc>
@@ -10682,6 +11700,7 @@
           <w:tcPr>
             <w:tcW w:w="7128" w:type="dxa"/>
             <w:vMerge w:val="restart"/>
+            <w:vAlign w:val="center"/>
           </w:tcPr>
           <w:p>
             <w:pPr>
@@ -10696,13 +11715,14 @@
                 <w:noProof/>
                 <w:sz w:val="24"/>
                 <w:szCs w:val="24"/>
+                <w:lang w:bidi="ta-IN"/>
               </w:rPr>
               <w:lastRenderedPageBreak/>
               <w:drawing>
                 <wp:inline distT="0" distB="0" distL="0" distR="0">
-                  <wp:extent cx="4361564" cy="829156"/>
-                  <wp:effectExtent l="19050" t="0" r="886" b="0"/>
-                  <wp:docPr id="90" name="Picture 1" descr="C:\Users\IQAC\Downloads\WhatsApp Image 2025-12-23 at 8.04.08 PM.jpeg"/>
+                  <wp:extent cx="4359031" cy="733425"/>
+                  <wp:effectExtent l="19050" t="0" r="3419" b="0"/>
+                  <wp:docPr id="20" name="Picture 1" descr="C:\Users\IQAC\Downloads\WhatsApp Image 2025-12-23 at 8.04.08 PM.jpeg"/>
                   <wp:cNvGraphicFramePr>
                     <a:graphicFrameLocks xmlns:a="http://schemas.openxmlformats.org/drawingml/2006/main" noChangeAspect="1"/>
                   </wp:cNvGraphicFramePr>
@@ -10725,7 +11745,7 @@
                         <pic:spPr bwMode="auto">
                           <a:xfrm>
                             <a:off x="0" y="0"/>
-                            <a:ext cx="4406995" cy="837793"/>
+                            <a:ext cx="4406995" cy="741495"/>
                           </a:xfrm>
                           <a:prstGeom prst="rect">
                             <a:avLst/>
@@ -11216,11 +12236,19 @@
         </w:rPr>
         <w:tab/>
       </w:r>
-      <w:r>
-        <w:rPr>
-          <w:rFonts w:ascii="Times New Roman" w:hAnsi="Times New Roman"/>
-        </w:rPr>
-        <w:t>Kongu Engineering College</w:t>
+      <w:proofErr w:type="spellStart"/>
+      <w:r>
+        <w:rPr>
+          <w:rFonts w:ascii="Times New Roman" w:hAnsi="Times New Roman"/>
+        </w:rPr>
+        <w:t>Kongu</w:t>
+      </w:r>
+      <w:proofErr w:type="spellEnd"/>
+      <w:r>
+        <w:rPr>
+          <w:rFonts w:ascii="Times New Roman" w:hAnsi="Times New Roman"/>
+        </w:rPr>
+        <w:t xml:space="preserve"> Engineering College</w:t>
       </w:r>
     </w:p>
     <w:p>
@@ -11231,11 +12259,19 @@
           <w:rFonts w:ascii="Times New Roman" w:hAnsi="Times New Roman"/>
         </w:rPr>
       </w:pPr>
-      <w:r>
-        <w:rPr>
-          <w:rFonts w:ascii="Times New Roman" w:hAnsi="Times New Roman"/>
-        </w:rPr>
-        <w:t xml:space="preserve">Kongu Engineering College, </w:t>
+      <w:proofErr w:type="spellStart"/>
+      <w:r>
+        <w:rPr>
+          <w:rFonts w:ascii="Times New Roman" w:hAnsi="Times New Roman"/>
+        </w:rPr>
+        <w:t>Kongu</w:t>
+      </w:r>
+      <w:proofErr w:type="spellEnd"/>
+      <w:r>
+        <w:rPr>
+          <w:rFonts w:ascii="Times New Roman" w:hAnsi="Times New Roman"/>
+        </w:rPr>
+        <w:t xml:space="preserve"> Engineering College, </w:t>
       </w:r>
       <w:r>
         <w:rPr>
@@ -11260,7 +12296,28 @@
           <w:rFonts w:ascii="Times New Roman" w:hAnsi="Times New Roman"/>
         </w:rPr>
         <w:tab/>
-        <w:t>Perundurai , Erode.</w:t>
+      </w:r>
+      <w:proofErr w:type="spellStart"/>
+      <w:proofErr w:type="gramStart"/>
+      <w:r>
+        <w:rPr>
+          <w:rFonts w:ascii="Times New Roman" w:hAnsi="Times New Roman"/>
+        </w:rPr>
+        <w:t>Perundurai</w:t>
+      </w:r>
+      <w:proofErr w:type="spellEnd"/>
+      <w:r>
+        <w:rPr>
+          <w:rFonts w:ascii="Times New Roman" w:hAnsi="Times New Roman"/>
+        </w:rPr>
+        <w:t xml:space="preserve"> ,</w:t>
+      </w:r>
+      <w:proofErr w:type="gramEnd"/>
+      <w:r>
+        <w:rPr>
+          <w:rFonts w:ascii="Times New Roman" w:hAnsi="Times New Roman"/>
+        </w:rPr>
+        <w:t xml:space="preserve"> Erode.</w:t>
       </w:r>
     </w:p>
     <w:p>
@@ -11271,48 +12328,80 @@
           <w:rFonts w:ascii="Times New Roman" w:hAnsi="Times New Roman"/>
         </w:rPr>
       </w:pPr>
-      <w:r>
-        <w:rPr>
-          <w:rFonts w:ascii="Times New Roman" w:hAnsi="Times New Roman"/>
-        </w:rPr>
-        <w:t xml:space="preserve">Perundurai , Erode.                                                  </w:t>
-      </w:r>
-    </w:p>
-    <w:p>
-      <w:pPr>
-        <w:spacing w:after="0" w:line="240" w:lineRule="auto"/>
-        <w:rPr>
-          <w:rFonts w:ascii="Times New Roman" w:hAnsi="Times New Roman"/>
-          <w:b/>
-        </w:rPr>
-      </w:pPr>
-    </w:p>
-    <w:p>
-      <w:pPr>
-        <w:spacing w:after="0" w:line="240" w:lineRule="auto"/>
-        <w:rPr>
-          <w:rFonts w:ascii="Times New Roman" w:hAnsi="Times New Roman"/>
-        </w:rPr>
-      </w:pPr>
-      <w:r>
-        <w:rPr>
-          <w:rFonts w:ascii="Times New Roman" w:hAnsi="Times New Roman"/>
-        </w:rPr>
-        <w:t>Respected  Sir ,</w:t>
-      </w:r>
-    </w:p>
-    <w:p>
-      <w:pPr>
-        <w:spacing w:after="0" w:line="240" w:lineRule="auto"/>
-        <w:rPr>
-          <w:rFonts w:ascii="Times New Roman" w:hAnsi="Times New Roman"/>
-        </w:rPr>
-      </w:pPr>
-      <w:r>
-        <w:rPr>
-          <w:rFonts w:ascii="Times New Roman" w:hAnsi="Times New Roman"/>
-        </w:rPr>
-        <w:t xml:space="preserve">Sub : Request for </w:t>
+      <w:proofErr w:type="spellStart"/>
+      <w:proofErr w:type="gramStart"/>
+      <w:r>
+        <w:rPr>
+          <w:rFonts w:ascii="Times New Roman" w:hAnsi="Times New Roman"/>
+        </w:rPr>
+        <w:t>Perundurai</w:t>
+      </w:r>
+      <w:proofErr w:type="spellEnd"/>
+      <w:r>
+        <w:rPr>
+          <w:rFonts w:ascii="Times New Roman" w:hAnsi="Times New Roman"/>
+        </w:rPr>
+        <w:t xml:space="preserve"> ,</w:t>
+      </w:r>
+      <w:proofErr w:type="gramEnd"/>
+      <w:r>
+        <w:rPr>
+          <w:rFonts w:ascii="Times New Roman" w:hAnsi="Times New Roman"/>
+        </w:rPr>
+        <w:t xml:space="preserve"> Erode.                                                  </w:t>
+      </w:r>
+    </w:p>
+    <w:p>
+      <w:pPr>
+        <w:spacing w:after="0" w:line="240" w:lineRule="auto"/>
+        <w:rPr>
+          <w:rFonts w:ascii="Times New Roman" w:hAnsi="Times New Roman"/>
+          <w:b/>
+        </w:rPr>
+      </w:pPr>
+    </w:p>
+    <w:p>
+      <w:pPr>
+        <w:spacing w:after="0" w:line="240" w:lineRule="auto"/>
+        <w:rPr>
+          <w:rFonts w:ascii="Times New Roman" w:hAnsi="Times New Roman"/>
+        </w:rPr>
+      </w:pPr>
+      <w:proofErr w:type="gramStart"/>
+      <w:r>
+        <w:rPr>
+          <w:rFonts w:ascii="Times New Roman" w:hAnsi="Times New Roman"/>
+        </w:rPr>
+        <w:t>Respected  Sir</w:t>
+      </w:r>
+      <w:proofErr w:type="gramEnd"/>
+      <w:r>
+        <w:rPr>
+          <w:rFonts w:ascii="Times New Roman" w:hAnsi="Times New Roman"/>
+        </w:rPr>
+        <w:t xml:space="preserve"> ,</w:t>
+      </w:r>
+    </w:p>
+    <w:p>
+      <w:pPr>
+        <w:spacing w:after="0" w:line="240" w:lineRule="auto"/>
+        <w:rPr>
+          <w:rFonts w:ascii="Times New Roman" w:hAnsi="Times New Roman"/>
+        </w:rPr>
+      </w:pPr>
+      <w:proofErr w:type="gramStart"/>
+      <w:r>
+        <w:rPr>
+          <w:rFonts w:ascii="Times New Roman" w:hAnsi="Times New Roman"/>
+        </w:rPr>
+        <w:t>Sub :</w:t>
+      </w:r>
+      <w:proofErr w:type="gramEnd"/>
+      <w:r>
+        <w:rPr>
+          <w:rFonts w:ascii="Times New Roman" w:hAnsi="Times New Roman"/>
+        </w:rPr>
+        <w:t xml:space="preserve"> Request for </w:t>
       </w:r>
       <w:r>
         <w:rPr>
@@ -11354,7 +12443,21 @@
         <w:rPr>
           <w:rFonts w:ascii="Times New Roman" w:hAnsi="Times New Roman"/>
         </w:rPr>
-        <w:t>We propose to have our Field Visit programme on ……………………………(date). We have received permission from the company to facilitate this visit, which will support and enhance real-time learning for the participants.</w:t>
+        <w:t xml:space="preserve">We propose to have our Field Visit </w:t>
+      </w:r>
+      <w:proofErr w:type="spellStart"/>
+      <w:r>
+        <w:rPr>
+          <w:rFonts w:ascii="Times New Roman" w:hAnsi="Times New Roman"/>
+        </w:rPr>
+        <w:t>programme</w:t>
+      </w:r>
+      <w:proofErr w:type="spellEnd"/>
+      <w:r>
+        <w:rPr>
+          <w:rFonts w:ascii="Times New Roman" w:hAnsi="Times New Roman"/>
+        </w:rPr>
+        <w:t xml:space="preserve"> on ……………………………(date). We have received permission from the company to facilitate this visit, which will support and enhance real-time learning for the participants.</w:t>
       </w:r>
     </w:p>
     <w:tbl>
@@ -11717,6 +12820,7 @@
         </w:rPr>
         <w:t xml:space="preserve">Field </w:t>
       </w:r>
+      <w:proofErr w:type="spellStart"/>
       <w:r>
         <w:rPr>
           <w:rFonts w:ascii="Times New Roman" w:hAnsi="Times New Roman"/>
@@ -11739,7 +12843,14 @@
         <w:rPr>
           <w:rFonts w:ascii="Times New Roman" w:hAnsi="Times New Roman"/>
         </w:rPr>
-        <w:t>I/</w:t>
+        <w:t>I</w:t>
+      </w:r>
+      <w:proofErr w:type="spellEnd"/>
+      <w:r>
+        <w:rPr>
+          <w:rFonts w:ascii="Times New Roman" w:hAnsi="Times New Roman"/>
+        </w:rPr>
+        <w:t>/</w:t>
       </w:r>
       <w:r>
         <w:rPr>
@@ -11857,7 +12968,21 @@
         <w:rPr>
           <w:rFonts w:ascii="Times New Roman" w:hAnsi="Times New Roman"/>
         </w:rPr>
-        <w:t>ompany’s Permission Letter(s)  / Mail copy</w:t>
+        <w:t>ompany’s Permission Letter(s</w:t>
+      </w:r>
+      <w:proofErr w:type="gramStart"/>
+      <w:r>
+        <w:rPr>
+          <w:rFonts w:ascii="Times New Roman" w:hAnsi="Times New Roman"/>
+        </w:rPr>
+        <w:t>)  /</w:t>
+      </w:r>
+      <w:proofErr w:type="gramEnd"/>
+      <w:r>
+        <w:rPr>
+          <w:rFonts w:ascii="Times New Roman" w:hAnsi="Times New Roman"/>
+        </w:rPr>
+        <w:t xml:space="preserve"> Mail copy</w:t>
       </w:r>
     </w:p>
     <w:p>
@@ -12323,6 +13448,7 @@
           <w:tcPr>
             <w:tcW w:w="7128" w:type="dxa"/>
             <w:vMerge w:val="restart"/>
+            <w:vAlign w:val="center"/>
           </w:tcPr>
           <w:p>
             <w:pPr>
@@ -12337,13 +13463,14 @@
                 <w:noProof/>
                 <w:sz w:val="24"/>
                 <w:szCs w:val="24"/>
+                <w:lang w:bidi="ta-IN"/>
               </w:rPr>
               <w:lastRenderedPageBreak/>
               <w:drawing>
                 <wp:inline distT="0" distB="0" distL="0" distR="0">
-                  <wp:extent cx="4361564" cy="829156"/>
-                  <wp:effectExtent l="19050" t="0" r="886" b="0"/>
-                  <wp:docPr id="100" name="Picture 1" descr="C:\Users\IQAC\Downloads\WhatsApp Image 2025-12-23 at 8.04.08 PM.jpeg"/>
+                  <wp:extent cx="4359031" cy="733425"/>
+                  <wp:effectExtent l="19050" t="0" r="3419" b="0"/>
+                  <wp:docPr id="21" name="Picture 1" descr="C:\Users\IQAC\Downloads\WhatsApp Image 2025-12-23 at 8.04.08 PM.jpeg"/>
                   <wp:cNvGraphicFramePr>
                     <a:graphicFrameLocks xmlns:a="http://schemas.openxmlformats.org/drawingml/2006/main" noChangeAspect="1"/>
                   </wp:cNvGraphicFramePr>
@@ -12366,7 +13493,7 @@
                         <pic:spPr bwMode="auto">
                           <a:xfrm>
                             <a:off x="0" y="0"/>
-                            <a:ext cx="4406995" cy="837793"/>
+                            <a:ext cx="4406995" cy="741495"/>
                           </a:xfrm>
                           <a:prstGeom prst="rect">
                             <a:avLst/>
@@ -12669,18 +13796,7 @@
                 <w:szCs w:val="24"/>
                 <w:u w:val="none"/>
               </w:rPr>
-              <w:t xml:space="preserve">- </w:t>
-            </w:r>
-            <w:bookmarkStart w:id="0" w:name="_GoBack"/>
-            <w:bookmarkEnd w:id="0"/>
-            <w:r>
-              <w:rPr>
-                <w:b/>
-                <w:sz w:val="24"/>
-                <w:szCs w:val="24"/>
-                <w:u w:val="none"/>
-              </w:rPr>
-              <w:t xml:space="preserve">Semester </w:t>
+              <w:t xml:space="preserve">- Semester </w:t>
             </w:r>
             <w:r>
               <w:rPr>
@@ -12821,11 +13937,19 @@
           <w:rFonts w:ascii="Times New Roman" w:hAnsi="Times New Roman"/>
         </w:rPr>
       </w:pPr>
-      <w:r>
-        <w:rPr>
-          <w:rFonts w:ascii="Times New Roman" w:hAnsi="Times New Roman"/>
-        </w:rPr>
-        <w:t>Programme:</w:t>
+      <w:proofErr w:type="spellStart"/>
+      <w:r>
+        <w:rPr>
+          <w:rFonts w:ascii="Times New Roman" w:hAnsi="Times New Roman"/>
+        </w:rPr>
+        <w:t>Programme</w:t>
+      </w:r>
+      <w:proofErr w:type="spellEnd"/>
+      <w:r>
+        <w:rPr>
+          <w:rFonts w:ascii="Times New Roman" w:hAnsi="Times New Roman"/>
+        </w:rPr>
+        <w:t>:</w:t>
       </w:r>
       <w:r>
         <w:rPr>
@@ -12873,13 +13997,27 @@
         <w:rPr>
           <w:rFonts w:ascii="Times New Roman" w:hAnsi="Times New Roman"/>
         </w:rPr>
-        <w:t>Academic Year:</w:t>
-      </w:r>
-      <w:r>
-        <w:rPr>
-          <w:rFonts w:ascii="Times New Roman" w:hAnsi="Times New Roman"/>
-        </w:rPr>
-        <w:t>_____________</w:t>
+        <w:t>Academic Year</w:t>
+      </w:r>
+      <w:proofErr w:type="gramStart"/>
+      <w:r>
+        <w:rPr>
+          <w:rFonts w:ascii="Times New Roman" w:hAnsi="Times New Roman"/>
+        </w:rPr>
+        <w:t>:</w:t>
+      </w:r>
+      <w:r>
+        <w:rPr>
+          <w:rFonts w:ascii="Times New Roman" w:hAnsi="Times New Roman"/>
+        </w:rPr>
+        <w:t>_</w:t>
+      </w:r>
+      <w:proofErr w:type="gramEnd"/>
+      <w:r>
+        <w:rPr>
+          <w:rFonts w:ascii="Times New Roman" w:hAnsi="Times New Roman"/>
+        </w:rPr>
+        <w:t>____________</w:t>
       </w:r>
     </w:p>
     <w:p>
@@ -12911,7 +14049,7 @@
         <w:gridCol w:w="1603"/>
         <w:gridCol w:w="696"/>
         <w:gridCol w:w="1750"/>
-        <w:gridCol w:w="1270"/>
+        <w:gridCol w:w="1243"/>
       </w:tblGrid>
       <w:tr>
         <w:trPr>
@@ -12932,6 +14070,7 @@
                 <w:lang w:eastAsia="en-IN"/>
               </w:rPr>
             </w:pPr>
+            <w:proofErr w:type="spellStart"/>
             <w:r>
               <w:rPr>
                 <w:rFonts w:ascii="Times New Roman" w:eastAsia="Times New Roman" w:hAnsi="Times New Roman"/>
@@ -12942,6 +14081,7 @@
               </w:rPr>
               <w:t>S.No</w:t>
             </w:r>
+            <w:proofErr w:type="spellEnd"/>
           </w:p>
         </w:tc>
         <w:tc>
@@ -13185,7 +14325,17 @@
                 <w:szCs w:val="24"/>
                 <w:lang w:eastAsia="en-IN"/>
               </w:rPr>
-              <w:t>(YES/NO)</w:t>
+              <w:t>(Yes/No</w:t>
+            </w:r>
+            <w:r>
+              <w:rPr>
+                <w:rFonts w:ascii="Times New Roman" w:eastAsia="Times New Roman" w:hAnsi="Times New Roman"/>
+                <w:b/>
+                <w:sz w:val="24"/>
+                <w:szCs w:val="24"/>
+                <w:lang w:eastAsia="en-IN"/>
+              </w:rPr>
+              <w:t>)</w:t>
             </w:r>
           </w:p>
         </w:tc>
@@ -14402,6 +15552,7 @@
           <w:tcPr>
             <w:tcW w:w="7128" w:type="dxa"/>
             <w:vMerge w:val="restart"/>
+            <w:vAlign w:val="center"/>
           </w:tcPr>
           <w:p>
             <w:pPr>
@@ -14416,13 +15567,14 @@
                 <w:noProof/>
                 <w:sz w:val="24"/>
                 <w:szCs w:val="24"/>
+                <w:lang w:bidi="ta-IN"/>
               </w:rPr>
               <w:lastRenderedPageBreak/>
               <w:drawing>
                 <wp:inline distT="0" distB="0" distL="0" distR="0">
-                  <wp:extent cx="4361564" cy="829156"/>
-                  <wp:effectExtent l="19050" t="0" r="886" b="0"/>
-                  <wp:docPr id="15" name="Picture 1" descr="C:\Users\IQAC\Downloads\WhatsApp Image 2025-12-23 at 8.04.08 PM.jpeg"/>
+                  <wp:extent cx="4359031" cy="733425"/>
+                  <wp:effectExtent l="19050" t="0" r="3419" b="0"/>
+                  <wp:docPr id="22" name="Picture 1" descr="C:\Users\IQAC\Downloads\WhatsApp Image 2025-12-23 at 8.04.08 PM.jpeg"/>
                   <wp:cNvGraphicFramePr>
                     <a:graphicFrameLocks xmlns:a="http://schemas.openxmlformats.org/drawingml/2006/main" noChangeAspect="1"/>
                   </wp:cNvGraphicFramePr>
@@ -14445,7 +15597,7 @@
                         <pic:spPr bwMode="auto">
                           <a:xfrm>
                             <a:off x="0" y="0"/>
-                            <a:ext cx="4406995" cy="837793"/>
+                            <a:ext cx="4406995" cy="741495"/>
                           </a:xfrm>
                           <a:prstGeom prst="rect">
                             <a:avLst/>
@@ -14740,7 +15892,25 @@
                 <w:szCs w:val="24"/>
                 <w:u w:val="none"/>
               </w:rPr>
-              <w:t>In Plant Training Report</w:t>
+              <w:t>In Plant Training</w:t>
+            </w:r>
+            <w:r>
+              <w:rPr>
+                <w:b/>
+                <w:sz w:val="24"/>
+                <w:szCs w:val="24"/>
+                <w:u w:val="none"/>
+              </w:rPr>
+              <w:t>/ Internship</w:t>
+            </w:r>
+            <w:r>
+              <w:rPr>
+                <w:b/>
+                <w:sz w:val="24"/>
+                <w:szCs w:val="24"/>
+                <w:u w:val="none"/>
+              </w:rPr>
+              <w:t xml:space="preserve"> Report</w:t>
             </w:r>
           </w:p>
         </w:tc>
@@ -14835,11 +16005,19 @@
           <w:rFonts w:ascii="Times New Roman" w:hAnsi="Times New Roman"/>
         </w:rPr>
       </w:pPr>
-      <w:r>
-        <w:rPr>
-          <w:rFonts w:ascii="Times New Roman" w:hAnsi="Times New Roman"/>
-        </w:rPr>
-        <w:t>Programme:</w:t>
+      <w:proofErr w:type="spellStart"/>
+      <w:r>
+        <w:rPr>
+          <w:rFonts w:ascii="Times New Roman" w:hAnsi="Times New Roman"/>
+        </w:rPr>
+        <w:t>Programme</w:t>
+      </w:r>
+      <w:proofErr w:type="spellEnd"/>
+      <w:r>
+        <w:rPr>
+          <w:rFonts w:ascii="Times New Roman" w:hAnsi="Times New Roman"/>
+        </w:rPr>
+        <w:t>:</w:t>
       </w:r>
       <w:r>
         <w:rPr>
@@ -14882,18 +16060,13 @@
           <w:rFonts w:ascii="Times New Roman" w:hAnsi="Times New Roman"/>
         </w:rPr>
         <w:tab/>
-      </w:r>
-      <w:r>
-        <w:rPr>
-          <w:rFonts w:ascii="Times New Roman" w:hAnsi="Times New Roman"/>
-        </w:rPr>
-        <w:t xml:space="preserve">  </w:t>
-      </w:r>
-      <w:r>
-        <w:rPr>
-          <w:rFonts w:ascii="Times New Roman" w:hAnsi="Times New Roman"/>
-        </w:rPr>
-        <w:t>Academic Year:</w:t>
+        <w:t xml:space="preserve"> Academic</w:t>
+      </w:r>
+      <w:r>
+        <w:rPr>
+          <w:rFonts w:ascii="Times New Roman" w:hAnsi="Times New Roman"/>
+        </w:rPr>
+        <w:t xml:space="preserve"> Year:</w:t>
       </w:r>
       <w:r>
         <w:rPr>
@@ -15161,25 +16334,59 @@
                 <w:b/>
                 <w:lang w:val="en-IN" w:eastAsia="en-IN"/>
               </w:rPr>
-              <w:t>Technical presentation</w:t>
-            </w:r>
-          </w:p>
-          <w:p>
-            <w:pPr>
-              <w:jc w:val="center"/>
+              <w:t xml:space="preserve">Technical </w:t>
+            </w:r>
+            <w:r>
               <w:rPr>
                 <w:rFonts w:ascii="Times New Roman" w:eastAsia="Times New Roman" w:hAnsi="Times New Roman"/>
                 <w:b/>
                 <w:lang w:val="en-IN" w:eastAsia="en-IN"/>
               </w:rPr>
-            </w:pPr>
-            <w:r>
+              <w:t>Report</w:t>
+            </w:r>
+          </w:p>
+          <w:p>
+            <w:pPr>
+              <w:jc w:val="center"/>
               <w:rPr>
                 <w:rFonts w:ascii="Times New Roman" w:eastAsia="Times New Roman" w:hAnsi="Times New Roman"/>
                 <w:b/>
                 <w:lang w:val="en-IN" w:eastAsia="en-IN"/>
               </w:rPr>
-              <w:t>(YES/NO)</w:t>
+            </w:pPr>
+            <w:r>
+              <w:rPr>
+                <w:rFonts w:ascii="Times New Roman" w:eastAsia="Times New Roman" w:hAnsi="Times New Roman"/>
+                <w:b/>
+                <w:lang w:val="en-IN" w:eastAsia="en-IN"/>
+              </w:rPr>
+              <w:t>(Yes</w:t>
+            </w:r>
+            <w:r>
+              <w:rPr>
+                <w:rFonts w:ascii="Times New Roman" w:eastAsia="Times New Roman" w:hAnsi="Times New Roman"/>
+                <w:b/>
+                <w:lang w:val="en-IN" w:eastAsia="en-IN"/>
+              </w:rPr>
+              <w:t>/N</w:t>
+            </w:r>
+            <w:r>
+              <w:rPr>
+                <w:rFonts w:ascii="Times New Roman" w:eastAsia="Times New Roman" w:hAnsi="Times New Roman"/>
+                <w:b/>
+                <w:lang w:val="en-IN" w:eastAsia="en-IN"/>
+              </w:rPr>
+              <w:t>o</w:t>
+            </w:r>
+            <w:bookmarkStart w:id="0" w:name="_GoBack"/>
+            <w:bookmarkEnd w:id="0"/>
+            <w:r>
+              <w:rPr>
+                <w:rFonts w:ascii="Times New Roman" w:eastAsia="Times New Roman" w:hAnsi="Times New Roman"/>
+                <w:b/>
+                <w:lang w:val="en-IN" w:eastAsia="en-IN"/>
+              </w:rPr>
+              <w:t>)</w:t>
             </w:r>
           </w:p>
         </w:tc>
@@ -16083,6 +17290,7 @@
           <w:szCs w:val="24"/>
         </w:rPr>
         <w:tab/>
+        <w:t xml:space="preserve"> HOD</w:t>
       </w:r>
       <w:r>
         <w:rPr>
@@ -16091,7 +17299,7 @@
           <w:sz w:val="24"/>
           <w:szCs w:val="24"/>
         </w:rPr>
-        <w:t xml:space="preserve">  </w:t>
+        <w:tab/>
       </w:r>
       <w:r>
         <w:rPr>
@@ -16100,7 +17308,7 @@
           <w:sz w:val="24"/>
           <w:szCs w:val="24"/>
         </w:rPr>
-        <w:t>HOD</w:t>
+        <w:tab/>
       </w:r>
       <w:r>
         <w:rPr>
@@ -16118,7 +17326,7 @@
           <w:sz w:val="24"/>
           <w:szCs w:val="24"/>
         </w:rPr>
-        <w:tab/>
+        <w:t xml:space="preserve">                                    </w:t>
       </w:r>
       <w:r>
         <w:rPr>
@@ -16127,7 +17335,7 @@
           <w:sz w:val="24"/>
           <w:szCs w:val="24"/>
         </w:rPr>
-        <w:tab/>
+        <w:t xml:space="preserve">Dean </w:t>
       </w:r>
       <w:r>
         <w:rPr>
@@ -16136,17 +17344,1980 @@
           <w:sz w:val="24"/>
           <w:szCs w:val="24"/>
         </w:rPr>
-        <w:t xml:space="preserve">                                    </w:t>
-      </w:r>
-      <w:r>
+        <w:t>IIPC</w:t>
+      </w:r>
+    </w:p>
+    <w:p>
+      <w:pPr>
+        <w:spacing w:after="0" w:line="240" w:lineRule="auto"/>
+        <w:jc w:val="center"/>
         <w:rPr>
           <w:rFonts w:ascii="Times New Roman" w:hAnsi="Times New Roman"/>
           <w:b/>
           <w:sz w:val="24"/>
           <w:szCs w:val="24"/>
         </w:rPr>
-        <w:t xml:space="preserve">Dean </w:t>
-      </w:r>
+      </w:pPr>
+    </w:p>
+    <w:p>
+      <w:pPr>
+        <w:spacing w:after="0" w:line="240" w:lineRule="auto"/>
+        <w:rPr>
+          <w:rFonts w:ascii="Times New Roman" w:hAnsi="Times New Roman"/>
+        </w:rPr>
+      </w:pPr>
+    </w:p>
+    <w:p>
+      <w:pPr>
+        <w:spacing w:after="0" w:line="240" w:lineRule="auto"/>
+        <w:rPr>
+          <w:rFonts w:ascii="Times New Roman" w:hAnsi="Times New Roman"/>
+        </w:rPr>
+      </w:pPr>
+    </w:p>
+    <w:p>
+      <w:pPr>
+        <w:spacing w:after="0" w:line="240" w:lineRule="auto"/>
+        <w:rPr>
+          <w:rFonts w:ascii="Times New Roman" w:hAnsi="Times New Roman"/>
+        </w:rPr>
+      </w:pPr>
+    </w:p>
+    <w:p>
+      <w:pPr>
+        <w:spacing w:after="0" w:line="240" w:lineRule="auto"/>
+        <w:rPr>
+          <w:rFonts w:ascii="Times New Roman" w:hAnsi="Times New Roman"/>
+        </w:rPr>
+      </w:pPr>
+    </w:p>
+    <w:p>
+      <w:pPr>
+        <w:spacing w:after="0" w:line="240" w:lineRule="auto"/>
+        <w:rPr>
+          <w:rFonts w:ascii="Times New Roman" w:hAnsi="Times New Roman"/>
+        </w:rPr>
+      </w:pPr>
+    </w:p>
+    <w:p>
+      <w:pPr>
+        <w:spacing w:after="0" w:line="240" w:lineRule="auto"/>
+        <w:rPr>
+          <w:rFonts w:ascii="Times New Roman" w:hAnsi="Times New Roman"/>
+        </w:rPr>
+      </w:pPr>
+    </w:p>
+    <w:p>
+      <w:pPr>
+        <w:spacing w:after="0" w:line="240" w:lineRule="auto"/>
+        <w:ind w:left="-1134"/>
+        <w:rPr>
+          <w:rFonts w:ascii="Times New Roman" w:hAnsi="Times New Roman"/>
+        </w:rPr>
+      </w:pPr>
+      <w:r>
+        <w:rPr>
+          <w:rFonts w:ascii="Times New Roman" w:hAnsi="Times New Roman"/>
+        </w:rPr>
+        <w:t>*Report to be submitted for each Student</w:t>
+      </w:r>
+    </w:p>
+    <w:p>
+      <w:pPr>
+        <w:spacing w:after="0" w:line="240" w:lineRule="auto"/>
+        <w:ind w:left="-1134"/>
+        <w:rPr>
+          <w:rFonts w:ascii="Times New Roman" w:hAnsi="Times New Roman"/>
+        </w:rPr>
+      </w:pPr>
+    </w:p>
+    <w:p>
+      <w:pPr>
+        <w:spacing w:after="0" w:line="240" w:lineRule="auto"/>
+        <w:ind w:left="-1134"/>
+        <w:rPr>
+          <w:rFonts w:ascii="Times New Roman" w:hAnsi="Times New Roman"/>
+        </w:rPr>
+      </w:pPr>
+    </w:p>
+    <w:p>
+      <w:pPr>
+        <w:spacing w:after="0" w:line="240" w:lineRule="auto"/>
+        <w:ind w:left="-1134"/>
+        <w:rPr>
+          <w:rFonts w:ascii="Times New Roman" w:hAnsi="Times New Roman"/>
+        </w:rPr>
+      </w:pPr>
+    </w:p>
+    <w:p>
+      <w:pPr>
+        <w:spacing w:after="0" w:line="240" w:lineRule="auto"/>
+        <w:ind w:left="-1134"/>
+        <w:rPr>
+          <w:rFonts w:ascii="Times New Roman" w:hAnsi="Times New Roman"/>
+        </w:rPr>
+      </w:pPr>
+    </w:p>
+    <w:p>
+      <w:pPr>
+        <w:spacing w:after="0" w:line="240" w:lineRule="auto"/>
+        <w:ind w:left="-1134"/>
+        <w:rPr>
+          <w:rFonts w:ascii="Times New Roman" w:hAnsi="Times New Roman"/>
+        </w:rPr>
+      </w:pPr>
+    </w:p>
+    <w:p>
+      <w:pPr>
+        <w:spacing w:after="0" w:line="240" w:lineRule="auto"/>
+        <w:ind w:left="-1134"/>
+        <w:rPr>
+          <w:rFonts w:ascii="Times New Roman" w:hAnsi="Times New Roman"/>
+        </w:rPr>
+      </w:pPr>
+    </w:p>
+    <w:p>
+      <w:pPr>
+        <w:spacing w:after="0" w:line="240" w:lineRule="auto"/>
+        <w:ind w:left="-1134"/>
+        <w:rPr>
+          <w:rFonts w:ascii="Times New Roman" w:hAnsi="Times New Roman"/>
+        </w:rPr>
+      </w:pPr>
+    </w:p>
+    <w:p>
+      <w:pPr>
+        <w:spacing w:after="0" w:line="240" w:lineRule="auto"/>
+        <w:ind w:left="-1134"/>
+        <w:rPr>
+          <w:rFonts w:ascii="Times New Roman" w:hAnsi="Times New Roman"/>
+        </w:rPr>
+      </w:pPr>
+    </w:p>
+    <w:p>
+      <w:pPr>
+        <w:spacing w:after="0" w:line="240" w:lineRule="auto"/>
+        <w:ind w:left="-1134"/>
+        <w:rPr>
+          <w:rFonts w:ascii="Times New Roman" w:hAnsi="Times New Roman"/>
+        </w:rPr>
+      </w:pPr>
+    </w:p>
+    <w:p>
+      <w:pPr>
+        <w:spacing w:after="0" w:line="240" w:lineRule="auto"/>
+        <w:ind w:left="-1134"/>
+        <w:rPr>
+          <w:rFonts w:ascii="Times New Roman" w:hAnsi="Times New Roman"/>
+        </w:rPr>
+      </w:pPr>
+    </w:p>
+    <w:p>
+      <w:pPr>
+        <w:spacing w:after="0" w:line="240" w:lineRule="auto"/>
+        <w:ind w:left="-1134"/>
+        <w:rPr>
+          <w:rFonts w:ascii="Times New Roman" w:hAnsi="Times New Roman"/>
+        </w:rPr>
+      </w:pPr>
+    </w:p>
+    <w:p>
+      <w:pPr>
+        <w:spacing w:after="0" w:line="240" w:lineRule="auto"/>
+        <w:ind w:left="-1134"/>
+        <w:rPr>
+          <w:rFonts w:ascii="Times New Roman" w:hAnsi="Times New Roman"/>
+        </w:rPr>
+      </w:pPr>
+    </w:p>
+    <w:tbl>
+      <w:tblPr>
+        <w:tblStyle w:val="TableGrid"/>
+        <w:tblW w:w="9738" w:type="dxa"/>
+        <w:jc w:val="center"/>
+        <w:tblLayout w:type="fixed"/>
+        <w:tblLook w:val="04A0"/>
+      </w:tblPr>
+      <w:tblGrid>
+        <w:gridCol w:w="7128"/>
+        <w:gridCol w:w="1229"/>
+        <w:gridCol w:w="1381"/>
+      </w:tblGrid>
+      <w:tr>
+        <w:trPr>
+          <w:trHeight w:val="926"/>
+          <w:jc w:val="center"/>
+        </w:trPr>
+        <w:tc>
+          <w:tcPr>
+            <w:tcW w:w="7128" w:type="dxa"/>
+            <w:vMerge w:val="restart"/>
+            <w:vAlign w:val="center"/>
+          </w:tcPr>
+          <w:p>
+            <w:pPr>
+              <w:jc w:val="center"/>
+              <w:rPr>
+                <w:sz w:val="24"/>
+                <w:szCs w:val="24"/>
+              </w:rPr>
+            </w:pPr>
+            <w:r>
+              <w:rPr>
+                <w:noProof/>
+                <w:sz w:val="24"/>
+                <w:szCs w:val="24"/>
+                <w:lang w:bidi="ta-IN"/>
+              </w:rPr>
+              <w:lastRenderedPageBreak/>
+              <w:drawing>
+                <wp:inline distT="0" distB="0" distL="0" distR="0">
+                  <wp:extent cx="4359031" cy="733425"/>
+                  <wp:effectExtent l="19050" t="0" r="3419" b="0"/>
+                  <wp:docPr id="23" name="Picture 1" descr="C:\Users\IQAC\Downloads\WhatsApp Image 2025-12-23 at 8.04.08 PM.jpeg"/>
+                  <wp:cNvGraphicFramePr>
+                    <a:graphicFrameLocks xmlns:a="http://schemas.openxmlformats.org/drawingml/2006/main" noChangeAspect="1"/>
+                  </wp:cNvGraphicFramePr>
+                  <a:graphic xmlns:a="http://schemas.openxmlformats.org/drawingml/2006/main">
+                    <a:graphicData uri="http://schemas.openxmlformats.org/drawingml/2006/picture">
+                      <pic:pic xmlns:pic="http://schemas.openxmlformats.org/drawingml/2006/picture">
+                        <pic:nvPicPr>
+                          <pic:cNvPr id="0" name="Picture 1" descr="C:\Users\IQAC\Downloads\WhatsApp Image 2025-12-23 at 8.04.08 PM.jpeg"/>
+                          <pic:cNvPicPr>
+                            <a:picLocks noChangeAspect="1" noChangeArrowheads="1"/>
+                          </pic:cNvPicPr>
+                        </pic:nvPicPr>
+                        <pic:blipFill>
+                          <a:blip r:embed="rId8" cstate="print"/>
+                          <a:srcRect b="21806"/>
+                          <a:stretch>
+                            <a:fillRect/>
+                          </a:stretch>
+                        </pic:blipFill>
+                        <pic:spPr bwMode="auto">
+                          <a:xfrm>
+                            <a:off x="0" y="0"/>
+                            <a:ext cx="4406995" cy="741495"/>
+                          </a:xfrm>
+                          <a:prstGeom prst="rect">
+                            <a:avLst/>
+                          </a:prstGeom>
+                          <a:noFill/>
+                          <a:ln w="9525">
+                            <a:noFill/>
+                            <a:miter lim="800000"/>
+                            <a:headEnd/>
+                            <a:tailEnd/>
+                          </a:ln>
+                        </pic:spPr>
+                      </pic:pic>
+                    </a:graphicData>
+                  </a:graphic>
+                </wp:inline>
+              </w:drawing>
+            </w:r>
+          </w:p>
+        </w:tc>
+        <w:tc>
+          <w:tcPr>
+            <w:tcW w:w="2610" w:type="dxa"/>
+            <w:gridSpan w:val="2"/>
+            <w:vAlign w:val="center"/>
+          </w:tcPr>
+          <w:p>
+            <w:pPr>
+              <w:jc w:val="center"/>
+              <w:rPr>
+                <w:rFonts w:ascii="Times New Roman" w:hAnsi="Times New Roman"/>
+                <w:b/>
+                <w:sz w:val="24"/>
+                <w:szCs w:val="24"/>
+              </w:rPr>
+            </w:pPr>
+            <w:r>
+              <w:rPr>
+                <w:rFonts w:ascii="Times New Roman" w:hAnsi="Times New Roman"/>
+                <w:b/>
+                <w:sz w:val="24"/>
+                <w:szCs w:val="24"/>
+              </w:rPr>
+              <w:t xml:space="preserve">Doc. No: </w:t>
+            </w:r>
+          </w:p>
+          <w:p>
+            <w:pPr>
+              <w:jc w:val="center"/>
+              <w:rPr>
+                <w:rFonts w:ascii="Times New Roman" w:hAnsi="Times New Roman"/>
+                <w:b/>
+                <w:sz w:val="24"/>
+                <w:szCs w:val="24"/>
+              </w:rPr>
+            </w:pPr>
+            <w:r>
+              <w:rPr>
+                <w:rFonts w:ascii="Times New Roman" w:hAnsi="Times New Roman"/>
+                <w:b/>
+                <w:sz w:val="24"/>
+                <w:szCs w:val="24"/>
+              </w:rPr>
+              <w:t>KEC/EOMS/</w:t>
+            </w:r>
+            <w:r>
+              <w:rPr>
+                <w:rFonts w:ascii="Times New Roman" w:hAnsi="Times New Roman"/>
+                <w:b/>
+                <w:noProof/>
+                <w:sz w:val="24"/>
+                <w:szCs w:val="24"/>
+              </w:rPr>
+              <w:t>FIT</w:t>
+            </w:r>
+            <w:r>
+              <w:rPr>
+                <w:rFonts w:ascii="Times New Roman" w:hAnsi="Times New Roman"/>
+                <w:b/>
+                <w:noProof/>
+                <w:sz w:val="24"/>
+                <w:szCs w:val="24"/>
+              </w:rPr>
+              <w:t>/0</w:t>
+            </w:r>
+            <w:r>
+              <w:rPr>
+                <w:rFonts w:ascii="Times New Roman" w:hAnsi="Times New Roman"/>
+                <w:b/>
+                <w:noProof/>
+                <w:sz w:val="24"/>
+                <w:szCs w:val="24"/>
+              </w:rPr>
+              <w:t>1</w:t>
+            </w:r>
+          </w:p>
+        </w:tc>
+      </w:tr>
+      <w:tr>
+        <w:trPr>
+          <w:trHeight w:val="269"/>
+          <w:jc w:val="center"/>
+        </w:trPr>
+        <w:tc>
+          <w:tcPr>
+            <w:tcW w:w="7128" w:type="dxa"/>
+            <w:vMerge/>
+          </w:tcPr>
+          <w:p>
+            <w:pPr>
+              <w:jc w:val="center"/>
+              <w:rPr>
+                <w:sz w:val="24"/>
+                <w:szCs w:val="24"/>
+              </w:rPr>
+            </w:pPr>
+          </w:p>
+        </w:tc>
+        <w:tc>
+          <w:tcPr>
+            <w:tcW w:w="1229" w:type="dxa"/>
+            <w:vAlign w:val="center"/>
+          </w:tcPr>
+          <w:p>
+            <w:pPr>
+              <w:rPr>
+                <w:rFonts w:ascii="Times New Roman" w:hAnsi="Times New Roman"/>
+                <w:b/>
+                <w:sz w:val="24"/>
+                <w:szCs w:val="24"/>
+              </w:rPr>
+            </w:pPr>
+            <w:r>
+              <w:rPr>
+                <w:rFonts w:ascii="Times New Roman" w:hAnsi="Times New Roman"/>
+                <w:b/>
+                <w:sz w:val="24"/>
+                <w:szCs w:val="24"/>
+              </w:rPr>
+              <w:t>Rev. No</w:t>
+            </w:r>
+          </w:p>
+        </w:tc>
+        <w:tc>
+          <w:tcPr>
+            <w:tcW w:w="1381" w:type="dxa"/>
+            <w:vAlign w:val="center"/>
+          </w:tcPr>
+          <w:p>
+            <w:pPr>
+              <w:jc w:val="center"/>
+              <w:rPr>
+                <w:rFonts w:ascii="Times New Roman" w:hAnsi="Times New Roman"/>
+                <w:b/>
+                <w:sz w:val="24"/>
+                <w:szCs w:val="24"/>
+              </w:rPr>
+            </w:pPr>
+            <w:r>
+              <w:rPr>
+                <w:rFonts w:ascii="Times New Roman" w:hAnsi="Times New Roman"/>
+                <w:b/>
+                <w:sz w:val="24"/>
+                <w:szCs w:val="24"/>
+              </w:rPr>
+              <w:t>00</w:t>
+            </w:r>
+          </w:p>
+        </w:tc>
+      </w:tr>
+      <w:tr>
+        <w:trPr>
+          <w:trHeight w:val="341"/>
+          <w:jc w:val="center"/>
+        </w:trPr>
+        <w:tc>
+          <w:tcPr>
+            <w:tcW w:w="7128" w:type="dxa"/>
+            <w:vAlign w:val="center"/>
+          </w:tcPr>
+          <w:p>
+            <w:pPr>
+              <w:jc w:val="center"/>
+              <w:rPr>
+                <w:sz w:val="24"/>
+                <w:szCs w:val="24"/>
+              </w:rPr>
+            </w:pPr>
+            <w:r>
+              <w:rPr>
+                <w:rFonts w:ascii="Times New Roman" w:hAnsi="Times New Roman"/>
+                <w:b/>
+                <w:sz w:val="24"/>
+                <w:szCs w:val="24"/>
+              </w:rPr>
+              <w:t>INTERNAL QUALITY ASSURANCE CELL</w:t>
+            </w:r>
+          </w:p>
+        </w:tc>
+        <w:tc>
+          <w:tcPr>
+            <w:tcW w:w="1229" w:type="dxa"/>
+            <w:vAlign w:val="center"/>
+          </w:tcPr>
+          <w:p>
+            <w:pPr>
+              <w:rPr>
+                <w:rFonts w:ascii="Times New Roman" w:hAnsi="Times New Roman"/>
+                <w:b/>
+                <w:sz w:val="24"/>
+                <w:szCs w:val="24"/>
+              </w:rPr>
+            </w:pPr>
+            <w:r>
+              <w:rPr>
+                <w:rFonts w:ascii="Times New Roman" w:hAnsi="Times New Roman"/>
+                <w:b/>
+                <w:sz w:val="24"/>
+                <w:szCs w:val="24"/>
+              </w:rPr>
+              <w:t>Rev. Date</w:t>
+            </w:r>
+          </w:p>
+        </w:tc>
+        <w:tc>
+          <w:tcPr>
+            <w:tcW w:w="1381" w:type="dxa"/>
+            <w:vAlign w:val="center"/>
+          </w:tcPr>
+          <w:p>
+            <w:pPr>
+              <w:jc w:val="center"/>
+              <w:rPr>
+                <w:rFonts w:ascii="Times New Roman" w:hAnsi="Times New Roman"/>
+                <w:b/>
+                <w:sz w:val="24"/>
+                <w:szCs w:val="24"/>
+              </w:rPr>
+            </w:pPr>
+            <w:r>
+              <w:rPr>
+                <w:rFonts w:ascii="Times New Roman" w:hAnsi="Times New Roman"/>
+                <w:b/>
+                <w:sz w:val="24"/>
+                <w:szCs w:val="24"/>
+              </w:rPr>
+              <w:t>01.01.2026</w:t>
+            </w:r>
+          </w:p>
+        </w:tc>
+      </w:tr>
+      <w:tr>
+        <w:trPr>
+          <w:trHeight w:val="179"/>
+          <w:jc w:val="center"/>
+        </w:trPr>
+        <w:tc>
+          <w:tcPr>
+            <w:tcW w:w="7128" w:type="dxa"/>
+            <w:vAlign w:val="center"/>
+          </w:tcPr>
+          <w:p>
+            <w:pPr>
+              <w:pStyle w:val="Heading2"/>
+              <w:tabs>
+                <w:tab w:val="left" w:pos="720"/>
+              </w:tabs>
+              <w:spacing w:line="240" w:lineRule="auto"/>
+              <w:ind w:left="720" w:hanging="720"/>
+              <w:outlineLvl w:val="1"/>
+              <w:rPr>
+                <w:b/>
+                <w:sz w:val="24"/>
+                <w:szCs w:val="24"/>
+                <w:u w:val="none"/>
+              </w:rPr>
+            </w:pPr>
+            <w:r>
+              <w:rPr>
+                <w:b/>
+                <w:sz w:val="24"/>
+                <w:szCs w:val="24"/>
+                <w:u w:val="none"/>
+              </w:rPr>
+              <w:t>Faculty Industry Training Report</w:t>
+            </w:r>
+          </w:p>
+        </w:tc>
+        <w:tc>
+          <w:tcPr>
+            <w:tcW w:w="1229" w:type="dxa"/>
+            <w:vAlign w:val="center"/>
+          </w:tcPr>
+          <w:p>
+            <w:pPr>
+              <w:rPr>
+                <w:rFonts w:ascii="Times New Roman" w:hAnsi="Times New Roman"/>
+                <w:b/>
+                <w:sz w:val="24"/>
+                <w:szCs w:val="24"/>
+              </w:rPr>
+            </w:pPr>
+            <w:r>
+              <w:rPr>
+                <w:rFonts w:ascii="Times New Roman" w:hAnsi="Times New Roman"/>
+                <w:b/>
+                <w:sz w:val="24"/>
+                <w:szCs w:val="24"/>
+              </w:rPr>
+              <w:t>Issue. No</w:t>
+            </w:r>
+          </w:p>
+        </w:tc>
+        <w:tc>
+          <w:tcPr>
+            <w:tcW w:w="1381" w:type="dxa"/>
+            <w:vAlign w:val="center"/>
+          </w:tcPr>
+          <w:p>
+            <w:pPr>
+              <w:jc w:val="center"/>
+              <w:rPr>
+                <w:rFonts w:ascii="Times New Roman" w:hAnsi="Times New Roman"/>
+                <w:b/>
+                <w:sz w:val="24"/>
+                <w:szCs w:val="24"/>
+              </w:rPr>
+            </w:pPr>
+            <w:r>
+              <w:rPr>
+                <w:rFonts w:ascii="Times New Roman" w:hAnsi="Times New Roman"/>
+                <w:b/>
+                <w:sz w:val="24"/>
+                <w:szCs w:val="24"/>
+              </w:rPr>
+              <w:t>00</w:t>
+            </w:r>
+          </w:p>
+        </w:tc>
+      </w:tr>
+    </w:tbl>
+    <w:p>
+      <w:pPr>
+        <w:spacing w:after="0" w:line="240" w:lineRule="auto"/>
+        <w:ind w:left="-1134"/>
+        <w:rPr>
+          <w:rFonts w:ascii="Times New Roman" w:hAnsi="Times New Roman"/>
+        </w:rPr>
+      </w:pPr>
+    </w:p>
+    <w:p>
+      <w:pPr>
+        <w:spacing w:after="0" w:line="240" w:lineRule="auto"/>
+        <w:jc w:val="center"/>
+        <w:rPr>
+          <w:rFonts w:ascii="Times New Roman" w:hAnsi="Times New Roman"/>
+          <w:b/>
+          <w:color w:val="000000" w:themeColor="text1"/>
+        </w:rPr>
+      </w:pPr>
+      <w:r>
+        <w:rPr>
+          <w:rFonts w:ascii="Times New Roman" w:hAnsi="Times New Roman"/>
+          <w:b/>
+          <w:color w:val="000000" w:themeColor="text1"/>
+        </w:rPr>
+        <w:t>Department of __</w:t>
+      </w:r>
+      <w:r>
+        <w:rPr>
+          <w:rFonts w:ascii="Times New Roman" w:hAnsi="Times New Roman"/>
+          <w:b/>
+          <w:color w:val="000000" w:themeColor="text1"/>
+        </w:rPr>
+        <w:t>__________</w:t>
+      </w:r>
+      <w:r>
+        <w:rPr>
+          <w:rFonts w:ascii="Times New Roman" w:hAnsi="Times New Roman"/>
+          <w:b/>
+          <w:color w:val="000000" w:themeColor="text1"/>
+        </w:rPr>
+        <w:t>____</w:t>
+      </w:r>
+    </w:p>
+    <w:p>
+      <w:pPr>
+        <w:spacing w:after="0" w:line="240" w:lineRule="auto"/>
+        <w:jc w:val="center"/>
+        <w:rPr>
+          <w:rFonts w:ascii="Times New Roman" w:hAnsi="Times New Roman"/>
+          <w:b/>
+          <w:color w:val="FF0000"/>
+        </w:rPr>
+      </w:pPr>
+    </w:p>
+    <w:p>
+      <w:pPr>
+        <w:spacing w:after="0" w:line="240" w:lineRule="auto"/>
+        <w:ind w:left="-142"/>
+        <w:jc w:val="center"/>
+        <w:rPr>
+          <w:rFonts w:ascii="Times New Roman" w:hAnsi="Times New Roman"/>
+        </w:rPr>
+      </w:pPr>
+      <w:r>
+        <w:rPr>
+          <w:rFonts w:ascii="Times New Roman" w:hAnsi="Times New Roman"/>
+        </w:rPr>
+        <w:t>Academic Year:</w:t>
+      </w:r>
+      <w:r>
+        <w:rPr>
+          <w:rFonts w:ascii="Times New Roman" w:hAnsi="Times New Roman"/>
+        </w:rPr>
+        <w:tab/>
+      </w:r>
+      <w:r>
+        <w:rPr>
+          <w:rFonts w:ascii="Times New Roman" w:hAnsi="Times New Roman"/>
+        </w:rPr>
+        <w:tab/>
+      </w:r>
+      <w:r>
+        <w:rPr>
+          <w:rFonts w:ascii="Times New Roman" w:hAnsi="Times New Roman"/>
+        </w:rPr>
+        <w:tab/>
+      </w:r>
+      <w:r>
+        <w:rPr>
+          <w:rFonts w:ascii="Times New Roman" w:hAnsi="Times New Roman"/>
+        </w:rPr>
+        <w:tab/>
+      </w:r>
+      <w:r>
+        <w:rPr>
+          <w:rFonts w:ascii="Times New Roman" w:hAnsi="Times New Roman"/>
+        </w:rPr>
+        <w:tab/>
+      </w:r>
+      <w:r>
+        <w:rPr>
+          <w:rFonts w:ascii="Times New Roman" w:hAnsi="Times New Roman"/>
+        </w:rPr>
+        <w:tab/>
+      </w:r>
+      <w:r>
+        <w:rPr>
+          <w:rFonts w:ascii="Times New Roman" w:hAnsi="Times New Roman"/>
+        </w:rPr>
+        <w:tab/>
+      </w:r>
+      <w:r>
+        <w:rPr>
+          <w:rFonts w:ascii="Times New Roman" w:hAnsi="Times New Roman"/>
+        </w:rPr>
+        <w:tab/>
+        <w:t>Semester: ODD/EVEN</w:t>
+      </w:r>
+    </w:p>
+    <w:p>
+      <w:pPr>
+        <w:spacing w:after="0" w:line="240" w:lineRule="auto"/>
+        <w:rPr>
+          <w:rFonts w:ascii="Times New Roman" w:hAnsi="Times New Roman"/>
+        </w:rPr>
+      </w:pPr>
+      <w:r>
+        <w:rPr>
+          <w:rFonts w:ascii="Times New Roman" w:hAnsi="Times New Roman"/>
+        </w:rPr>
+        <w:tab/>
+      </w:r>
+    </w:p>
+    <w:tbl>
+      <w:tblPr>
+        <w:tblStyle w:val="TableGrid"/>
+        <w:tblW w:w="10433" w:type="dxa"/>
+        <w:jc w:val="center"/>
+        <w:tblLook w:val="04A0"/>
+      </w:tblPr>
+      <w:tblGrid>
+        <w:gridCol w:w="636"/>
+        <w:gridCol w:w="980"/>
+        <w:gridCol w:w="1142"/>
+        <w:gridCol w:w="1649"/>
+        <w:gridCol w:w="1234"/>
+        <w:gridCol w:w="1257"/>
+        <w:gridCol w:w="1269"/>
+        <w:gridCol w:w="1133"/>
+        <w:gridCol w:w="1133"/>
+      </w:tblGrid>
+      <w:tr>
+        <w:trPr>
+          <w:trHeight w:val="1019"/>
+          <w:jc w:val="center"/>
+        </w:trPr>
+        <w:tc>
+          <w:tcPr>
+            <w:tcW w:w="636" w:type="dxa"/>
+            <w:vAlign w:val="center"/>
+          </w:tcPr>
+          <w:p>
+            <w:pPr>
+              <w:jc w:val="center"/>
+              <w:rPr>
+                <w:rFonts w:ascii="Times New Roman" w:eastAsia="Times New Roman" w:hAnsi="Times New Roman"/>
+                <w:b/>
+                <w:lang w:val="en-IN" w:eastAsia="en-IN"/>
+              </w:rPr>
+            </w:pPr>
+            <w:r>
+              <w:rPr>
+                <w:rFonts w:ascii="Times New Roman" w:eastAsia="Times New Roman" w:hAnsi="Times New Roman"/>
+                <w:b/>
+                <w:lang w:val="en-IN" w:eastAsia="en-IN"/>
+              </w:rPr>
+              <w:t>S.</w:t>
+            </w:r>
+          </w:p>
+          <w:p>
+            <w:pPr>
+              <w:jc w:val="center"/>
+              <w:rPr>
+                <w:rFonts w:ascii="Times New Roman" w:eastAsia="Times New Roman" w:hAnsi="Times New Roman"/>
+                <w:b/>
+                <w:lang w:val="en-IN" w:eastAsia="en-IN"/>
+              </w:rPr>
+            </w:pPr>
+            <w:r>
+              <w:rPr>
+                <w:rFonts w:ascii="Times New Roman" w:eastAsia="Times New Roman" w:hAnsi="Times New Roman"/>
+                <w:b/>
+                <w:lang w:val="en-IN" w:eastAsia="en-IN"/>
+              </w:rPr>
+              <w:t>No</w:t>
+            </w:r>
+          </w:p>
+        </w:tc>
+        <w:tc>
+          <w:tcPr>
+            <w:tcW w:w="980" w:type="dxa"/>
+            <w:vAlign w:val="center"/>
+          </w:tcPr>
+          <w:p>
+            <w:pPr>
+              <w:jc w:val="center"/>
+              <w:rPr>
+                <w:rFonts w:ascii="Times New Roman" w:eastAsia="Times New Roman" w:hAnsi="Times New Roman"/>
+                <w:b/>
+                <w:lang w:val="en-IN" w:eastAsia="en-IN"/>
+              </w:rPr>
+            </w:pPr>
+            <w:r>
+              <w:rPr>
+                <w:rFonts w:ascii="Times New Roman" w:eastAsia="Times New Roman" w:hAnsi="Times New Roman"/>
+                <w:b/>
+                <w:lang w:val="en-IN" w:eastAsia="en-IN"/>
+              </w:rPr>
+              <w:t>Domain</w:t>
+            </w:r>
+          </w:p>
+        </w:tc>
+        <w:tc>
+          <w:tcPr>
+            <w:tcW w:w="1142" w:type="dxa"/>
+            <w:vAlign w:val="center"/>
+          </w:tcPr>
+          <w:p>
+            <w:pPr>
+              <w:jc w:val="center"/>
+              <w:rPr>
+                <w:rFonts w:ascii="Times New Roman" w:eastAsia="Times New Roman" w:hAnsi="Times New Roman"/>
+                <w:b/>
+                <w:lang w:val="en-IN" w:eastAsia="en-IN"/>
+              </w:rPr>
+            </w:pPr>
+            <w:r>
+              <w:rPr>
+                <w:rFonts w:ascii="Times New Roman" w:eastAsia="Times New Roman" w:hAnsi="Times New Roman"/>
+                <w:b/>
+                <w:lang w:val="en-IN" w:eastAsia="en-IN"/>
+              </w:rPr>
+              <w:t>Name</w:t>
+            </w:r>
+            <w:r>
+              <w:rPr>
+                <w:rFonts w:ascii="Times New Roman" w:eastAsia="Times New Roman" w:hAnsi="Times New Roman"/>
+                <w:b/>
+                <w:lang w:val="en-IN" w:eastAsia="en-IN"/>
+              </w:rPr>
+              <w:t xml:space="preserve"> of the Faculty</w:t>
+            </w:r>
+          </w:p>
+        </w:tc>
+        <w:tc>
+          <w:tcPr>
+            <w:tcW w:w="1649" w:type="dxa"/>
+            <w:vAlign w:val="center"/>
+          </w:tcPr>
+          <w:p>
+            <w:pPr>
+              <w:jc w:val="center"/>
+              <w:rPr>
+                <w:rFonts w:ascii="Times New Roman" w:eastAsia="Times New Roman" w:hAnsi="Times New Roman"/>
+                <w:b/>
+                <w:lang w:val="en-IN" w:eastAsia="en-IN"/>
+              </w:rPr>
+            </w:pPr>
+            <w:r>
+              <w:rPr>
+                <w:rFonts w:ascii="Times New Roman" w:eastAsia="Times New Roman" w:hAnsi="Times New Roman"/>
+                <w:b/>
+                <w:lang w:val="en-IN" w:eastAsia="en-IN"/>
+              </w:rPr>
+              <w:t>Name  and Address of the Industry</w:t>
+            </w:r>
+          </w:p>
+        </w:tc>
+        <w:tc>
+          <w:tcPr>
+            <w:tcW w:w="1234" w:type="dxa"/>
+            <w:vAlign w:val="center"/>
+          </w:tcPr>
+          <w:p>
+            <w:pPr>
+              <w:jc w:val="center"/>
+              <w:rPr>
+                <w:rFonts w:ascii="Times New Roman" w:eastAsia="Times New Roman" w:hAnsi="Times New Roman"/>
+                <w:b/>
+                <w:lang w:val="en-IN" w:eastAsia="en-IN"/>
+              </w:rPr>
+            </w:pPr>
+            <w:r>
+              <w:rPr>
+                <w:rFonts w:ascii="Times New Roman" w:eastAsia="Times New Roman" w:hAnsi="Times New Roman"/>
+                <w:b/>
+                <w:lang w:val="en-IN" w:eastAsia="en-IN"/>
+              </w:rPr>
+              <w:t xml:space="preserve">Dates and  </w:t>
+            </w:r>
+          </w:p>
+          <w:p>
+            <w:pPr>
+              <w:jc w:val="center"/>
+              <w:rPr>
+                <w:rFonts w:ascii="Times New Roman" w:eastAsia="Times New Roman" w:hAnsi="Times New Roman"/>
+                <w:b/>
+                <w:lang w:val="en-IN" w:eastAsia="en-IN"/>
+              </w:rPr>
+            </w:pPr>
+            <w:r>
+              <w:rPr>
+                <w:rFonts w:ascii="Times New Roman" w:eastAsia="Times New Roman" w:hAnsi="Times New Roman"/>
+                <w:b/>
+                <w:lang w:val="en-IN" w:eastAsia="en-IN"/>
+              </w:rPr>
+              <w:t xml:space="preserve">No of Days </w:t>
+            </w:r>
+          </w:p>
+          <w:p>
+            <w:pPr>
+              <w:jc w:val="center"/>
+              <w:rPr>
+                <w:rFonts w:ascii="Times New Roman" w:eastAsia="Times New Roman" w:hAnsi="Times New Roman"/>
+                <w:b/>
+                <w:lang w:val="en-IN" w:eastAsia="en-IN"/>
+              </w:rPr>
+            </w:pPr>
+            <w:r>
+              <w:rPr>
+                <w:rFonts w:ascii="Times New Roman" w:eastAsia="Times New Roman" w:hAnsi="Times New Roman"/>
+                <w:b/>
+                <w:lang w:val="en-IN" w:eastAsia="en-IN"/>
+              </w:rPr>
+              <w:t>of the Visit</w:t>
+            </w:r>
+          </w:p>
+        </w:tc>
+        <w:tc>
+          <w:tcPr>
+            <w:tcW w:w="1257" w:type="dxa"/>
+            <w:vAlign w:val="center"/>
+          </w:tcPr>
+          <w:p>
+            <w:pPr>
+              <w:jc w:val="center"/>
+              <w:rPr>
+                <w:rFonts w:ascii="Times New Roman" w:eastAsia="Times New Roman" w:hAnsi="Times New Roman"/>
+                <w:b/>
+                <w:lang w:val="en-IN" w:eastAsia="en-IN"/>
+              </w:rPr>
+            </w:pPr>
+            <w:r>
+              <w:rPr>
+                <w:rFonts w:ascii="Times New Roman" w:eastAsia="Times New Roman" w:hAnsi="Times New Roman"/>
+                <w:b/>
+                <w:lang w:val="en-IN" w:eastAsia="en-IN"/>
+              </w:rPr>
+              <w:t>Type of the Industry</w:t>
+            </w:r>
+            <w:r>
+              <w:rPr>
+                <w:rFonts w:ascii="Times New Roman" w:eastAsia="Times New Roman" w:hAnsi="Times New Roman"/>
+                <w:b/>
+                <w:lang w:val="en-IN" w:eastAsia="en-IN"/>
+              </w:rPr>
+              <w:t xml:space="preserve"> (Small, Medium &amp; Large Scale)</w:t>
+            </w:r>
+          </w:p>
+        </w:tc>
+        <w:tc>
+          <w:tcPr>
+            <w:tcW w:w="1269" w:type="dxa"/>
+            <w:vAlign w:val="center"/>
+          </w:tcPr>
+          <w:p>
+            <w:pPr>
+              <w:jc w:val="center"/>
+              <w:rPr>
+                <w:rFonts w:ascii="Times New Roman" w:eastAsia="Times New Roman" w:hAnsi="Times New Roman"/>
+                <w:b/>
+                <w:lang w:val="en-IN" w:eastAsia="en-IN"/>
+              </w:rPr>
+            </w:pPr>
+            <w:r>
+              <w:rPr>
+                <w:rFonts w:ascii="Times New Roman" w:eastAsia="Times New Roman" w:hAnsi="Times New Roman"/>
+                <w:b/>
+                <w:lang w:val="en-IN" w:eastAsia="en-IN"/>
+              </w:rPr>
+              <w:t xml:space="preserve">Technical </w:t>
+            </w:r>
+            <w:r>
+              <w:rPr>
+                <w:rFonts w:ascii="Times New Roman" w:eastAsia="Times New Roman" w:hAnsi="Times New Roman"/>
+                <w:b/>
+                <w:lang w:val="en-IN" w:eastAsia="en-IN"/>
+              </w:rPr>
+              <w:t>Report</w:t>
+            </w:r>
+          </w:p>
+          <w:p>
+            <w:pPr>
+              <w:jc w:val="center"/>
+              <w:rPr>
+                <w:rFonts w:ascii="Times New Roman" w:eastAsia="Times New Roman" w:hAnsi="Times New Roman"/>
+                <w:b/>
+                <w:lang w:val="en-IN" w:eastAsia="en-IN"/>
+              </w:rPr>
+            </w:pPr>
+            <w:r>
+              <w:rPr>
+                <w:rFonts w:ascii="Times New Roman" w:eastAsia="Times New Roman" w:hAnsi="Times New Roman"/>
+                <w:b/>
+                <w:lang w:val="en-IN" w:eastAsia="en-IN"/>
+              </w:rPr>
+              <w:t>(Yes</w:t>
+            </w:r>
+            <w:r>
+              <w:rPr>
+                <w:rFonts w:ascii="Times New Roman" w:eastAsia="Times New Roman" w:hAnsi="Times New Roman"/>
+                <w:b/>
+                <w:lang w:val="en-IN" w:eastAsia="en-IN"/>
+              </w:rPr>
+              <w:t>/N</w:t>
+            </w:r>
+            <w:r>
+              <w:rPr>
+                <w:rFonts w:ascii="Times New Roman" w:eastAsia="Times New Roman" w:hAnsi="Times New Roman"/>
+                <w:b/>
+                <w:lang w:val="en-IN" w:eastAsia="en-IN"/>
+              </w:rPr>
+              <w:t>o</w:t>
+            </w:r>
+            <w:r>
+              <w:rPr>
+                <w:rFonts w:ascii="Times New Roman" w:eastAsia="Times New Roman" w:hAnsi="Times New Roman"/>
+                <w:b/>
+                <w:lang w:val="en-IN" w:eastAsia="en-IN"/>
+              </w:rPr>
+              <w:t>)</w:t>
+            </w:r>
+          </w:p>
+        </w:tc>
+        <w:tc>
+          <w:tcPr>
+            <w:tcW w:w="1133" w:type="dxa"/>
+            <w:vAlign w:val="center"/>
+          </w:tcPr>
+          <w:p>
+            <w:pPr>
+              <w:jc w:val="center"/>
+              <w:rPr>
+                <w:rFonts w:ascii="Times New Roman" w:eastAsia="Times New Roman" w:hAnsi="Times New Roman"/>
+                <w:b/>
+                <w:lang w:val="en-IN" w:eastAsia="en-IN"/>
+              </w:rPr>
+            </w:pPr>
+            <w:r>
+              <w:rPr>
+                <w:rFonts w:ascii="Times New Roman" w:eastAsia="Times New Roman" w:hAnsi="Times New Roman"/>
+                <w:b/>
+                <w:lang w:val="en-IN" w:eastAsia="en-IN"/>
+              </w:rPr>
+              <w:t>Outcome/ Skill Acquired</w:t>
+            </w:r>
+          </w:p>
+        </w:tc>
+        <w:tc>
+          <w:tcPr>
+            <w:tcW w:w="1133" w:type="dxa"/>
+            <w:vAlign w:val="center"/>
+          </w:tcPr>
+          <w:p>
+            <w:pPr>
+              <w:jc w:val="center"/>
+              <w:rPr>
+                <w:rFonts w:ascii="Times New Roman" w:eastAsia="Times New Roman" w:hAnsi="Times New Roman"/>
+                <w:b/>
+                <w:lang w:val="en-IN" w:eastAsia="en-IN"/>
+              </w:rPr>
+            </w:pPr>
+            <w:r>
+              <w:rPr>
+                <w:rFonts w:ascii="Times New Roman" w:eastAsia="Times New Roman" w:hAnsi="Times New Roman"/>
+                <w:b/>
+                <w:lang w:val="en-IN" w:eastAsia="en-IN"/>
+              </w:rPr>
+              <w:t>Fund Received from KEC (Yes/No)</w:t>
+            </w:r>
+          </w:p>
+        </w:tc>
+      </w:tr>
+      <w:tr>
+        <w:trPr>
+          <w:trHeight w:val="540"/>
+          <w:jc w:val="center"/>
+        </w:trPr>
+        <w:tc>
+          <w:tcPr>
+            <w:tcW w:w="636" w:type="dxa"/>
+            <w:vAlign w:val="center"/>
+          </w:tcPr>
+          <w:p>
+            <w:pPr>
+              <w:jc w:val="center"/>
+              <w:rPr>
+                <w:rFonts w:ascii="Times New Roman" w:eastAsia="Times New Roman" w:hAnsi="Times New Roman"/>
+                <w:sz w:val="24"/>
+                <w:szCs w:val="24"/>
+                <w:lang w:val="en-IN" w:eastAsia="en-IN"/>
+              </w:rPr>
+            </w:pPr>
+            <w:r>
+              <w:rPr>
+                <w:rFonts w:ascii="Times New Roman" w:eastAsia="Times New Roman" w:hAnsi="Times New Roman"/>
+                <w:sz w:val="24"/>
+                <w:szCs w:val="24"/>
+                <w:lang w:val="en-IN" w:eastAsia="en-IN"/>
+              </w:rPr>
+              <w:t>1.</w:t>
+            </w:r>
+          </w:p>
+        </w:tc>
+        <w:tc>
+          <w:tcPr>
+            <w:tcW w:w="980" w:type="dxa"/>
+            <w:vAlign w:val="center"/>
+          </w:tcPr>
+          <w:p>
+            <w:pPr>
+              <w:jc w:val="center"/>
+              <w:rPr>
+                <w:rFonts w:ascii="Times New Roman" w:eastAsia="Times New Roman" w:hAnsi="Times New Roman"/>
+                <w:sz w:val="24"/>
+                <w:szCs w:val="24"/>
+                <w:lang w:val="en-IN" w:eastAsia="en-IN"/>
+              </w:rPr>
+            </w:pPr>
+          </w:p>
+        </w:tc>
+        <w:tc>
+          <w:tcPr>
+            <w:tcW w:w="1142" w:type="dxa"/>
+            <w:vAlign w:val="center"/>
+          </w:tcPr>
+          <w:p>
+            <w:pPr>
+              <w:jc w:val="center"/>
+              <w:rPr>
+                <w:rFonts w:ascii="Times New Roman" w:eastAsia="Times New Roman" w:hAnsi="Times New Roman"/>
+                <w:sz w:val="24"/>
+                <w:szCs w:val="24"/>
+                <w:lang w:val="en-IN" w:eastAsia="en-IN"/>
+              </w:rPr>
+            </w:pPr>
+          </w:p>
+        </w:tc>
+        <w:tc>
+          <w:tcPr>
+            <w:tcW w:w="1649" w:type="dxa"/>
+            <w:vAlign w:val="center"/>
+          </w:tcPr>
+          <w:p>
+            <w:pPr>
+              <w:jc w:val="center"/>
+              <w:rPr>
+                <w:rFonts w:ascii="Times New Roman" w:eastAsia="Times New Roman" w:hAnsi="Times New Roman"/>
+                <w:sz w:val="24"/>
+                <w:szCs w:val="24"/>
+                <w:lang w:val="en-IN" w:eastAsia="en-IN"/>
+              </w:rPr>
+            </w:pPr>
+          </w:p>
+        </w:tc>
+        <w:tc>
+          <w:tcPr>
+            <w:tcW w:w="1234" w:type="dxa"/>
+            <w:vAlign w:val="center"/>
+          </w:tcPr>
+          <w:p>
+            <w:pPr>
+              <w:jc w:val="center"/>
+              <w:rPr>
+                <w:rFonts w:ascii="Times New Roman" w:eastAsia="Times New Roman" w:hAnsi="Times New Roman"/>
+                <w:sz w:val="24"/>
+                <w:szCs w:val="24"/>
+                <w:lang w:val="en-IN" w:eastAsia="en-IN"/>
+              </w:rPr>
+            </w:pPr>
+          </w:p>
+        </w:tc>
+        <w:tc>
+          <w:tcPr>
+            <w:tcW w:w="1257" w:type="dxa"/>
+            <w:vAlign w:val="center"/>
+          </w:tcPr>
+          <w:p>
+            <w:pPr>
+              <w:jc w:val="center"/>
+              <w:rPr>
+                <w:rFonts w:ascii="Times New Roman" w:eastAsia="Times New Roman" w:hAnsi="Times New Roman"/>
+                <w:sz w:val="24"/>
+                <w:szCs w:val="24"/>
+                <w:lang w:val="en-IN" w:eastAsia="en-IN"/>
+              </w:rPr>
+            </w:pPr>
+          </w:p>
+        </w:tc>
+        <w:tc>
+          <w:tcPr>
+            <w:tcW w:w="1269" w:type="dxa"/>
+            <w:vAlign w:val="center"/>
+          </w:tcPr>
+          <w:p>
+            <w:pPr>
+              <w:jc w:val="center"/>
+              <w:rPr>
+                <w:rFonts w:ascii="Times New Roman" w:eastAsia="Times New Roman" w:hAnsi="Times New Roman"/>
+                <w:sz w:val="24"/>
+                <w:szCs w:val="24"/>
+                <w:lang w:val="en-IN" w:eastAsia="en-IN"/>
+              </w:rPr>
+            </w:pPr>
+          </w:p>
+        </w:tc>
+        <w:tc>
+          <w:tcPr>
+            <w:tcW w:w="1133" w:type="dxa"/>
+            <w:vAlign w:val="center"/>
+          </w:tcPr>
+          <w:p>
+            <w:pPr>
+              <w:jc w:val="center"/>
+              <w:rPr>
+                <w:rFonts w:ascii="Times New Roman" w:eastAsia="Times New Roman" w:hAnsi="Times New Roman"/>
+                <w:sz w:val="24"/>
+                <w:szCs w:val="24"/>
+                <w:lang w:val="en-IN" w:eastAsia="en-IN"/>
+              </w:rPr>
+            </w:pPr>
+          </w:p>
+        </w:tc>
+        <w:tc>
+          <w:tcPr>
+            <w:tcW w:w="1133" w:type="dxa"/>
+            <w:vAlign w:val="center"/>
+          </w:tcPr>
+          <w:p>
+            <w:pPr>
+              <w:jc w:val="center"/>
+              <w:rPr>
+                <w:rFonts w:ascii="Times New Roman" w:eastAsia="Times New Roman" w:hAnsi="Times New Roman"/>
+                <w:sz w:val="24"/>
+                <w:szCs w:val="24"/>
+                <w:lang w:val="en-IN" w:eastAsia="en-IN"/>
+              </w:rPr>
+            </w:pPr>
+          </w:p>
+        </w:tc>
+      </w:tr>
+      <w:tr>
+        <w:trPr>
+          <w:trHeight w:val="540"/>
+          <w:jc w:val="center"/>
+        </w:trPr>
+        <w:tc>
+          <w:tcPr>
+            <w:tcW w:w="636" w:type="dxa"/>
+            <w:vAlign w:val="center"/>
+          </w:tcPr>
+          <w:p>
+            <w:pPr>
+              <w:jc w:val="center"/>
+              <w:rPr>
+                <w:rFonts w:ascii="Times New Roman" w:eastAsia="Times New Roman" w:hAnsi="Times New Roman"/>
+                <w:sz w:val="24"/>
+                <w:szCs w:val="24"/>
+                <w:lang w:val="en-IN" w:eastAsia="en-IN"/>
+              </w:rPr>
+            </w:pPr>
+            <w:r>
+              <w:rPr>
+                <w:rFonts w:ascii="Times New Roman" w:eastAsia="Times New Roman" w:hAnsi="Times New Roman"/>
+                <w:sz w:val="24"/>
+                <w:szCs w:val="24"/>
+                <w:lang w:val="en-IN" w:eastAsia="en-IN"/>
+              </w:rPr>
+              <w:t>2.</w:t>
+            </w:r>
+          </w:p>
+        </w:tc>
+        <w:tc>
+          <w:tcPr>
+            <w:tcW w:w="980" w:type="dxa"/>
+            <w:vAlign w:val="center"/>
+          </w:tcPr>
+          <w:p>
+            <w:pPr>
+              <w:jc w:val="center"/>
+              <w:rPr>
+                <w:rFonts w:ascii="Times New Roman" w:eastAsia="Times New Roman" w:hAnsi="Times New Roman"/>
+                <w:sz w:val="24"/>
+                <w:szCs w:val="24"/>
+                <w:lang w:val="en-IN" w:eastAsia="en-IN"/>
+              </w:rPr>
+            </w:pPr>
+          </w:p>
+        </w:tc>
+        <w:tc>
+          <w:tcPr>
+            <w:tcW w:w="1142" w:type="dxa"/>
+            <w:vAlign w:val="center"/>
+          </w:tcPr>
+          <w:p>
+            <w:pPr>
+              <w:jc w:val="center"/>
+              <w:rPr>
+                <w:rFonts w:ascii="Times New Roman" w:eastAsia="Times New Roman" w:hAnsi="Times New Roman"/>
+                <w:sz w:val="24"/>
+                <w:szCs w:val="24"/>
+                <w:lang w:val="en-IN" w:eastAsia="en-IN"/>
+              </w:rPr>
+            </w:pPr>
+          </w:p>
+        </w:tc>
+        <w:tc>
+          <w:tcPr>
+            <w:tcW w:w="1649" w:type="dxa"/>
+            <w:vAlign w:val="center"/>
+          </w:tcPr>
+          <w:p>
+            <w:pPr>
+              <w:jc w:val="center"/>
+              <w:rPr>
+                <w:rFonts w:ascii="Times New Roman" w:eastAsia="Times New Roman" w:hAnsi="Times New Roman"/>
+                <w:sz w:val="24"/>
+                <w:szCs w:val="24"/>
+                <w:lang w:val="en-IN" w:eastAsia="en-IN"/>
+              </w:rPr>
+            </w:pPr>
+          </w:p>
+        </w:tc>
+        <w:tc>
+          <w:tcPr>
+            <w:tcW w:w="1234" w:type="dxa"/>
+            <w:vAlign w:val="center"/>
+          </w:tcPr>
+          <w:p>
+            <w:pPr>
+              <w:jc w:val="center"/>
+              <w:rPr>
+                <w:rFonts w:ascii="Times New Roman" w:eastAsia="Times New Roman" w:hAnsi="Times New Roman"/>
+                <w:sz w:val="24"/>
+                <w:szCs w:val="24"/>
+                <w:lang w:val="en-IN" w:eastAsia="en-IN"/>
+              </w:rPr>
+            </w:pPr>
+          </w:p>
+        </w:tc>
+        <w:tc>
+          <w:tcPr>
+            <w:tcW w:w="1257" w:type="dxa"/>
+            <w:vAlign w:val="center"/>
+          </w:tcPr>
+          <w:p>
+            <w:pPr>
+              <w:jc w:val="center"/>
+              <w:rPr>
+                <w:rFonts w:ascii="Times New Roman" w:eastAsia="Times New Roman" w:hAnsi="Times New Roman"/>
+                <w:sz w:val="24"/>
+                <w:szCs w:val="24"/>
+                <w:lang w:val="en-IN" w:eastAsia="en-IN"/>
+              </w:rPr>
+            </w:pPr>
+          </w:p>
+        </w:tc>
+        <w:tc>
+          <w:tcPr>
+            <w:tcW w:w="1269" w:type="dxa"/>
+            <w:vAlign w:val="center"/>
+          </w:tcPr>
+          <w:p>
+            <w:pPr>
+              <w:jc w:val="center"/>
+              <w:rPr>
+                <w:rFonts w:ascii="Times New Roman" w:eastAsia="Times New Roman" w:hAnsi="Times New Roman"/>
+                <w:sz w:val="24"/>
+                <w:szCs w:val="24"/>
+                <w:lang w:val="en-IN" w:eastAsia="en-IN"/>
+              </w:rPr>
+            </w:pPr>
+          </w:p>
+        </w:tc>
+        <w:tc>
+          <w:tcPr>
+            <w:tcW w:w="1133" w:type="dxa"/>
+            <w:vAlign w:val="center"/>
+          </w:tcPr>
+          <w:p>
+            <w:pPr>
+              <w:jc w:val="center"/>
+              <w:rPr>
+                <w:rFonts w:ascii="Times New Roman" w:eastAsia="Times New Roman" w:hAnsi="Times New Roman"/>
+                <w:sz w:val="24"/>
+                <w:szCs w:val="24"/>
+                <w:lang w:val="en-IN" w:eastAsia="en-IN"/>
+              </w:rPr>
+            </w:pPr>
+          </w:p>
+        </w:tc>
+        <w:tc>
+          <w:tcPr>
+            <w:tcW w:w="1133" w:type="dxa"/>
+            <w:vAlign w:val="center"/>
+          </w:tcPr>
+          <w:p>
+            <w:pPr>
+              <w:jc w:val="center"/>
+              <w:rPr>
+                <w:rFonts w:ascii="Times New Roman" w:eastAsia="Times New Roman" w:hAnsi="Times New Roman"/>
+                <w:sz w:val="24"/>
+                <w:szCs w:val="24"/>
+                <w:lang w:val="en-IN" w:eastAsia="en-IN"/>
+              </w:rPr>
+            </w:pPr>
+          </w:p>
+        </w:tc>
+      </w:tr>
+      <w:tr>
+        <w:trPr>
+          <w:trHeight w:val="540"/>
+          <w:jc w:val="center"/>
+        </w:trPr>
+        <w:tc>
+          <w:tcPr>
+            <w:tcW w:w="636" w:type="dxa"/>
+            <w:vAlign w:val="center"/>
+          </w:tcPr>
+          <w:p>
+            <w:pPr>
+              <w:jc w:val="center"/>
+              <w:rPr>
+                <w:rFonts w:ascii="Times New Roman" w:eastAsia="Times New Roman" w:hAnsi="Times New Roman"/>
+                <w:sz w:val="24"/>
+                <w:szCs w:val="24"/>
+                <w:lang w:val="en-IN" w:eastAsia="en-IN"/>
+              </w:rPr>
+            </w:pPr>
+            <w:r>
+              <w:rPr>
+                <w:rFonts w:ascii="Times New Roman" w:eastAsia="Times New Roman" w:hAnsi="Times New Roman"/>
+                <w:sz w:val="24"/>
+                <w:szCs w:val="24"/>
+                <w:lang w:val="en-IN" w:eastAsia="en-IN"/>
+              </w:rPr>
+              <w:t>3.</w:t>
+            </w:r>
+          </w:p>
+        </w:tc>
+        <w:tc>
+          <w:tcPr>
+            <w:tcW w:w="980" w:type="dxa"/>
+            <w:vAlign w:val="center"/>
+          </w:tcPr>
+          <w:p>
+            <w:pPr>
+              <w:jc w:val="center"/>
+              <w:rPr>
+                <w:rFonts w:ascii="Times New Roman" w:eastAsia="Times New Roman" w:hAnsi="Times New Roman"/>
+                <w:sz w:val="24"/>
+                <w:szCs w:val="24"/>
+                <w:lang w:val="en-IN" w:eastAsia="en-IN"/>
+              </w:rPr>
+            </w:pPr>
+          </w:p>
+        </w:tc>
+        <w:tc>
+          <w:tcPr>
+            <w:tcW w:w="1142" w:type="dxa"/>
+            <w:vAlign w:val="center"/>
+          </w:tcPr>
+          <w:p>
+            <w:pPr>
+              <w:jc w:val="center"/>
+              <w:rPr>
+                <w:rFonts w:ascii="Times New Roman" w:eastAsia="Times New Roman" w:hAnsi="Times New Roman"/>
+                <w:sz w:val="24"/>
+                <w:szCs w:val="24"/>
+                <w:lang w:val="en-IN" w:eastAsia="en-IN"/>
+              </w:rPr>
+            </w:pPr>
+          </w:p>
+        </w:tc>
+        <w:tc>
+          <w:tcPr>
+            <w:tcW w:w="1649" w:type="dxa"/>
+            <w:vAlign w:val="center"/>
+          </w:tcPr>
+          <w:p>
+            <w:pPr>
+              <w:jc w:val="center"/>
+              <w:rPr>
+                <w:rFonts w:ascii="Times New Roman" w:eastAsia="Times New Roman" w:hAnsi="Times New Roman"/>
+                <w:sz w:val="24"/>
+                <w:szCs w:val="24"/>
+                <w:lang w:val="en-IN" w:eastAsia="en-IN"/>
+              </w:rPr>
+            </w:pPr>
+          </w:p>
+        </w:tc>
+        <w:tc>
+          <w:tcPr>
+            <w:tcW w:w="1234" w:type="dxa"/>
+            <w:vAlign w:val="center"/>
+          </w:tcPr>
+          <w:p>
+            <w:pPr>
+              <w:jc w:val="center"/>
+              <w:rPr>
+                <w:rFonts w:ascii="Times New Roman" w:eastAsia="Times New Roman" w:hAnsi="Times New Roman"/>
+                <w:sz w:val="24"/>
+                <w:szCs w:val="24"/>
+                <w:lang w:val="en-IN" w:eastAsia="en-IN"/>
+              </w:rPr>
+            </w:pPr>
+          </w:p>
+        </w:tc>
+        <w:tc>
+          <w:tcPr>
+            <w:tcW w:w="1257" w:type="dxa"/>
+            <w:vAlign w:val="center"/>
+          </w:tcPr>
+          <w:p>
+            <w:pPr>
+              <w:jc w:val="center"/>
+              <w:rPr>
+                <w:rFonts w:ascii="Times New Roman" w:eastAsia="Times New Roman" w:hAnsi="Times New Roman"/>
+                <w:sz w:val="24"/>
+                <w:szCs w:val="24"/>
+                <w:lang w:val="en-IN" w:eastAsia="en-IN"/>
+              </w:rPr>
+            </w:pPr>
+          </w:p>
+        </w:tc>
+        <w:tc>
+          <w:tcPr>
+            <w:tcW w:w="1269" w:type="dxa"/>
+            <w:vAlign w:val="center"/>
+          </w:tcPr>
+          <w:p>
+            <w:pPr>
+              <w:jc w:val="center"/>
+              <w:rPr>
+                <w:rFonts w:ascii="Times New Roman" w:eastAsia="Times New Roman" w:hAnsi="Times New Roman"/>
+                <w:sz w:val="24"/>
+                <w:szCs w:val="24"/>
+                <w:lang w:val="en-IN" w:eastAsia="en-IN"/>
+              </w:rPr>
+            </w:pPr>
+          </w:p>
+        </w:tc>
+        <w:tc>
+          <w:tcPr>
+            <w:tcW w:w="1133" w:type="dxa"/>
+            <w:vAlign w:val="center"/>
+          </w:tcPr>
+          <w:p>
+            <w:pPr>
+              <w:jc w:val="center"/>
+              <w:rPr>
+                <w:rFonts w:ascii="Times New Roman" w:eastAsia="Times New Roman" w:hAnsi="Times New Roman"/>
+                <w:sz w:val="24"/>
+                <w:szCs w:val="24"/>
+                <w:lang w:val="en-IN" w:eastAsia="en-IN"/>
+              </w:rPr>
+            </w:pPr>
+          </w:p>
+        </w:tc>
+        <w:tc>
+          <w:tcPr>
+            <w:tcW w:w="1133" w:type="dxa"/>
+            <w:vAlign w:val="center"/>
+          </w:tcPr>
+          <w:p>
+            <w:pPr>
+              <w:jc w:val="center"/>
+              <w:rPr>
+                <w:rFonts w:ascii="Times New Roman" w:eastAsia="Times New Roman" w:hAnsi="Times New Roman"/>
+                <w:sz w:val="24"/>
+                <w:szCs w:val="24"/>
+                <w:lang w:val="en-IN" w:eastAsia="en-IN"/>
+              </w:rPr>
+            </w:pPr>
+          </w:p>
+        </w:tc>
+      </w:tr>
+      <w:tr>
+        <w:trPr>
+          <w:trHeight w:val="540"/>
+          <w:jc w:val="center"/>
+        </w:trPr>
+        <w:tc>
+          <w:tcPr>
+            <w:tcW w:w="636" w:type="dxa"/>
+            <w:vAlign w:val="center"/>
+          </w:tcPr>
+          <w:p>
+            <w:pPr>
+              <w:jc w:val="center"/>
+              <w:rPr>
+                <w:rFonts w:ascii="Times New Roman" w:eastAsia="Times New Roman" w:hAnsi="Times New Roman"/>
+                <w:sz w:val="24"/>
+                <w:szCs w:val="24"/>
+                <w:lang w:val="en-IN" w:eastAsia="en-IN"/>
+              </w:rPr>
+            </w:pPr>
+            <w:r>
+              <w:rPr>
+                <w:rFonts w:ascii="Times New Roman" w:eastAsia="Times New Roman" w:hAnsi="Times New Roman"/>
+                <w:sz w:val="24"/>
+                <w:szCs w:val="24"/>
+                <w:lang w:val="en-IN" w:eastAsia="en-IN"/>
+              </w:rPr>
+              <w:t>4.</w:t>
+            </w:r>
+          </w:p>
+        </w:tc>
+        <w:tc>
+          <w:tcPr>
+            <w:tcW w:w="980" w:type="dxa"/>
+            <w:vAlign w:val="center"/>
+          </w:tcPr>
+          <w:p>
+            <w:pPr>
+              <w:jc w:val="center"/>
+              <w:rPr>
+                <w:rFonts w:ascii="Times New Roman" w:eastAsia="Times New Roman" w:hAnsi="Times New Roman"/>
+                <w:sz w:val="24"/>
+                <w:szCs w:val="24"/>
+                <w:lang w:val="en-IN" w:eastAsia="en-IN"/>
+              </w:rPr>
+            </w:pPr>
+          </w:p>
+        </w:tc>
+        <w:tc>
+          <w:tcPr>
+            <w:tcW w:w="1142" w:type="dxa"/>
+            <w:vAlign w:val="center"/>
+          </w:tcPr>
+          <w:p>
+            <w:pPr>
+              <w:jc w:val="center"/>
+              <w:rPr>
+                <w:rFonts w:ascii="Times New Roman" w:eastAsia="Times New Roman" w:hAnsi="Times New Roman"/>
+                <w:sz w:val="24"/>
+                <w:szCs w:val="24"/>
+                <w:lang w:val="en-IN" w:eastAsia="en-IN"/>
+              </w:rPr>
+            </w:pPr>
+          </w:p>
+        </w:tc>
+        <w:tc>
+          <w:tcPr>
+            <w:tcW w:w="1649" w:type="dxa"/>
+            <w:vAlign w:val="center"/>
+          </w:tcPr>
+          <w:p>
+            <w:pPr>
+              <w:jc w:val="center"/>
+              <w:rPr>
+                <w:rFonts w:ascii="Times New Roman" w:eastAsia="Times New Roman" w:hAnsi="Times New Roman"/>
+                <w:sz w:val="24"/>
+                <w:szCs w:val="24"/>
+                <w:lang w:val="en-IN" w:eastAsia="en-IN"/>
+              </w:rPr>
+            </w:pPr>
+          </w:p>
+        </w:tc>
+        <w:tc>
+          <w:tcPr>
+            <w:tcW w:w="1234" w:type="dxa"/>
+            <w:vAlign w:val="center"/>
+          </w:tcPr>
+          <w:p>
+            <w:pPr>
+              <w:jc w:val="center"/>
+              <w:rPr>
+                <w:rFonts w:ascii="Times New Roman" w:eastAsia="Times New Roman" w:hAnsi="Times New Roman"/>
+                <w:sz w:val="24"/>
+                <w:szCs w:val="24"/>
+                <w:lang w:val="en-IN" w:eastAsia="en-IN"/>
+              </w:rPr>
+            </w:pPr>
+          </w:p>
+        </w:tc>
+        <w:tc>
+          <w:tcPr>
+            <w:tcW w:w="1257" w:type="dxa"/>
+            <w:vAlign w:val="center"/>
+          </w:tcPr>
+          <w:p>
+            <w:pPr>
+              <w:jc w:val="center"/>
+              <w:rPr>
+                <w:rFonts w:ascii="Times New Roman" w:eastAsia="Times New Roman" w:hAnsi="Times New Roman"/>
+                <w:sz w:val="24"/>
+                <w:szCs w:val="24"/>
+                <w:lang w:val="en-IN" w:eastAsia="en-IN"/>
+              </w:rPr>
+            </w:pPr>
+          </w:p>
+        </w:tc>
+        <w:tc>
+          <w:tcPr>
+            <w:tcW w:w="1269" w:type="dxa"/>
+            <w:vAlign w:val="center"/>
+          </w:tcPr>
+          <w:p>
+            <w:pPr>
+              <w:jc w:val="center"/>
+              <w:rPr>
+                <w:rFonts w:ascii="Times New Roman" w:eastAsia="Times New Roman" w:hAnsi="Times New Roman"/>
+                <w:sz w:val="24"/>
+                <w:szCs w:val="24"/>
+                <w:lang w:val="en-IN" w:eastAsia="en-IN"/>
+              </w:rPr>
+            </w:pPr>
+          </w:p>
+        </w:tc>
+        <w:tc>
+          <w:tcPr>
+            <w:tcW w:w="1133" w:type="dxa"/>
+            <w:vAlign w:val="center"/>
+          </w:tcPr>
+          <w:p>
+            <w:pPr>
+              <w:jc w:val="center"/>
+              <w:rPr>
+                <w:rFonts w:ascii="Times New Roman" w:eastAsia="Times New Roman" w:hAnsi="Times New Roman"/>
+                <w:sz w:val="24"/>
+                <w:szCs w:val="24"/>
+                <w:lang w:val="en-IN" w:eastAsia="en-IN"/>
+              </w:rPr>
+            </w:pPr>
+          </w:p>
+        </w:tc>
+        <w:tc>
+          <w:tcPr>
+            <w:tcW w:w="1133" w:type="dxa"/>
+            <w:vAlign w:val="center"/>
+          </w:tcPr>
+          <w:p>
+            <w:pPr>
+              <w:jc w:val="center"/>
+              <w:rPr>
+                <w:rFonts w:ascii="Times New Roman" w:eastAsia="Times New Roman" w:hAnsi="Times New Roman"/>
+                <w:sz w:val="24"/>
+                <w:szCs w:val="24"/>
+                <w:lang w:val="en-IN" w:eastAsia="en-IN"/>
+              </w:rPr>
+            </w:pPr>
+          </w:p>
+        </w:tc>
+      </w:tr>
+      <w:tr>
+        <w:trPr>
+          <w:trHeight w:val="540"/>
+          <w:jc w:val="center"/>
+        </w:trPr>
+        <w:tc>
+          <w:tcPr>
+            <w:tcW w:w="636" w:type="dxa"/>
+            <w:vAlign w:val="center"/>
+          </w:tcPr>
+          <w:p>
+            <w:pPr>
+              <w:jc w:val="center"/>
+              <w:rPr>
+                <w:rFonts w:ascii="Times New Roman" w:eastAsia="Times New Roman" w:hAnsi="Times New Roman"/>
+                <w:sz w:val="24"/>
+                <w:szCs w:val="24"/>
+                <w:lang w:val="en-IN" w:eastAsia="en-IN"/>
+              </w:rPr>
+            </w:pPr>
+            <w:r>
+              <w:rPr>
+                <w:rFonts w:ascii="Times New Roman" w:eastAsia="Times New Roman" w:hAnsi="Times New Roman"/>
+                <w:sz w:val="24"/>
+                <w:szCs w:val="24"/>
+                <w:lang w:val="en-IN" w:eastAsia="en-IN"/>
+              </w:rPr>
+              <w:t>5.</w:t>
+            </w:r>
+          </w:p>
+        </w:tc>
+        <w:tc>
+          <w:tcPr>
+            <w:tcW w:w="980" w:type="dxa"/>
+            <w:vAlign w:val="center"/>
+          </w:tcPr>
+          <w:p>
+            <w:pPr>
+              <w:jc w:val="center"/>
+              <w:rPr>
+                <w:rFonts w:ascii="Times New Roman" w:eastAsia="Times New Roman" w:hAnsi="Times New Roman"/>
+                <w:sz w:val="24"/>
+                <w:szCs w:val="24"/>
+                <w:lang w:val="en-IN" w:eastAsia="en-IN"/>
+              </w:rPr>
+            </w:pPr>
+          </w:p>
+        </w:tc>
+        <w:tc>
+          <w:tcPr>
+            <w:tcW w:w="1142" w:type="dxa"/>
+            <w:vAlign w:val="center"/>
+          </w:tcPr>
+          <w:p>
+            <w:pPr>
+              <w:jc w:val="center"/>
+              <w:rPr>
+                <w:rFonts w:ascii="Times New Roman" w:eastAsia="Times New Roman" w:hAnsi="Times New Roman"/>
+                <w:sz w:val="24"/>
+                <w:szCs w:val="24"/>
+                <w:lang w:val="en-IN" w:eastAsia="en-IN"/>
+              </w:rPr>
+            </w:pPr>
+          </w:p>
+        </w:tc>
+        <w:tc>
+          <w:tcPr>
+            <w:tcW w:w="1649" w:type="dxa"/>
+            <w:vAlign w:val="center"/>
+          </w:tcPr>
+          <w:p>
+            <w:pPr>
+              <w:jc w:val="center"/>
+              <w:rPr>
+                <w:rFonts w:ascii="Times New Roman" w:eastAsia="Times New Roman" w:hAnsi="Times New Roman"/>
+                <w:sz w:val="24"/>
+                <w:szCs w:val="24"/>
+                <w:lang w:val="en-IN" w:eastAsia="en-IN"/>
+              </w:rPr>
+            </w:pPr>
+          </w:p>
+        </w:tc>
+        <w:tc>
+          <w:tcPr>
+            <w:tcW w:w="1234" w:type="dxa"/>
+            <w:vAlign w:val="center"/>
+          </w:tcPr>
+          <w:p>
+            <w:pPr>
+              <w:jc w:val="center"/>
+              <w:rPr>
+                <w:rFonts w:ascii="Times New Roman" w:eastAsia="Times New Roman" w:hAnsi="Times New Roman"/>
+                <w:sz w:val="24"/>
+                <w:szCs w:val="24"/>
+                <w:lang w:val="en-IN" w:eastAsia="en-IN"/>
+              </w:rPr>
+            </w:pPr>
+          </w:p>
+        </w:tc>
+        <w:tc>
+          <w:tcPr>
+            <w:tcW w:w="1257" w:type="dxa"/>
+            <w:vAlign w:val="center"/>
+          </w:tcPr>
+          <w:p>
+            <w:pPr>
+              <w:jc w:val="center"/>
+              <w:rPr>
+                <w:rFonts w:ascii="Times New Roman" w:eastAsia="Times New Roman" w:hAnsi="Times New Roman"/>
+                <w:sz w:val="24"/>
+                <w:szCs w:val="24"/>
+                <w:lang w:val="en-IN" w:eastAsia="en-IN"/>
+              </w:rPr>
+            </w:pPr>
+          </w:p>
+        </w:tc>
+        <w:tc>
+          <w:tcPr>
+            <w:tcW w:w="1269" w:type="dxa"/>
+            <w:vAlign w:val="center"/>
+          </w:tcPr>
+          <w:p>
+            <w:pPr>
+              <w:jc w:val="center"/>
+              <w:rPr>
+                <w:rFonts w:ascii="Times New Roman" w:eastAsia="Times New Roman" w:hAnsi="Times New Roman"/>
+                <w:sz w:val="24"/>
+                <w:szCs w:val="24"/>
+                <w:lang w:val="en-IN" w:eastAsia="en-IN"/>
+              </w:rPr>
+            </w:pPr>
+          </w:p>
+        </w:tc>
+        <w:tc>
+          <w:tcPr>
+            <w:tcW w:w="1133" w:type="dxa"/>
+            <w:vAlign w:val="center"/>
+          </w:tcPr>
+          <w:p>
+            <w:pPr>
+              <w:jc w:val="center"/>
+              <w:rPr>
+                <w:rFonts w:ascii="Times New Roman" w:eastAsia="Times New Roman" w:hAnsi="Times New Roman"/>
+                <w:sz w:val="24"/>
+                <w:szCs w:val="24"/>
+                <w:lang w:val="en-IN" w:eastAsia="en-IN"/>
+              </w:rPr>
+            </w:pPr>
+          </w:p>
+        </w:tc>
+        <w:tc>
+          <w:tcPr>
+            <w:tcW w:w="1133" w:type="dxa"/>
+            <w:vAlign w:val="center"/>
+          </w:tcPr>
+          <w:p>
+            <w:pPr>
+              <w:jc w:val="center"/>
+              <w:rPr>
+                <w:rFonts w:ascii="Times New Roman" w:eastAsia="Times New Roman" w:hAnsi="Times New Roman"/>
+                <w:sz w:val="24"/>
+                <w:szCs w:val="24"/>
+                <w:lang w:val="en-IN" w:eastAsia="en-IN"/>
+              </w:rPr>
+            </w:pPr>
+          </w:p>
+        </w:tc>
+      </w:tr>
+    </w:tbl>
+    <w:p>
+      <w:pPr>
+        <w:spacing w:after="0" w:line="240" w:lineRule="auto"/>
+        <w:rPr>
+          <w:rFonts w:ascii="Times New Roman" w:hAnsi="Times New Roman"/>
+        </w:rPr>
+      </w:pPr>
+    </w:p>
+    <w:p>
+      <w:pPr>
+        <w:spacing w:after="0" w:line="240" w:lineRule="auto"/>
+        <w:ind w:left="-1134"/>
+        <w:rPr>
+          <w:rFonts w:ascii="Times New Roman" w:hAnsi="Times New Roman"/>
+        </w:rPr>
+      </w:pPr>
+    </w:p>
+    <w:p>
+      <w:pPr>
+        <w:spacing w:after="0" w:line="240" w:lineRule="auto"/>
+        <w:ind w:left="-1134"/>
+        <w:rPr>
+          <w:rFonts w:ascii="Times New Roman" w:hAnsi="Times New Roman"/>
+        </w:rPr>
+      </w:pPr>
+    </w:p>
+    <w:p>
+      <w:pPr>
+        <w:spacing w:after="0" w:line="240" w:lineRule="auto"/>
+        <w:ind w:left="-1134"/>
+        <w:rPr>
+          <w:rFonts w:ascii="Times New Roman" w:hAnsi="Times New Roman"/>
+        </w:rPr>
+      </w:pPr>
+    </w:p>
+    <w:p>
+      <w:pPr>
+        <w:spacing w:after="0" w:line="240" w:lineRule="auto"/>
+        <w:ind w:left="-1134"/>
+        <w:jc w:val="center"/>
+        <w:rPr>
+          <w:rFonts w:ascii="Times New Roman" w:hAnsi="Times New Roman"/>
+        </w:rPr>
+      </w:pPr>
       <w:r>
         <w:rPr>
           <w:rFonts w:ascii="Times New Roman" w:hAnsi="Times New Roman"/>
@@ -16154,82 +19325,81 @@
           <w:sz w:val="24"/>
           <w:szCs w:val="24"/>
         </w:rPr>
-        <w:t>IIPC</w:t>
-      </w:r>
-    </w:p>
-    <w:p>
-      <w:pPr>
-        <w:spacing w:after="0" w:line="240" w:lineRule="auto"/>
-        <w:jc w:val="center"/>
+        <w:t xml:space="preserve">        Dept. IIPC </w:t>
+      </w:r>
+      <w:r>
         <w:rPr>
           <w:rFonts w:ascii="Times New Roman" w:hAnsi="Times New Roman"/>
           <w:b/>
           <w:sz w:val="24"/>
           <w:szCs w:val="24"/>
         </w:rPr>
-      </w:pPr>
-    </w:p>
-    <w:p>
-      <w:pPr>
-        <w:spacing w:after="0" w:line="240" w:lineRule="auto"/>
-        <w:rPr>
-          <w:rFonts w:ascii="Times New Roman" w:hAnsi="Times New Roman"/>
-        </w:rPr>
-      </w:pPr>
-    </w:p>
-    <w:p>
-      <w:pPr>
-        <w:spacing w:after="0" w:line="240" w:lineRule="auto"/>
-        <w:rPr>
-          <w:rFonts w:ascii="Times New Roman" w:hAnsi="Times New Roman"/>
-        </w:rPr>
-      </w:pPr>
-    </w:p>
-    <w:p>
-      <w:pPr>
-        <w:spacing w:after="0" w:line="240" w:lineRule="auto"/>
-        <w:rPr>
-          <w:rFonts w:ascii="Times New Roman" w:hAnsi="Times New Roman"/>
-        </w:rPr>
-      </w:pPr>
-    </w:p>
-    <w:p>
-      <w:pPr>
-        <w:spacing w:after="0" w:line="240" w:lineRule="auto"/>
-        <w:rPr>
-          <w:rFonts w:ascii="Times New Roman" w:hAnsi="Times New Roman"/>
-        </w:rPr>
-      </w:pPr>
-    </w:p>
-    <w:p>
-      <w:pPr>
-        <w:spacing w:after="0" w:line="240" w:lineRule="auto"/>
-        <w:rPr>
-          <w:rFonts w:ascii="Times New Roman" w:hAnsi="Times New Roman"/>
-        </w:rPr>
-      </w:pPr>
-    </w:p>
-    <w:p>
-      <w:pPr>
-        <w:spacing w:after="0" w:line="240" w:lineRule="auto"/>
-        <w:rPr>
-          <w:rFonts w:ascii="Times New Roman" w:hAnsi="Times New Roman"/>
-        </w:rPr>
-      </w:pPr>
-    </w:p>
-    <w:p>
-      <w:pPr>
-        <w:spacing w:after="0" w:line="240" w:lineRule="auto"/>
-        <w:ind w:left="-1134"/>
-        <w:rPr>
-          <w:rFonts w:ascii="Times New Roman" w:hAnsi="Times New Roman"/>
-        </w:rPr>
-      </w:pPr>
-      <w:r>
-        <w:rPr>
-          <w:rFonts w:ascii="Times New Roman" w:hAnsi="Times New Roman"/>
-        </w:rPr>
-        <w:t>*Report to be submitted for each Student</w:t>
+        <w:t>Coordinator</w:t>
+      </w:r>
+      <w:r>
+        <w:rPr>
+          <w:rFonts w:ascii="Times New Roman" w:hAnsi="Times New Roman"/>
+          <w:b/>
+          <w:sz w:val="24"/>
+          <w:szCs w:val="24"/>
+        </w:rPr>
+        <w:tab/>
+      </w:r>
+      <w:r>
+        <w:rPr>
+          <w:rFonts w:ascii="Times New Roman" w:hAnsi="Times New Roman"/>
+          <w:b/>
+          <w:sz w:val="24"/>
+          <w:szCs w:val="24"/>
+        </w:rPr>
+        <w:tab/>
+      </w:r>
+      <w:r>
+        <w:rPr>
+          <w:rFonts w:ascii="Times New Roman" w:hAnsi="Times New Roman"/>
+          <w:b/>
+          <w:sz w:val="24"/>
+          <w:szCs w:val="24"/>
+        </w:rPr>
+        <w:tab/>
+      </w:r>
+      <w:r>
+        <w:rPr>
+          <w:rFonts w:ascii="Times New Roman" w:hAnsi="Times New Roman"/>
+          <w:b/>
+          <w:sz w:val="24"/>
+          <w:szCs w:val="24"/>
+        </w:rPr>
+        <w:tab/>
+        <w:t xml:space="preserve"> HOD</w:t>
+      </w:r>
+      <w:r>
+        <w:rPr>
+          <w:rFonts w:ascii="Times New Roman" w:hAnsi="Times New Roman"/>
+          <w:b/>
+          <w:sz w:val="24"/>
+          <w:szCs w:val="24"/>
+        </w:rPr>
+        <w:tab/>
+      </w:r>
+      <w:r>
+        <w:rPr>
+          <w:rFonts w:ascii="Times New Roman" w:hAnsi="Times New Roman"/>
+          <w:b/>
+          <w:sz w:val="24"/>
+          <w:szCs w:val="24"/>
+        </w:rPr>
+        <w:tab/>
+        <w:t xml:space="preserve">                                    Dean </w:t>
+      </w:r>
+      <w:r>
+        <w:rPr>
+          <w:rFonts w:ascii="Times New Roman" w:hAnsi="Times New Roman"/>
+          <w:b/>
+          <w:sz w:val="24"/>
+          <w:szCs w:val="24"/>
+        </w:rPr>
+        <w:t>IIPC</w:t>
       </w:r>
     </w:p>
     <w:sectPr>
@@ -16250,7 +19420,7 @@
 
 <file path=word/endnotes.xml><?xml version="1.0" encoding="utf-8"?>
 <w:endnotes xmlns:ve="http://schemas.openxmlformats.org/markup-compatibility/2006" xmlns:o="urn:schemas-microsoft-com:office:office" xmlns:r="http://schemas.openxmlformats.org/officeDocument/2006/relationships" xmlns:m="http://schemas.openxmlformats.org/officeDocument/2006/math" xmlns:v="urn:schemas-microsoft-com:vml" xmlns:wp="http://schemas.openxmlformats.org/drawingml/2006/wordprocessingDrawing" xmlns:w10="urn:schemas-microsoft-com:office:word" xmlns:w="http://schemas.openxmlformats.org/wordprocessingml/2006/main" xmlns:wne="http://schemas.microsoft.com/office/word/2006/wordml">
-  <w:endnote w:type="separator" w:id="0">
+  <w:endnote w:type="separator" w:id="-1">
     <w:p>
       <w:pPr>
         <w:spacing w:after="0" w:line="240" w:lineRule="auto"/>
@@ -16260,7 +19430,7 @@
       </w:r>
     </w:p>
   </w:endnote>
-  <w:endnote w:type="continuationSeparator" w:id="1">
+  <w:endnote w:type="continuationSeparator" w:id="0">
     <w:p>
       <w:pPr>
         <w:spacing w:after="0" w:line="240" w:lineRule="auto"/>
@@ -16305,7 +19475,7 @@
 
 <file path=word/footnotes.xml><?xml version="1.0" encoding="utf-8"?>
 <w:footnotes xmlns:ve="http://schemas.openxmlformats.org/markup-compatibility/2006" xmlns:o="urn:schemas-microsoft-com:office:office" xmlns:r="http://schemas.openxmlformats.org/officeDocument/2006/relationships" xmlns:m="http://schemas.openxmlformats.org/officeDocument/2006/math" xmlns:v="urn:schemas-microsoft-com:vml" xmlns:wp="http://schemas.openxmlformats.org/drawingml/2006/wordprocessingDrawing" xmlns:w10="urn:schemas-microsoft-com:office:word" xmlns:w="http://schemas.openxmlformats.org/wordprocessingml/2006/main" xmlns:wne="http://schemas.microsoft.com/office/word/2006/wordml">
-  <w:footnote w:type="separator" w:id="0">
+  <w:footnote w:type="separator" w:id="-1">
     <w:p>
       <w:pPr>
         <w:spacing w:after="0" w:line="240" w:lineRule="auto"/>
@@ -16315,7 +19485,7 @@
       </w:r>
     </w:p>
   </w:footnote>
-  <w:footnote w:type="continuationSeparator" w:id="1">
+  <w:footnote w:type="continuationSeparator" w:id="0">
     <w:p>
       <w:pPr>
         <w:spacing w:after="0" w:line="240" w:lineRule="auto"/>
@@ -17508,7 +20678,7 @@
 </file>
 
 <file path=customXml/itemProps1.xml><?xml version="1.0" encoding="utf-8"?>
-<ds:datastoreItem xmlns:ds="http://schemas.openxmlformats.org/officeDocument/2006/customXml" ds:itemID="{345985CB-7EF1-45F9-9E57-D029071C0E87}">
+<ds:datastoreItem xmlns:ds="http://schemas.openxmlformats.org/officeDocument/2006/customXml" ds:itemID="{99C259EA-7DA4-4556-894E-ACC403B95B5D}">
   <ds:schemaRefs>
     <ds:schemaRef ds:uri="http://schemas.openxmlformats.org/officeDocument/2006/bibliography"/>
   </ds:schemaRefs>

--- a/public/files/iqac/downloads/EOMS/MDF/WORD/7_IIPC.docx
+++ b/public/files/iqac/downloads/EOMS/MDF/WORD/7_IIPC.docx
@@ -24,26 +24,27 @@
           <w:tcPr>
             <w:tcW w:w="7128" w:type="dxa"/>
             <w:vMerge w:val="restart"/>
-            <w:vAlign w:val="center"/>
-          </w:tcPr>
-          <w:p>
-            <w:pPr>
-              <w:jc w:val="center"/>
-              <w:rPr>
-                <w:sz w:val="24"/>
-                <w:szCs w:val="24"/>
-              </w:rPr>
-            </w:pPr>
-            <w:r>
-              <w:rPr>
-                <w:sz w:val="24"/>
-                <w:szCs w:val="24"/>
+          </w:tcPr>
+          <w:p>
+            <w:pPr>
+              <w:jc w:val="center"/>
+              <w:rPr>
+                <w:sz w:val="24"/>
+                <w:szCs w:val="24"/>
+              </w:rPr>
+            </w:pPr>
+            <w:r>
+              <w:rPr>
+                <w:noProof/>
+                <w:sz w:val="24"/>
+                <w:szCs w:val="24"/>
+                <w:lang w:bidi="ta-IN"/>
               </w:rPr>
               <w:drawing>
                 <wp:inline distT="0" distB="0" distL="0" distR="0">
-                  <wp:extent cx="4359031" cy="733425"/>
-                  <wp:effectExtent l="19050" t="0" r="3419" b="0"/>
-                  <wp:docPr id="5" name="Picture 1" descr="C:\Users\IQAC\Downloads\WhatsApp Image 2025-12-23 at 8.04.08 PM.jpeg"/>
+                  <wp:extent cx="4361564" cy="829156"/>
+                  <wp:effectExtent l="19050" t="0" r="886" b="0"/>
+                  <wp:docPr id="1" name="Picture 1" descr="C:\Users\IQAC\Downloads\WhatsApp Image 2025-12-23 at 8.04.08 PM.jpeg"/>
                   <wp:cNvGraphicFramePr>
                     <a:graphicFrameLocks xmlns:a="http://schemas.openxmlformats.org/drawingml/2006/main" noChangeAspect="1"/>
                   </wp:cNvGraphicFramePr>
@@ -66,7 +67,7 @@
                         <pic:spPr bwMode="auto">
                           <a:xfrm>
                             <a:off x="0" y="0"/>
-                            <a:ext cx="4406995" cy="741495"/>
+                            <a:ext cx="4406995" cy="837793"/>
                           </a:xfrm>
                           <a:prstGeom prst="rect">
                             <a:avLst/>
@@ -527,7 +528,6 @@
         </w:tabs>
         <w:spacing w:before="71" w:line="240" w:lineRule="auto"/>
         <w:ind w:left="-142"/>
-        <w:jc w:val="center"/>
         <w:rPr>
           <w:rFonts w:ascii="Times New Roman" w:hAnsi="Times New Roman"/>
         </w:rPr>
@@ -544,19 +544,29 @@
         <w:rPr>
           <w:rFonts w:ascii="Times New Roman" w:hAnsi="Times New Roman"/>
         </w:rPr>
-        <w:t>:                                             Semester:</w:t>
-      </w:r>
-      <w:r>
-        <w:rPr>
-          <w:rFonts w:ascii="Times New Roman" w:hAnsi="Times New Roman"/>
-        </w:rPr>
-        <w:t xml:space="preserve"> </w:t>
-      </w:r>
-      <w:r>
-        <w:rPr>
-          <w:rFonts w:ascii="Times New Roman" w:hAnsi="Times New Roman"/>
-        </w:rPr>
-        <w:t>Odd/Even</w:t>
+        <w:t xml:space="preserve">:                                             </w:t>
+      </w:r>
+      <w:proofErr w:type="spellStart"/>
+      <w:r>
+        <w:rPr>
+          <w:rFonts w:ascii="Times New Roman" w:hAnsi="Times New Roman"/>
+        </w:rPr>
+        <w:t>Semester</w:t>
+      </w:r>
+      <w:proofErr w:type="gramStart"/>
+      <w:r>
+        <w:rPr>
+          <w:rFonts w:ascii="Times New Roman" w:hAnsi="Times New Roman"/>
+        </w:rPr>
+        <w:t>:Odd</w:t>
+      </w:r>
+      <w:proofErr w:type="spellEnd"/>
+      <w:proofErr w:type="gramEnd"/>
+      <w:r>
+        <w:rPr>
+          <w:rFonts w:ascii="Times New Roman" w:hAnsi="Times New Roman"/>
+        </w:rPr>
+        <w:t>/Even</w:t>
       </w:r>
     </w:p>
     <w:p>
@@ -590,13 +600,20 @@
         <w:rPr>
           <w:rFonts w:ascii="Times New Roman" w:hAnsi="Times New Roman"/>
         </w:rPr>
-        <w:t xml:space="preserve">1. </w:t>
-      </w:r>
-      <w:r>
-        <w:rPr>
-          <w:rFonts w:ascii="Times New Roman" w:hAnsi="Times New Roman"/>
-        </w:rPr>
-        <w:t>Name of the Faculty:</w:t>
+        <w:t>1. Date</w:t>
+      </w:r>
+      <w:r>
+        <w:rPr>
+          <w:rFonts w:ascii="Times New Roman" w:hAnsi="Times New Roman"/>
+        </w:rPr>
+        <w:tab/>
+      </w:r>
+      <w:r>
+        <w:rPr>
+          <w:rFonts w:ascii="Times New Roman" w:hAnsi="Times New Roman"/>
+        </w:rPr>
+        <w:tab/>
+        <w:t>:</w:t>
       </w:r>
     </w:p>
     <w:p>
@@ -611,13 +628,7 @@
         <w:rPr>
           <w:rFonts w:ascii="Times New Roman" w:hAnsi="Times New Roman"/>
         </w:rPr>
-        <w:t xml:space="preserve">2. </w:t>
-      </w:r>
-      <w:r>
-        <w:rPr>
-          <w:rFonts w:ascii="Times New Roman" w:hAnsi="Times New Roman"/>
-        </w:rPr>
-        <w:t>Date</w:t>
+        <w:t>2. Industry</w:t>
       </w:r>
       <w:r>
         <w:rPr>
@@ -625,13 +636,35 @@
         </w:rPr>
         <w:tab/>
       </w:r>
-      <w:r>
-        <w:rPr>
-          <w:rFonts w:ascii="Times New Roman" w:hAnsi="Times New Roman"/>
-        </w:rPr>
-        <w:tab/>
-        <w:t>:</w:t>
-      </w:r>
+      <w:proofErr w:type="gramStart"/>
+      <w:r>
+        <w:rPr>
+          <w:rFonts w:ascii="Times New Roman" w:hAnsi="Times New Roman"/>
+          <w:noProof/>
+        </w:rPr>
+        <w:t>(</w:t>
+      </w:r>
+      <w:r>
+        <w:rPr>
+          <w:rFonts w:ascii="Times New Roman" w:hAnsi="Times New Roman"/>
+        </w:rPr>
+        <w:t xml:space="preserve"> Address</w:t>
+      </w:r>
+      <w:proofErr w:type="gramEnd"/>
+      <w:r>
+        <w:rPr>
+          <w:rFonts w:ascii="Times New Roman" w:hAnsi="Times New Roman"/>
+        </w:rPr>
+        <w:t xml:space="preserve"> / email / Ph. No. / Fax No</w:t>
+      </w:r>
+      <w:proofErr w:type="gramStart"/>
+      <w:r>
+        <w:rPr>
+          <w:rFonts w:ascii="Times New Roman" w:hAnsi="Times New Roman"/>
+        </w:rPr>
+        <w:t>. )</w:t>
+      </w:r>
+      <w:proofErr w:type="gramEnd"/>
     </w:p>
     <w:p>
       <w:pPr>
@@ -645,41 +678,16 @@
         <w:rPr>
           <w:rFonts w:ascii="Times New Roman" w:hAnsi="Times New Roman"/>
         </w:rPr>
-        <w:t>3</w:t>
-      </w:r>
-      <w:r>
-        <w:rPr>
-          <w:rFonts w:ascii="Times New Roman" w:hAnsi="Times New Roman"/>
-        </w:rPr>
-        <w:t>. Industry</w:t>
-      </w:r>
-      <w:r>
-        <w:rPr>
-          <w:rFonts w:ascii="Times New Roman" w:hAnsi="Times New Roman"/>
-        </w:rPr>
-        <w:tab/>
+        <w:t xml:space="preserve">3. Person </w:t>
       </w:r>
       <w:proofErr w:type="gramStart"/>
       <w:r>
         <w:rPr>
           <w:rFonts w:ascii="Times New Roman" w:hAnsi="Times New Roman"/>
-          <w:noProof/>
-        </w:rPr>
-        <w:t>(</w:t>
-      </w:r>
-      <w:r>
-        <w:rPr>
-          <w:rFonts w:ascii="Times New Roman" w:hAnsi="Times New Roman"/>
-        </w:rPr>
-        <w:t xml:space="preserve"> Address</w:t>
+        </w:rPr>
+        <w:t>Contacted :</w:t>
       </w:r>
       <w:proofErr w:type="gramEnd"/>
-      <w:r>
-        <w:rPr>
-          <w:rFonts w:ascii="Times New Roman" w:hAnsi="Times New Roman"/>
-        </w:rPr>
-        <w:t xml:space="preserve"> / email / Ph. No. / Fax No. )</w:t>
-      </w:r>
     </w:p>
     <w:p>
       <w:pPr>
@@ -693,22 +701,8 @@
         <w:rPr>
           <w:rFonts w:ascii="Times New Roman" w:hAnsi="Times New Roman"/>
         </w:rPr>
-        <w:t>4</w:t>
-      </w:r>
-      <w:r>
-        <w:rPr>
-          <w:rFonts w:ascii="Times New Roman" w:hAnsi="Times New Roman"/>
-        </w:rPr>
-        <w:t xml:space="preserve">. Person </w:t>
-      </w:r>
-      <w:proofErr w:type="gramStart"/>
-      <w:r>
-        <w:rPr>
-          <w:rFonts w:ascii="Times New Roman" w:hAnsi="Times New Roman"/>
-        </w:rPr>
-        <w:t>Contacted :</w:t>
-      </w:r>
-      <w:proofErr w:type="gramEnd"/>
+        <w:t xml:space="preserve">4. Visited By: </w:t>
+      </w:r>
     </w:p>
     <w:p>
       <w:pPr>
@@ -722,34 +716,7 @@
         <w:rPr>
           <w:rFonts w:ascii="Times New Roman" w:hAnsi="Times New Roman"/>
         </w:rPr>
-        <w:t>5</w:t>
-      </w:r>
-      <w:r>
-        <w:rPr>
-          <w:rFonts w:ascii="Times New Roman" w:hAnsi="Times New Roman"/>
-        </w:rPr>
-        <w:t xml:space="preserve">. Visited By: </w:t>
-      </w:r>
-    </w:p>
-    <w:p>
-      <w:pPr>
-        <w:spacing w:line="240" w:lineRule="auto"/>
-        <w:ind w:left="-142"/>
-        <w:rPr>
-          <w:rFonts w:ascii="Times New Roman" w:hAnsi="Times New Roman"/>
-        </w:rPr>
-      </w:pPr>
-      <w:r>
-        <w:rPr>
-          <w:rFonts w:ascii="Times New Roman" w:hAnsi="Times New Roman"/>
-        </w:rPr>
-        <w:t>6</w:t>
-      </w:r>
-      <w:r>
-        <w:rPr>
-          <w:rFonts w:ascii="Times New Roman" w:hAnsi="Times New Roman"/>
-        </w:rPr>
-        <w:t>. Areas Identified</w:t>
+        <w:t>6. Areas Identified</w:t>
       </w:r>
     </w:p>
     <w:p>
@@ -1201,26 +1168,28 @@
           <w:tcPr>
             <w:tcW w:w="7128" w:type="dxa"/>
             <w:vMerge w:val="restart"/>
-            <w:vAlign w:val="center"/>
-          </w:tcPr>
-          <w:p>
-            <w:pPr>
-              <w:jc w:val="center"/>
-              <w:rPr>
-                <w:sz w:val="24"/>
-                <w:szCs w:val="24"/>
-              </w:rPr>
-            </w:pPr>
-            <w:r>
-              <w:rPr>
-                <w:sz w:val="24"/>
-                <w:szCs w:val="24"/>
-              </w:rPr>
+          </w:tcPr>
+          <w:p>
+            <w:pPr>
+              <w:jc w:val="center"/>
+              <w:rPr>
+                <w:sz w:val="24"/>
+                <w:szCs w:val="24"/>
+              </w:rPr>
+            </w:pPr>
+            <w:r>
+              <w:rPr>
+                <w:noProof/>
+                <w:sz w:val="24"/>
+                <w:szCs w:val="24"/>
+                <w:lang w:bidi="ta-IN"/>
+              </w:rPr>
+              <w:lastRenderedPageBreak/>
               <w:drawing>
                 <wp:inline distT="0" distB="0" distL="0" distR="0">
-                  <wp:extent cx="4359031" cy="733425"/>
-                  <wp:effectExtent l="19050" t="0" r="3419" b="0"/>
-                  <wp:docPr id="11" name="Picture 1" descr="C:\Users\IQAC\Downloads\WhatsApp Image 2025-12-23 at 8.04.08 PM.jpeg"/>
+                  <wp:extent cx="4361564" cy="829156"/>
+                  <wp:effectExtent l="19050" t="0" r="886" b="0"/>
+                  <wp:docPr id="2" name="Picture 1" descr="C:\Users\IQAC\Downloads\WhatsApp Image 2025-12-23 at 8.04.08 PM.jpeg"/>
                   <wp:cNvGraphicFramePr>
                     <a:graphicFrameLocks xmlns:a="http://schemas.openxmlformats.org/drawingml/2006/main" noChangeAspect="1"/>
                   </wp:cNvGraphicFramePr>
@@ -1243,7 +1212,7 @@
                         <pic:spPr bwMode="auto">
                           <a:xfrm>
                             <a:off x="0" y="0"/>
-                            <a:ext cx="4406995" cy="741495"/>
+                            <a:ext cx="4406995" cy="837793"/>
                           </a:xfrm>
                           <a:prstGeom prst="rect">
                             <a:avLst/>
@@ -1633,7 +1602,7 @@
           <w:b/>
           <w:sz w:val="24"/>
           <w:szCs w:val="24"/>
-          <w:u w:val="single"/>
+          <w:u w:val="single" w:color="FE0000"/>
         </w:rPr>
         <w:tab/>
       </w:r>
@@ -1659,7 +1628,6 @@
         </w:tabs>
         <w:spacing w:before="71"/>
         <w:ind w:left="-851"/>
-        <w:jc w:val="center"/>
         <w:rPr>
           <w:rFonts w:ascii="Times New Roman" w:hAnsi="Times New Roman"/>
         </w:rPr>
@@ -1676,19 +1644,7 @@
         <w:rPr>
           <w:rFonts w:ascii="Times New Roman" w:hAnsi="Times New Roman"/>
         </w:rPr>
-        <w:t xml:space="preserve">:                             </w:t>
-      </w:r>
-      <w:r>
-        <w:rPr>
-          <w:rFonts w:ascii="Times New Roman" w:hAnsi="Times New Roman"/>
-        </w:rPr>
-        <w:t xml:space="preserve">                  </w:t>
-      </w:r>
-      <w:r>
-        <w:rPr>
-          <w:rFonts w:ascii="Times New Roman" w:hAnsi="Times New Roman"/>
-        </w:rPr>
-        <w:t xml:space="preserve">                         </w:t>
+        <w:t xml:space="preserve">:                                                      </w:t>
       </w:r>
       <w:proofErr w:type="spellStart"/>
       <w:r>
@@ -1832,19 +1788,21 @@
               <w:rPr>
                 <w:b/>
               </w:rPr>
-              <w:t>Name of the</w:t>
-            </w:r>
-            <w:r>
-              <w:rPr>
-                <w:b/>
-              </w:rPr>
-              <w:t xml:space="preserve"> </w:t>
-            </w:r>
-            <w:r>
-              <w:rPr>
-                <w:b/>
-              </w:rPr>
-              <w:t>Institute/Organization/Industry</w:t>
+              <w:t xml:space="preserve">Name of </w:t>
+            </w:r>
+            <w:proofErr w:type="spellStart"/>
+            <w:r>
+              <w:rPr>
+                <w:b/>
+              </w:rPr>
+              <w:t>theInstitute</w:t>
+            </w:r>
+            <w:proofErr w:type="spellEnd"/>
+            <w:r>
+              <w:rPr>
+                <w:b/>
+              </w:rPr>
+              <w:t>/Organization/Industry</w:t>
             </w:r>
           </w:p>
         </w:tc>
@@ -1862,36 +1820,12 @@
                 <w:b/>
               </w:rPr>
             </w:pPr>
-            <w:r>
-              <w:rPr>
-                <w:b/>
-              </w:rPr>
-              <w:t>Date</w:t>
-            </w:r>
-            <w:r>
-              <w:rPr>
-                <w:b/>
-              </w:rPr>
-              <w:t xml:space="preserve"> </w:t>
-            </w:r>
-            <w:r>
-              <w:rPr>
-                <w:b/>
-              </w:rPr>
-              <w:t>of</w:t>
-            </w:r>
-            <w:r>
-              <w:rPr>
-                <w:b/>
-              </w:rPr>
-              <w:t xml:space="preserve"> </w:t>
-            </w:r>
             <w:proofErr w:type="spellStart"/>
             <w:r>
               <w:rPr>
                 <w:b/>
               </w:rPr>
-              <w:t>MoU</w:t>
+              <w:t>DateofMoU</w:t>
             </w:r>
             <w:proofErr w:type="spellEnd"/>
           </w:p>
@@ -3016,7 +2950,6 @@
           <w:tcPr>
             <w:tcW w:w="7128" w:type="dxa"/>
             <w:vMerge w:val="restart"/>
-            <w:vAlign w:val="center"/>
           </w:tcPr>
           <w:p>
             <w:pPr>
@@ -3035,9 +2968,9 @@
               </w:rPr>
               <w:drawing>
                 <wp:inline distT="0" distB="0" distL="0" distR="0">
-                  <wp:extent cx="4359031" cy="733425"/>
-                  <wp:effectExtent l="19050" t="0" r="3419" b="0"/>
-                  <wp:docPr id="12" name="Picture 1" descr="C:\Users\IQAC\Downloads\WhatsApp Image 2025-12-23 at 8.04.08 PM.jpeg"/>
+                  <wp:extent cx="4361564" cy="829156"/>
+                  <wp:effectExtent l="19050" t="0" r="886" b="0"/>
+                  <wp:docPr id="4" name="Picture 1" descr="C:\Users\IQAC\Downloads\WhatsApp Image 2025-12-23 at 8.04.08 PM.jpeg"/>
                   <wp:cNvGraphicFramePr>
                     <a:graphicFrameLocks xmlns:a="http://schemas.openxmlformats.org/drawingml/2006/main" noChangeAspect="1"/>
                   </wp:cNvGraphicFramePr>
@@ -3060,7 +2993,7 @@
                         <pic:spPr bwMode="auto">
                           <a:xfrm>
                             <a:off x="0" y="0"/>
-                            <a:ext cx="4406995" cy="741495"/>
+                            <a:ext cx="4406995" cy="837793"/>
                           </a:xfrm>
                           <a:prstGeom prst="rect">
                             <a:avLst/>
@@ -3466,17 +3399,10 @@
         </w:tabs>
         <w:spacing w:before="71"/>
         <w:ind w:left="-993"/>
-        <w:jc w:val="center"/>
-        <w:rPr>
-          <w:rFonts w:ascii="Times New Roman" w:hAnsi="Times New Roman"/>
-        </w:rPr>
-      </w:pPr>
-      <w:r>
-        <w:rPr>
-          <w:rFonts w:ascii="Times New Roman" w:hAnsi="Times New Roman"/>
-        </w:rPr>
-        <w:t xml:space="preserve">          </w:t>
-      </w:r>
+        <w:rPr>
+          <w:rFonts w:ascii="Times New Roman" w:hAnsi="Times New Roman"/>
+        </w:rPr>
+      </w:pPr>
       <w:r>
         <w:rPr>
           <w:rFonts w:ascii="Times New Roman" w:hAnsi="Times New Roman"/>
@@ -3493,13 +3419,13 @@
         <w:rPr>
           <w:rFonts w:ascii="Times New Roman" w:hAnsi="Times New Roman"/>
         </w:rPr>
-        <w:t xml:space="preserve">Year:                     </w:t>
-      </w:r>
-      <w:r>
-        <w:rPr>
-          <w:rFonts w:ascii="Times New Roman" w:hAnsi="Times New Roman"/>
-        </w:rPr>
-        <w:t xml:space="preserve">                                                              </w:t>
+        <w:t xml:space="preserve">Year:                                                    </w:t>
+      </w:r>
+      <w:r>
+        <w:rPr>
+          <w:rFonts w:ascii="Times New Roman" w:hAnsi="Times New Roman"/>
+        </w:rPr>
+        <w:t xml:space="preserve">                                                                     </w:t>
       </w:r>
       <w:r>
         <w:rPr>
@@ -3531,7 +3457,7 @@
     </w:p>
     <w:tbl>
       <w:tblPr>
-        <w:tblW w:w="10651" w:type="dxa"/>
+        <w:tblW w:w="11085" w:type="dxa"/>
         <w:jc w:val="center"/>
         <w:tblBorders>
           <w:top w:val="single" w:sz="4" w:space="0" w:color="000000"/>
@@ -3549,16 +3475,15 @@
         <w:tblLook w:val="01E0"/>
       </w:tblPr>
       <w:tblGrid>
-        <w:gridCol w:w="671"/>
-        <w:gridCol w:w="1135"/>
-        <w:gridCol w:w="1275"/>
-        <w:gridCol w:w="1107"/>
-        <w:gridCol w:w="1685"/>
-        <w:gridCol w:w="1113"/>
-        <w:gridCol w:w="887"/>
+        <w:gridCol w:w="604"/>
+        <w:gridCol w:w="1694"/>
+        <w:gridCol w:w="1744"/>
+        <w:gridCol w:w="1571"/>
+        <w:gridCol w:w="1425"/>
+        <w:gridCol w:w="1326"/>
         <w:gridCol w:w="709"/>
-        <w:gridCol w:w="992"/>
-        <w:gridCol w:w="1077"/>
+        <w:gridCol w:w="1134"/>
+        <w:gridCol w:w="878"/>
       </w:tblGrid>
       <w:tr>
         <w:trPr>
@@ -3567,7 +3492,7 @@
         </w:trPr>
         <w:tc>
           <w:tcPr>
-            <w:tcW w:w="671" w:type="dxa"/>
+            <w:tcW w:w="604" w:type="dxa"/>
           </w:tcPr>
           <w:p>
             <w:pPr>
@@ -3605,7 +3530,7 @@
         </w:tc>
         <w:tc>
           <w:tcPr>
-            <w:tcW w:w="1135" w:type="dxa"/>
+            <w:tcW w:w="1694" w:type="dxa"/>
           </w:tcPr>
           <w:p>
             <w:pPr>
@@ -3620,20 +3545,16 @@
               <w:rPr>
                 <w:b/>
               </w:rPr>
-              <w:t>Name(s) of</w:t>
-            </w:r>
-            <w:r>
-              <w:rPr>
-                <w:b/>
-              </w:rPr>
-              <w:t xml:space="preserve"> </w:t>
-            </w:r>
-            <w:r>
-              <w:rPr>
-                <w:b/>
-              </w:rPr>
-              <w:t>the</w:t>
-            </w:r>
+              <w:t xml:space="preserve">Name(s) </w:t>
+            </w:r>
+            <w:proofErr w:type="spellStart"/>
+            <w:r>
+              <w:rPr>
+                <w:b/>
+              </w:rPr>
+              <w:t>ofthe</w:t>
+            </w:r>
+            <w:proofErr w:type="spellEnd"/>
           </w:p>
           <w:p>
             <w:pPr>
@@ -3677,7 +3598,7 @@
         </w:tc>
         <w:tc>
           <w:tcPr>
-            <w:tcW w:w="1275" w:type="dxa"/>
+            <w:tcW w:w="1744" w:type="dxa"/>
           </w:tcPr>
           <w:p>
             <w:pPr>
@@ -3686,33 +3607,6 @@
               <w:jc w:val="center"/>
               <w:rPr>
                 <w:b/>
-              </w:rPr>
-            </w:pPr>
-            <w:r>
-              <w:rPr>
-                <w:b/>
-              </w:rPr>
-              <w:t>C</w:t>
-            </w:r>
-            <w:r>
-              <w:rPr>
-                <w:b/>
-              </w:rPr>
-              <w:t>onsultancy / Testing</w:t>
-            </w:r>
-          </w:p>
-        </w:tc>
-        <w:tc>
-          <w:tcPr>
-            <w:tcW w:w="1107" w:type="dxa"/>
-          </w:tcPr>
-          <w:p>
-            <w:pPr>
-              <w:pStyle w:val="TableParagraph"/>
-              <w:ind w:left="161" w:right="151"/>
-              <w:jc w:val="center"/>
-              <w:rPr>
-                <w:b/>
                 <w:highlight w:val="yellow"/>
               </w:rPr>
             </w:pPr>
@@ -3720,13 +3614,13 @@
               <w:rPr>
                 <w:b/>
               </w:rPr>
-              <w:t>Nature of the work</w:t>
-            </w:r>
-          </w:p>
-        </w:tc>
-        <w:tc>
-          <w:tcPr>
-            <w:tcW w:w="1685" w:type="dxa"/>
+              <w:t>Nature of the consultancy / Testing work</w:t>
+            </w:r>
+          </w:p>
+        </w:tc>
+        <w:tc>
+          <w:tcPr>
+            <w:tcW w:w="1571" w:type="dxa"/>
           </w:tcPr>
           <w:p>
             <w:pPr>
@@ -3741,85 +3635,35 @@
               <w:rPr>
                 <w:b/>
               </w:rPr>
-              <w:t>Name of</w:t>
-            </w:r>
+              <w:t xml:space="preserve">Name </w:t>
+            </w:r>
+            <w:proofErr w:type="spellStart"/>
+            <w:r>
+              <w:rPr>
+                <w:b/>
+              </w:rPr>
+              <w:t>oftheCompany</w:t>
+            </w:r>
+            <w:proofErr w:type="spellEnd"/>
             <w:r>
               <w:rPr>
                 <w:b/>
               </w:rPr>
               <w:t xml:space="preserve"> </w:t>
             </w:r>
-            <w:r>
-              <w:rPr>
-                <w:b/>
-              </w:rPr>
-              <w:t>the</w:t>
-            </w:r>
-            <w:r>
-              <w:rPr>
-                <w:b/>
-              </w:rPr>
-              <w:t xml:space="preserve"> </w:t>
-            </w:r>
-            <w:r>
-              <w:rPr>
-                <w:b/>
-              </w:rPr>
-              <w:t>Company with</w:t>
-            </w:r>
-            <w:r>
-              <w:rPr>
-                <w:b/>
-              </w:rPr>
-              <w:t xml:space="preserve"> </w:t>
-            </w:r>
-            <w:r>
-              <w:rPr>
-                <w:b/>
-              </w:rPr>
-              <w:t>address</w:t>
-            </w:r>
-            <w:r>
-              <w:rPr>
-                <w:b/>
-              </w:rPr>
-              <w:t xml:space="preserve"> </w:t>
-            </w:r>
-            <w:r>
-              <w:rPr>
-                <w:b/>
-              </w:rPr>
-              <w:t>and</w:t>
-            </w:r>
-            <w:r>
-              <w:rPr>
-                <w:b/>
-              </w:rPr>
-              <w:t xml:space="preserve"> </w:t>
-            </w:r>
-            <w:r>
-              <w:rPr>
-                <w:b/>
-              </w:rPr>
-              <w:t>contact</w:t>
-            </w:r>
-            <w:r>
-              <w:rPr>
-                <w:b/>
-              </w:rPr>
-              <w:t xml:space="preserve"> </w:t>
-            </w:r>
-            <w:r>
-              <w:rPr>
-                <w:b/>
-              </w:rPr>
-              <w:t>details</w:t>
-            </w:r>
-          </w:p>
-        </w:tc>
-        <w:tc>
-          <w:tcPr>
-            <w:tcW w:w="1113" w:type="dxa"/>
+            <w:proofErr w:type="spellStart"/>
+            <w:r>
+              <w:rPr>
+                <w:b/>
+              </w:rPr>
+              <w:t>withaddressandcontactdetails</w:t>
+            </w:r>
+            <w:proofErr w:type="spellEnd"/>
+          </w:p>
+        </w:tc>
+        <w:tc>
+          <w:tcPr>
+            <w:tcW w:w="1425" w:type="dxa"/>
           </w:tcPr>
           <w:p>
             <w:pPr>
@@ -3830,65 +3674,47 @@
                 <w:b/>
               </w:rPr>
             </w:pPr>
-            <w:r>
-              <w:rPr>
-                <w:b/>
-              </w:rPr>
-              <w:t>Month,</w:t>
-            </w:r>
+            <w:proofErr w:type="spellStart"/>
+            <w:r>
+              <w:rPr>
+                <w:b/>
+              </w:rPr>
+              <w:t>Month,Year</w:t>
+            </w:r>
+            <w:proofErr w:type="spellEnd"/>
+            <w:r>
+              <w:rPr>
+                <w:b/>
+              </w:rPr>
+              <w:t>, &amp;</w:t>
+            </w:r>
+            <w:proofErr w:type="spellStart"/>
+            <w:r>
+              <w:rPr>
+                <w:b/>
+              </w:rPr>
+              <w:t>Durationof</w:t>
+            </w:r>
+            <w:proofErr w:type="spellEnd"/>
             <w:r>
               <w:rPr>
                 <w:b/>
               </w:rPr>
               <w:t xml:space="preserve"> </w:t>
             </w:r>
-            <w:r>
-              <w:rPr>
-                <w:b/>
-              </w:rPr>
-              <w:t>Year, &amp;</w:t>
-            </w:r>
-            <w:r>
-              <w:rPr>
-                <w:b/>
-              </w:rPr>
-              <w:t xml:space="preserve"> </w:t>
-            </w:r>
-            <w:r>
-              <w:rPr>
-                <w:b/>
-              </w:rPr>
-              <w:t>Duration</w:t>
-            </w:r>
-            <w:r>
-              <w:rPr>
-                <w:b/>
-              </w:rPr>
-              <w:t xml:space="preserve"> </w:t>
-            </w:r>
-            <w:r>
-              <w:rPr>
-                <w:b/>
-              </w:rPr>
-              <w:t>of the</w:t>
-            </w:r>
-            <w:r>
-              <w:rPr>
-                <w:b/>
-              </w:rPr>
-              <w:t xml:space="preserve"> </w:t>
-            </w:r>
-            <w:r>
-              <w:rPr>
-                <w:b/>
-              </w:rPr>
-              <w:t>consultancy</w:t>
-            </w:r>
-          </w:p>
-        </w:tc>
-        <w:tc>
-          <w:tcPr>
-            <w:tcW w:w="887" w:type="dxa"/>
+            <w:proofErr w:type="spellStart"/>
+            <w:r>
+              <w:rPr>
+                <w:b/>
+              </w:rPr>
+              <w:t>theconsultancy</w:t>
+            </w:r>
+            <w:proofErr w:type="spellEnd"/>
+          </w:p>
+        </w:tc>
+        <w:tc>
+          <w:tcPr>
+            <w:tcW w:w="1326" w:type="dxa"/>
           </w:tcPr>
           <w:p>
             <w:pPr>
@@ -3946,7 +3772,7 @@
         </w:tc>
         <w:tc>
           <w:tcPr>
-            <w:tcW w:w="992" w:type="dxa"/>
+            <w:tcW w:w="1134" w:type="dxa"/>
           </w:tcPr>
           <w:p>
             <w:pPr>
@@ -3967,7 +3793,7 @@
         </w:tc>
         <w:tc>
           <w:tcPr>
-            <w:tcW w:w="1077" w:type="dxa"/>
+            <w:tcW w:w="878" w:type="dxa"/>
           </w:tcPr>
           <w:p>
             <w:pPr>
@@ -3978,36 +3804,14 @@
                 <w:b/>
               </w:rPr>
             </w:pPr>
-            <w:r>
-              <w:rPr>
-                <w:b/>
-              </w:rPr>
-              <w:t>Bill</w:t>
-            </w:r>
-            <w:r>
-              <w:rPr>
-                <w:b/>
-              </w:rPr>
-              <w:t xml:space="preserve"> </w:t>
-            </w:r>
-            <w:r>
-              <w:rPr>
-                <w:b/>
-              </w:rPr>
-              <w:t>No.&amp;</w:t>
-            </w:r>
-            <w:r>
-              <w:rPr>
-                <w:b/>
-              </w:rPr>
-              <w:t xml:space="preserve"> </w:t>
-            </w:r>
-            <w:r>
-              <w:rPr>
-                <w:b/>
-              </w:rPr>
-              <w:t>Date</w:t>
-            </w:r>
+            <w:proofErr w:type="spellStart"/>
+            <w:r>
+              <w:rPr>
+                <w:b/>
+              </w:rPr>
+              <w:t>BillNo.&amp;Date</w:t>
+            </w:r>
+            <w:proofErr w:type="spellEnd"/>
           </w:p>
         </w:tc>
       </w:tr>
@@ -4018,7 +3822,7 @@
         </w:trPr>
         <w:tc>
           <w:tcPr>
-            <w:tcW w:w="671" w:type="dxa"/>
+            <w:tcW w:w="604" w:type="dxa"/>
             <w:vAlign w:val="center"/>
           </w:tcPr>
           <w:p>
@@ -4033,7 +3837,7 @@
         </w:tc>
         <w:tc>
           <w:tcPr>
-            <w:tcW w:w="1135" w:type="dxa"/>
+            <w:tcW w:w="1694" w:type="dxa"/>
           </w:tcPr>
           <w:p>
             <w:pPr>
@@ -4043,7 +3847,7 @@
         </w:tc>
         <w:tc>
           <w:tcPr>
-            <w:tcW w:w="1275" w:type="dxa"/>
+            <w:tcW w:w="1744" w:type="dxa"/>
           </w:tcPr>
           <w:p>
             <w:pPr>
@@ -4056,20 +3860,17 @@
         </w:tc>
         <w:tc>
           <w:tcPr>
-            <w:tcW w:w="1107" w:type="dxa"/>
+            <w:tcW w:w="1571" w:type="dxa"/>
           </w:tcPr>
           <w:p>
             <w:pPr>
               <w:pStyle w:val="TableParagraph"/>
-              <w:rPr>
-                <w:highlight w:val="yellow"/>
-              </w:rPr>
-            </w:pPr>
-          </w:p>
-        </w:tc>
-        <w:tc>
-          <w:tcPr>
-            <w:tcW w:w="1685" w:type="dxa"/>
+            </w:pPr>
+          </w:p>
+        </w:tc>
+        <w:tc>
+          <w:tcPr>
+            <w:tcW w:w="1425" w:type="dxa"/>
           </w:tcPr>
           <w:p>
             <w:pPr>
@@ -4079,7 +3880,7 @@
         </w:tc>
         <w:tc>
           <w:tcPr>
-            <w:tcW w:w="1113" w:type="dxa"/>
+            <w:tcW w:w="1326" w:type="dxa"/>
           </w:tcPr>
           <w:p>
             <w:pPr>
@@ -4089,7 +3890,7 @@
         </w:tc>
         <w:tc>
           <w:tcPr>
-            <w:tcW w:w="887" w:type="dxa"/>
+            <w:tcW w:w="709" w:type="dxa"/>
           </w:tcPr>
           <w:p>
             <w:pPr>
@@ -4099,7 +3900,7 @@
         </w:tc>
         <w:tc>
           <w:tcPr>
-            <w:tcW w:w="709" w:type="dxa"/>
+            <w:tcW w:w="1134" w:type="dxa"/>
           </w:tcPr>
           <w:p>
             <w:pPr>
@@ -4109,17 +3910,7 @@
         </w:tc>
         <w:tc>
           <w:tcPr>
-            <w:tcW w:w="992" w:type="dxa"/>
-          </w:tcPr>
-          <w:p>
-            <w:pPr>
-              <w:pStyle w:val="TableParagraph"/>
-            </w:pPr>
-          </w:p>
-        </w:tc>
-        <w:tc>
-          <w:tcPr>
-            <w:tcW w:w="1077" w:type="dxa"/>
+            <w:tcW w:w="878" w:type="dxa"/>
           </w:tcPr>
           <w:p>
             <w:pPr>
@@ -4135,7 +3926,7 @@
         </w:trPr>
         <w:tc>
           <w:tcPr>
-            <w:tcW w:w="671" w:type="dxa"/>
+            <w:tcW w:w="604" w:type="dxa"/>
             <w:vAlign w:val="center"/>
           </w:tcPr>
           <w:p>
@@ -4150,7 +3941,7 @@
         </w:tc>
         <w:tc>
           <w:tcPr>
-            <w:tcW w:w="1135" w:type="dxa"/>
+            <w:tcW w:w="1694" w:type="dxa"/>
           </w:tcPr>
           <w:p>
             <w:pPr>
@@ -4160,7 +3951,7 @@
         </w:tc>
         <w:tc>
           <w:tcPr>
-            <w:tcW w:w="1275" w:type="dxa"/>
+            <w:tcW w:w="1744" w:type="dxa"/>
           </w:tcPr>
           <w:p>
             <w:pPr>
@@ -4173,20 +3964,17 @@
         </w:tc>
         <w:tc>
           <w:tcPr>
-            <w:tcW w:w="1107" w:type="dxa"/>
+            <w:tcW w:w="1571" w:type="dxa"/>
           </w:tcPr>
           <w:p>
             <w:pPr>
               <w:pStyle w:val="TableParagraph"/>
-              <w:rPr>
-                <w:highlight w:val="yellow"/>
-              </w:rPr>
-            </w:pPr>
-          </w:p>
-        </w:tc>
-        <w:tc>
-          <w:tcPr>
-            <w:tcW w:w="1685" w:type="dxa"/>
+            </w:pPr>
+          </w:p>
+        </w:tc>
+        <w:tc>
+          <w:tcPr>
+            <w:tcW w:w="1425" w:type="dxa"/>
           </w:tcPr>
           <w:p>
             <w:pPr>
@@ -4196,7 +3984,7 @@
         </w:tc>
         <w:tc>
           <w:tcPr>
-            <w:tcW w:w="1113" w:type="dxa"/>
+            <w:tcW w:w="1326" w:type="dxa"/>
           </w:tcPr>
           <w:p>
             <w:pPr>
@@ -4206,7 +3994,7 @@
         </w:tc>
         <w:tc>
           <w:tcPr>
-            <w:tcW w:w="887" w:type="dxa"/>
+            <w:tcW w:w="709" w:type="dxa"/>
           </w:tcPr>
           <w:p>
             <w:pPr>
@@ -4216,7 +4004,7 @@
         </w:tc>
         <w:tc>
           <w:tcPr>
-            <w:tcW w:w="709" w:type="dxa"/>
+            <w:tcW w:w="1134" w:type="dxa"/>
           </w:tcPr>
           <w:p>
             <w:pPr>
@@ -4226,17 +4014,7 @@
         </w:tc>
         <w:tc>
           <w:tcPr>
-            <w:tcW w:w="992" w:type="dxa"/>
-          </w:tcPr>
-          <w:p>
-            <w:pPr>
-              <w:pStyle w:val="TableParagraph"/>
-            </w:pPr>
-          </w:p>
-        </w:tc>
-        <w:tc>
-          <w:tcPr>
-            <w:tcW w:w="1077" w:type="dxa"/>
+            <w:tcW w:w="878" w:type="dxa"/>
           </w:tcPr>
           <w:p>
             <w:pPr>
@@ -4252,7 +4030,7 @@
         </w:trPr>
         <w:tc>
           <w:tcPr>
-            <w:tcW w:w="671" w:type="dxa"/>
+            <w:tcW w:w="604" w:type="dxa"/>
             <w:vAlign w:val="center"/>
           </w:tcPr>
           <w:p>
@@ -4267,7 +4045,7 @@
         </w:tc>
         <w:tc>
           <w:tcPr>
-            <w:tcW w:w="1135" w:type="dxa"/>
+            <w:tcW w:w="1694" w:type="dxa"/>
           </w:tcPr>
           <w:p>
             <w:pPr>
@@ -4277,7 +4055,7 @@
         </w:tc>
         <w:tc>
           <w:tcPr>
-            <w:tcW w:w="1275" w:type="dxa"/>
+            <w:tcW w:w="1744" w:type="dxa"/>
           </w:tcPr>
           <w:p>
             <w:pPr>
@@ -4290,20 +4068,17 @@
         </w:tc>
         <w:tc>
           <w:tcPr>
-            <w:tcW w:w="1107" w:type="dxa"/>
+            <w:tcW w:w="1571" w:type="dxa"/>
           </w:tcPr>
           <w:p>
             <w:pPr>
               <w:pStyle w:val="TableParagraph"/>
-              <w:rPr>
-                <w:highlight w:val="yellow"/>
-              </w:rPr>
-            </w:pPr>
-          </w:p>
-        </w:tc>
-        <w:tc>
-          <w:tcPr>
-            <w:tcW w:w="1685" w:type="dxa"/>
+            </w:pPr>
+          </w:p>
+        </w:tc>
+        <w:tc>
+          <w:tcPr>
+            <w:tcW w:w="1425" w:type="dxa"/>
           </w:tcPr>
           <w:p>
             <w:pPr>
@@ -4313,7 +4088,7 @@
         </w:tc>
         <w:tc>
           <w:tcPr>
-            <w:tcW w:w="1113" w:type="dxa"/>
+            <w:tcW w:w="1326" w:type="dxa"/>
           </w:tcPr>
           <w:p>
             <w:pPr>
@@ -4323,7 +4098,7 @@
         </w:tc>
         <w:tc>
           <w:tcPr>
-            <w:tcW w:w="887" w:type="dxa"/>
+            <w:tcW w:w="709" w:type="dxa"/>
           </w:tcPr>
           <w:p>
             <w:pPr>
@@ -4333,7 +4108,7 @@
         </w:tc>
         <w:tc>
           <w:tcPr>
-            <w:tcW w:w="709" w:type="dxa"/>
+            <w:tcW w:w="1134" w:type="dxa"/>
           </w:tcPr>
           <w:p>
             <w:pPr>
@@ -4343,17 +4118,7 @@
         </w:tc>
         <w:tc>
           <w:tcPr>
-            <w:tcW w:w="992" w:type="dxa"/>
-          </w:tcPr>
-          <w:p>
-            <w:pPr>
-              <w:pStyle w:val="TableParagraph"/>
-            </w:pPr>
-          </w:p>
-        </w:tc>
-        <w:tc>
-          <w:tcPr>
-            <w:tcW w:w="1077" w:type="dxa"/>
+            <w:tcW w:w="878" w:type="dxa"/>
           </w:tcPr>
           <w:p>
             <w:pPr>
@@ -4369,7 +4134,7 @@
         </w:trPr>
         <w:tc>
           <w:tcPr>
-            <w:tcW w:w="671" w:type="dxa"/>
+            <w:tcW w:w="604" w:type="dxa"/>
             <w:vAlign w:val="center"/>
           </w:tcPr>
           <w:p>
@@ -4384,7 +4149,7 @@
         </w:tc>
         <w:tc>
           <w:tcPr>
-            <w:tcW w:w="1135" w:type="dxa"/>
+            <w:tcW w:w="1694" w:type="dxa"/>
           </w:tcPr>
           <w:p>
             <w:pPr>
@@ -4394,7 +4159,7 @@
         </w:tc>
         <w:tc>
           <w:tcPr>
-            <w:tcW w:w="1275" w:type="dxa"/>
+            <w:tcW w:w="1744" w:type="dxa"/>
           </w:tcPr>
           <w:p>
             <w:pPr>
@@ -4407,20 +4172,17 @@
         </w:tc>
         <w:tc>
           <w:tcPr>
-            <w:tcW w:w="1107" w:type="dxa"/>
+            <w:tcW w:w="1571" w:type="dxa"/>
           </w:tcPr>
           <w:p>
             <w:pPr>
               <w:pStyle w:val="TableParagraph"/>
-              <w:rPr>
-                <w:highlight w:val="yellow"/>
-              </w:rPr>
-            </w:pPr>
-          </w:p>
-        </w:tc>
-        <w:tc>
-          <w:tcPr>
-            <w:tcW w:w="1685" w:type="dxa"/>
+            </w:pPr>
+          </w:p>
+        </w:tc>
+        <w:tc>
+          <w:tcPr>
+            <w:tcW w:w="1425" w:type="dxa"/>
           </w:tcPr>
           <w:p>
             <w:pPr>
@@ -4430,7 +4192,7 @@
         </w:tc>
         <w:tc>
           <w:tcPr>
-            <w:tcW w:w="1113" w:type="dxa"/>
+            <w:tcW w:w="1326" w:type="dxa"/>
           </w:tcPr>
           <w:p>
             <w:pPr>
@@ -4440,7 +4202,7 @@
         </w:tc>
         <w:tc>
           <w:tcPr>
-            <w:tcW w:w="887" w:type="dxa"/>
+            <w:tcW w:w="709" w:type="dxa"/>
           </w:tcPr>
           <w:p>
             <w:pPr>
@@ -4450,7 +4212,7 @@
         </w:tc>
         <w:tc>
           <w:tcPr>
-            <w:tcW w:w="709" w:type="dxa"/>
+            <w:tcW w:w="1134" w:type="dxa"/>
           </w:tcPr>
           <w:p>
             <w:pPr>
@@ -4460,17 +4222,7 @@
         </w:tc>
         <w:tc>
           <w:tcPr>
-            <w:tcW w:w="992" w:type="dxa"/>
-          </w:tcPr>
-          <w:p>
-            <w:pPr>
-              <w:pStyle w:val="TableParagraph"/>
-            </w:pPr>
-          </w:p>
-        </w:tc>
-        <w:tc>
-          <w:tcPr>
-            <w:tcW w:w="1077" w:type="dxa"/>
+            <w:tcW w:w="878" w:type="dxa"/>
           </w:tcPr>
           <w:p>
             <w:pPr>
@@ -4486,7 +4238,7 @@
         </w:trPr>
         <w:tc>
           <w:tcPr>
-            <w:tcW w:w="671" w:type="dxa"/>
+            <w:tcW w:w="604" w:type="dxa"/>
             <w:vAlign w:val="center"/>
           </w:tcPr>
           <w:p>
@@ -4501,7 +4253,7 @@
         </w:tc>
         <w:tc>
           <w:tcPr>
-            <w:tcW w:w="1135" w:type="dxa"/>
+            <w:tcW w:w="1694" w:type="dxa"/>
           </w:tcPr>
           <w:p>
             <w:pPr>
@@ -4511,7 +4263,7 @@
         </w:tc>
         <w:tc>
           <w:tcPr>
-            <w:tcW w:w="1275" w:type="dxa"/>
+            <w:tcW w:w="1744" w:type="dxa"/>
           </w:tcPr>
           <w:p>
             <w:pPr>
@@ -4524,20 +4276,17 @@
         </w:tc>
         <w:tc>
           <w:tcPr>
-            <w:tcW w:w="1107" w:type="dxa"/>
+            <w:tcW w:w="1571" w:type="dxa"/>
           </w:tcPr>
           <w:p>
             <w:pPr>
               <w:pStyle w:val="TableParagraph"/>
-              <w:rPr>
-                <w:highlight w:val="yellow"/>
-              </w:rPr>
-            </w:pPr>
-          </w:p>
-        </w:tc>
-        <w:tc>
-          <w:tcPr>
-            <w:tcW w:w="1685" w:type="dxa"/>
+            </w:pPr>
+          </w:p>
+        </w:tc>
+        <w:tc>
+          <w:tcPr>
+            <w:tcW w:w="1425" w:type="dxa"/>
           </w:tcPr>
           <w:p>
             <w:pPr>
@@ -4547,7 +4296,7 @@
         </w:tc>
         <w:tc>
           <w:tcPr>
-            <w:tcW w:w="1113" w:type="dxa"/>
+            <w:tcW w:w="1326" w:type="dxa"/>
           </w:tcPr>
           <w:p>
             <w:pPr>
@@ -4557,7 +4306,7 @@
         </w:tc>
         <w:tc>
           <w:tcPr>
-            <w:tcW w:w="887" w:type="dxa"/>
+            <w:tcW w:w="709" w:type="dxa"/>
           </w:tcPr>
           <w:p>
             <w:pPr>
@@ -4567,7 +4316,7 @@
         </w:tc>
         <w:tc>
           <w:tcPr>
-            <w:tcW w:w="709" w:type="dxa"/>
+            <w:tcW w:w="1134" w:type="dxa"/>
           </w:tcPr>
           <w:p>
             <w:pPr>
@@ -4577,17 +4326,7 @@
         </w:tc>
         <w:tc>
           <w:tcPr>
-            <w:tcW w:w="992" w:type="dxa"/>
-          </w:tcPr>
-          <w:p>
-            <w:pPr>
-              <w:pStyle w:val="TableParagraph"/>
-            </w:pPr>
-          </w:p>
-        </w:tc>
-        <w:tc>
-          <w:tcPr>
-            <w:tcW w:w="1077" w:type="dxa"/>
+            <w:tcW w:w="878" w:type="dxa"/>
           </w:tcPr>
           <w:p>
             <w:pPr>
@@ -4666,7 +4405,6 @@
         </w:tabs>
         <w:spacing w:before="90"/>
         <w:ind w:left="-993"/>
-        <w:jc w:val="center"/>
         <w:rPr>
           <w:rFonts w:ascii="Times New Roman" w:hAnsi="Times New Roman"/>
           <w:b/>
@@ -4699,7 +4437,7 @@
           <w:sz w:val="24"/>
           <w:szCs w:val="24"/>
         </w:rPr>
-        <w:t xml:space="preserve">Coordinator                 </w:t>
+        <w:t xml:space="preserve">Coordinator                                                           </w:t>
       </w:r>
       <w:r>
         <w:rPr>
@@ -4791,7 +4529,6 @@
           <w:tcPr>
             <w:tcW w:w="7128" w:type="dxa"/>
             <w:vMerge w:val="restart"/>
-            <w:vAlign w:val="center"/>
           </w:tcPr>
           <w:p>
             <w:pPr>
@@ -4811,9 +4548,9 @@
               <w:lastRenderedPageBreak/>
               <w:drawing>
                 <wp:inline distT="0" distB="0" distL="0" distR="0">
-                  <wp:extent cx="4359031" cy="733425"/>
-                  <wp:effectExtent l="19050" t="0" r="3419" b="0"/>
-                  <wp:docPr id="14" name="Picture 1" descr="C:\Users\IQAC\Downloads\WhatsApp Image 2025-12-23 at 8.04.08 PM.jpeg"/>
+                  <wp:extent cx="4361564" cy="829156"/>
+                  <wp:effectExtent l="19050" t="0" r="886" b="0"/>
+                  <wp:docPr id="6" name="Picture 1" descr="C:\Users\IQAC\Downloads\WhatsApp Image 2025-12-23 at 8.04.08 PM.jpeg"/>
                   <wp:cNvGraphicFramePr>
                     <a:graphicFrameLocks xmlns:a="http://schemas.openxmlformats.org/drawingml/2006/main" noChangeAspect="1"/>
                   </wp:cNvGraphicFramePr>
@@ -4836,7 +4573,7 @@
                         <pic:spPr bwMode="auto">
                           <a:xfrm>
                             <a:off x="0" y="0"/>
-                            <a:ext cx="4406995" cy="741495"/>
+                            <a:ext cx="4406995" cy="837793"/>
                           </a:xfrm>
                           <a:prstGeom prst="rect">
                             <a:avLst/>
@@ -5248,7 +4985,6 @@
         </w:tabs>
         <w:spacing w:before="71"/>
         <w:ind w:left="-993"/>
-        <w:jc w:val="center"/>
         <w:rPr>
           <w:rFonts w:ascii="Times New Roman" w:hAnsi="Times New Roman"/>
           <w:sz w:val="24"/>
@@ -5271,23 +5007,7 @@
           <w:sz w:val="24"/>
           <w:szCs w:val="24"/>
         </w:rPr>
-        <w:t xml:space="preserve">:                                     </w:t>
-      </w:r>
-      <w:r>
-        <w:rPr>
-          <w:rFonts w:ascii="Times New Roman" w:hAnsi="Times New Roman"/>
-          <w:sz w:val="24"/>
-          <w:szCs w:val="24"/>
-        </w:rPr>
-        <w:t xml:space="preserve">                             </w:t>
-      </w:r>
-      <w:r>
-        <w:rPr>
-          <w:rFonts w:ascii="Times New Roman" w:hAnsi="Times New Roman"/>
-          <w:sz w:val="24"/>
-          <w:szCs w:val="24"/>
-        </w:rPr>
-        <w:t xml:space="preserve">       </w:t>
+        <w:t xml:space="preserve">:                                            </w:t>
       </w:r>
       <w:proofErr w:type="spellStart"/>
       <w:r>
@@ -5423,55 +5143,61 @@
                 <w:sz w:val="18"/>
                 <w:szCs w:val="18"/>
               </w:rPr>
-              <w:t>Name of</w:t>
-            </w:r>
+              <w:t xml:space="preserve">Name </w:t>
+            </w:r>
+            <w:proofErr w:type="spellStart"/>
             <w:r>
               <w:rPr>
                 <w:b/>
                 <w:sz w:val="18"/>
                 <w:szCs w:val="18"/>
               </w:rPr>
-              <w:t xml:space="preserve"> </w:t>
-            </w:r>
+              <w:t>ofthe</w:t>
+            </w:r>
+            <w:proofErr w:type="spellEnd"/>
             <w:r>
               <w:rPr>
                 <w:b/>
                 <w:sz w:val="18"/>
                 <w:szCs w:val="18"/>
               </w:rPr>
-              <w:t>the Faculty</w:t>
-            </w:r>
+              <w:t xml:space="preserve"> </w:t>
+            </w:r>
+            <w:proofErr w:type="spellStart"/>
             <w:r>
               <w:rPr>
                 <w:b/>
                 <w:sz w:val="18"/>
                 <w:szCs w:val="18"/>
               </w:rPr>
-              <w:t xml:space="preserve"> </w:t>
-            </w:r>
+              <w:t>FacultyCoordinator</w:t>
+            </w:r>
+            <w:proofErr w:type="spellEnd"/>
             <w:r>
               <w:rPr>
                 <w:b/>
                 <w:sz w:val="18"/>
                 <w:szCs w:val="18"/>
               </w:rPr>
-              <w:t>Coordinator(s) with</w:t>
-            </w:r>
+              <w:t xml:space="preserve">(s) </w:t>
+            </w:r>
+            <w:proofErr w:type="spellStart"/>
             <w:r>
               <w:rPr>
                 <w:b/>
                 <w:sz w:val="18"/>
                 <w:szCs w:val="18"/>
               </w:rPr>
-              <w:t xml:space="preserve"> </w:t>
-            </w:r>
+              <w:t>withdesignation</w:t>
+            </w:r>
+            <w:proofErr w:type="spellEnd"/>
             <w:r>
               <w:rPr>
                 <w:b/>
                 <w:sz w:val="18"/>
                 <w:szCs w:val="18"/>
               </w:rPr>
-              <w:t>designation &amp;dept</w:t>
+              <w:t xml:space="preserve"> &amp;dept</w:t>
             </w:r>
           </w:p>
         </w:tc>
@@ -5506,15 +5232,17 @@
                 <w:sz w:val="18"/>
                 <w:szCs w:val="18"/>
               </w:rPr>
-              <w:t xml:space="preserve"> T</w:t>
-            </w:r>
-            <w:r>
-              <w:rPr>
-                <w:b/>
+              <w:t xml:space="preserve"> </w:t>
+            </w:r>
+            <w:proofErr w:type="spellStart"/>
+            <w:r>
+              <w:rPr>
+                <w:b/>
+                <w:spacing w:val="1"/>
                 <w:sz w:val="18"/>
                 <w:szCs w:val="18"/>
               </w:rPr>
-              <w:t>raining</w:t>
+              <w:t>T</w:t>
             </w:r>
             <w:r>
               <w:rPr>
@@ -5522,16 +5250,7 @@
                 <w:sz w:val="18"/>
                 <w:szCs w:val="18"/>
               </w:rPr>
-              <w:t xml:space="preserve"> </w:t>
-            </w:r>
-            <w:proofErr w:type="spellStart"/>
-            <w:r>
-              <w:rPr>
-                <w:b/>
-                <w:sz w:val="18"/>
-                <w:szCs w:val="18"/>
-              </w:rPr>
-              <w:t>Programme</w:t>
+              <w:t>rainingProgramme</w:t>
             </w:r>
             <w:proofErr w:type="spellEnd"/>
           </w:p>
@@ -5770,119 +5489,43 @@
                 <w:sz w:val="18"/>
                 <w:szCs w:val="18"/>
               </w:rPr>
-              <w:t xml:space="preserve"> the</w:t>
-            </w:r>
+              <w:t xml:space="preserve"> </w:t>
+            </w:r>
+            <w:proofErr w:type="spellStart"/>
             <w:r>
               <w:rPr>
                 <w:b/>
                 <w:sz w:val="18"/>
                 <w:szCs w:val="18"/>
               </w:rPr>
-              <w:t xml:space="preserve"> </w:t>
-            </w:r>
+              <w:t>theReportwithGeo</w:t>
+            </w:r>
+            <w:proofErr w:type="spellEnd"/>
             <w:r>
               <w:rPr>
                 <w:b/>
                 <w:sz w:val="18"/>
                 <w:szCs w:val="18"/>
               </w:rPr>
-              <w:t>Report</w:t>
-            </w:r>
+              <w:t xml:space="preserve"> </w:t>
+            </w:r>
+            <w:proofErr w:type="spellStart"/>
             <w:r>
               <w:rPr>
                 <w:b/>
                 <w:sz w:val="18"/>
                 <w:szCs w:val="18"/>
               </w:rPr>
-              <w:t xml:space="preserve"> </w:t>
-            </w:r>
+              <w:t>taggedPhotos&amp;beneficiaryletter</w:t>
+            </w:r>
+            <w:proofErr w:type="spellEnd"/>
             <w:r>
               <w:rPr>
                 <w:b/>
                 <w:sz w:val="18"/>
                 <w:szCs w:val="18"/>
               </w:rPr>
-              <w:t>with</w:t>
-            </w:r>
-            <w:r>
-              <w:rPr>
-                <w:b/>
-                <w:sz w:val="18"/>
-                <w:szCs w:val="18"/>
-              </w:rPr>
-              <w:t xml:space="preserve"> </w:t>
-            </w:r>
-            <w:r>
-              <w:rPr>
-                <w:b/>
-                <w:sz w:val="18"/>
-                <w:szCs w:val="18"/>
-              </w:rPr>
-              <w:t>Geo tagged</w:t>
-            </w:r>
-            <w:r>
-              <w:rPr>
-                <w:b/>
-                <w:sz w:val="18"/>
-                <w:szCs w:val="18"/>
-              </w:rPr>
-              <w:t xml:space="preserve"> </w:t>
-            </w:r>
-            <w:r>
-              <w:rPr>
-                <w:b/>
-                <w:sz w:val="18"/>
-                <w:szCs w:val="18"/>
-              </w:rPr>
-              <w:t>Photos</w:t>
-            </w:r>
-            <w:r>
-              <w:rPr>
-                <w:b/>
-                <w:sz w:val="18"/>
-                <w:szCs w:val="18"/>
-              </w:rPr>
-              <w:t xml:space="preserve"> </w:t>
-            </w:r>
-            <w:r>
-              <w:rPr>
-                <w:b/>
-                <w:sz w:val="18"/>
-                <w:szCs w:val="18"/>
-              </w:rPr>
-              <w:t>&amp;</w:t>
-            </w:r>
-            <w:r>
-              <w:rPr>
-                <w:b/>
-                <w:sz w:val="18"/>
-                <w:szCs w:val="18"/>
-              </w:rPr>
-              <w:t xml:space="preserve"> </w:t>
-            </w:r>
-            <w:r>
-              <w:rPr>
-                <w:b/>
-                <w:sz w:val="18"/>
-                <w:szCs w:val="18"/>
-              </w:rPr>
-              <w:t>beneficiary</w:t>
-            </w:r>
-            <w:r>
-              <w:rPr>
-                <w:b/>
-                <w:sz w:val="18"/>
-                <w:szCs w:val="18"/>
-              </w:rPr>
-              <w:t xml:space="preserve"> </w:t>
-            </w:r>
-            <w:r>
-              <w:rPr>
-                <w:b/>
-                <w:sz w:val="18"/>
-                <w:szCs w:val="18"/>
-              </w:rPr>
-              <w:t>letter(Y/N)</w:t>
+              <w:t>(Y/N)</w:t>
             </w:r>
           </w:p>
         </w:tc>
@@ -6768,7 +6411,6 @@
           <w:tcPr>
             <w:tcW w:w="7128" w:type="dxa"/>
             <w:vMerge w:val="restart"/>
-            <w:vAlign w:val="center"/>
           </w:tcPr>
           <w:p>
             <w:pPr>
@@ -6788,9 +6430,9 @@
               <w:lastRenderedPageBreak/>
               <w:drawing>
                 <wp:inline distT="0" distB="0" distL="0" distR="0">
-                  <wp:extent cx="4359031" cy="733425"/>
-                  <wp:effectExtent l="19050" t="0" r="3419" b="0"/>
-                  <wp:docPr id="16" name="Picture 1" descr="C:\Users\IQAC\Downloads\WhatsApp Image 2025-12-23 at 8.04.08 PM.jpeg"/>
+                  <wp:extent cx="4361564" cy="829156"/>
+                  <wp:effectExtent l="19050" t="0" r="886" b="0"/>
+                  <wp:docPr id="7" name="Picture 1" descr="C:\Users\IQAC\Downloads\WhatsApp Image 2025-12-23 at 8.04.08 PM.jpeg"/>
                   <wp:cNvGraphicFramePr>
                     <a:graphicFrameLocks xmlns:a="http://schemas.openxmlformats.org/drawingml/2006/main" noChangeAspect="1"/>
                   </wp:cNvGraphicFramePr>
@@ -6813,7 +6455,7 @@
                         <pic:spPr bwMode="auto">
                           <a:xfrm>
                             <a:off x="0" y="0"/>
-                            <a:ext cx="4406995" cy="741495"/>
+                            <a:ext cx="4406995" cy="837793"/>
                           </a:xfrm>
                           <a:prstGeom prst="rect">
                             <a:avLst/>
@@ -6989,7 +6631,16 @@
                 <w:sz w:val="24"/>
                 <w:szCs w:val="24"/>
               </w:rPr>
-              <w:t>00</w:t>
+              <w:t>0</w:t>
+            </w:r>
+            <w:r>
+              <w:rPr>
+                <w:rFonts w:ascii="Times New Roman" w:hAnsi="Times New Roman"/>
+                <w:b/>
+                <w:sz w:val="24"/>
+                <w:szCs w:val="24"/>
+              </w:rPr>
+              <w:t>1</w:t>
             </w:r>
           </w:p>
         </w:tc>
@@ -7070,7 +6721,25 @@
                 <w:sz w:val="24"/>
                 <w:szCs w:val="24"/>
               </w:rPr>
-              <w:t>01.01.2026</w:t>
+              <w:t>01.0</w:t>
+            </w:r>
+            <w:r>
+              <w:rPr>
+                <w:rFonts w:ascii="Times New Roman" w:hAnsi="Times New Roman"/>
+                <w:b/>
+                <w:sz w:val="24"/>
+                <w:szCs w:val="24"/>
+              </w:rPr>
+              <w:t>7</w:t>
+            </w:r>
+            <w:r>
+              <w:rPr>
+                <w:rFonts w:ascii="Times New Roman" w:hAnsi="Times New Roman"/>
+                <w:b/>
+                <w:sz w:val="24"/>
+                <w:szCs w:val="24"/>
+              </w:rPr>
+              <w:t>.2026</w:t>
             </w:r>
           </w:p>
         </w:tc>
@@ -7678,11 +7347,17 @@
         <w:jc w:val="right"/>
         <w:rPr>
           <w:rFonts w:ascii="Times New Roman" w:hAnsi="Times New Roman"/>
+        </w:rPr>
+      </w:pPr>
+      <w:r>
+        <w:rPr>
+          <w:rFonts w:ascii="Times New Roman" w:hAnsi="Times New Roman"/>
           <w:b/>
           <w:sz w:val="20"/>
           <w:szCs w:val="20"/>
         </w:rPr>
-      </w:pPr>
+        <w:t>Professor In-charge</w:t>
+      </w:r>
       <w:r>
         <w:rPr>
           <w:rFonts w:ascii="Times New Roman" w:hAnsi="Times New Roman"/>
@@ -7690,7 +7365,7 @@
           <w:sz w:val="20"/>
           <w:szCs w:val="20"/>
         </w:rPr>
-        <w:t xml:space="preserve">Dean </w:t>
+        <w:t xml:space="preserve"> </w:t>
       </w:r>
       <w:r>
         <w:rPr>
@@ -7710,15 +7385,6 @@
         </w:rPr>
         <w:tab/>
       </w:r>
-    </w:p>
-    <w:p>
-      <w:pPr>
-        <w:spacing w:after="0" w:line="240" w:lineRule="auto"/>
-        <w:jc w:val="right"/>
-        <w:rPr>
-          <w:rFonts w:ascii="Times New Roman" w:hAnsi="Times New Roman"/>
-        </w:rPr>
-      </w:pPr>
     </w:p>
     <w:p>
       <w:pPr>
@@ -7766,7 +7432,6 @@
           <w:tcPr>
             <w:tcW w:w="7128" w:type="dxa"/>
             <w:vMerge w:val="restart"/>
-            <w:vAlign w:val="center"/>
           </w:tcPr>
           <w:p>
             <w:pPr>
@@ -7786,9 +7451,9 @@
               <w:lastRenderedPageBreak/>
               <w:drawing>
                 <wp:inline distT="0" distB="0" distL="0" distR="0">
-                  <wp:extent cx="4359031" cy="733425"/>
-                  <wp:effectExtent l="19050" t="0" r="3419" b="0"/>
-                  <wp:docPr id="17" name="Picture 1" descr="C:\Users\IQAC\Downloads\WhatsApp Image 2025-12-23 at 8.04.08 PM.jpeg"/>
+                  <wp:extent cx="4361564" cy="829156"/>
+                  <wp:effectExtent l="19050" t="0" r="886" b="0"/>
+                  <wp:docPr id="9" name="Picture 1" descr="C:\Users\IQAC\Downloads\WhatsApp Image 2025-12-23 at 8.04.08 PM.jpeg"/>
                   <wp:cNvGraphicFramePr>
                     <a:graphicFrameLocks xmlns:a="http://schemas.openxmlformats.org/drawingml/2006/main" noChangeAspect="1"/>
                   </wp:cNvGraphicFramePr>
@@ -7811,7 +7476,7 @@
                         <pic:spPr bwMode="auto">
                           <a:xfrm>
                             <a:off x="0" y="0"/>
-                            <a:ext cx="4406995" cy="741495"/>
+                            <a:ext cx="4406995" cy="837793"/>
                           </a:xfrm>
                           <a:prstGeom prst="rect">
                             <a:avLst/>
@@ -7987,7 +7652,16 @@
                 <w:sz w:val="24"/>
                 <w:szCs w:val="24"/>
               </w:rPr>
-              <w:t>00</w:t>
+              <w:t>0</w:t>
+            </w:r>
+            <w:r>
+              <w:rPr>
+                <w:rFonts w:ascii="Times New Roman" w:hAnsi="Times New Roman"/>
+                <w:b/>
+                <w:sz w:val="24"/>
+                <w:szCs w:val="24"/>
+              </w:rPr>
+              <w:t>1</w:t>
             </w:r>
           </w:p>
         </w:tc>
@@ -8068,7 +7742,25 @@
                 <w:sz w:val="24"/>
                 <w:szCs w:val="24"/>
               </w:rPr>
-              <w:t>01.01.2026</w:t>
+              <w:t>01.0</w:t>
+            </w:r>
+            <w:r>
+              <w:rPr>
+                <w:rFonts w:ascii="Times New Roman" w:hAnsi="Times New Roman"/>
+                <w:b/>
+                <w:sz w:val="24"/>
+                <w:szCs w:val="24"/>
+              </w:rPr>
+              <w:t>7</w:t>
+            </w:r>
+            <w:r>
+              <w:rPr>
+                <w:rFonts w:ascii="Times New Roman" w:hAnsi="Times New Roman"/>
+                <w:b/>
+                <w:sz w:val="24"/>
+                <w:szCs w:val="24"/>
+              </w:rPr>
+              <w:t>.2026</w:t>
             </w:r>
           </w:p>
         </w:tc>
@@ -8529,7 +8221,21 @@
         <w:rPr>
           <w:rFonts w:ascii="Times New Roman" w:hAnsi="Times New Roman"/>
         </w:rPr>
-        <w:t xml:space="preserve"> on ……………………………(date(s)). We have since got permission from </w:t>
+        <w:t xml:space="preserve"> on …………………………</w:t>
+      </w:r>
+      <w:proofErr w:type="gramStart"/>
+      <w:r>
+        <w:rPr>
+          <w:rFonts w:ascii="Times New Roman" w:hAnsi="Times New Roman"/>
+        </w:rPr>
+        <w:t>…(</w:t>
+      </w:r>
+      <w:proofErr w:type="gramEnd"/>
+      <w:r>
+        <w:rPr>
+          <w:rFonts w:ascii="Times New Roman" w:hAnsi="Times New Roman"/>
+        </w:rPr>
+        <w:t xml:space="preserve">date(s)). We have since got permission from </w:t>
       </w:r>
       <w:proofErr w:type="spellStart"/>
       <w:r>
@@ -8959,16 +8665,27 @@
         <w:rPr>
           <w:rFonts w:ascii="Times New Roman" w:hAnsi="Times New Roman"/>
           <w:b/>
-        </w:rPr>
-        <w:tab/>
+          <w:sz w:val="20"/>
+          <w:szCs w:val="20"/>
+        </w:rPr>
+        <w:t>Professor In-</w:t>
       </w:r>
       <w:proofErr w:type="gramStart"/>
       <w:r>
         <w:rPr>
           <w:rFonts w:ascii="Times New Roman" w:hAnsi="Times New Roman"/>
           <w:b/>
-        </w:rPr>
-        <w:t xml:space="preserve">Dean </w:t>
+          <w:sz w:val="20"/>
+          <w:szCs w:val="20"/>
+        </w:rPr>
+        <w:t>charge</w:t>
+      </w:r>
+      <w:r>
+        <w:rPr>
+          <w:rFonts w:ascii="Times New Roman" w:hAnsi="Times New Roman"/>
+          <w:b/>
+        </w:rPr>
+        <w:t xml:space="preserve"> </w:t>
       </w:r>
       <w:r>
         <w:rPr>
@@ -9189,7 +8906,6 @@
           <w:tcPr>
             <w:tcW w:w="7128" w:type="dxa"/>
             <w:vMerge w:val="restart"/>
-            <w:vAlign w:val="center"/>
           </w:tcPr>
           <w:p>
             <w:pPr>
@@ -9209,9 +8925,9 @@
               <w:lastRenderedPageBreak/>
               <w:drawing>
                 <wp:inline distT="0" distB="0" distL="0" distR="0">
-                  <wp:extent cx="4359031" cy="733425"/>
-                  <wp:effectExtent l="19050" t="0" r="3419" b="0"/>
-                  <wp:docPr id="18" name="Picture 1" descr="C:\Users\IQAC\Downloads\WhatsApp Image 2025-12-23 at 8.04.08 PM.jpeg"/>
+                  <wp:extent cx="4361564" cy="829156"/>
+                  <wp:effectExtent l="19050" t="0" r="886" b="0"/>
+                  <wp:docPr id="10" name="Picture 1" descr="C:\Users\IQAC\Downloads\WhatsApp Image 2025-12-23 at 8.04.08 PM.jpeg"/>
                   <wp:cNvGraphicFramePr>
                     <a:graphicFrameLocks xmlns:a="http://schemas.openxmlformats.org/drawingml/2006/main" noChangeAspect="1"/>
                   </wp:cNvGraphicFramePr>
@@ -9234,7 +8950,7 @@
                         <pic:spPr bwMode="auto">
                           <a:xfrm>
                             <a:off x="0" y="0"/>
-                            <a:ext cx="4406995" cy="741495"/>
+                            <a:ext cx="4406995" cy="837793"/>
                           </a:xfrm>
                           <a:prstGeom prst="rect">
                             <a:avLst/>
@@ -9529,7 +9245,27 @@
                 <w:szCs w:val="24"/>
                 <w:u w:val="none"/>
               </w:rPr>
-              <w:t>Industrial Visit Declaration By Students And Parents</w:t>
+              <w:t xml:space="preserve">Industrial Visit Declaration </w:t>
+            </w:r>
+            <w:proofErr w:type="gramStart"/>
+            <w:r>
+              <w:rPr>
+                <w:b/>
+                <w:sz w:val="24"/>
+                <w:szCs w:val="24"/>
+                <w:u w:val="none"/>
+              </w:rPr>
+              <w:t>By</w:t>
+            </w:r>
+            <w:proofErr w:type="gramEnd"/>
+            <w:r>
+              <w:rPr>
+                <w:b/>
+                <w:sz w:val="24"/>
+                <w:szCs w:val="24"/>
+                <w:u w:val="none"/>
+              </w:rPr>
+              <w:t xml:space="preserve"> Students And Parents</w:t>
             </w:r>
           </w:p>
         </w:tc>
@@ -9737,7 +9473,15 @@
       </w:r>
       <w:proofErr w:type="spellEnd"/>
       <w:r>
-        <w:t>………………. Class……………… Dept……………wish to state that I am participating in the Industrial Visit (I.V.) to ……………………………………arranged by the college on ……………………….. (date(s)) on my own interest. I will abide by the rules and regulations stipulated by the college and I will obey the instructions of the accompanying staff member.</w:t>
+        <w:t>………………. Class……………… Dept……………wish to state that I am participating in the Industrial Visit (I.V.) to ……………………………………arranged by the college on ……………………….. (</w:t>
+      </w:r>
+      <w:proofErr w:type="gramStart"/>
+      <w:r>
+        <w:t>date(s))</w:t>
+      </w:r>
+      <w:proofErr w:type="gramEnd"/>
+      <w:r>
+        <w:t xml:space="preserve"> on my own interest. I will abide by the rules and regulations stipulated by the college and I will obey the instructions of the accompanying staff member.</w:t>
       </w:r>
     </w:p>
     <w:p>
@@ -9969,7 +9713,6 @@
           <w:tcPr>
             <w:tcW w:w="7128" w:type="dxa"/>
             <w:vMerge w:val="restart"/>
-            <w:vAlign w:val="center"/>
           </w:tcPr>
           <w:p>
             <w:pPr>
@@ -9989,9 +9732,9 @@
               <w:lastRenderedPageBreak/>
               <w:drawing>
                 <wp:inline distT="0" distB="0" distL="0" distR="0">
-                  <wp:extent cx="4359031" cy="733425"/>
-                  <wp:effectExtent l="19050" t="0" r="3419" b="0"/>
-                  <wp:docPr id="19" name="Picture 1" descr="C:\Users\IQAC\Downloads\WhatsApp Image 2025-12-23 at 8.04.08 PM.jpeg"/>
+                  <wp:extent cx="4361564" cy="829156"/>
+                  <wp:effectExtent l="19050" t="0" r="886" b="0"/>
+                  <wp:docPr id="13" name="Picture 1" descr="C:\Users\IQAC\Downloads\WhatsApp Image 2025-12-23 at 8.04.08 PM.jpeg"/>
                   <wp:cNvGraphicFramePr>
                     <a:graphicFrameLocks xmlns:a="http://schemas.openxmlformats.org/drawingml/2006/main" noChangeAspect="1"/>
                   </wp:cNvGraphicFramePr>
@@ -10014,7 +9757,7 @@
                         <pic:spPr bwMode="auto">
                           <a:xfrm>
                             <a:off x="0" y="0"/>
-                            <a:ext cx="4406995" cy="741495"/>
+                            <a:ext cx="4406995" cy="837793"/>
                           </a:xfrm>
                           <a:prstGeom prst="rect">
                             <a:avLst/>
@@ -10190,7 +9933,16 @@
                 <w:sz w:val="24"/>
                 <w:szCs w:val="24"/>
               </w:rPr>
-              <w:t>00</w:t>
+              <w:t>0</w:t>
+            </w:r>
+            <w:r>
+              <w:rPr>
+                <w:rFonts w:ascii="Times New Roman" w:hAnsi="Times New Roman"/>
+                <w:b/>
+                <w:sz w:val="24"/>
+                <w:szCs w:val="24"/>
+              </w:rPr>
+              <w:t>1</w:t>
             </w:r>
           </w:p>
         </w:tc>
@@ -10271,7 +10023,25 @@
                 <w:sz w:val="24"/>
                 <w:szCs w:val="24"/>
               </w:rPr>
-              <w:t>01.01.2026</w:t>
+              <w:t>01.0</w:t>
+            </w:r>
+            <w:r>
+              <w:rPr>
+                <w:rFonts w:ascii="Times New Roman" w:hAnsi="Times New Roman"/>
+                <w:b/>
+                <w:sz w:val="24"/>
+                <w:szCs w:val="24"/>
+              </w:rPr>
+              <w:t>7</w:t>
+            </w:r>
+            <w:r>
+              <w:rPr>
+                <w:rFonts w:ascii="Times New Roman" w:hAnsi="Times New Roman"/>
+                <w:b/>
+                <w:sz w:val="24"/>
+                <w:szCs w:val="24"/>
+              </w:rPr>
+              <w:t>.2026</w:t>
             </w:r>
           </w:p>
         </w:tc>
@@ -11343,7 +11113,7 @@
           <w:rFonts w:ascii="Times New Roman" w:hAnsi="Times New Roman"/>
           <w:b/>
         </w:rPr>
-        <w:t xml:space="preserve">         </w:t>
+        <w:t xml:space="preserve">       </w:t>
       </w:r>
       <w:r>
         <w:rPr>
@@ -11386,6 +11156,13 @@
           <w:b/>
         </w:rPr>
         <w:t xml:space="preserve">                                             </w:t>
+      </w:r>
+      <w:r>
+        <w:rPr>
+          <w:rFonts w:ascii="Times New Roman" w:hAnsi="Times New Roman"/>
+          <w:b/>
+        </w:rPr>
+        <w:t xml:space="preserve">          </w:t>
       </w:r>
       <w:r>
         <w:rPr>
@@ -11451,6 +11228,19 @@
           <w:b/>
         </w:rPr>
         <w:tab/>
+      </w:r>
+      <w:r>
+        <w:rPr>
+          <w:rFonts w:ascii="Times New Roman" w:hAnsi="Times New Roman"/>
+          <w:b/>
+        </w:rPr>
+        <w:t xml:space="preserve">     </w:t>
+      </w:r>
+      <w:r>
+        <w:rPr>
+          <w:rFonts w:ascii="Times New Roman" w:hAnsi="Times New Roman"/>
+          <w:b/>
+        </w:rPr>
         <w:t>HOD</w:t>
       </w:r>
       <w:r>
@@ -11494,7 +11284,39 @@
           <w:b/>
         </w:rPr>
         <w:tab/>
-        <w:t xml:space="preserve">Dean </w:t>
+      </w:r>
+      <w:r>
+        <w:rPr>
+          <w:rFonts w:ascii="Times New Roman" w:hAnsi="Times New Roman"/>
+          <w:b/>
+        </w:rPr>
+        <w:t xml:space="preserve">                               </w:t>
+      </w:r>
+      <w:r>
+        <w:rPr>
+          <w:rFonts w:ascii="Times New Roman" w:hAnsi="Times New Roman"/>
+          <w:b/>
+          <w:sz w:val="20"/>
+          <w:szCs w:val="20"/>
+        </w:rPr>
+        <w:t>Professor In-</w:t>
+      </w:r>
+      <w:proofErr w:type="gramStart"/>
+      <w:r>
+        <w:rPr>
+          <w:rFonts w:ascii="Times New Roman" w:hAnsi="Times New Roman"/>
+          <w:b/>
+          <w:sz w:val="20"/>
+          <w:szCs w:val="20"/>
+        </w:rPr>
+        <w:t xml:space="preserve">charge </w:t>
+      </w:r>
+      <w:r>
+        <w:rPr>
+          <w:rFonts w:ascii="Times New Roman" w:hAnsi="Times New Roman"/>
+          <w:b/>
+        </w:rPr>
+        <w:t xml:space="preserve"> </w:t>
       </w:r>
       <w:r>
         <w:rPr>
@@ -11503,6 +11325,7 @@
         </w:rPr>
         <w:t>IIPC</w:t>
       </w:r>
+      <w:proofErr w:type="gramEnd"/>
     </w:p>
     <w:p>
       <w:pPr>
@@ -11700,7 +11523,6 @@
           <w:tcPr>
             <w:tcW w:w="7128" w:type="dxa"/>
             <w:vMerge w:val="restart"/>
-            <w:vAlign w:val="center"/>
           </w:tcPr>
           <w:p>
             <w:pPr>
@@ -11720,9 +11542,9 @@
               <w:lastRenderedPageBreak/>
               <w:drawing>
                 <wp:inline distT="0" distB="0" distL="0" distR="0">
-                  <wp:extent cx="4359031" cy="733425"/>
-                  <wp:effectExtent l="19050" t="0" r="3419" b="0"/>
-                  <wp:docPr id="20" name="Picture 1" descr="C:\Users\IQAC\Downloads\WhatsApp Image 2025-12-23 at 8.04.08 PM.jpeg"/>
+                  <wp:extent cx="4361564" cy="829156"/>
+                  <wp:effectExtent l="19050" t="0" r="886" b="0"/>
+                  <wp:docPr id="90" name="Picture 1" descr="C:\Users\IQAC\Downloads\WhatsApp Image 2025-12-23 at 8.04.08 PM.jpeg"/>
                   <wp:cNvGraphicFramePr>
                     <a:graphicFrameLocks xmlns:a="http://schemas.openxmlformats.org/drawingml/2006/main" noChangeAspect="1"/>
                   </wp:cNvGraphicFramePr>
@@ -11745,7 +11567,7 @@
                         <pic:spPr bwMode="auto">
                           <a:xfrm>
                             <a:off x="0" y="0"/>
-                            <a:ext cx="4406995" cy="741495"/>
+                            <a:ext cx="4406995" cy="837793"/>
                           </a:xfrm>
                           <a:prstGeom prst="rect">
                             <a:avLst/>
@@ -11911,7 +11733,16 @@
                 <w:sz w:val="24"/>
                 <w:szCs w:val="24"/>
               </w:rPr>
-              <w:t>00</w:t>
+              <w:t>0</w:t>
+            </w:r>
+            <w:r>
+              <w:rPr>
+                <w:rFonts w:ascii="Times New Roman" w:hAnsi="Times New Roman"/>
+                <w:b/>
+                <w:sz w:val="24"/>
+                <w:szCs w:val="24"/>
+              </w:rPr>
+              <w:t>1</w:t>
             </w:r>
           </w:p>
         </w:tc>
@@ -11992,7 +11823,25 @@
                 <w:sz w:val="24"/>
                 <w:szCs w:val="24"/>
               </w:rPr>
-              <w:t>01.01.2026</w:t>
+              <w:t>01.0</w:t>
+            </w:r>
+            <w:r>
+              <w:rPr>
+                <w:rFonts w:ascii="Times New Roman" w:hAnsi="Times New Roman"/>
+                <w:b/>
+                <w:sz w:val="24"/>
+                <w:szCs w:val="24"/>
+              </w:rPr>
+              <w:t>7</w:t>
+            </w:r>
+            <w:r>
+              <w:rPr>
+                <w:rFonts w:ascii="Times New Roman" w:hAnsi="Times New Roman"/>
+                <w:b/>
+                <w:sz w:val="24"/>
+                <w:szCs w:val="24"/>
+              </w:rPr>
+              <w:t>.2026</w:t>
             </w:r>
           </w:p>
         </w:tc>
@@ -12185,11 +12034,19 @@
         <w:tab/>
         <w:t xml:space="preserve">             </w:t>
       </w:r>
-      <w:r>
-        <w:rPr>
-          <w:rFonts w:ascii="Times New Roman" w:hAnsi="Times New Roman"/>
-        </w:rPr>
-        <w:t>The Principal</w:t>
+      <w:proofErr w:type="gramStart"/>
+      <w:r>
+        <w:rPr>
+          <w:rFonts w:ascii="Times New Roman" w:hAnsi="Times New Roman"/>
+        </w:rPr>
+        <w:t>The</w:t>
+      </w:r>
+      <w:proofErr w:type="gramEnd"/>
+      <w:r>
+        <w:rPr>
+          <w:rFonts w:ascii="Times New Roman" w:hAnsi="Times New Roman"/>
+        </w:rPr>
+        <w:t xml:space="preserve"> Principal</w:t>
       </w:r>
     </w:p>
     <w:p>
@@ -12457,7 +12314,21 @@
         <w:rPr>
           <w:rFonts w:ascii="Times New Roman" w:hAnsi="Times New Roman"/>
         </w:rPr>
-        <w:t xml:space="preserve"> on ……………………………(date). We have received permission from the company to facilitate this visit, which will support and enhance real-time learning for the participants.</w:t>
+        <w:t xml:space="preserve"> on …………………………</w:t>
+      </w:r>
+      <w:proofErr w:type="gramStart"/>
+      <w:r>
+        <w:rPr>
+          <w:rFonts w:ascii="Times New Roman" w:hAnsi="Times New Roman"/>
+        </w:rPr>
+        <w:t>…(</w:t>
+      </w:r>
+      <w:proofErr w:type="gramEnd"/>
+      <w:r>
+        <w:rPr>
+          <w:rFonts w:ascii="Times New Roman" w:hAnsi="Times New Roman"/>
+        </w:rPr>
+        <w:t>date). We have received permission from the company to facilitate this visit, which will support and enhance real-time learning for the participants.</w:t>
       </w:r>
     </w:p>
     <w:tbl>
@@ -13053,16 +12924,8 @@
     <w:p>
       <w:pPr>
         <w:spacing w:after="0" w:line="240" w:lineRule="auto"/>
-        <w:ind w:left="720"/>
-        <w:rPr>
-          <w:rFonts w:ascii="Times New Roman" w:hAnsi="Times New Roman"/>
-        </w:rPr>
-      </w:pPr>
-    </w:p>
-    <w:p>
-      <w:pPr>
-        <w:spacing w:after="0" w:line="240" w:lineRule="auto"/>
         <w:ind w:left="720" w:hanging="720"/>
+        <w:jc w:val="center"/>
         <w:rPr>
           <w:rFonts w:ascii="Times New Roman" w:hAnsi="Times New Roman"/>
           <w:b/>
@@ -13094,6 +12957,13 @@
           <w:rFonts w:ascii="Times New Roman" w:hAnsi="Times New Roman"/>
           <w:b/>
         </w:rPr>
+        <w:t xml:space="preserve">                                                                             </w:t>
+      </w:r>
+      <w:r>
+        <w:rPr>
+          <w:rFonts w:ascii="Times New Roman" w:hAnsi="Times New Roman"/>
+          <w:b/>
+        </w:rPr>
         <w:tab/>
       </w:r>
       <w:r>
@@ -13101,7 +12971,73 @@
           <w:rFonts w:ascii="Times New Roman" w:hAnsi="Times New Roman"/>
           <w:b/>
         </w:rPr>
-        <w:t xml:space="preserve">HOD   </w:t>
+        <w:t>HOD</w:t>
+      </w:r>
+    </w:p>
+    <w:p>
+      <w:pPr>
+        <w:spacing w:after="0" w:line="240" w:lineRule="auto"/>
+        <w:ind w:left="720" w:hanging="720"/>
+        <w:rPr>
+          <w:rFonts w:ascii="Times New Roman" w:hAnsi="Times New Roman"/>
+          <w:b/>
+        </w:rPr>
+      </w:pPr>
+    </w:p>
+    <w:p>
+      <w:pPr>
+        <w:spacing w:after="0" w:line="240" w:lineRule="auto"/>
+        <w:ind w:left="720" w:hanging="720"/>
+        <w:rPr>
+          <w:rFonts w:ascii="Times New Roman" w:hAnsi="Times New Roman"/>
+          <w:b/>
+        </w:rPr>
+      </w:pPr>
+    </w:p>
+    <w:p>
+      <w:pPr>
+        <w:spacing w:after="0" w:line="240" w:lineRule="auto"/>
+        <w:ind w:left="720" w:hanging="720"/>
+        <w:jc w:val="center"/>
+        <w:rPr>
+          <w:rFonts w:ascii="Times New Roman" w:hAnsi="Times New Roman"/>
+          <w:b/>
+          <w:sz w:val="20"/>
+          <w:szCs w:val="20"/>
+        </w:rPr>
+      </w:pPr>
+    </w:p>
+    <w:p>
+      <w:pPr>
+        <w:spacing w:after="0" w:line="240" w:lineRule="auto"/>
+        <w:ind w:left="720" w:hanging="720"/>
+        <w:rPr>
+          <w:rFonts w:ascii="Times New Roman" w:hAnsi="Times New Roman"/>
+          <w:b/>
+        </w:rPr>
+      </w:pPr>
+      <w:r>
+        <w:rPr>
+          <w:rFonts w:ascii="Times New Roman" w:hAnsi="Times New Roman"/>
+          <w:b/>
+          <w:sz w:val="20"/>
+          <w:szCs w:val="20"/>
+        </w:rPr>
+        <w:t xml:space="preserve">            Professor In-charge</w:t>
+      </w:r>
+      <w:r>
+        <w:rPr>
+          <w:rFonts w:ascii="Times New Roman" w:hAnsi="Times New Roman"/>
+          <w:b/>
+        </w:rPr>
+        <w:t xml:space="preserve"> </w:t>
+      </w:r>
+      <w:r>
+        <w:rPr>
+          <w:rFonts w:ascii="Times New Roman" w:hAnsi="Times New Roman"/>
+          <w:b/>
+        </w:rPr>
+        <w:t>IIPC</w:t>
       </w:r>
       <w:r>
         <w:rPr>
@@ -13115,6 +13051,13 @@
           <w:rFonts w:ascii="Times New Roman" w:hAnsi="Times New Roman"/>
           <w:b/>
         </w:rPr>
+        <w:t xml:space="preserve">  </w:t>
+      </w:r>
+      <w:r>
+        <w:rPr>
+          <w:rFonts w:ascii="Times New Roman" w:hAnsi="Times New Roman"/>
+          <w:b/>
+        </w:rPr>
         <w:tab/>
       </w:r>
       <w:r>
@@ -13122,14 +13065,7 @@
           <w:rFonts w:ascii="Times New Roman" w:hAnsi="Times New Roman"/>
           <w:b/>
         </w:rPr>
-        <w:t xml:space="preserve">Dean </w:t>
-      </w:r>
-      <w:r>
-        <w:rPr>
-          <w:rFonts w:ascii="Times New Roman" w:hAnsi="Times New Roman"/>
-          <w:b/>
-        </w:rPr>
-        <w:t>IIPC</w:t>
+        <w:t xml:space="preserve">     </w:t>
       </w:r>
       <w:r>
         <w:rPr>
@@ -13143,6 +13079,39 @@
           <w:rFonts w:ascii="Times New Roman" w:hAnsi="Times New Roman"/>
           <w:b/>
         </w:rPr>
+        <w:t xml:space="preserve">                                                           </w:t>
+      </w:r>
+      <w:r>
+        <w:rPr>
+          <w:rFonts w:ascii="Times New Roman" w:hAnsi="Times New Roman"/>
+          <w:b/>
+        </w:rPr>
+        <w:t>Principal</w:t>
+      </w:r>
+    </w:p>
+    <w:p>
+      <w:pPr>
+        <w:spacing w:after="0" w:line="240" w:lineRule="auto"/>
+        <w:rPr>
+          <w:rFonts w:ascii="Times New Roman" w:hAnsi="Times New Roman"/>
+          <w:b/>
+        </w:rPr>
+      </w:pPr>
+    </w:p>
+    <w:p>
+      <w:pPr>
+        <w:spacing w:after="0" w:line="240" w:lineRule="auto"/>
+        <w:ind w:left="720" w:hanging="720"/>
+        <w:rPr>
+          <w:rFonts w:ascii="Times New Roman" w:hAnsi="Times New Roman"/>
+          <w:b/>
+        </w:rPr>
+      </w:pPr>
+      <w:r>
+        <w:rPr>
+          <w:rFonts w:ascii="Times New Roman" w:hAnsi="Times New Roman"/>
+          <w:b/>
+        </w:rPr>
         <w:tab/>
       </w:r>
       <w:r>
@@ -13157,32 +13126,6 @@
           <w:rFonts w:ascii="Times New Roman" w:hAnsi="Times New Roman"/>
           <w:b/>
         </w:rPr>
-        <w:t>Principal</w:t>
-      </w:r>
-    </w:p>
-    <w:p>
-      <w:pPr>
-        <w:spacing w:after="0" w:line="240" w:lineRule="auto"/>
-        <w:rPr>
-          <w:rFonts w:ascii="Times New Roman" w:hAnsi="Times New Roman"/>
-          <w:b/>
-        </w:rPr>
-      </w:pPr>
-    </w:p>
-    <w:p>
-      <w:pPr>
-        <w:spacing w:after="0" w:line="240" w:lineRule="auto"/>
-        <w:ind w:left="720" w:hanging="720"/>
-        <w:rPr>
-          <w:rFonts w:ascii="Times New Roman" w:hAnsi="Times New Roman"/>
-          <w:b/>
-        </w:rPr>
-      </w:pPr>
-      <w:r>
-        <w:rPr>
-          <w:rFonts w:ascii="Times New Roman" w:hAnsi="Times New Roman"/>
-          <w:b/>
-        </w:rPr>
         <w:tab/>
       </w:r>
       <w:r>
@@ -13232,32 +13175,8 @@
           <w:rFonts w:ascii="Times New Roman" w:hAnsi="Times New Roman"/>
           <w:b/>
         </w:rPr>
-        <w:tab/>
-      </w:r>
-      <w:r>
-        <w:rPr>
-          <w:rFonts w:ascii="Times New Roman" w:hAnsi="Times New Roman"/>
-          <w:b/>
-        </w:rPr>
-        <w:tab/>
-      </w:r>
-      <w:r>
-        <w:rPr>
-          <w:rFonts w:ascii="Times New Roman" w:hAnsi="Times New Roman"/>
-          <w:b/>
-        </w:rPr>
         <w:t xml:space="preserve">    </w:t>
       </w:r>
-    </w:p>
-    <w:p>
-      <w:pPr>
-        <w:spacing w:after="0" w:line="240" w:lineRule="auto"/>
-        <w:ind w:left="720" w:hanging="720"/>
-        <w:rPr>
-          <w:rFonts w:ascii="Times New Roman" w:hAnsi="Times New Roman"/>
-          <w:b/>
-        </w:rPr>
-      </w:pPr>
     </w:p>
     <w:p>
       <w:pPr>
@@ -13415,16 +13334,6 @@
         </w:rPr>
         <w:t>.</w:t>
       </w:r>
-    </w:p>
-    <w:p>
-      <w:pPr>
-        <w:spacing w:after="0" w:line="240" w:lineRule="auto"/>
-        <w:rPr>
-          <w:rFonts w:ascii="Times New Roman" w:hAnsi="Times New Roman"/>
-          <w:b/>
-          <w:bCs/>
-        </w:rPr>
-      </w:pPr>
     </w:p>
     <w:tbl>
       <w:tblPr>
@@ -13448,7 +13357,6 @@
           <w:tcPr>
             <w:tcW w:w="7128" w:type="dxa"/>
             <w:vMerge w:val="restart"/>
-            <w:vAlign w:val="center"/>
           </w:tcPr>
           <w:p>
             <w:pPr>
@@ -13468,9 +13376,9 @@
               <w:lastRenderedPageBreak/>
               <w:drawing>
                 <wp:inline distT="0" distB="0" distL="0" distR="0">
-                  <wp:extent cx="4359031" cy="733425"/>
-                  <wp:effectExtent l="19050" t="0" r="3419" b="0"/>
-                  <wp:docPr id="21" name="Picture 1" descr="C:\Users\IQAC\Downloads\WhatsApp Image 2025-12-23 at 8.04.08 PM.jpeg"/>
+                  <wp:extent cx="4361564" cy="829156"/>
+                  <wp:effectExtent l="19050" t="0" r="886" b="0"/>
+                  <wp:docPr id="100" name="Picture 1" descr="C:\Users\IQAC\Downloads\WhatsApp Image 2025-12-23 at 8.04.08 PM.jpeg"/>
                   <wp:cNvGraphicFramePr>
                     <a:graphicFrameLocks xmlns:a="http://schemas.openxmlformats.org/drawingml/2006/main" noChangeAspect="1"/>
                   </wp:cNvGraphicFramePr>
@@ -13493,7 +13401,7 @@
                         <pic:spPr bwMode="auto">
                           <a:xfrm>
                             <a:off x="0" y="0"/>
-                            <a:ext cx="4406995" cy="741495"/>
+                            <a:ext cx="4406995" cy="837793"/>
                           </a:xfrm>
                           <a:prstGeom prst="rect">
                             <a:avLst/>
@@ -13659,7 +13567,16 @@
                 <w:sz w:val="24"/>
                 <w:szCs w:val="24"/>
               </w:rPr>
-              <w:t>00</w:t>
+              <w:t>0</w:t>
+            </w:r>
+            <w:r>
+              <w:rPr>
+                <w:rFonts w:ascii="Times New Roman" w:hAnsi="Times New Roman"/>
+                <w:b/>
+                <w:sz w:val="24"/>
+                <w:szCs w:val="24"/>
+              </w:rPr>
+              <w:t>1</w:t>
             </w:r>
           </w:p>
         </w:tc>
@@ -13740,7 +13657,25 @@
                 <w:sz w:val="24"/>
                 <w:szCs w:val="24"/>
               </w:rPr>
-              <w:t>01.01.2026</w:t>
+              <w:t>01.0</w:t>
+            </w:r>
+            <w:r>
+              <w:rPr>
+                <w:rFonts w:ascii="Times New Roman" w:hAnsi="Times New Roman"/>
+                <w:b/>
+                <w:sz w:val="24"/>
+                <w:szCs w:val="24"/>
+              </w:rPr>
+              <w:t>7</w:t>
+            </w:r>
+            <w:r>
+              <w:rPr>
+                <w:rFonts w:ascii="Times New Roman" w:hAnsi="Times New Roman"/>
+                <w:b/>
+                <w:sz w:val="24"/>
+                <w:szCs w:val="24"/>
+              </w:rPr>
+              <w:t>.2026</w:t>
             </w:r>
           </w:p>
         </w:tc>
@@ -13796,7 +13731,18 @@
                 <w:szCs w:val="24"/>
                 <w:u w:val="none"/>
               </w:rPr>
-              <w:t xml:space="preserve">- Semester </w:t>
+              <w:t xml:space="preserve">- </w:t>
+            </w:r>
+            <w:bookmarkStart w:id="0" w:name="_GoBack"/>
+            <w:bookmarkEnd w:id="0"/>
+            <w:r>
+              <w:rPr>
+                <w:b/>
+                <w:sz w:val="24"/>
+                <w:szCs w:val="24"/>
+                <w:u w:val="none"/>
+              </w:rPr>
+              <w:t xml:space="preserve">Semester </w:t>
             </w:r>
             <w:r>
               <w:rPr>
@@ -14038,6 +13984,7 @@
       <w:tblPr>
         <w:tblStyle w:val="TableGrid"/>
         <w:tblW w:w="10071" w:type="dxa"/>
+        <w:jc w:val="center"/>
         <w:tblLook w:val="04A0"/>
       </w:tblPr>
       <w:tblGrid>
@@ -14049,11 +13996,12 @@
         <w:gridCol w:w="1603"/>
         <w:gridCol w:w="696"/>
         <w:gridCol w:w="1750"/>
-        <w:gridCol w:w="1243"/>
+        <w:gridCol w:w="1270"/>
       </w:tblGrid>
       <w:tr>
         <w:trPr>
           <w:trHeight w:val="911"/>
+          <w:jc w:val="center"/>
         </w:trPr>
         <w:tc>
           <w:tcPr>
@@ -14325,17 +14273,7 @@
                 <w:szCs w:val="24"/>
                 <w:lang w:eastAsia="en-IN"/>
               </w:rPr>
-              <w:t>(Yes/No</w:t>
-            </w:r>
-            <w:r>
-              <w:rPr>
-                <w:rFonts w:ascii="Times New Roman" w:eastAsia="Times New Roman" w:hAnsi="Times New Roman"/>
-                <w:b/>
-                <w:sz w:val="24"/>
-                <w:szCs w:val="24"/>
-                <w:lang w:eastAsia="en-IN"/>
-              </w:rPr>
-              <w:t>)</w:t>
+              <w:t>(YES/NO)</w:t>
             </w:r>
           </w:p>
         </w:tc>
@@ -14343,6 +14281,7 @@
       <w:tr>
         <w:trPr>
           <w:trHeight w:val="404"/>
+          <w:jc w:val="center"/>
         </w:trPr>
         <w:tc>
           <w:tcPr>
@@ -14507,6 +14446,7 @@
       <w:tr>
         <w:trPr>
           <w:trHeight w:val="404"/>
+          <w:jc w:val="center"/>
         </w:trPr>
         <w:tc>
           <w:tcPr>
@@ -14671,6 +14611,7 @@
       <w:tr>
         <w:trPr>
           <w:trHeight w:val="404"/>
+          <w:jc w:val="center"/>
         </w:trPr>
         <w:tc>
           <w:tcPr>
@@ -14835,6 +14776,7 @@
       <w:tr>
         <w:trPr>
           <w:trHeight w:val="404"/>
+          <w:jc w:val="center"/>
         </w:trPr>
         <w:tc>
           <w:tcPr>
@@ -14999,6 +14941,7 @@
       <w:tr>
         <w:trPr>
           <w:trHeight w:val="404"/>
+          <w:jc w:val="center"/>
         </w:trPr>
         <w:tc>
           <w:tcPr>
@@ -15278,15 +15221,23 @@
           <w:rFonts w:ascii="Times New Roman" w:hAnsi="Times New Roman"/>
           <w:b/>
         </w:rPr>
-        <w:tab/>
-      </w:r>
-      <w:r>
-        <w:rPr>
-          <w:rFonts w:ascii="Times New Roman" w:hAnsi="Times New Roman"/>
-          <w:b/>
-        </w:rPr>
-        <w:tab/>
-        <w:t xml:space="preserve">Dean </w:t>
+        <w:t xml:space="preserve">   </w:t>
+      </w:r>
+      <w:r>
+        <w:rPr>
+          <w:rFonts w:ascii="Times New Roman" w:hAnsi="Times New Roman"/>
+          <w:b/>
+          <w:sz w:val="20"/>
+          <w:szCs w:val="20"/>
+        </w:rPr>
+        <w:t>Professor In-charge</w:t>
+      </w:r>
+      <w:r>
+        <w:rPr>
+          <w:rFonts w:ascii="Times New Roman" w:hAnsi="Times New Roman"/>
+          <w:b/>
+        </w:rPr>
+        <w:t xml:space="preserve"> </w:t>
       </w:r>
       <w:r>
         <w:rPr>
@@ -15552,7 +15503,6 @@
           <w:tcPr>
             <w:tcW w:w="7128" w:type="dxa"/>
             <w:vMerge w:val="restart"/>
-            <w:vAlign w:val="center"/>
           </w:tcPr>
           <w:p>
             <w:pPr>
@@ -15572,9 +15522,9 @@
               <w:lastRenderedPageBreak/>
               <w:drawing>
                 <wp:inline distT="0" distB="0" distL="0" distR="0">
-                  <wp:extent cx="4359031" cy="733425"/>
-                  <wp:effectExtent l="19050" t="0" r="3419" b="0"/>
-                  <wp:docPr id="22" name="Picture 1" descr="C:\Users\IQAC\Downloads\WhatsApp Image 2025-12-23 at 8.04.08 PM.jpeg"/>
+                  <wp:extent cx="4361564" cy="829156"/>
+                  <wp:effectExtent l="19050" t="0" r="886" b="0"/>
+                  <wp:docPr id="15" name="Picture 1" descr="C:\Users\IQAC\Downloads\WhatsApp Image 2025-12-23 at 8.04.08 PM.jpeg"/>
                   <wp:cNvGraphicFramePr>
                     <a:graphicFrameLocks xmlns:a="http://schemas.openxmlformats.org/drawingml/2006/main" noChangeAspect="1"/>
                   </wp:cNvGraphicFramePr>
@@ -15597,7 +15547,7 @@
                         <pic:spPr bwMode="auto">
                           <a:xfrm>
                             <a:off x="0" y="0"/>
-                            <a:ext cx="4406995" cy="741495"/>
+                            <a:ext cx="4406995" cy="837793"/>
                           </a:xfrm>
                           <a:prstGeom prst="rect">
                             <a:avLst/>
@@ -15773,7 +15723,16 @@
                 <w:sz w:val="24"/>
                 <w:szCs w:val="24"/>
               </w:rPr>
-              <w:t>00</w:t>
+              <w:t>0</w:t>
+            </w:r>
+            <w:r>
+              <w:rPr>
+                <w:rFonts w:ascii="Times New Roman" w:hAnsi="Times New Roman"/>
+                <w:b/>
+                <w:sz w:val="24"/>
+                <w:szCs w:val="24"/>
+              </w:rPr>
+              <w:t>1</w:t>
             </w:r>
           </w:p>
         </w:tc>
@@ -15854,7 +15813,25 @@
                 <w:sz w:val="24"/>
                 <w:szCs w:val="24"/>
               </w:rPr>
-              <w:t>01.01.2026</w:t>
+              <w:t>01.0</w:t>
+            </w:r>
+            <w:r>
+              <w:rPr>
+                <w:rFonts w:ascii="Times New Roman" w:hAnsi="Times New Roman"/>
+                <w:b/>
+                <w:sz w:val="24"/>
+                <w:szCs w:val="24"/>
+              </w:rPr>
+              <w:t>7</w:t>
+            </w:r>
+            <w:r>
+              <w:rPr>
+                <w:rFonts w:ascii="Times New Roman" w:hAnsi="Times New Roman"/>
+                <w:b/>
+                <w:sz w:val="24"/>
+                <w:szCs w:val="24"/>
+              </w:rPr>
+              <w:t>.2026</w:t>
             </w:r>
           </w:p>
         </w:tc>
@@ -15892,25 +15869,7 @@
                 <w:szCs w:val="24"/>
                 <w:u w:val="none"/>
               </w:rPr>
-              <w:t>In Plant Training</w:t>
-            </w:r>
-            <w:r>
-              <w:rPr>
-                <w:b/>
-                <w:sz w:val="24"/>
-                <w:szCs w:val="24"/>
-                <w:u w:val="none"/>
-              </w:rPr>
-              <w:t>/ Internship</w:t>
-            </w:r>
-            <w:r>
-              <w:rPr>
-                <w:b/>
-                <w:sz w:val="24"/>
-                <w:szCs w:val="24"/>
-                <w:u w:val="none"/>
-              </w:rPr>
-              <w:t xml:space="preserve"> Report</w:t>
+              <w:t>In Plant Training Report</w:t>
             </w:r>
           </w:p>
         </w:tc>
@@ -16060,13 +16019,18 @@
           <w:rFonts w:ascii="Times New Roman" w:hAnsi="Times New Roman"/>
         </w:rPr>
         <w:tab/>
-        <w:t xml:space="preserve"> Academic</w:t>
-      </w:r>
-      <w:r>
-        <w:rPr>
-          <w:rFonts w:ascii="Times New Roman" w:hAnsi="Times New Roman"/>
-        </w:rPr>
-        <w:t xml:space="preserve"> Year:</w:t>
+      </w:r>
+      <w:r>
+        <w:rPr>
+          <w:rFonts w:ascii="Times New Roman" w:hAnsi="Times New Roman"/>
+        </w:rPr>
+        <w:t xml:space="preserve">  </w:t>
+      </w:r>
+      <w:r>
+        <w:rPr>
+          <w:rFonts w:ascii="Times New Roman" w:hAnsi="Times New Roman"/>
+        </w:rPr>
+        <w:t>Academic Year:</w:t>
       </w:r>
       <w:r>
         <w:rPr>
@@ -16334,59 +16298,25 @@
                 <w:b/>
                 <w:lang w:val="en-IN" w:eastAsia="en-IN"/>
               </w:rPr>
-              <w:t xml:space="preserve">Technical </w:t>
-            </w:r>
-            <w:r>
+              <w:t>Technical presentation</w:t>
+            </w:r>
+          </w:p>
+          <w:p>
+            <w:pPr>
+              <w:jc w:val="center"/>
               <w:rPr>
                 <w:rFonts w:ascii="Times New Roman" w:eastAsia="Times New Roman" w:hAnsi="Times New Roman"/>
                 <w:b/>
                 <w:lang w:val="en-IN" w:eastAsia="en-IN"/>
               </w:rPr>
-              <w:t>Report</w:t>
-            </w:r>
-          </w:p>
-          <w:p>
-            <w:pPr>
-              <w:jc w:val="center"/>
+            </w:pPr>
+            <w:r>
               <w:rPr>
                 <w:rFonts w:ascii="Times New Roman" w:eastAsia="Times New Roman" w:hAnsi="Times New Roman"/>
                 <w:b/>
                 <w:lang w:val="en-IN" w:eastAsia="en-IN"/>
               </w:rPr>
-            </w:pPr>
-            <w:r>
-              <w:rPr>
-                <w:rFonts w:ascii="Times New Roman" w:eastAsia="Times New Roman" w:hAnsi="Times New Roman"/>
-                <w:b/>
-                <w:lang w:val="en-IN" w:eastAsia="en-IN"/>
-              </w:rPr>
-              <w:t>(Yes</w:t>
-            </w:r>
-            <w:r>
-              <w:rPr>
-                <w:rFonts w:ascii="Times New Roman" w:eastAsia="Times New Roman" w:hAnsi="Times New Roman"/>
-                <w:b/>
-                <w:lang w:val="en-IN" w:eastAsia="en-IN"/>
-              </w:rPr>
-              <w:t>/N</w:t>
-            </w:r>
-            <w:r>
-              <w:rPr>
-                <w:rFonts w:ascii="Times New Roman" w:eastAsia="Times New Roman" w:hAnsi="Times New Roman"/>
-                <w:b/>
-                <w:lang w:val="en-IN" w:eastAsia="en-IN"/>
-              </w:rPr>
-              <w:t>o</w:t>
-            </w:r>
-            <w:bookmarkStart w:id="0" w:name="_GoBack"/>
-            <w:bookmarkEnd w:id="0"/>
-            <w:r>
-              <w:rPr>
-                <w:rFonts w:ascii="Times New Roman" w:eastAsia="Times New Roman" w:hAnsi="Times New Roman"/>
-                <w:b/>
-                <w:lang w:val="en-IN" w:eastAsia="en-IN"/>
-              </w:rPr>
-              <w:t>)</w:t>
+              <w:t>(YES/NO)</w:t>
             </w:r>
           </w:p>
         </w:tc>
@@ -17230,6 +17160,7 @@
       <w:pPr>
         <w:spacing w:after="0" w:line="240" w:lineRule="auto"/>
         <w:ind w:left="-993"/>
+        <w:jc w:val="center"/>
         <w:rPr>
           <w:rFonts w:ascii="Times New Roman" w:hAnsi="Times New Roman"/>
           <w:b/>
@@ -17244,7 +17175,7 @@
           <w:sz w:val="24"/>
           <w:szCs w:val="24"/>
         </w:rPr>
-        <w:t xml:space="preserve">   IV/IPT </w:t>
+        <w:t xml:space="preserve">IV/IPT </w:t>
       </w:r>
       <w:r>
         <w:rPr>
@@ -17290,7 +17221,6 @@
           <w:szCs w:val="24"/>
         </w:rPr>
         <w:tab/>
-        <w:t xml:space="preserve"> HOD</w:t>
       </w:r>
       <w:r>
         <w:rPr>
@@ -17299,7 +17229,7 @@
           <w:sz w:val="24"/>
           <w:szCs w:val="24"/>
         </w:rPr>
-        <w:tab/>
+        <w:t xml:space="preserve">  </w:t>
       </w:r>
       <w:r>
         <w:rPr>
@@ -17308,7 +17238,7 @@
           <w:sz w:val="24"/>
           <w:szCs w:val="24"/>
         </w:rPr>
-        <w:tab/>
+        <w:t>HOD</w:t>
       </w:r>
       <w:r>
         <w:rPr>
@@ -17326,7 +17256,7 @@
           <w:sz w:val="24"/>
           <w:szCs w:val="24"/>
         </w:rPr>
-        <w:t xml:space="preserve">                                    </w:t>
+        <w:tab/>
       </w:r>
       <w:r>
         <w:rPr>
@@ -17335,7 +17265,7 @@
           <w:sz w:val="24"/>
           <w:szCs w:val="24"/>
         </w:rPr>
-        <w:t xml:space="preserve">Dean </w:t>
+        <w:tab/>
       </w:r>
       <w:r>
         <w:rPr>
@@ -17344,2062 +17274,100 @@
           <w:sz w:val="24"/>
           <w:szCs w:val="24"/>
         </w:rPr>
-        <w:t>IIPC</w:t>
-      </w:r>
-    </w:p>
-    <w:p>
-      <w:pPr>
-        <w:spacing w:after="0" w:line="240" w:lineRule="auto"/>
-        <w:jc w:val="center"/>
+        <w:t xml:space="preserve">         </w:t>
+      </w:r>
+      <w:r>
         <w:rPr>
           <w:rFonts w:ascii="Times New Roman" w:hAnsi="Times New Roman"/>
           <w:b/>
           <w:sz w:val="24"/>
           <w:szCs w:val="24"/>
         </w:rPr>
-      </w:pPr>
-    </w:p>
-    <w:p>
-      <w:pPr>
-        <w:spacing w:after="0" w:line="240" w:lineRule="auto"/>
-        <w:rPr>
-          <w:rFonts w:ascii="Times New Roman" w:hAnsi="Times New Roman"/>
-        </w:rPr>
-      </w:pPr>
-    </w:p>
-    <w:p>
-      <w:pPr>
-        <w:spacing w:after="0" w:line="240" w:lineRule="auto"/>
-        <w:rPr>
-          <w:rFonts w:ascii="Times New Roman" w:hAnsi="Times New Roman"/>
-        </w:rPr>
-      </w:pPr>
-    </w:p>
-    <w:p>
-      <w:pPr>
-        <w:spacing w:after="0" w:line="240" w:lineRule="auto"/>
-        <w:rPr>
-          <w:rFonts w:ascii="Times New Roman" w:hAnsi="Times New Roman"/>
-        </w:rPr>
-      </w:pPr>
-    </w:p>
-    <w:p>
-      <w:pPr>
-        <w:spacing w:after="0" w:line="240" w:lineRule="auto"/>
-        <w:rPr>
-          <w:rFonts w:ascii="Times New Roman" w:hAnsi="Times New Roman"/>
-        </w:rPr>
-      </w:pPr>
-    </w:p>
-    <w:p>
-      <w:pPr>
-        <w:spacing w:after="0" w:line="240" w:lineRule="auto"/>
-        <w:rPr>
-          <w:rFonts w:ascii="Times New Roman" w:hAnsi="Times New Roman"/>
-        </w:rPr>
-      </w:pPr>
-    </w:p>
-    <w:p>
-      <w:pPr>
-        <w:spacing w:after="0" w:line="240" w:lineRule="auto"/>
-        <w:rPr>
-          <w:rFonts w:ascii="Times New Roman" w:hAnsi="Times New Roman"/>
-        </w:rPr>
-      </w:pPr>
-    </w:p>
-    <w:p>
-      <w:pPr>
-        <w:spacing w:after="0" w:line="240" w:lineRule="auto"/>
-        <w:ind w:left="-1134"/>
-        <w:rPr>
-          <w:rFonts w:ascii="Times New Roman" w:hAnsi="Times New Roman"/>
-        </w:rPr>
-      </w:pPr>
-      <w:r>
-        <w:rPr>
-          <w:rFonts w:ascii="Times New Roman" w:hAnsi="Times New Roman"/>
-        </w:rPr>
-        <w:t>*Report to be submitted for each Student</w:t>
-      </w:r>
-    </w:p>
-    <w:p>
-      <w:pPr>
-        <w:spacing w:after="0" w:line="240" w:lineRule="auto"/>
-        <w:ind w:left="-1134"/>
-        <w:rPr>
-          <w:rFonts w:ascii="Times New Roman" w:hAnsi="Times New Roman"/>
-        </w:rPr>
-      </w:pPr>
-    </w:p>
-    <w:p>
-      <w:pPr>
-        <w:spacing w:after="0" w:line="240" w:lineRule="auto"/>
-        <w:ind w:left="-1134"/>
-        <w:rPr>
-          <w:rFonts w:ascii="Times New Roman" w:hAnsi="Times New Roman"/>
-        </w:rPr>
-      </w:pPr>
-    </w:p>
-    <w:p>
-      <w:pPr>
-        <w:spacing w:after="0" w:line="240" w:lineRule="auto"/>
-        <w:ind w:left="-1134"/>
-        <w:rPr>
-          <w:rFonts w:ascii="Times New Roman" w:hAnsi="Times New Roman"/>
-        </w:rPr>
-      </w:pPr>
-    </w:p>
-    <w:p>
-      <w:pPr>
-        <w:spacing w:after="0" w:line="240" w:lineRule="auto"/>
-        <w:ind w:left="-1134"/>
-        <w:rPr>
-          <w:rFonts w:ascii="Times New Roman" w:hAnsi="Times New Roman"/>
-        </w:rPr>
-      </w:pPr>
-    </w:p>
-    <w:p>
-      <w:pPr>
-        <w:spacing w:after="0" w:line="240" w:lineRule="auto"/>
-        <w:ind w:left="-1134"/>
-        <w:rPr>
-          <w:rFonts w:ascii="Times New Roman" w:hAnsi="Times New Roman"/>
-        </w:rPr>
-      </w:pPr>
-    </w:p>
-    <w:p>
-      <w:pPr>
-        <w:spacing w:after="0" w:line="240" w:lineRule="auto"/>
-        <w:ind w:left="-1134"/>
-        <w:rPr>
-          <w:rFonts w:ascii="Times New Roman" w:hAnsi="Times New Roman"/>
-        </w:rPr>
-      </w:pPr>
-    </w:p>
-    <w:p>
-      <w:pPr>
-        <w:spacing w:after="0" w:line="240" w:lineRule="auto"/>
-        <w:ind w:left="-1134"/>
-        <w:rPr>
-          <w:rFonts w:ascii="Times New Roman" w:hAnsi="Times New Roman"/>
-        </w:rPr>
-      </w:pPr>
-    </w:p>
-    <w:p>
-      <w:pPr>
-        <w:spacing w:after="0" w:line="240" w:lineRule="auto"/>
-        <w:ind w:left="-1134"/>
-        <w:rPr>
-          <w:rFonts w:ascii="Times New Roman" w:hAnsi="Times New Roman"/>
-        </w:rPr>
-      </w:pPr>
-    </w:p>
-    <w:p>
-      <w:pPr>
-        <w:spacing w:after="0" w:line="240" w:lineRule="auto"/>
-        <w:ind w:left="-1134"/>
-        <w:rPr>
-          <w:rFonts w:ascii="Times New Roman" w:hAnsi="Times New Roman"/>
-        </w:rPr>
-      </w:pPr>
-    </w:p>
-    <w:p>
-      <w:pPr>
-        <w:spacing w:after="0" w:line="240" w:lineRule="auto"/>
-        <w:ind w:left="-1134"/>
-        <w:rPr>
-          <w:rFonts w:ascii="Times New Roman" w:hAnsi="Times New Roman"/>
-        </w:rPr>
-      </w:pPr>
-    </w:p>
-    <w:p>
-      <w:pPr>
-        <w:spacing w:after="0" w:line="240" w:lineRule="auto"/>
-        <w:ind w:left="-1134"/>
-        <w:rPr>
-          <w:rFonts w:ascii="Times New Roman" w:hAnsi="Times New Roman"/>
-        </w:rPr>
-      </w:pPr>
-    </w:p>
-    <w:p>
-      <w:pPr>
-        <w:spacing w:after="0" w:line="240" w:lineRule="auto"/>
-        <w:ind w:left="-1134"/>
-        <w:rPr>
-          <w:rFonts w:ascii="Times New Roman" w:hAnsi="Times New Roman"/>
-        </w:rPr>
-      </w:pPr>
-    </w:p>
-    <w:tbl>
-      <w:tblPr>
-        <w:tblStyle w:val="TableGrid"/>
-        <w:tblW w:w="9738" w:type="dxa"/>
+        <w:t xml:space="preserve">         </w:t>
+      </w:r>
+      <w:r>
+        <w:rPr>
+          <w:rFonts w:ascii="Times New Roman" w:hAnsi="Times New Roman"/>
+          <w:b/>
+          <w:sz w:val="20"/>
+          <w:szCs w:val="20"/>
+        </w:rPr>
+        <w:t>Professor In-charge IIPC</w:t>
+      </w:r>
+    </w:p>
+    <w:p>
+      <w:pPr>
+        <w:spacing w:after="0" w:line="240" w:lineRule="auto"/>
         <w:jc w:val="center"/>
-        <w:tblLayout w:type="fixed"/>
-        <w:tblLook w:val="04A0"/>
-      </w:tblPr>
-      <w:tblGrid>
-        <w:gridCol w:w="7128"/>
-        <w:gridCol w:w="1229"/>
-        <w:gridCol w:w="1381"/>
-      </w:tblGrid>
-      <w:tr>
-        <w:trPr>
-          <w:trHeight w:val="926"/>
-          <w:jc w:val="center"/>
-        </w:trPr>
-        <w:tc>
-          <w:tcPr>
-            <w:tcW w:w="7128" w:type="dxa"/>
-            <w:vMerge w:val="restart"/>
-            <w:vAlign w:val="center"/>
-          </w:tcPr>
-          <w:p>
-            <w:pPr>
-              <w:jc w:val="center"/>
-              <w:rPr>
-                <w:sz w:val="24"/>
-                <w:szCs w:val="24"/>
-              </w:rPr>
-            </w:pPr>
-            <w:r>
-              <w:rPr>
-                <w:noProof/>
-                <w:sz w:val="24"/>
-                <w:szCs w:val="24"/>
-                <w:lang w:bidi="ta-IN"/>
-              </w:rPr>
-              <w:lastRenderedPageBreak/>
-              <w:drawing>
-                <wp:inline distT="0" distB="0" distL="0" distR="0">
-                  <wp:extent cx="4359031" cy="733425"/>
-                  <wp:effectExtent l="19050" t="0" r="3419" b="0"/>
-                  <wp:docPr id="23" name="Picture 1" descr="C:\Users\IQAC\Downloads\WhatsApp Image 2025-12-23 at 8.04.08 PM.jpeg"/>
-                  <wp:cNvGraphicFramePr>
-                    <a:graphicFrameLocks xmlns:a="http://schemas.openxmlformats.org/drawingml/2006/main" noChangeAspect="1"/>
-                  </wp:cNvGraphicFramePr>
-                  <a:graphic xmlns:a="http://schemas.openxmlformats.org/drawingml/2006/main">
-                    <a:graphicData uri="http://schemas.openxmlformats.org/drawingml/2006/picture">
-                      <pic:pic xmlns:pic="http://schemas.openxmlformats.org/drawingml/2006/picture">
-                        <pic:nvPicPr>
-                          <pic:cNvPr id="0" name="Picture 1" descr="C:\Users\IQAC\Downloads\WhatsApp Image 2025-12-23 at 8.04.08 PM.jpeg"/>
-                          <pic:cNvPicPr>
-                            <a:picLocks noChangeAspect="1" noChangeArrowheads="1"/>
-                          </pic:cNvPicPr>
-                        </pic:nvPicPr>
-                        <pic:blipFill>
-                          <a:blip r:embed="rId8" cstate="print"/>
-                          <a:srcRect b="21806"/>
-                          <a:stretch>
-                            <a:fillRect/>
-                          </a:stretch>
-                        </pic:blipFill>
-                        <pic:spPr bwMode="auto">
-                          <a:xfrm>
-                            <a:off x="0" y="0"/>
-                            <a:ext cx="4406995" cy="741495"/>
-                          </a:xfrm>
-                          <a:prstGeom prst="rect">
-                            <a:avLst/>
-                          </a:prstGeom>
-                          <a:noFill/>
-                          <a:ln w="9525">
-                            <a:noFill/>
-                            <a:miter lim="800000"/>
-                            <a:headEnd/>
-                            <a:tailEnd/>
-                          </a:ln>
-                        </pic:spPr>
-                      </pic:pic>
-                    </a:graphicData>
-                  </a:graphic>
-                </wp:inline>
-              </w:drawing>
-            </w:r>
-          </w:p>
-        </w:tc>
-        <w:tc>
-          <w:tcPr>
-            <w:tcW w:w="2610" w:type="dxa"/>
-            <w:gridSpan w:val="2"/>
-            <w:vAlign w:val="center"/>
-          </w:tcPr>
-          <w:p>
-            <w:pPr>
-              <w:jc w:val="center"/>
-              <w:rPr>
-                <w:rFonts w:ascii="Times New Roman" w:hAnsi="Times New Roman"/>
-                <w:b/>
-                <w:sz w:val="24"/>
-                <w:szCs w:val="24"/>
-              </w:rPr>
-            </w:pPr>
-            <w:r>
-              <w:rPr>
-                <w:rFonts w:ascii="Times New Roman" w:hAnsi="Times New Roman"/>
-                <w:b/>
-                <w:sz w:val="24"/>
-                <w:szCs w:val="24"/>
-              </w:rPr>
-              <w:t xml:space="preserve">Doc. No: </w:t>
-            </w:r>
-          </w:p>
-          <w:p>
-            <w:pPr>
-              <w:jc w:val="center"/>
-              <w:rPr>
-                <w:rFonts w:ascii="Times New Roman" w:hAnsi="Times New Roman"/>
-                <w:b/>
-                <w:sz w:val="24"/>
-                <w:szCs w:val="24"/>
-              </w:rPr>
-            </w:pPr>
-            <w:r>
-              <w:rPr>
-                <w:rFonts w:ascii="Times New Roman" w:hAnsi="Times New Roman"/>
-                <w:b/>
-                <w:sz w:val="24"/>
-                <w:szCs w:val="24"/>
-              </w:rPr>
-              <w:t>KEC/EOMS/</w:t>
-            </w:r>
-            <w:r>
-              <w:rPr>
-                <w:rFonts w:ascii="Times New Roman" w:hAnsi="Times New Roman"/>
-                <w:b/>
-                <w:noProof/>
-                <w:sz w:val="24"/>
-                <w:szCs w:val="24"/>
-              </w:rPr>
-              <w:t>FIT</w:t>
-            </w:r>
-            <w:r>
-              <w:rPr>
-                <w:rFonts w:ascii="Times New Roman" w:hAnsi="Times New Roman"/>
-                <w:b/>
-                <w:noProof/>
-                <w:sz w:val="24"/>
-                <w:szCs w:val="24"/>
-              </w:rPr>
-              <w:t>/0</w:t>
-            </w:r>
-            <w:r>
-              <w:rPr>
-                <w:rFonts w:ascii="Times New Roman" w:hAnsi="Times New Roman"/>
-                <w:b/>
-                <w:noProof/>
-                <w:sz w:val="24"/>
-                <w:szCs w:val="24"/>
-              </w:rPr>
-              <w:t>1</w:t>
-            </w:r>
-          </w:p>
-        </w:tc>
-      </w:tr>
-      <w:tr>
-        <w:trPr>
-          <w:trHeight w:val="269"/>
-          <w:jc w:val="center"/>
-        </w:trPr>
-        <w:tc>
-          <w:tcPr>
-            <w:tcW w:w="7128" w:type="dxa"/>
-            <w:vMerge/>
-          </w:tcPr>
-          <w:p>
-            <w:pPr>
-              <w:jc w:val="center"/>
-              <w:rPr>
-                <w:sz w:val="24"/>
-                <w:szCs w:val="24"/>
-              </w:rPr>
-            </w:pPr>
-          </w:p>
-        </w:tc>
-        <w:tc>
-          <w:tcPr>
-            <w:tcW w:w="1229" w:type="dxa"/>
-            <w:vAlign w:val="center"/>
-          </w:tcPr>
-          <w:p>
-            <w:pPr>
-              <w:rPr>
-                <w:rFonts w:ascii="Times New Roman" w:hAnsi="Times New Roman"/>
-                <w:b/>
-                <w:sz w:val="24"/>
-                <w:szCs w:val="24"/>
-              </w:rPr>
-            </w:pPr>
-            <w:r>
-              <w:rPr>
-                <w:rFonts w:ascii="Times New Roman" w:hAnsi="Times New Roman"/>
-                <w:b/>
-                <w:sz w:val="24"/>
-                <w:szCs w:val="24"/>
-              </w:rPr>
-              <w:t>Rev. No</w:t>
-            </w:r>
-          </w:p>
-        </w:tc>
-        <w:tc>
-          <w:tcPr>
-            <w:tcW w:w="1381" w:type="dxa"/>
-            <w:vAlign w:val="center"/>
-          </w:tcPr>
-          <w:p>
-            <w:pPr>
-              <w:jc w:val="center"/>
-              <w:rPr>
-                <w:rFonts w:ascii="Times New Roman" w:hAnsi="Times New Roman"/>
-                <w:b/>
-                <w:sz w:val="24"/>
-                <w:szCs w:val="24"/>
-              </w:rPr>
-            </w:pPr>
-            <w:r>
-              <w:rPr>
-                <w:rFonts w:ascii="Times New Roman" w:hAnsi="Times New Roman"/>
-                <w:b/>
-                <w:sz w:val="24"/>
-                <w:szCs w:val="24"/>
-              </w:rPr>
-              <w:t>00</w:t>
-            </w:r>
-          </w:p>
-        </w:tc>
-      </w:tr>
-      <w:tr>
-        <w:trPr>
-          <w:trHeight w:val="341"/>
-          <w:jc w:val="center"/>
-        </w:trPr>
-        <w:tc>
-          <w:tcPr>
-            <w:tcW w:w="7128" w:type="dxa"/>
-            <w:vAlign w:val="center"/>
-          </w:tcPr>
-          <w:p>
-            <w:pPr>
-              <w:jc w:val="center"/>
-              <w:rPr>
-                <w:sz w:val="24"/>
-                <w:szCs w:val="24"/>
-              </w:rPr>
-            </w:pPr>
-            <w:r>
-              <w:rPr>
-                <w:rFonts w:ascii="Times New Roman" w:hAnsi="Times New Roman"/>
-                <w:b/>
-                <w:sz w:val="24"/>
-                <w:szCs w:val="24"/>
-              </w:rPr>
-              <w:t>INTERNAL QUALITY ASSURANCE CELL</w:t>
-            </w:r>
-          </w:p>
-        </w:tc>
-        <w:tc>
-          <w:tcPr>
-            <w:tcW w:w="1229" w:type="dxa"/>
-            <w:vAlign w:val="center"/>
-          </w:tcPr>
-          <w:p>
-            <w:pPr>
-              <w:rPr>
-                <w:rFonts w:ascii="Times New Roman" w:hAnsi="Times New Roman"/>
-                <w:b/>
-                <w:sz w:val="24"/>
-                <w:szCs w:val="24"/>
-              </w:rPr>
-            </w:pPr>
-            <w:r>
-              <w:rPr>
-                <w:rFonts w:ascii="Times New Roman" w:hAnsi="Times New Roman"/>
-                <w:b/>
-                <w:sz w:val="24"/>
-                <w:szCs w:val="24"/>
-              </w:rPr>
-              <w:t>Rev. Date</w:t>
-            </w:r>
-          </w:p>
-        </w:tc>
-        <w:tc>
-          <w:tcPr>
-            <w:tcW w:w="1381" w:type="dxa"/>
-            <w:vAlign w:val="center"/>
-          </w:tcPr>
-          <w:p>
-            <w:pPr>
-              <w:jc w:val="center"/>
-              <w:rPr>
-                <w:rFonts w:ascii="Times New Roman" w:hAnsi="Times New Roman"/>
-                <w:b/>
-                <w:sz w:val="24"/>
-                <w:szCs w:val="24"/>
-              </w:rPr>
-            </w:pPr>
-            <w:r>
-              <w:rPr>
-                <w:rFonts w:ascii="Times New Roman" w:hAnsi="Times New Roman"/>
-                <w:b/>
-                <w:sz w:val="24"/>
-                <w:szCs w:val="24"/>
-              </w:rPr>
-              <w:t>01.01.2026</w:t>
-            </w:r>
-          </w:p>
-        </w:tc>
-      </w:tr>
-      <w:tr>
-        <w:trPr>
-          <w:trHeight w:val="179"/>
-          <w:jc w:val="center"/>
-        </w:trPr>
-        <w:tc>
-          <w:tcPr>
-            <w:tcW w:w="7128" w:type="dxa"/>
-            <w:vAlign w:val="center"/>
-          </w:tcPr>
-          <w:p>
-            <w:pPr>
-              <w:pStyle w:val="Heading2"/>
-              <w:tabs>
-                <w:tab w:val="left" w:pos="720"/>
-              </w:tabs>
-              <w:spacing w:line="240" w:lineRule="auto"/>
-              <w:ind w:left="720" w:hanging="720"/>
-              <w:outlineLvl w:val="1"/>
-              <w:rPr>
-                <w:b/>
-                <w:sz w:val="24"/>
-                <w:szCs w:val="24"/>
-                <w:u w:val="none"/>
-              </w:rPr>
-            </w:pPr>
-            <w:r>
-              <w:rPr>
-                <w:b/>
-                <w:sz w:val="24"/>
-                <w:szCs w:val="24"/>
-                <w:u w:val="none"/>
-              </w:rPr>
-              <w:t>Faculty Industry Training Report</w:t>
-            </w:r>
-          </w:p>
-        </w:tc>
-        <w:tc>
-          <w:tcPr>
-            <w:tcW w:w="1229" w:type="dxa"/>
-            <w:vAlign w:val="center"/>
-          </w:tcPr>
-          <w:p>
-            <w:pPr>
-              <w:rPr>
-                <w:rFonts w:ascii="Times New Roman" w:hAnsi="Times New Roman"/>
-                <w:b/>
-                <w:sz w:val="24"/>
-                <w:szCs w:val="24"/>
-              </w:rPr>
-            </w:pPr>
-            <w:r>
-              <w:rPr>
-                <w:rFonts w:ascii="Times New Roman" w:hAnsi="Times New Roman"/>
-                <w:b/>
-                <w:sz w:val="24"/>
-                <w:szCs w:val="24"/>
-              </w:rPr>
-              <w:t>Issue. No</w:t>
-            </w:r>
-          </w:p>
-        </w:tc>
-        <w:tc>
-          <w:tcPr>
-            <w:tcW w:w="1381" w:type="dxa"/>
-            <w:vAlign w:val="center"/>
-          </w:tcPr>
-          <w:p>
-            <w:pPr>
-              <w:jc w:val="center"/>
-              <w:rPr>
-                <w:rFonts w:ascii="Times New Roman" w:hAnsi="Times New Roman"/>
-                <w:b/>
-                <w:sz w:val="24"/>
-                <w:szCs w:val="24"/>
-              </w:rPr>
-            </w:pPr>
-            <w:r>
-              <w:rPr>
-                <w:rFonts w:ascii="Times New Roman" w:hAnsi="Times New Roman"/>
-                <w:b/>
-                <w:sz w:val="24"/>
-                <w:szCs w:val="24"/>
-              </w:rPr>
-              <w:t>00</w:t>
-            </w:r>
-          </w:p>
-        </w:tc>
-      </w:tr>
-    </w:tbl>
-    <w:p>
-      <w:pPr>
-        <w:spacing w:after="0" w:line="240" w:lineRule="auto"/>
-        <w:ind w:left="-1134"/>
-        <w:rPr>
-          <w:rFonts w:ascii="Times New Roman" w:hAnsi="Times New Roman"/>
-        </w:rPr>
-      </w:pPr>
-    </w:p>
-    <w:p>
-      <w:pPr>
-        <w:spacing w:after="0" w:line="240" w:lineRule="auto"/>
-        <w:jc w:val="center"/>
-        <w:rPr>
-          <w:rFonts w:ascii="Times New Roman" w:hAnsi="Times New Roman"/>
-          <w:b/>
-          <w:color w:val="000000" w:themeColor="text1"/>
-        </w:rPr>
-      </w:pPr>
-      <w:r>
-        <w:rPr>
-          <w:rFonts w:ascii="Times New Roman" w:hAnsi="Times New Roman"/>
-          <w:b/>
-          <w:color w:val="000000" w:themeColor="text1"/>
-        </w:rPr>
-        <w:t>Department of __</w:t>
-      </w:r>
-      <w:r>
-        <w:rPr>
-          <w:rFonts w:ascii="Times New Roman" w:hAnsi="Times New Roman"/>
-          <w:b/>
-          <w:color w:val="000000" w:themeColor="text1"/>
-        </w:rPr>
-        <w:t>__________</w:t>
-      </w:r>
-      <w:r>
-        <w:rPr>
-          <w:rFonts w:ascii="Times New Roman" w:hAnsi="Times New Roman"/>
-          <w:b/>
-          <w:color w:val="000000" w:themeColor="text1"/>
-        </w:rPr>
-        <w:t>____</w:t>
-      </w:r>
-    </w:p>
-    <w:p>
-      <w:pPr>
-        <w:spacing w:after="0" w:line="240" w:lineRule="auto"/>
-        <w:jc w:val="center"/>
-        <w:rPr>
-          <w:rFonts w:ascii="Times New Roman" w:hAnsi="Times New Roman"/>
-          <w:b/>
-          <w:color w:val="FF0000"/>
-        </w:rPr>
-      </w:pPr>
-    </w:p>
-    <w:p>
-      <w:pPr>
-        <w:spacing w:after="0" w:line="240" w:lineRule="auto"/>
-        <w:ind w:left="-142"/>
-        <w:jc w:val="center"/>
-        <w:rPr>
-          <w:rFonts w:ascii="Times New Roman" w:hAnsi="Times New Roman"/>
-        </w:rPr>
-      </w:pPr>
-      <w:r>
-        <w:rPr>
-          <w:rFonts w:ascii="Times New Roman" w:hAnsi="Times New Roman"/>
-        </w:rPr>
-        <w:t>Academic Year:</w:t>
-      </w:r>
-      <w:r>
-        <w:rPr>
-          <w:rFonts w:ascii="Times New Roman" w:hAnsi="Times New Roman"/>
-        </w:rPr>
-        <w:tab/>
-      </w:r>
-      <w:r>
-        <w:rPr>
-          <w:rFonts w:ascii="Times New Roman" w:hAnsi="Times New Roman"/>
-        </w:rPr>
-        <w:tab/>
-      </w:r>
-      <w:r>
-        <w:rPr>
-          <w:rFonts w:ascii="Times New Roman" w:hAnsi="Times New Roman"/>
-        </w:rPr>
-        <w:tab/>
-      </w:r>
-      <w:r>
-        <w:rPr>
-          <w:rFonts w:ascii="Times New Roman" w:hAnsi="Times New Roman"/>
-        </w:rPr>
-        <w:tab/>
-      </w:r>
-      <w:r>
-        <w:rPr>
-          <w:rFonts w:ascii="Times New Roman" w:hAnsi="Times New Roman"/>
-        </w:rPr>
-        <w:tab/>
-      </w:r>
-      <w:r>
-        <w:rPr>
-          <w:rFonts w:ascii="Times New Roman" w:hAnsi="Times New Roman"/>
-        </w:rPr>
-        <w:tab/>
-      </w:r>
-      <w:r>
-        <w:rPr>
-          <w:rFonts w:ascii="Times New Roman" w:hAnsi="Times New Roman"/>
-        </w:rPr>
-        <w:tab/>
-      </w:r>
-      <w:r>
-        <w:rPr>
-          <w:rFonts w:ascii="Times New Roman" w:hAnsi="Times New Roman"/>
-        </w:rPr>
-        <w:tab/>
-        <w:t>Semester: ODD/EVEN</w:t>
-      </w:r>
-    </w:p>
-    <w:p>
-      <w:pPr>
-        <w:spacing w:after="0" w:line="240" w:lineRule="auto"/>
-        <w:rPr>
-          <w:rFonts w:ascii="Times New Roman" w:hAnsi="Times New Roman"/>
-        </w:rPr>
-      </w:pPr>
-      <w:r>
-        <w:rPr>
-          <w:rFonts w:ascii="Times New Roman" w:hAnsi="Times New Roman"/>
-        </w:rPr>
-        <w:tab/>
-      </w:r>
-    </w:p>
-    <w:tbl>
-      <w:tblPr>
-        <w:tblStyle w:val="TableGrid"/>
-        <w:tblW w:w="10433" w:type="dxa"/>
-        <w:jc w:val="center"/>
-        <w:tblLook w:val="04A0"/>
-      </w:tblPr>
-      <w:tblGrid>
-        <w:gridCol w:w="636"/>
-        <w:gridCol w:w="980"/>
-        <w:gridCol w:w="1142"/>
-        <w:gridCol w:w="1649"/>
-        <w:gridCol w:w="1234"/>
-        <w:gridCol w:w="1257"/>
-        <w:gridCol w:w="1269"/>
-        <w:gridCol w:w="1133"/>
-        <w:gridCol w:w="1133"/>
-      </w:tblGrid>
-      <w:tr>
-        <w:trPr>
-          <w:trHeight w:val="1019"/>
-          <w:jc w:val="center"/>
-        </w:trPr>
-        <w:tc>
-          <w:tcPr>
-            <w:tcW w:w="636" w:type="dxa"/>
-            <w:vAlign w:val="center"/>
-          </w:tcPr>
-          <w:p>
-            <w:pPr>
-              <w:jc w:val="center"/>
-              <w:rPr>
-                <w:rFonts w:ascii="Times New Roman" w:eastAsia="Times New Roman" w:hAnsi="Times New Roman"/>
-                <w:b/>
-                <w:lang w:val="en-IN" w:eastAsia="en-IN"/>
-              </w:rPr>
-            </w:pPr>
-            <w:r>
-              <w:rPr>
-                <w:rFonts w:ascii="Times New Roman" w:eastAsia="Times New Roman" w:hAnsi="Times New Roman"/>
-                <w:b/>
-                <w:lang w:val="en-IN" w:eastAsia="en-IN"/>
-              </w:rPr>
-              <w:t>S.</w:t>
-            </w:r>
-          </w:p>
-          <w:p>
-            <w:pPr>
-              <w:jc w:val="center"/>
-              <w:rPr>
-                <w:rFonts w:ascii="Times New Roman" w:eastAsia="Times New Roman" w:hAnsi="Times New Roman"/>
-                <w:b/>
-                <w:lang w:val="en-IN" w:eastAsia="en-IN"/>
-              </w:rPr>
-            </w:pPr>
-            <w:r>
-              <w:rPr>
-                <w:rFonts w:ascii="Times New Roman" w:eastAsia="Times New Roman" w:hAnsi="Times New Roman"/>
-                <w:b/>
-                <w:lang w:val="en-IN" w:eastAsia="en-IN"/>
-              </w:rPr>
-              <w:t>No</w:t>
-            </w:r>
-          </w:p>
-        </w:tc>
-        <w:tc>
-          <w:tcPr>
-            <w:tcW w:w="980" w:type="dxa"/>
-            <w:vAlign w:val="center"/>
-          </w:tcPr>
-          <w:p>
-            <w:pPr>
-              <w:jc w:val="center"/>
-              <w:rPr>
-                <w:rFonts w:ascii="Times New Roman" w:eastAsia="Times New Roman" w:hAnsi="Times New Roman"/>
-                <w:b/>
-                <w:lang w:val="en-IN" w:eastAsia="en-IN"/>
-              </w:rPr>
-            </w:pPr>
-            <w:r>
-              <w:rPr>
-                <w:rFonts w:ascii="Times New Roman" w:eastAsia="Times New Roman" w:hAnsi="Times New Roman"/>
-                <w:b/>
-                <w:lang w:val="en-IN" w:eastAsia="en-IN"/>
-              </w:rPr>
-              <w:t>Domain</w:t>
-            </w:r>
-          </w:p>
-        </w:tc>
-        <w:tc>
-          <w:tcPr>
-            <w:tcW w:w="1142" w:type="dxa"/>
-            <w:vAlign w:val="center"/>
-          </w:tcPr>
-          <w:p>
-            <w:pPr>
-              <w:jc w:val="center"/>
-              <w:rPr>
-                <w:rFonts w:ascii="Times New Roman" w:eastAsia="Times New Roman" w:hAnsi="Times New Roman"/>
-                <w:b/>
-                <w:lang w:val="en-IN" w:eastAsia="en-IN"/>
-              </w:rPr>
-            </w:pPr>
-            <w:r>
-              <w:rPr>
-                <w:rFonts w:ascii="Times New Roman" w:eastAsia="Times New Roman" w:hAnsi="Times New Roman"/>
-                <w:b/>
-                <w:lang w:val="en-IN" w:eastAsia="en-IN"/>
-              </w:rPr>
-              <w:t>Name</w:t>
-            </w:r>
-            <w:r>
-              <w:rPr>
-                <w:rFonts w:ascii="Times New Roman" w:eastAsia="Times New Roman" w:hAnsi="Times New Roman"/>
-                <w:b/>
-                <w:lang w:val="en-IN" w:eastAsia="en-IN"/>
-              </w:rPr>
-              <w:t xml:space="preserve"> of the Faculty</w:t>
-            </w:r>
-          </w:p>
-        </w:tc>
-        <w:tc>
-          <w:tcPr>
-            <w:tcW w:w="1649" w:type="dxa"/>
-            <w:vAlign w:val="center"/>
-          </w:tcPr>
-          <w:p>
-            <w:pPr>
-              <w:jc w:val="center"/>
-              <w:rPr>
-                <w:rFonts w:ascii="Times New Roman" w:eastAsia="Times New Roman" w:hAnsi="Times New Roman"/>
-                <w:b/>
-                <w:lang w:val="en-IN" w:eastAsia="en-IN"/>
-              </w:rPr>
-            </w:pPr>
-            <w:r>
-              <w:rPr>
-                <w:rFonts w:ascii="Times New Roman" w:eastAsia="Times New Roman" w:hAnsi="Times New Roman"/>
-                <w:b/>
-                <w:lang w:val="en-IN" w:eastAsia="en-IN"/>
-              </w:rPr>
-              <w:t>Name  and Address of the Industry</w:t>
-            </w:r>
-          </w:p>
-        </w:tc>
-        <w:tc>
-          <w:tcPr>
-            <w:tcW w:w="1234" w:type="dxa"/>
-            <w:vAlign w:val="center"/>
-          </w:tcPr>
-          <w:p>
-            <w:pPr>
-              <w:jc w:val="center"/>
-              <w:rPr>
-                <w:rFonts w:ascii="Times New Roman" w:eastAsia="Times New Roman" w:hAnsi="Times New Roman"/>
-                <w:b/>
-                <w:lang w:val="en-IN" w:eastAsia="en-IN"/>
-              </w:rPr>
-            </w:pPr>
-            <w:r>
-              <w:rPr>
-                <w:rFonts w:ascii="Times New Roman" w:eastAsia="Times New Roman" w:hAnsi="Times New Roman"/>
-                <w:b/>
-                <w:lang w:val="en-IN" w:eastAsia="en-IN"/>
-              </w:rPr>
-              <w:t xml:space="preserve">Dates and  </w:t>
-            </w:r>
-          </w:p>
-          <w:p>
-            <w:pPr>
-              <w:jc w:val="center"/>
-              <w:rPr>
-                <w:rFonts w:ascii="Times New Roman" w:eastAsia="Times New Roman" w:hAnsi="Times New Roman"/>
-                <w:b/>
-                <w:lang w:val="en-IN" w:eastAsia="en-IN"/>
-              </w:rPr>
-            </w:pPr>
-            <w:r>
-              <w:rPr>
-                <w:rFonts w:ascii="Times New Roman" w:eastAsia="Times New Roman" w:hAnsi="Times New Roman"/>
-                <w:b/>
-                <w:lang w:val="en-IN" w:eastAsia="en-IN"/>
-              </w:rPr>
-              <w:t xml:space="preserve">No of Days </w:t>
-            </w:r>
-          </w:p>
-          <w:p>
-            <w:pPr>
-              <w:jc w:val="center"/>
-              <w:rPr>
-                <w:rFonts w:ascii="Times New Roman" w:eastAsia="Times New Roman" w:hAnsi="Times New Roman"/>
-                <w:b/>
-                <w:lang w:val="en-IN" w:eastAsia="en-IN"/>
-              </w:rPr>
-            </w:pPr>
-            <w:r>
-              <w:rPr>
-                <w:rFonts w:ascii="Times New Roman" w:eastAsia="Times New Roman" w:hAnsi="Times New Roman"/>
-                <w:b/>
-                <w:lang w:val="en-IN" w:eastAsia="en-IN"/>
-              </w:rPr>
-              <w:t>of the Visit</w:t>
-            </w:r>
-          </w:p>
-        </w:tc>
-        <w:tc>
-          <w:tcPr>
-            <w:tcW w:w="1257" w:type="dxa"/>
-            <w:vAlign w:val="center"/>
-          </w:tcPr>
-          <w:p>
-            <w:pPr>
-              <w:jc w:val="center"/>
-              <w:rPr>
-                <w:rFonts w:ascii="Times New Roman" w:eastAsia="Times New Roman" w:hAnsi="Times New Roman"/>
-                <w:b/>
-                <w:lang w:val="en-IN" w:eastAsia="en-IN"/>
-              </w:rPr>
-            </w:pPr>
-            <w:r>
-              <w:rPr>
-                <w:rFonts w:ascii="Times New Roman" w:eastAsia="Times New Roman" w:hAnsi="Times New Roman"/>
-                <w:b/>
-                <w:lang w:val="en-IN" w:eastAsia="en-IN"/>
-              </w:rPr>
-              <w:t>Type of the Industry</w:t>
-            </w:r>
-            <w:r>
-              <w:rPr>
-                <w:rFonts w:ascii="Times New Roman" w:eastAsia="Times New Roman" w:hAnsi="Times New Roman"/>
-                <w:b/>
-                <w:lang w:val="en-IN" w:eastAsia="en-IN"/>
-              </w:rPr>
-              <w:t xml:space="preserve"> (Small, Medium &amp; Large Scale)</w:t>
-            </w:r>
-          </w:p>
-        </w:tc>
-        <w:tc>
-          <w:tcPr>
-            <w:tcW w:w="1269" w:type="dxa"/>
-            <w:vAlign w:val="center"/>
-          </w:tcPr>
-          <w:p>
-            <w:pPr>
-              <w:jc w:val="center"/>
-              <w:rPr>
-                <w:rFonts w:ascii="Times New Roman" w:eastAsia="Times New Roman" w:hAnsi="Times New Roman"/>
-                <w:b/>
-                <w:lang w:val="en-IN" w:eastAsia="en-IN"/>
-              </w:rPr>
-            </w:pPr>
-            <w:r>
-              <w:rPr>
-                <w:rFonts w:ascii="Times New Roman" w:eastAsia="Times New Roman" w:hAnsi="Times New Roman"/>
-                <w:b/>
-                <w:lang w:val="en-IN" w:eastAsia="en-IN"/>
-              </w:rPr>
-              <w:t xml:space="preserve">Technical </w:t>
-            </w:r>
-            <w:r>
-              <w:rPr>
-                <w:rFonts w:ascii="Times New Roman" w:eastAsia="Times New Roman" w:hAnsi="Times New Roman"/>
-                <w:b/>
-                <w:lang w:val="en-IN" w:eastAsia="en-IN"/>
-              </w:rPr>
-              <w:t>Report</w:t>
-            </w:r>
-          </w:p>
-          <w:p>
-            <w:pPr>
-              <w:jc w:val="center"/>
-              <w:rPr>
-                <w:rFonts w:ascii="Times New Roman" w:eastAsia="Times New Roman" w:hAnsi="Times New Roman"/>
-                <w:b/>
-                <w:lang w:val="en-IN" w:eastAsia="en-IN"/>
-              </w:rPr>
-            </w:pPr>
-            <w:r>
-              <w:rPr>
-                <w:rFonts w:ascii="Times New Roman" w:eastAsia="Times New Roman" w:hAnsi="Times New Roman"/>
-                <w:b/>
-                <w:lang w:val="en-IN" w:eastAsia="en-IN"/>
-              </w:rPr>
-              <w:t>(Yes</w:t>
-            </w:r>
-            <w:r>
-              <w:rPr>
-                <w:rFonts w:ascii="Times New Roman" w:eastAsia="Times New Roman" w:hAnsi="Times New Roman"/>
-                <w:b/>
-                <w:lang w:val="en-IN" w:eastAsia="en-IN"/>
-              </w:rPr>
-              <w:t>/N</w:t>
-            </w:r>
-            <w:r>
-              <w:rPr>
-                <w:rFonts w:ascii="Times New Roman" w:eastAsia="Times New Roman" w:hAnsi="Times New Roman"/>
-                <w:b/>
-                <w:lang w:val="en-IN" w:eastAsia="en-IN"/>
-              </w:rPr>
-              <w:t>o</w:t>
-            </w:r>
-            <w:r>
-              <w:rPr>
-                <w:rFonts w:ascii="Times New Roman" w:eastAsia="Times New Roman" w:hAnsi="Times New Roman"/>
-                <w:b/>
-                <w:lang w:val="en-IN" w:eastAsia="en-IN"/>
-              </w:rPr>
-              <w:t>)</w:t>
-            </w:r>
-          </w:p>
-        </w:tc>
-        <w:tc>
-          <w:tcPr>
-            <w:tcW w:w="1133" w:type="dxa"/>
-            <w:vAlign w:val="center"/>
-          </w:tcPr>
-          <w:p>
-            <w:pPr>
-              <w:jc w:val="center"/>
-              <w:rPr>
-                <w:rFonts w:ascii="Times New Roman" w:eastAsia="Times New Roman" w:hAnsi="Times New Roman"/>
-                <w:b/>
-                <w:lang w:val="en-IN" w:eastAsia="en-IN"/>
-              </w:rPr>
-            </w:pPr>
-            <w:r>
-              <w:rPr>
-                <w:rFonts w:ascii="Times New Roman" w:eastAsia="Times New Roman" w:hAnsi="Times New Roman"/>
-                <w:b/>
-                <w:lang w:val="en-IN" w:eastAsia="en-IN"/>
-              </w:rPr>
-              <w:t>Outcome/ Skill Acquired</w:t>
-            </w:r>
-          </w:p>
-        </w:tc>
-        <w:tc>
-          <w:tcPr>
-            <w:tcW w:w="1133" w:type="dxa"/>
-            <w:vAlign w:val="center"/>
-          </w:tcPr>
-          <w:p>
-            <w:pPr>
-              <w:jc w:val="center"/>
-              <w:rPr>
-                <w:rFonts w:ascii="Times New Roman" w:eastAsia="Times New Roman" w:hAnsi="Times New Roman"/>
-                <w:b/>
-                <w:lang w:val="en-IN" w:eastAsia="en-IN"/>
-              </w:rPr>
-            </w:pPr>
-            <w:r>
-              <w:rPr>
-                <w:rFonts w:ascii="Times New Roman" w:eastAsia="Times New Roman" w:hAnsi="Times New Roman"/>
-                <w:b/>
-                <w:lang w:val="en-IN" w:eastAsia="en-IN"/>
-              </w:rPr>
-              <w:t>Fund Received from KEC (Yes/No)</w:t>
-            </w:r>
-          </w:p>
-        </w:tc>
-      </w:tr>
-      <w:tr>
-        <w:trPr>
-          <w:trHeight w:val="540"/>
-          <w:jc w:val="center"/>
-        </w:trPr>
-        <w:tc>
-          <w:tcPr>
-            <w:tcW w:w="636" w:type="dxa"/>
-            <w:vAlign w:val="center"/>
-          </w:tcPr>
-          <w:p>
-            <w:pPr>
-              <w:jc w:val="center"/>
-              <w:rPr>
-                <w:rFonts w:ascii="Times New Roman" w:eastAsia="Times New Roman" w:hAnsi="Times New Roman"/>
-                <w:sz w:val="24"/>
-                <w:szCs w:val="24"/>
-                <w:lang w:val="en-IN" w:eastAsia="en-IN"/>
-              </w:rPr>
-            </w:pPr>
-            <w:r>
-              <w:rPr>
-                <w:rFonts w:ascii="Times New Roman" w:eastAsia="Times New Roman" w:hAnsi="Times New Roman"/>
-                <w:sz w:val="24"/>
-                <w:szCs w:val="24"/>
-                <w:lang w:val="en-IN" w:eastAsia="en-IN"/>
-              </w:rPr>
-              <w:t>1.</w:t>
-            </w:r>
-          </w:p>
-        </w:tc>
-        <w:tc>
-          <w:tcPr>
-            <w:tcW w:w="980" w:type="dxa"/>
-            <w:vAlign w:val="center"/>
-          </w:tcPr>
-          <w:p>
-            <w:pPr>
-              <w:jc w:val="center"/>
-              <w:rPr>
-                <w:rFonts w:ascii="Times New Roman" w:eastAsia="Times New Roman" w:hAnsi="Times New Roman"/>
-                <w:sz w:val="24"/>
-                <w:szCs w:val="24"/>
-                <w:lang w:val="en-IN" w:eastAsia="en-IN"/>
-              </w:rPr>
-            </w:pPr>
-          </w:p>
-        </w:tc>
-        <w:tc>
-          <w:tcPr>
-            <w:tcW w:w="1142" w:type="dxa"/>
-            <w:vAlign w:val="center"/>
-          </w:tcPr>
-          <w:p>
-            <w:pPr>
-              <w:jc w:val="center"/>
-              <w:rPr>
-                <w:rFonts w:ascii="Times New Roman" w:eastAsia="Times New Roman" w:hAnsi="Times New Roman"/>
-                <w:sz w:val="24"/>
-                <w:szCs w:val="24"/>
-                <w:lang w:val="en-IN" w:eastAsia="en-IN"/>
-              </w:rPr>
-            </w:pPr>
-          </w:p>
-        </w:tc>
-        <w:tc>
-          <w:tcPr>
-            <w:tcW w:w="1649" w:type="dxa"/>
-            <w:vAlign w:val="center"/>
-          </w:tcPr>
-          <w:p>
-            <w:pPr>
-              <w:jc w:val="center"/>
-              <w:rPr>
-                <w:rFonts w:ascii="Times New Roman" w:eastAsia="Times New Roman" w:hAnsi="Times New Roman"/>
-                <w:sz w:val="24"/>
-                <w:szCs w:val="24"/>
-                <w:lang w:val="en-IN" w:eastAsia="en-IN"/>
-              </w:rPr>
-            </w:pPr>
-          </w:p>
-        </w:tc>
-        <w:tc>
-          <w:tcPr>
-            <w:tcW w:w="1234" w:type="dxa"/>
-            <w:vAlign w:val="center"/>
-          </w:tcPr>
-          <w:p>
-            <w:pPr>
-              <w:jc w:val="center"/>
-              <w:rPr>
-                <w:rFonts w:ascii="Times New Roman" w:eastAsia="Times New Roman" w:hAnsi="Times New Roman"/>
-                <w:sz w:val="24"/>
-                <w:szCs w:val="24"/>
-                <w:lang w:val="en-IN" w:eastAsia="en-IN"/>
-              </w:rPr>
-            </w:pPr>
-          </w:p>
-        </w:tc>
-        <w:tc>
-          <w:tcPr>
-            <w:tcW w:w="1257" w:type="dxa"/>
-            <w:vAlign w:val="center"/>
-          </w:tcPr>
-          <w:p>
-            <w:pPr>
-              <w:jc w:val="center"/>
-              <w:rPr>
-                <w:rFonts w:ascii="Times New Roman" w:eastAsia="Times New Roman" w:hAnsi="Times New Roman"/>
-                <w:sz w:val="24"/>
-                <w:szCs w:val="24"/>
-                <w:lang w:val="en-IN" w:eastAsia="en-IN"/>
-              </w:rPr>
-            </w:pPr>
-          </w:p>
-        </w:tc>
-        <w:tc>
-          <w:tcPr>
-            <w:tcW w:w="1269" w:type="dxa"/>
-            <w:vAlign w:val="center"/>
-          </w:tcPr>
-          <w:p>
-            <w:pPr>
-              <w:jc w:val="center"/>
-              <w:rPr>
-                <w:rFonts w:ascii="Times New Roman" w:eastAsia="Times New Roman" w:hAnsi="Times New Roman"/>
-                <w:sz w:val="24"/>
-                <w:szCs w:val="24"/>
-                <w:lang w:val="en-IN" w:eastAsia="en-IN"/>
-              </w:rPr>
-            </w:pPr>
-          </w:p>
-        </w:tc>
-        <w:tc>
-          <w:tcPr>
-            <w:tcW w:w="1133" w:type="dxa"/>
-            <w:vAlign w:val="center"/>
-          </w:tcPr>
-          <w:p>
-            <w:pPr>
-              <w:jc w:val="center"/>
-              <w:rPr>
-                <w:rFonts w:ascii="Times New Roman" w:eastAsia="Times New Roman" w:hAnsi="Times New Roman"/>
-                <w:sz w:val="24"/>
-                <w:szCs w:val="24"/>
-                <w:lang w:val="en-IN" w:eastAsia="en-IN"/>
-              </w:rPr>
-            </w:pPr>
-          </w:p>
-        </w:tc>
-        <w:tc>
-          <w:tcPr>
-            <w:tcW w:w="1133" w:type="dxa"/>
-            <w:vAlign w:val="center"/>
-          </w:tcPr>
-          <w:p>
-            <w:pPr>
-              <w:jc w:val="center"/>
-              <w:rPr>
-                <w:rFonts w:ascii="Times New Roman" w:eastAsia="Times New Roman" w:hAnsi="Times New Roman"/>
-                <w:sz w:val="24"/>
-                <w:szCs w:val="24"/>
-                <w:lang w:val="en-IN" w:eastAsia="en-IN"/>
-              </w:rPr>
-            </w:pPr>
-          </w:p>
-        </w:tc>
-      </w:tr>
-      <w:tr>
-        <w:trPr>
-          <w:trHeight w:val="540"/>
-          <w:jc w:val="center"/>
-        </w:trPr>
-        <w:tc>
-          <w:tcPr>
-            <w:tcW w:w="636" w:type="dxa"/>
-            <w:vAlign w:val="center"/>
-          </w:tcPr>
-          <w:p>
-            <w:pPr>
-              <w:jc w:val="center"/>
-              <w:rPr>
-                <w:rFonts w:ascii="Times New Roman" w:eastAsia="Times New Roman" w:hAnsi="Times New Roman"/>
-                <w:sz w:val="24"/>
-                <w:szCs w:val="24"/>
-                <w:lang w:val="en-IN" w:eastAsia="en-IN"/>
-              </w:rPr>
-            </w:pPr>
-            <w:r>
-              <w:rPr>
-                <w:rFonts w:ascii="Times New Roman" w:eastAsia="Times New Roman" w:hAnsi="Times New Roman"/>
-                <w:sz w:val="24"/>
-                <w:szCs w:val="24"/>
-                <w:lang w:val="en-IN" w:eastAsia="en-IN"/>
-              </w:rPr>
-              <w:t>2.</w:t>
-            </w:r>
-          </w:p>
-        </w:tc>
-        <w:tc>
-          <w:tcPr>
-            <w:tcW w:w="980" w:type="dxa"/>
-            <w:vAlign w:val="center"/>
-          </w:tcPr>
-          <w:p>
-            <w:pPr>
-              <w:jc w:val="center"/>
-              <w:rPr>
-                <w:rFonts w:ascii="Times New Roman" w:eastAsia="Times New Roman" w:hAnsi="Times New Roman"/>
-                <w:sz w:val="24"/>
-                <w:szCs w:val="24"/>
-                <w:lang w:val="en-IN" w:eastAsia="en-IN"/>
-              </w:rPr>
-            </w:pPr>
-          </w:p>
-        </w:tc>
-        <w:tc>
-          <w:tcPr>
-            <w:tcW w:w="1142" w:type="dxa"/>
-            <w:vAlign w:val="center"/>
-          </w:tcPr>
-          <w:p>
-            <w:pPr>
-              <w:jc w:val="center"/>
-              <w:rPr>
-                <w:rFonts w:ascii="Times New Roman" w:eastAsia="Times New Roman" w:hAnsi="Times New Roman"/>
-                <w:sz w:val="24"/>
-                <w:szCs w:val="24"/>
-                <w:lang w:val="en-IN" w:eastAsia="en-IN"/>
-              </w:rPr>
-            </w:pPr>
-          </w:p>
-        </w:tc>
-        <w:tc>
-          <w:tcPr>
-            <w:tcW w:w="1649" w:type="dxa"/>
-            <w:vAlign w:val="center"/>
-          </w:tcPr>
-          <w:p>
-            <w:pPr>
-              <w:jc w:val="center"/>
-              <w:rPr>
-                <w:rFonts w:ascii="Times New Roman" w:eastAsia="Times New Roman" w:hAnsi="Times New Roman"/>
-                <w:sz w:val="24"/>
-                <w:szCs w:val="24"/>
-                <w:lang w:val="en-IN" w:eastAsia="en-IN"/>
-              </w:rPr>
-            </w:pPr>
-          </w:p>
-        </w:tc>
-        <w:tc>
-          <w:tcPr>
-            <w:tcW w:w="1234" w:type="dxa"/>
-            <w:vAlign w:val="center"/>
-          </w:tcPr>
-          <w:p>
-            <w:pPr>
-              <w:jc w:val="center"/>
-              <w:rPr>
-                <w:rFonts w:ascii="Times New Roman" w:eastAsia="Times New Roman" w:hAnsi="Times New Roman"/>
-                <w:sz w:val="24"/>
-                <w:szCs w:val="24"/>
-                <w:lang w:val="en-IN" w:eastAsia="en-IN"/>
-              </w:rPr>
-            </w:pPr>
-          </w:p>
-        </w:tc>
-        <w:tc>
-          <w:tcPr>
-            <w:tcW w:w="1257" w:type="dxa"/>
-            <w:vAlign w:val="center"/>
-          </w:tcPr>
-          <w:p>
-            <w:pPr>
-              <w:jc w:val="center"/>
-              <w:rPr>
-                <w:rFonts w:ascii="Times New Roman" w:eastAsia="Times New Roman" w:hAnsi="Times New Roman"/>
-                <w:sz w:val="24"/>
-                <w:szCs w:val="24"/>
-                <w:lang w:val="en-IN" w:eastAsia="en-IN"/>
-              </w:rPr>
-            </w:pPr>
-          </w:p>
-        </w:tc>
-        <w:tc>
-          <w:tcPr>
-            <w:tcW w:w="1269" w:type="dxa"/>
-            <w:vAlign w:val="center"/>
-          </w:tcPr>
-          <w:p>
-            <w:pPr>
-              <w:jc w:val="center"/>
-              <w:rPr>
-                <w:rFonts w:ascii="Times New Roman" w:eastAsia="Times New Roman" w:hAnsi="Times New Roman"/>
-                <w:sz w:val="24"/>
-                <w:szCs w:val="24"/>
-                <w:lang w:val="en-IN" w:eastAsia="en-IN"/>
-              </w:rPr>
-            </w:pPr>
-          </w:p>
-        </w:tc>
-        <w:tc>
-          <w:tcPr>
-            <w:tcW w:w="1133" w:type="dxa"/>
-            <w:vAlign w:val="center"/>
-          </w:tcPr>
-          <w:p>
-            <w:pPr>
-              <w:jc w:val="center"/>
-              <w:rPr>
-                <w:rFonts w:ascii="Times New Roman" w:eastAsia="Times New Roman" w:hAnsi="Times New Roman"/>
-                <w:sz w:val="24"/>
-                <w:szCs w:val="24"/>
-                <w:lang w:val="en-IN" w:eastAsia="en-IN"/>
-              </w:rPr>
-            </w:pPr>
-          </w:p>
-        </w:tc>
-        <w:tc>
-          <w:tcPr>
-            <w:tcW w:w="1133" w:type="dxa"/>
-            <w:vAlign w:val="center"/>
-          </w:tcPr>
-          <w:p>
-            <w:pPr>
-              <w:jc w:val="center"/>
-              <w:rPr>
-                <w:rFonts w:ascii="Times New Roman" w:eastAsia="Times New Roman" w:hAnsi="Times New Roman"/>
-                <w:sz w:val="24"/>
-                <w:szCs w:val="24"/>
-                <w:lang w:val="en-IN" w:eastAsia="en-IN"/>
-              </w:rPr>
-            </w:pPr>
-          </w:p>
-        </w:tc>
-      </w:tr>
-      <w:tr>
-        <w:trPr>
-          <w:trHeight w:val="540"/>
-          <w:jc w:val="center"/>
-        </w:trPr>
-        <w:tc>
-          <w:tcPr>
-            <w:tcW w:w="636" w:type="dxa"/>
-            <w:vAlign w:val="center"/>
-          </w:tcPr>
-          <w:p>
-            <w:pPr>
-              <w:jc w:val="center"/>
-              <w:rPr>
-                <w:rFonts w:ascii="Times New Roman" w:eastAsia="Times New Roman" w:hAnsi="Times New Roman"/>
-                <w:sz w:val="24"/>
-                <w:szCs w:val="24"/>
-                <w:lang w:val="en-IN" w:eastAsia="en-IN"/>
-              </w:rPr>
-            </w:pPr>
-            <w:r>
-              <w:rPr>
-                <w:rFonts w:ascii="Times New Roman" w:eastAsia="Times New Roman" w:hAnsi="Times New Roman"/>
-                <w:sz w:val="24"/>
-                <w:szCs w:val="24"/>
-                <w:lang w:val="en-IN" w:eastAsia="en-IN"/>
-              </w:rPr>
-              <w:t>3.</w:t>
-            </w:r>
-          </w:p>
-        </w:tc>
-        <w:tc>
-          <w:tcPr>
-            <w:tcW w:w="980" w:type="dxa"/>
-            <w:vAlign w:val="center"/>
-          </w:tcPr>
-          <w:p>
-            <w:pPr>
-              <w:jc w:val="center"/>
-              <w:rPr>
-                <w:rFonts w:ascii="Times New Roman" w:eastAsia="Times New Roman" w:hAnsi="Times New Roman"/>
-                <w:sz w:val="24"/>
-                <w:szCs w:val="24"/>
-                <w:lang w:val="en-IN" w:eastAsia="en-IN"/>
-              </w:rPr>
-            </w:pPr>
-          </w:p>
-        </w:tc>
-        <w:tc>
-          <w:tcPr>
-            <w:tcW w:w="1142" w:type="dxa"/>
-            <w:vAlign w:val="center"/>
-          </w:tcPr>
-          <w:p>
-            <w:pPr>
-              <w:jc w:val="center"/>
-              <w:rPr>
-                <w:rFonts w:ascii="Times New Roman" w:eastAsia="Times New Roman" w:hAnsi="Times New Roman"/>
-                <w:sz w:val="24"/>
-                <w:szCs w:val="24"/>
-                <w:lang w:val="en-IN" w:eastAsia="en-IN"/>
-              </w:rPr>
-            </w:pPr>
-          </w:p>
-        </w:tc>
-        <w:tc>
-          <w:tcPr>
-            <w:tcW w:w="1649" w:type="dxa"/>
-            <w:vAlign w:val="center"/>
-          </w:tcPr>
-          <w:p>
-            <w:pPr>
-              <w:jc w:val="center"/>
-              <w:rPr>
-                <w:rFonts w:ascii="Times New Roman" w:eastAsia="Times New Roman" w:hAnsi="Times New Roman"/>
-                <w:sz w:val="24"/>
-                <w:szCs w:val="24"/>
-                <w:lang w:val="en-IN" w:eastAsia="en-IN"/>
-              </w:rPr>
-            </w:pPr>
-          </w:p>
-        </w:tc>
-        <w:tc>
-          <w:tcPr>
-            <w:tcW w:w="1234" w:type="dxa"/>
-            <w:vAlign w:val="center"/>
-          </w:tcPr>
-          <w:p>
-            <w:pPr>
-              <w:jc w:val="center"/>
-              <w:rPr>
-                <w:rFonts w:ascii="Times New Roman" w:eastAsia="Times New Roman" w:hAnsi="Times New Roman"/>
-                <w:sz w:val="24"/>
-                <w:szCs w:val="24"/>
-                <w:lang w:val="en-IN" w:eastAsia="en-IN"/>
-              </w:rPr>
-            </w:pPr>
-          </w:p>
-        </w:tc>
-        <w:tc>
-          <w:tcPr>
-            <w:tcW w:w="1257" w:type="dxa"/>
-            <w:vAlign w:val="center"/>
-          </w:tcPr>
-          <w:p>
-            <w:pPr>
-              <w:jc w:val="center"/>
-              <w:rPr>
-                <w:rFonts w:ascii="Times New Roman" w:eastAsia="Times New Roman" w:hAnsi="Times New Roman"/>
-                <w:sz w:val="24"/>
-                <w:szCs w:val="24"/>
-                <w:lang w:val="en-IN" w:eastAsia="en-IN"/>
-              </w:rPr>
-            </w:pPr>
-          </w:p>
-        </w:tc>
-        <w:tc>
-          <w:tcPr>
-            <w:tcW w:w="1269" w:type="dxa"/>
-            <w:vAlign w:val="center"/>
-          </w:tcPr>
-          <w:p>
-            <w:pPr>
-              <w:jc w:val="center"/>
-              <w:rPr>
-                <w:rFonts w:ascii="Times New Roman" w:eastAsia="Times New Roman" w:hAnsi="Times New Roman"/>
-                <w:sz w:val="24"/>
-                <w:szCs w:val="24"/>
-                <w:lang w:val="en-IN" w:eastAsia="en-IN"/>
-              </w:rPr>
-            </w:pPr>
-          </w:p>
-        </w:tc>
-        <w:tc>
-          <w:tcPr>
-            <w:tcW w:w="1133" w:type="dxa"/>
-            <w:vAlign w:val="center"/>
-          </w:tcPr>
-          <w:p>
-            <w:pPr>
-              <w:jc w:val="center"/>
-              <w:rPr>
-                <w:rFonts w:ascii="Times New Roman" w:eastAsia="Times New Roman" w:hAnsi="Times New Roman"/>
-                <w:sz w:val="24"/>
-                <w:szCs w:val="24"/>
-                <w:lang w:val="en-IN" w:eastAsia="en-IN"/>
-              </w:rPr>
-            </w:pPr>
-          </w:p>
-        </w:tc>
-        <w:tc>
-          <w:tcPr>
-            <w:tcW w:w="1133" w:type="dxa"/>
-            <w:vAlign w:val="center"/>
-          </w:tcPr>
-          <w:p>
-            <w:pPr>
-              <w:jc w:val="center"/>
-              <w:rPr>
-                <w:rFonts w:ascii="Times New Roman" w:eastAsia="Times New Roman" w:hAnsi="Times New Roman"/>
-                <w:sz w:val="24"/>
-                <w:szCs w:val="24"/>
-                <w:lang w:val="en-IN" w:eastAsia="en-IN"/>
-              </w:rPr>
-            </w:pPr>
-          </w:p>
-        </w:tc>
-      </w:tr>
-      <w:tr>
-        <w:trPr>
-          <w:trHeight w:val="540"/>
-          <w:jc w:val="center"/>
-        </w:trPr>
-        <w:tc>
-          <w:tcPr>
-            <w:tcW w:w="636" w:type="dxa"/>
-            <w:vAlign w:val="center"/>
-          </w:tcPr>
-          <w:p>
-            <w:pPr>
-              <w:jc w:val="center"/>
-              <w:rPr>
-                <w:rFonts w:ascii="Times New Roman" w:eastAsia="Times New Roman" w:hAnsi="Times New Roman"/>
-                <w:sz w:val="24"/>
-                <w:szCs w:val="24"/>
-                <w:lang w:val="en-IN" w:eastAsia="en-IN"/>
-              </w:rPr>
-            </w:pPr>
-            <w:r>
-              <w:rPr>
-                <w:rFonts w:ascii="Times New Roman" w:eastAsia="Times New Roman" w:hAnsi="Times New Roman"/>
-                <w:sz w:val="24"/>
-                <w:szCs w:val="24"/>
-                <w:lang w:val="en-IN" w:eastAsia="en-IN"/>
-              </w:rPr>
-              <w:t>4.</w:t>
-            </w:r>
-          </w:p>
-        </w:tc>
-        <w:tc>
-          <w:tcPr>
-            <w:tcW w:w="980" w:type="dxa"/>
-            <w:vAlign w:val="center"/>
-          </w:tcPr>
-          <w:p>
-            <w:pPr>
-              <w:jc w:val="center"/>
-              <w:rPr>
-                <w:rFonts w:ascii="Times New Roman" w:eastAsia="Times New Roman" w:hAnsi="Times New Roman"/>
-                <w:sz w:val="24"/>
-                <w:szCs w:val="24"/>
-                <w:lang w:val="en-IN" w:eastAsia="en-IN"/>
-              </w:rPr>
-            </w:pPr>
-          </w:p>
-        </w:tc>
-        <w:tc>
-          <w:tcPr>
-            <w:tcW w:w="1142" w:type="dxa"/>
-            <w:vAlign w:val="center"/>
-          </w:tcPr>
-          <w:p>
-            <w:pPr>
-              <w:jc w:val="center"/>
-              <w:rPr>
-                <w:rFonts w:ascii="Times New Roman" w:eastAsia="Times New Roman" w:hAnsi="Times New Roman"/>
-                <w:sz w:val="24"/>
-                <w:szCs w:val="24"/>
-                <w:lang w:val="en-IN" w:eastAsia="en-IN"/>
-              </w:rPr>
-            </w:pPr>
-          </w:p>
-        </w:tc>
-        <w:tc>
-          <w:tcPr>
-            <w:tcW w:w="1649" w:type="dxa"/>
-            <w:vAlign w:val="center"/>
-          </w:tcPr>
-          <w:p>
-            <w:pPr>
-              <w:jc w:val="center"/>
-              <w:rPr>
-                <w:rFonts w:ascii="Times New Roman" w:eastAsia="Times New Roman" w:hAnsi="Times New Roman"/>
-                <w:sz w:val="24"/>
-                <w:szCs w:val="24"/>
-                <w:lang w:val="en-IN" w:eastAsia="en-IN"/>
-              </w:rPr>
-            </w:pPr>
-          </w:p>
-        </w:tc>
-        <w:tc>
-          <w:tcPr>
-            <w:tcW w:w="1234" w:type="dxa"/>
-            <w:vAlign w:val="center"/>
-          </w:tcPr>
-          <w:p>
-            <w:pPr>
-              <w:jc w:val="center"/>
-              <w:rPr>
-                <w:rFonts w:ascii="Times New Roman" w:eastAsia="Times New Roman" w:hAnsi="Times New Roman"/>
-                <w:sz w:val="24"/>
-                <w:szCs w:val="24"/>
-                <w:lang w:val="en-IN" w:eastAsia="en-IN"/>
-              </w:rPr>
-            </w:pPr>
-          </w:p>
-        </w:tc>
-        <w:tc>
-          <w:tcPr>
-            <w:tcW w:w="1257" w:type="dxa"/>
-            <w:vAlign w:val="center"/>
-          </w:tcPr>
-          <w:p>
-            <w:pPr>
-              <w:jc w:val="center"/>
-              <w:rPr>
-                <w:rFonts w:ascii="Times New Roman" w:eastAsia="Times New Roman" w:hAnsi="Times New Roman"/>
-                <w:sz w:val="24"/>
-                <w:szCs w:val="24"/>
-                <w:lang w:val="en-IN" w:eastAsia="en-IN"/>
-              </w:rPr>
-            </w:pPr>
-          </w:p>
-        </w:tc>
-        <w:tc>
-          <w:tcPr>
-            <w:tcW w:w="1269" w:type="dxa"/>
-            <w:vAlign w:val="center"/>
-          </w:tcPr>
-          <w:p>
-            <w:pPr>
-              <w:jc w:val="center"/>
-              <w:rPr>
-                <w:rFonts w:ascii="Times New Roman" w:eastAsia="Times New Roman" w:hAnsi="Times New Roman"/>
-                <w:sz w:val="24"/>
-                <w:szCs w:val="24"/>
-                <w:lang w:val="en-IN" w:eastAsia="en-IN"/>
-              </w:rPr>
-            </w:pPr>
-          </w:p>
-        </w:tc>
-        <w:tc>
-          <w:tcPr>
-            <w:tcW w:w="1133" w:type="dxa"/>
-            <w:vAlign w:val="center"/>
-          </w:tcPr>
-          <w:p>
-            <w:pPr>
-              <w:jc w:val="center"/>
-              <w:rPr>
-                <w:rFonts w:ascii="Times New Roman" w:eastAsia="Times New Roman" w:hAnsi="Times New Roman"/>
-                <w:sz w:val="24"/>
-                <w:szCs w:val="24"/>
-                <w:lang w:val="en-IN" w:eastAsia="en-IN"/>
-              </w:rPr>
-            </w:pPr>
-          </w:p>
-        </w:tc>
-        <w:tc>
-          <w:tcPr>
-            <w:tcW w:w="1133" w:type="dxa"/>
-            <w:vAlign w:val="center"/>
-          </w:tcPr>
-          <w:p>
-            <w:pPr>
-              <w:jc w:val="center"/>
-              <w:rPr>
-                <w:rFonts w:ascii="Times New Roman" w:eastAsia="Times New Roman" w:hAnsi="Times New Roman"/>
-                <w:sz w:val="24"/>
-                <w:szCs w:val="24"/>
-                <w:lang w:val="en-IN" w:eastAsia="en-IN"/>
-              </w:rPr>
-            </w:pPr>
-          </w:p>
-        </w:tc>
-      </w:tr>
-      <w:tr>
-        <w:trPr>
-          <w:trHeight w:val="540"/>
-          <w:jc w:val="center"/>
-        </w:trPr>
-        <w:tc>
-          <w:tcPr>
-            <w:tcW w:w="636" w:type="dxa"/>
-            <w:vAlign w:val="center"/>
-          </w:tcPr>
-          <w:p>
-            <w:pPr>
-              <w:jc w:val="center"/>
-              <w:rPr>
-                <w:rFonts w:ascii="Times New Roman" w:eastAsia="Times New Roman" w:hAnsi="Times New Roman"/>
-                <w:sz w:val="24"/>
-                <w:szCs w:val="24"/>
-                <w:lang w:val="en-IN" w:eastAsia="en-IN"/>
-              </w:rPr>
-            </w:pPr>
-            <w:r>
-              <w:rPr>
-                <w:rFonts w:ascii="Times New Roman" w:eastAsia="Times New Roman" w:hAnsi="Times New Roman"/>
-                <w:sz w:val="24"/>
-                <w:szCs w:val="24"/>
-                <w:lang w:val="en-IN" w:eastAsia="en-IN"/>
-              </w:rPr>
-              <w:t>5.</w:t>
-            </w:r>
-          </w:p>
-        </w:tc>
-        <w:tc>
-          <w:tcPr>
-            <w:tcW w:w="980" w:type="dxa"/>
-            <w:vAlign w:val="center"/>
-          </w:tcPr>
-          <w:p>
-            <w:pPr>
-              <w:jc w:val="center"/>
-              <w:rPr>
-                <w:rFonts w:ascii="Times New Roman" w:eastAsia="Times New Roman" w:hAnsi="Times New Roman"/>
-                <w:sz w:val="24"/>
-                <w:szCs w:val="24"/>
-                <w:lang w:val="en-IN" w:eastAsia="en-IN"/>
-              </w:rPr>
-            </w:pPr>
-          </w:p>
-        </w:tc>
-        <w:tc>
-          <w:tcPr>
-            <w:tcW w:w="1142" w:type="dxa"/>
-            <w:vAlign w:val="center"/>
-          </w:tcPr>
-          <w:p>
-            <w:pPr>
-              <w:jc w:val="center"/>
-              <w:rPr>
-                <w:rFonts w:ascii="Times New Roman" w:eastAsia="Times New Roman" w:hAnsi="Times New Roman"/>
-                <w:sz w:val="24"/>
-                <w:szCs w:val="24"/>
-                <w:lang w:val="en-IN" w:eastAsia="en-IN"/>
-              </w:rPr>
-            </w:pPr>
-          </w:p>
-        </w:tc>
-        <w:tc>
-          <w:tcPr>
-            <w:tcW w:w="1649" w:type="dxa"/>
-            <w:vAlign w:val="center"/>
-          </w:tcPr>
-          <w:p>
-            <w:pPr>
-              <w:jc w:val="center"/>
-              <w:rPr>
-                <w:rFonts w:ascii="Times New Roman" w:eastAsia="Times New Roman" w:hAnsi="Times New Roman"/>
-                <w:sz w:val="24"/>
-                <w:szCs w:val="24"/>
-                <w:lang w:val="en-IN" w:eastAsia="en-IN"/>
-              </w:rPr>
-            </w:pPr>
-          </w:p>
-        </w:tc>
-        <w:tc>
-          <w:tcPr>
-            <w:tcW w:w="1234" w:type="dxa"/>
-            <w:vAlign w:val="center"/>
-          </w:tcPr>
-          <w:p>
-            <w:pPr>
-              <w:jc w:val="center"/>
-              <w:rPr>
-                <w:rFonts w:ascii="Times New Roman" w:eastAsia="Times New Roman" w:hAnsi="Times New Roman"/>
-                <w:sz w:val="24"/>
-                <w:szCs w:val="24"/>
-                <w:lang w:val="en-IN" w:eastAsia="en-IN"/>
-              </w:rPr>
-            </w:pPr>
-          </w:p>
-        </w:tc>
-        <w:tc>
-          <w:tcPr>
-            <w:tcW w:w="1257" w:type="dxa"/>
-            <w:vAlign w:val="center"/>
-          </w:tcPr>
-          <w:p>
-            <w:pPr>
-              <w:jc w:val="center"/>
-              <w:rPr>
-                <w:rFonts w:ascii="Times New Roman" w:eastAsia="Times New Roman" w:hAnsi="Times New Roman"/>
-                <w:sz w:val="24"/>
-                <w:szCs w:val="24"/>
-                <w:lang w:val="en-IN" w:eastAsia="en-IN"/>
-              </w:rPr>
-            </w:pPr>
-          </w:p>
-        </w:tc>
-        <w:tc>
-          <w:tcPr>
-            <w:tcW w:w="1269" w:type="dxa"/>
-            <w:vAlign w:val="center"/>
-          </w:tcPr>
-          <w:p>
-            <w:pPr>
-              <w:jc w:val="center"/>
-              <w:rPr>
-                <w:rFonts w:ascii="Times New Roman" w:eastAsia="Times New Roman" w:hAnsi="Times New Roman"/>
-                <w:sz w:val="24"/>
-                <w:szCs w:val="24"/>
-                <w:lang w:val="en-IN" w:eastAsia="en-IN"/>
-              </w:rPr>
-            </w:pPr>
-          </w:p>
-        </w:tc>
-        <w:tc>
-          <w:tcPr>
-            <w:tcW w:w="1133" w:type="dxa"/>
-            <w:vAlign w:val="center"/>
-          </w:tcPr>
-          <w:p>
-            <w:pPr>
-              <w:jc w:val="center"/>
-              <w:rPr>
-                <w:rFonts w:ascii="Times New Roman" w:eastAsia="Times New Roman" w:hAnsi="Times New Roman"/>
-                <w:sz w:val="24"/>
-                <w:szCs w:val="24"/>
-                <w:lang w:val="en-IN" w:eastAsia="en-IN"/>
-              </w:rPr>
-            </w:pPr>
-          </w:p>
-        </w:tc>
-        <w:tc>
-          <w:tcPr>
-            <w:tcW w:w="1133" w:type="dxa"/>
-            <w:vAlign w:val="center"/>
-          </w:tcPr>
-          <w:p>
-            <w:pPr>
-              <w:jc w:val="center"/>
-              <w:rPr>
-                <w:rFonts w:ascii="Times New Roman" w:eastAsia="Times New Roman" w:hAnsi="Times New Roman"/>
-                <w:sz w:val="24"/>
-                <w:szCs w:val="24"/>
-                <w:lang w:val="en-IN" w:eastAsia="en-IN"/>
-              </w:rPr>
-            </w:pPr>
-          </w:p>
-        </w:tc>
-      </w:tr>
-    </w:tbl>
-    <w:p>
-      <w:pPr>
-        <w:spacing w:after="0" w:line="240" w:lineRule="auto"/>
-        <w:rPr>
-          <w:rFonts w:ascii="Times New Roman" w:hAnsi="Times New Roman"/>
-        </w:rPr>
-      </w:pPr>
-    </w:p>
-    <w:p>
-      <w:pPr>
-        <w:spacing w:after="0" w:line="240" w:lineRule="auto"/>
-        <w:ind w:left="-1134"/>
-        <w:rPr>
-          <w:rFonts w:ascii="Times New Roman" w:hAnsi="Times New Roman"/>
-        </w:rPr>
-      </w:pPr>
-    </w:p>
-    <w:p>
-      <w:pPr>
-        <w:spacing w:after="0" w:line="240" w:lineRule="auto"/>
-        <w:ind w:left="-1134"/>
-        <w:rPr>
-          <w:rFonts w:ascii="Times New Roman" w:hAnsi="Times New Roman"/>
-        </w:rPr>
-      </w:pPr>
-    </w:p>
-    <w:p>
-      <w:pPr>
-        <w:spacing w:after="0" w:line="240" w:lineRule="auto"/>
-        <w:ind w:left="-1134"/>
-        <w:rPr>
-          <w:rFonts w:ascii="Times New Roman" w:hAnsi="Times New Roman"/>
-        </w:rPr>
-      </w:pPr>
-    </w:p>
-    <w:p>
-      <w:pPr>
-        <w:spacing w:after="0" w:line="240" w:lineRule="auto"/>
-        <w:ind w:left="-1134"/>
-        <w:jc w:val="center"/>
-        <w:rPr>
-          <w:rFonts w:ascii="Times New Roman" w:hAnsi="Times New Roman"/>
-        </w:rPr>
-      </w:pPr>
-      <w:r>
         <w:rPr>
           <w:rFonts w:ascii="Times New Roman" w:hAnsi="Times New Roman"/>
           <w:b/>
           <w:sz w:val="24"/>
           <w:szCs w:val="24"/>
         </w:rPr>
-        <w:t xml:space="preserve">        Dept. IIPC </w:t>
-      </w:r>
-      <w:r>
-        <w:rPr>
-          <w:rFonts w:ascii="Times New Roman" w:hAnsi="Times New Roman"/>
-          <w:b/>
-          <w:sz w:val="24"/>
-          <w:szCs w:val="24"/>
-        </w:rPr>
-        <w:t>Coordinator</w:t>
-      </w:r>
-      <w:r>
-        <w:rPr>
-          <w:rFonts w:ascii="Times New Roman" w:hAnsi="Times New Roman"/>
-          <w:b/>
-          <w:sz w:val="24"/>
-          <w:szCs w:val="24"/>
-        </w:rPr>
-        <w:tab/>
-      </w:r>
-      <w:r>
-        <w:rPr>
-          <w:rFonts w:ascii="Times New Roman" w:hAnsi="Times New Roman"/>
-          <w:b/>
-          <w:sz w:val="24"/>
-          <w:szCs w:val="24"/>
-        </w:rPr>
-        <w:tab/>
-      </w:r>
-      <w:r>
-        <w:rPr>
-          <w:rFonts w:ascii="Times New Roman" w:hAnsi="Times New Roman"/>
-          <w:b/>
-          <w:sz w:val="24"/>
-          <w:szCs w:val="24"/>
-        </w:rPr>
-        <w:tab/>
-      </w:r>
-      <w:r>
-        <w:rPr>
-          <w:rFonts w:ascii="Times New Roman" w:hAnsi="Times New Roman"/>
-          <w:b/>
-          <w:sz w:val="24"/>
-          <w:szCs w:val="24"/>
-        </w:rPr>
-        <w:tab/>
-        <w:t xml:space="preserve"> HOD</w:t>
-      </w:r>
-      <w:r>
-        <w:rPr>
-          <w:rFonts w:ascii="Times New Roman" w:hAnsi="Times New Roman"/>
-          <w:b/>
-          <w:sz w:val="24"/>
-          <w:szCs w:val="24"/>
-        </w:rPr>
-        <w:tab/>
-      </w:r>
-      <w:r>
-        <w:rPr>
-          <w:rFonts w:ascii="Times New Roman" w:hAnsi="Times New Roman"/>
-          <w:b/>
-          <w:sz w:val="24"/>
-          <w:szCs w:val="24"/>
-        </w:rPr>
-        <w:tab/>
-        <w:t xml:space="preserve">                                    Dean </w:t>
-      </w:r>
-      <w:r>
-        <w:rPr>
-          <w:rFonts w:ascii="Times New Roman" w:hAnsi="Times New Roman"/>
-          <w:b/>
-          <w:sz w:val="24"/>
-          <w:szCs w:val="24"/>
-        </w:rPr>
-        <w:t>IIPC</w:t>
+      </w:pPr>
+    </w:p>
+    <w:p>
+      <w:pPr>
+        <w:spacing w:after="0" w:line="240" w:lineRule="auto"/>
+        <w:rPr>
+          <w:rFonts w:ascii="Times New Roman" w:hAnsi="Times New Roman"/>
+        </w:rPr>
+      </w:pPr>
+    </w:p>
+    <w:p>
+      <w:pPr>
+        <w:spacing w:after="0" w:line="240" w:lineRule="auto"/>
+        <w:rPr>
+          <w:rFonts w:ascii="Times New Roman" w:hAnsi="Times New Roman"/>
+        </w:rPr>
+      </w:pPr>
+    </w:p>
+    <w:p>
+      <w:pPr>
+        <w:spacing w:after="0" w:line="240" w:lineRule="auto"/>
+        <w:rPr>
+          <w:rFonts w:ascii="Times New Roman" w:hAnsi="Times New Roman"/>
+        </w:rPr>
+      </w:pPr>
+    </w:p>
+    <w:p>
+      <w:pPr>
+        <w:spacing w:after="0" w:line="240" w:lineRule="auto"/>
+        <w:rPr>
+          <w:rFonts w:ascii="Times New Roman" w:hAnsi="Times New Roman"/>
+        </w:rPr>
+      </w:pPr>
+    </w:p>
+    <w:p>
+      <w:pPr>
+        <w:spacing w:after="0" w:line="240" w:lineRule="auto"/>
+        <w:rPr>
+          <w:rFonts w:ascii="Times New Roman" w:hAnsi="Times New Roman"/>
+        </w:rPr>
+      </w:pPr>
+    </w:p>
+    <w:p>
+      <w:pPr>
+        <w:spacing w:after="0" w:line="240" w:lineRule="auto"/>
+        <w:rPr>
+          <w:rFonts w:ascii="Times New Roman" w:hAnsi="Times New Roman"/>
+        </w:rPr>
+      </w:pPr>
+    </w:p>
+    <w:p>
+      <w:pPr>
+        <w:spacing w:after="0" w:line="240" w:lineRule="auto"/>
+        <w:ind w:left="-1134"/>
+        <w:rPr>
+          <w:rFonts w:ascii="Times New Roman" w:hAnsi="Times New Roman"/>
+        </w:rPr>
+      </w:pPr>
+      <w:r>
+        <w:rPr>
+          <w:rFonts w:ascii="Times New Roman" w:hAnsi="Times New Roman"/>
+        </w:rPr>
+        <w:t>*Report to be submitted for each Student</w:t>
       </w:r>
     </w:p>
     <w:sectPr>
@@ -20678,7 +18646,7 @@
 </file>
 
 <file path=customXml/itemProps1.xml><?xml version="1.0" encoding="utf-8"?>
-<ds:datastoreItem xmlns:ds="http://schemas.openxmlformats.org/officeDocument/2006/customXml" ds:itemID="{99C259EA-7DA4-4556-894E-ACC403B95B5D}">
+<ds:datastoreItem xmlns:ds="http://schemas.openxmlformats.org/officeDocument/2006/customXml" ds:itemID="{FAB20D78-8675-4895-A995-5F24A52DF36C}">
   <ds:schemaRefs>
     <ds:schemaRef ds:uri="http://schemas.openxmlformats.org/officeDocument/2006/bibliography"/>
   </ds:schemaRefs>

--- a/public/files/iqac/downloads/EOMS/MDF/WORD/7_IIPC.docx
+++ b/public/files/iqac/downloads/EOMS/MDF/WORD/7_IIPC.docx
@@ -41,9 +41,17 @@
                 <w:lang w:bidi="ta-IN"/>
               </w:rPr>
               <w:drawing>
-                <wp:inline distT="0" distB="0" distL="0" distR="0">
-                  <wp:extent cx="4361564" cy="829156"/>
-                  <wp:effectExtent l="19050" t="0" r="886" b="0"/>
+                <wp:anchor distT="0" distB="0" distL="114300" distR="114300" simplePos="0" relativeHeight="251662336" behindDoc="0" locked="0" layoutInCell="1" allowOverlap="1">
+                  <wp:simplePos x="0" y="0"/>
+                  <wp:positionH relativeFrom="margin">
+                    <wp:posOffset>24130</wp:posOffset>
+                  </wp:positionH>
+                  <wp:positionV relativeFrom="margin">
+                    <wp:posOffset>60325</wp:posOffset>
+                  </wp:positionV>
+                  <wp:extent cx="4361815" cy="828675"/>
+                  <wp:effectExtent l="19050" t="0" r="635" b="0"/>
+                  <wp:wrapSquare wrapText="bothSides"/>
                   <wp:docPr id="1" name="Picture 1" descr="C:\Users\IQAC\Downloads\WhatsApp Image 2025-12-23 at 8.04.08 PM.jpeg"/>
                   <wp:cNvGraphicFramePr>
                     <a:graphicFrameLocks xmlns:a="http://schemas.openxmlformats.org/drawingml/2006/main" noChangeAspect="1"/>
@@ -67,7 +75,7 @@
                         <pic:spPr bwMode="auto">
                           <a:xfrm>
                             <a:off x="0" y="0"/>
-                            <a:ext cx="4406995" cy="837793"/>
+                            <a:ext cx="4361815" cy="828675"/>
                           </a:xfrm>
                           <a:prstGeom prst="rect">
                             <a:avLst/>
@@ -83,7 +91,7 @@
                       </pic:pic>
                     </a:graphicData>
                   </a:graphic>
-                </wp:inline>
+                </wp:anchor>
               </w:drawing>
             </w:r>
           </w:p>
@@ -528,45 +536,40 @@
         </w:tabs>
         <w:spacing w:before="71" w:line="240" w:lineRule="auto"/>
         <w:ind w:left="-142"/>
-        <w:rPr>
-          <w:rFonts w:ascii="Times New Roman" w:hAnsi="Times New Roman"/>
-        </w:rPr>
-      </w:pPr>
-      <w:proofErr w:type="spellStart"/>
-      <w:r>
-        <w:rPr>
-          <w:rFonts w:ascii="Times New Roman" w:hAnsi="Times New Roman"/>
-        </w:rPr>
-        <w:t>AcademicYear</w:t>
-      </w:r>
-      <w:proofErr w:type="spellEnd"/>
-      <w:r>
-        <w:rPr>
-          <w:rFonts w:ascii="Times New Roman" w:hAnsi="Times New Roman"/>
-        </w:rPr>
-        <w:t xml:space="preserve">:                                             </w:t>
-      </w:r>
-      <w:proofErr w:type="spellStart"/>
-      <w:r>
-        <w:rPr>
-          <w:rFonts w:ascii="Times New Roman" w:hAnsi="Times New Roman"/>
-        </w:rPr>
-        <w:t>Semester</w:t>
-      </w:r>
-      <w:proofErr w:type="gramStart"/>
-      <w:r>
-        <w:rPr>
-          <w:rFonts w:ascii="Times New Roman" w:hAnsi="Times New Roman"/>
-        </w:rPr>
-        <w:t>:Odd</w:t>
-      </w:r>
-      <w:proofErr w:type="spellEnd"/>
-      <w:proofErr w:type="gramEnd"/>
-      <w:r>
-        <w:rPr>
-          <w:rFonts w:ascii="Times New Roman" w:hAnsi="Times New Roman"/>
-        </w:rPr>
-        <w:t>/Even</w:t>
+        <w:jc w:val="center"/>
+        <w:rPr>
+          <w:rFonts w:ascii="Times New Roman" w:hAnsi="Times New Roman"/>
+        </w:rPr>
+      </w:pPr>
+      <w:r>
+        <w:rPr>
+          <w:rFonts w:ascii="Times New Roman" w:hAnsi="Times New Roman"/>
+        </w:rPr>
+        <w:t>Academic</w:t>
+      </w:r>
+      <w:r>
+        <w:rPr>
+          <w:rFonts w:ascii="Times New Roman" w:hAnsi="Times New Roman"/>
+        </w:rPr>
+        <w:t xml:space="preserve"> </w:t>
+      </w:r>
+      <w:r>
+        <w:rPr>
+          <w:rFonts w:ascii="Times New Roman" w:hAnsi="Times New Roman"/>
+        </w:rPr>
+        <w:t>Year:                                             Semester:</w:t>
+      </w:r>
+      <w:r>
+        <w:rPr>
+          <w:rFonts w:ascii="Times New Roman" w:hAnsi="Times New Roman"/>
+        </w:rPr>
+        <w:t xml:space="preserve"> </w:t>
+      </w:r>
+      <w:r>
+        <w:rPr>
+          <w:rFonts w:ascii="Times New Roman" w:hAnsi="Times New Roman"/>
+        </w:rPr>
+        <w:t>Odd/Even</w:t>
       </w:r>
     </w:p>
     <w:p>
@@ -600,7 +603,34 @@
         <w:rPr>
           <w:rFonts w:ascii="Times New Roman" w:hAnsi="Times New Roman"/>
         </w:rPr>
-        <w:t>1. Date</w:t>
+        <w:t xml:space="preserve">1. </w:t>
+      </w:r>
+      <w:r>
+        <w:rPr>
+          <w:rFonts w:ascii="Times New Roman" w:hAnsi="Times New Roman"/>
+        </w:rPr>
+        <w:t>Name of the Faculty:</w:t>
+      </w:r>
+    </w:p>
+    <w:p>
+      <w:pPr>
+        <w:spacing w:line="240" w:lineRule="auto"/>
+        <w:ind w:left="-142"/>
+        <w:rPr>
+          <w:rFonts w:ascii="Times New Roman" w:hAnsi="Times New Roman"/>
+        </w:rPr>
+      </w:pPr>
+      <w:r>
+        <w:rPr>
+          <w:rFonts w:ascii="Times New Roman" w:hAnsi="Times New Roman"/>
+        </w:rPr>
+        <w:t xml:space="preserve">2. </w:t>
+      </w:r>
+      <w:r>
+        <w:rPr>
+          <w:rFonts w:ascii="Times New Roman" w:hAnsi="Times New Roman"/>
+        </w:rPr>
+        <w:t>Date</w:t>
       </w:r>
       <w:r>
         <w:rPr>
@@ -628,7 +658,13 @@
         <w:rPr>
           <w:rFonts w:ascii="Times New Roman" w:hAnsi="Times New Roman"/>
         </w:rPr>
-        <w:t>2. Industry</w:t>
+        <w:t>3</w:t>
+      </w:r>
+      <w:r>
+        <w:rPr>
+          <w:rFonts w:ascii="Times New Roman" w:hAnsi="Times New Roman"/>
+        </w:rPr>
+        <w:t>. Industry</w:t>
       </w:r>
       <w:r>
         <w:rPr>
@@ -655,16 +691,8 @@
         <w:rPr>
           <w:rFonts w:ascii="Times New Roman" w:hAnsi="Times New Roman"/>
         </w:rPr>
-        <w:t xml:space="preserve"> / email / Ph. No. / Fax No</w:t>
-      </w:r>
-      <w:proofErr w:type="gramStart"/>
-      <w:r>
-        <w:rPr>
-          <w:rFonts w:ascii="Times New Roman" w:hAnsi="Times New Roman"/>
-        </w:rPr>
-        <w:t>. )</w:t>
-      </w:r>
-      <w:proofErr w:type="gramEnd"/>
+        <w:t xml:space="preserve"> / email / Ph. No. / Fax No. )</w:t>
+      </w:r>
     </w:p>
     <w:p>
       <w:pPr>
@@ -678,7 +706,13 @@
         <w:rPr>
           <w:rFonts w:ascii="Times New Roman" w:hAnsi="Times New Roman"/>
         </w:rPr>
-        <w:t xml:space="preserve">3. Person </w:t>
+        <w:t>4</w:t>
+      </w:r>
+      <w:r>
+        <w:rPr>
+          <w:rFonts w:ascii="Times New Roman" w:hAnsi="Times New Roman"/>
+        </w:rPr>
+        <w:t xml:space="preserve">. Person </w:t>
       </w:r>
       <w:proofErr w:type="gramStart"/>
       <w:r>
@@ -701,7 +735,13 @@
         <w:rPr>
           <w:rFonts w:ascii="Times New Roman" w:hAnsi="Times New Roman"/>
         </w:rPr>
-        <w:t xml:space="preserve">4. Visited By: </w:t>
+        <w:t>5</w:t>
+      </w:r>
+      <w:r>
+        <w:rPr>
+          <w:rFonts w:ascii="Times New Roman" w:hAnsi="Times New Roman"/>
+        </w:rPr>
+        <w:t xml:space="preserve">. Visited By: </w:t>
       </w:r>
     </w:p>
     <w:p>
@@ -716,7 +756,13 @@
         <w:rPr>
           <w:rFonts w:ascii="Times New Roman" w:hAnsi="Times New Roman"/>
         </w:rPr>
-        <w:t>6. Areas Identified</w:t>
+        <w:t>6</w:t>
+      </w:r>
+      <w:r>
+        <w:rPr>
+          <w:rFonts w:ascii="Times New Roman" w:hAnsi="Times New Roman"/>
+        </w:rPr>
+        <w:t>. Areas Identified</w:t>
       </w:r>
     </w:p>
     <w:p>
@@ -1084,21 +1130,6 @@
     </w:p>
     <w:p>
       <w:pPr>
-        <w:rPr>
-          <w:rFonts w:ascii="Times New Roman" w:hAnsi="Times New Roman"/>
-        </w:rPr>
-      </w:pPr>
-    </w:p>
-    <w:p>
-      <w:pPr>
-        <w:spacing w:after="0" w:line="240" w:lineRule="auto"/>
-        <w:rPr>
-          <w:rFonts w:ascii="Times New Roman" w:hAnsi="Times New Roman"/>
-        </w:rPr>
-      </w:pPr>
-    </w:p>
-    <w:p>
-      <w:pPr>
         <w:spacing w:after="0"/>
         <w:rPr>
           <w:rFonts w:ascii="Times New Roman" w:hAnsi="Times New Roman"/>
@@ -1186,9 +1217,17 @@
               </w:rPr>
               <w:lastRenderedPageBreak/>
               <w:drawing>
-                <wp:inline distT="0" distB="0" distL="0" distR="0">
-                  <wp:extent cx="4361564" cy="829156"/>
-                  <wp:effectExtent l="19050" t="0" r="886" b="0"/>
+                <wp:anchor distT="0" distB="0" distL="114300" distR="114300" simplePos="0" relativeHeight="251663360" behindDoc="0" locked="0" layoutInCell="1" allowOverlap="1">
+                  <wp:simplePos x="0" y="0"/>
+                  <wp:positionH relativeFrom="margin">
+                    <wp:align>center</wp:align>
+                  </wp:positionH>
+                  <wp:positionV relativeFrom="margin">
+                    <wp:posOffset>31750</wp:posOffset>
+                  </wp:positionV>
+                  <wp:extent cx="4361815" cy="828675"/>
+                  <wp:effectExtent l="19050" t="0" r="635" b="0"/>
+                  <wp:wrapSquare wrapText="bothSides"/>
                   <wp:docPr id="2" name="Picture 1" descr="C:\Users\IQAC\Downloads\WhatsApp Image 2025-12-23 at 8.04.08 PM.jpeg"/>
                   <wp:cNvGraphicFramePr>
                     <a:graphicFrameLocks xmlns:a="http://schemas.openxmlformats.org/drawingml/2006/main" noChangeAspect="1"/>
@@ -1212,7 +1251,7 @@
                         <pic:spPr bwMode="auto">
                           <a:xfrm>
                             <a:off x="0" y="0"/>
-                            <a:ext cx="4406995" cy="837793"/>
+                            <a:ext cx="4361815" cy="828675"/>
                           </a:xfrm>
                           <a:prstGeom prst="rect">
                             <a:avLst/>
@@ -1228,7 +1267,7 @@
                       </pic:pic>
                     </a:graphicData>
                   </a:graphic>
-                </wp:inline>
+                </wp:anchor>
               </w:drawing>
             </w:r>
           </w:p>
@@ -1602,7 +1641,7 @@
           <w:b/>
           <w:sz w:val="24"/>
           <w:szCs w:val="24"/>
-          <w:u w:val="single" w:color="FE0000"/>
+          <w:u w:val="single"/>
         </w:rPr>
         <w:tab/>
       </w:r>
@@ -1628,45 +1667,52 @@
         </w:tabs>
         <w:spacing w:before="71"/>
         <w:ind w:left="-851"/>
-        <w:rPr>
-          <w:rFonts w:ascii="Times New Roman" w:hAnsi="Times New Roman"/>
-        </w:rPr>
-      </w:pPr>
-      <w:proofErr w:type="spellStart"/>
-      <w:r>
-        <w:rPr>
-          <w:rFonts w:ascii="Times New Roman" w:hAnsi="Times New Roman"/>
-        </w:rPr>
-        <w:t>AcademicYear</w:t>
-      </w:r>
-      <w:proofErr w:type="spellEnd"/>
-      <w:r>
-        <w:rPr>
-          <w:rFonts w:ascii="Times New Roman" w:hAnsi="Times New Roman"/>
-        </w:rPr>
-        <w:t xml:space="preserve">:                                                      </w:t>
-      </w:r>
-      <w:proofErr w:type="spellStart"/>
-      <w:r>
-        <w:rPr>
-          <w:rFonts w:ascii="Times New Roman" w:hAnsi="Times New Roman"/>
-        </w:rPr>
-        <w:t>Semester</w:t>
-      </w:r>
-      <w:proofErr w:type="gramStart"/>
-      <w:r>
-        <w:rPr>
-          <w:rFonts w:ascii="Times New Roman" w:hAnsi="Times New Roman"/>
-        </w:rPr>
-        <w:t>:Odd</w:t>
-      </w:r>
-      <w:proofErr w:type="spellEnd"/>
-      <w:proofErr w:type="gramEnd"/>
-      <w:r>
-        <w:rPr>
-          <w:rFonts w:ascii="Times New Roman" w:hAnsi="Times New Roman"/>
-        </w:rPr>
-        <w:t>/Even</w:t>
+        <w:jc w:val="center"/>
+        <w:rPr>
+          <w:rFonts w:ascii="Times New Roman" w:hAnsi="Times New Roman"/>
+        </w:rPr>
+      </w:pPr>
+      <w:r>
+        <w:rPr>
+          <w:rFonts w:ascii="Times New Roman" w:hAnsi="Times New Roman"/>
+        </w:rPr>
+        <w:t>Academic</w:t>
+      </w:r>
+      <w:r>
+        <w:rPr>
+          <w:rFonts w:ascii="Times New Roman" w:hAnsi="Times New Roman"/>
+        </w:rPr>
+        <w:t xml:space="preserve"> </w:t>
+      </w:r>
+      <w:r>
+        <w:rPr>
+          <w:rFonts w:ascii="Times New Roman" w:hAnsi="Times New Roman"/>
+        </w:rPr>
+        <w:t xml:space="preserve">Year:                             </w:t>
+      </w:r>
+      <w:r>
+        <w:rPr>
+          <w:rFonts w:ascii="Times New Roman" w:hAnsi="Times New Roman"/>
+        </w:rPr>
+        <w:t xml:space="preserve">                  </w:t>
+      </w:r>
+      <w:r>
+        <w:rPr>
+          <w:rFonts w:ascii="Times New Roman" w:hAnsi="Times New Roman"/>
+        </w:rPr>
+        <w:t xml:space="preserve">                         Semester:</w:t>
+      </w:r>
+      <w:r>
+        <w:rPr>
+          <w:rFonts w:ascii="Times New Roman" w:hAnsi="Times New Roman"/>
+        </w:rPr>
+        <w:t xml:space="preserve"> </w:t>
+      </w:r>
+      <w:r>
+        <w:rPr>
+          <w:rFonts w:ascii="Times New Roman" w:hAnsi="Times New Roman"/>
+        </w:rPr>
+        <w:t>Odd/Even</w:t>
       </w:r>
     </w:p>
     <w:p>
@@ -1788,21 +1834,19 @@
               <w:rPr>
                 <w:b/>
               </w:rPr>
-              <w:t xml:space="preserve">Name of </w:t>
-            </w:r>
-            <w:proofErr w:type="spellStart"/>
-            <w:r>
-              <w:rPr>
-                <w:b/>
-              </w:rPr>
-              <w:t>theInstitute</w:t>
-            </w:r>
-            <w:proofErr w:type="spellEnd"/>
-            <w:r>
-              <w:rPr>
-                <w:b/>
-              </w:rPr>
-              <w:t>/Organization/Industry</w:t>
+              <w:t>Name of the</w:t>
+            </w:r>
+            <w:r>
+              <w:rPr>
+                <w:b/>
+              </w:rPr>
+              <w:t xml:space="preserve"> </w:t>
+            </w:r>
+            <w:r>
+              <w:rPr>
+                <w:b/>
+              </w:rPr>
+              <w:t>Institute/Organization/Industry</w:t>
             </w:r>
           </w:p>
         </w:tc>
@@ -1820,12 +1864,36 @@
                 <w:b/>
               </w:rPr>
             </w:pPr>
+            <w:r>
+              <w:rPr>
+                <w:b/>
+              </w:rPr>
+              <w:t>Date</w:t>
+            </w:r>
+            <w:r>
+              <w:rPr>
+                <w:b/>
+              </w:rPr>
+              <w:t xml:space="preserve"> </w:t>
+            </w:r>
+            <w:r>
+              <w:rPr>
+                <w:b/>
+              </w:rPr>
+              <w:t>of</w:t>
+            </w:r>
+            <w:r>
+              <w:rPr>
+                <w:b/>
+              </w:rPr>
+              <w:t xml:space="preserve"> </w:t>
+            </w:r>
             <w:proofErr w:type="spellStart"/>
             <w:r>
               <w:rPr>
                 <w:b/>
               </w:rPr>
-              <w:t>DateofMoU</w:t>
+              <w:t>MoU</w:t>
             </w:r>
             <w:proofErr w:type="spellEnd"/>
           </w:p>
@@ -2898,33 +2966,6 @@
           <w:rFonts w:ascii="Times New Roman" w:hAnsi="Times New Roman"/>
           <w:b/>
           <w:bCs/>
-        </w:rPr>
-      </w:pPr>
-    </w:p>
-    <w:p>
-      <w:pPr>
-        <w:pStyle w:val="BodyText"/>
-        <w:spacing w:after="35"/>
-        <w:ind w:left="9022"/>
-        <w:rPr>
-          <w:rFonts w:ascii="Times New Roman" w:hAnsi="Times New Roman"/>
-          <w:b/>
-          <w:bCs/>
-        </w:rPr>
-      </w:pPr>
-    </w:p>
-    <w:p>
-      <w:pPr>
-        <w:pStyle w:val="TableParagraph"/>
-        <w:tabs>
-          <w:tab w:val="left" w:pos="4058"/>
-        </w:tabs>
-        <w:spacing w:before="21"/>
-        <w:ind w:left="71"/>
-        <w:jc w:val="center"/>
-        <w:rPr>
-          <w:b/>
-          <w:sz w:val="10"/>
         </w:rPr>
       </w:pPr>
     </w:p>
@@ -2966,10 +3007,19 @@
                 <w:szCs w:val="24"/>
                 <w:lang w:bidi="ta-IN"/>
               </w:rPr>
+              <w:lastRenderedPageBreak/>
               <w:drawing>
-                <wp:inline distT="0" distB="0" distL="0" distR="0">
-                  <wp:extent cx="4361564" cy="829156"/>
-                  <wp:effectExtent l="19050" t="0" r="886" b="0"/>
+                <wp:anchor distT="0" distB="0" distL="114300" distR="114300" simplePos="0" relativeHeight="251664384" behindDoc="0" locked="0" layoutInCell="1" allowOverlap="1">
+                  <wp:simplePos x="0" y="0"/>
+                  <wp:positionH relativeFrom="margin">
+                    <wp:posOffset>24130</wp:posOffset>
+                  </wp:positionH>
+                  <wp:positionV relativeFrom="margin">
+                    <wp:posOffset>22225</wp:posOffset>
+                  </wp:positionV>
+                  <wp:extent cx="4361815" cy="828675"/>
+                  <wp:effectExtent l="19050" t="0" r="635" b="0"/>
+                  <wp:wrapSquare wrapText="bothSides"/>
                   <wp:docPr id="4" name="Picture 1" descr="C:\Users\IQAC\Downloads\WhatsApp Image 2025-12-23 at 8.04.08 PM.jpeg"/>
                   <wp:cNvGraphicFramePr>
                     <a:graphicFrameLocks xmlns:a="http://schemas.openxmlformats.org/drawingml/2006/main" noChangeAspect="1"/>
@@ -2993,7 +3043,7 @@
                         <pic:spPr bwMode="auto">
                           <a:xfrm>
                             <a:off x="0" y="0"/>
-                            <a:ext cx="4406995" cy="837793"/>
+                            <a:ext cx="4361815" cy="828675"/>
                           </a:xfrm>
                           <a:prstGeom prst="rect">
                             <a:avLst/>
@@ -3009,7 +3059,7 @@
                       </pic:pic>
                     </a:graphicData>
                   </a:graphic>
-                </wp:inline>
+                </wp:anchor>
               </w:drawing>
             </w:r>
           </w:p>
@@ -3399,10 +3449,17 @@
         </w:tabs>
         <w:spacing w:before="71"/>
         <w:ind w:left="-993"/>
-        <w:rPr>
-          <w:rFonts w:ascii="Times New Roman" w:hAnsi="Times New Roman"/>
-        </w:rPr>
-      </w:pPr>
+        <w:jc w:val="center"/>
+        <w:rPr>
+          <w:rFonts w:ascii="Times New Roman" w:hAnsi="Times New Roman"/>
+        </w:rPr>
+      </w:pPr>
+      <w:r>
+        <w:rPr>
+          <w:rFonts w:ascii="Times New Roman" w:hAnsi="Times New Roman"/>
+        </w:rPr>
+        <w:t xml:space="preserve">          </w:t>
+      </w:r>
       <w:r>
         <w:rPr>
           <w:rFonts w:ascii="Times New Roman" w:hAnsi="Times New Roman"/>
@@ -3419,13 +3476,13 @@
         <w:rPr>
           <w:rFonts w:ascii="Times New Roman" w:hAnsi="Times New Roman"/>
         </w:rPr>
-        <w:t xml:space="preserve">Year:                                                    </w:t>
-      </w:r>
-      <w:r>
-        <w:rPr>
-          <w:rFonts w:ascii="Times New Roman" w:hAnsi="Times New Roman"/>
-        </w:rPr>
-        <w:t xml:space="preserve">                                                                     </w:t>
+        <w:t xml:space="preserve">Year:                     </w:t>
+      </w:r>
+      <w:r>
+        <w:rPr>
+          <w:rFonts w:ascii="Times New Roman" w:hAnsi="Times New Roman"/>
+        </w:rPr>
+        <w:t xml:space="preserve">                                                              </w:t>
       </w:r>
       <w:r>
         <w:rPr>
@@ -3457,7 +3514,7 @@
     </w:p>
     <w:tbl>
       <w:tblPr>
-        <w:tblW w:w="11085" w:type="dxa"/>
+        <w:tblW w:w="10651" w:type="dxa"/>
         <w:jc w:val="center"/>
         <w:tblBorders>
           <w:top w:val="single" w:sz="4" w:space="0" w:color="000000"/>
@@ -3475,15 +3532,16 @@
         <w:tblLook w:val="01E0"/>
       </w:tblPr>
       <w:tblGrid>
-        <w:gridCol w:w="604"/>
-        <w:gridCol w:w="1694"/>
-        <w:gridCol w:w="1744"/>
-        <w:gridCol w:w="1571"/>
-        <w:gridCol w:w="1425"/>
-        <w:gridCol w:w="1326"/>
+        <w:gridCol w:w="671"/>
+        <w:gridCol w:w="1135"/>
+        <w:gridCol w:w="1275"/>
+        <w:gridCol w:w="1107"/>
+        <w:gridCol w:w="1685"/>
+        <w:gridCol w:w="1113"/>
+        <w:gridCol w:w="887"/>
         <w:gridCol w:w="709"/>
-        <w:gridCol w:w="1134"/>
-        <w:gridCol w:w="878"/>
+        <w:gridCol w:w="992"/>
+        <w:gridCol w:w="1077"/>
       </w:tblGrid>
       <w:tr>
         <w:trPr>
@@ -3492,7 +3550,7 @@
         </w:trPr>
         <w:tc>
           <w:tcPr>
-            <w:tcW w:w="604" w:type="dxa"/>
+            <w:tcW w:w="671" w:type="dxa"/>
           </w:tcPr>
           <w:p>
             <w:pPr>
@@ -3530,7 +3588,7 @@
         </w:tc>
         <w:tc>
           <w:tcPr>
-            <w:tcW w:w="1694" w:type="dxa"/>
+            <w:tcW w:w="1135" w:type="dxa"/>
           </w:tcPr>
           <w:p>
             <w:pPr>
@@ -3545,16 +3603,20 @@
               <w:rPr>
                 <w:b/>
               </w:rPr>
-              <w:t xml:space="preserve">Name(s) </w:t>
-            </w:r>
-            <w:proofErr w:type="spellStart"/>
-            <w:r>
-              <w:rPr>
-                <w:b/>
-              </w:rPr>
-              <w:t>ofthe</w:t>
-            </w:r>
-            <w:proofErr w:type="spellEnd"/>
+              <w:t>Name(s) of</w:t>
+            </w:r>
+            <w:r>
+              <w:rPr>
+                <w:b/>
+              </w:rPr>
+              <w:t xml:space="preserve"> </w:t>
+            </w:r>
+            <w:r>
+              <w:rPr>
+                <w:b/>
+              </w:rPr>
+              <w:t>the</w:t>
+            </w:r>
           </w:p>
           <w:p>
             <w:pPr>
@@ -3598,7 +3660,7 @@
         </w:tc>
         <w:tc>
           <w:tcPr>
-            <w:tcW w:w="1744" w:type="dxa"/>
+            <w:tcW w:w="1275" w:type="dxa"/>
           </w:tcPr>
           <w:p>
             <w:pPr>
@@ -3607,6 +3669,33 @@
               <w:jc w:val="center"/>
               <w:rPr>
                 <w:b/>
+              </w:rPr>
+            </w:pPr>
+            <w:r>
+              <w:rPr>
+                <w:b/>
+              </w:rPr>
+              <w:t>C</w:t>
+            </w:r>
+            <w:r>
+              <w:rPr>
+                <w:b/>
+              </w:rPr>
+              <w:t>onsultancy / Testing</w:t>
+            </w:r>
+          </w:p>
+        </w:tc>
+        <w:tc>
+          <w:tcPr>
+            <w:tcW w:w="1107" w:type="dxa"/>
+          </w:tcPr>
+          <w:p>
+            <w:pPr>
+              <w:pStyle w:val="TableParagraph"/>
+              <w:ind w:left="161" w:right="151"/>
+              <w:jc w:val="center"/>
+              <w:rPr>
+                <w:b/>
                 <w:highlight w:val="yellow"/>
               </w:rPr>
             </w:pPr>
@@ -3614,13 +3703,13 @@
               <w:rPr>
                 <w:b/>
               </w:rPr>
-              <w:t>Nature of the consultancy / Testing work</w:t>
-            </w:r>
-          </w:p>
-        </w:tc>
-        <w:tc>
-          <w:tcPr>
-            <w:tcW w:w="1571" w:type="dxa"/>
+              <w:t>Nature of the work</w:t>
+            </w:r>
+          </w:p>
+        </w:tc>
+        <w:tc>
+          <w:tcPr>
+            <w:tcW w:w="1685" w:type="dxa"/>
           </w:tcPr>
           <w:p>
             <w:pPr>
@@ -3635,35 +3724,85 @@
               <w:rPr>
                 <w:b/>
               </w:rPr>
-              <w:t xml:space="preserve">Name </w:t>
-            </w:r>
-            <w:proofErr w:type="spellStart"/>
-            <w:r>
-              <w:rPr>
-                <w:b/>
-              </w:rPr>
-              <w:t>oftheCompany</w:t>
-            </w:r>
-            <w:proofErr w:type="spellEnd"/>
+              <w:t>Name of</w:t>
+            </w:r>
             <w:r>
               <w:rPr>
                 <w:b/>
               </w:rPr>
               <w:t xml:space="preserve"> </w:t>
             </w:r>
-            <w:proofErr w:type="spellStart"/>
-            <w:r>
-              <w:rPr>
-                <w:b/>
-              </w:rPr>
-              <w:t>withaddressandcontactdetails</w:t>
-            </w:r>
-            <w:proofErr w:type="spellEnd"/>
-          </w:p>
-        </w:tc>
-        <w:tc>
-          <w:tcPr>
-            <w:tcW w:w="1425" w:type="dxa"/>
+            <w:r>
+              <w:rPr>
+                <w:b/>
+              </w:rPr>
+              <w:t>the</w:t>
+            </w:r>
+            <w:r>
+              <w:rPr>
+                <w:b/>
+              </w:rPr>
+              <w:t xml:space="preserve"> </w:t>
+            </w:r>
+            <w:r>
+              <w:rPr>
+                <w:b/>
+              </w:rPr>
+              <w:t>Company with</w:t>
+            </w:r>
+            <w:r>
+              <w:rPr>
+                <w:b/>
+              </w:rPr>
+              <w:t xml:space="preserve"> </w:t>
+            </w:r>
+            <w:r>
+              <w:rPr>
+                <w:b/>
+              </w:rPr>
+              <w:t>address</w:t>
+            </w:r>
+            <w:r>
+              <w:rPr>
+                <w:b/>
+              </w:rPr>
+              <w:t xml:space="preserve"> </w:t>
+            </w:r>
+            <w:r>
+              <w:rPr>
+                <w:b/>
+              </w:rPr>
+              <w:t>and</w:t>
+            </w:r>
+            <w:r>
+              <w:rPr>
+                <w:b/>
+              </w:rPr>
+              <w:t xml:space="preserve"> </w:t>
+            </w:r>
+            <w:r>
+              <w:rPr>
+                <w:b/>
+              </w:rPr>
+              <w:t>contact</w:t>
+            </w:r>
+            <w:r>
+              <w:rPr>
+                <w:b/>
+              </w:rPr>
+              <w:t xml:space="preserve"> </w:t>
+            </w:r>
+            <w:r>
+              <w:rPr>
+                <w:b/>
+              </w:rPr>
+              <w:t>details</w:t>
+            </w:r>
+          </w:p>
+        </w:tc>
+        <w:tc>
+          <w:tcPr>
+            <w:tcW w:w="1113" w:type="dxa"/>
           </w:tcPr>
           <w:p>
             <w:pPr>
@@ -3674,47 +3813,65 @@
                 <w:b/>
               </w:rPr>
             </w:pPr>
-            <w:proofErr w:type="spellStart"/>
-            <w:r>
-              <w:rPr>
-                <w:b/>
-              </w:rPr>
-              <w:t>Month,Year</w:t>
-            </w:r>
-            <w:proofErr w:type="spellEnd"/>
-            <w:r>
-              <w:rPr>
-                <w:b/>
-              </w:rPr>
-              <w:t>, &amp;</w:t>
-            </w:r>
-            <w:proofErr w:type="spellStart"/>
-            <w:r>
-              <w:rPr>
-                <w:b/>
-              </w:rPr>
-              <w:t>Durationof</w:t>
-            </w:r>
-            <w:proofErr w:type="spellEnd"/>
+            <w:r>
+              <w:rPr>
+                <w:b/>
+              </w:rPr>
+              <w:t>Month,</w:t>
+            </w:r>
             <w:r>
               <w:rPr>
                 <w:b/>
               </w:rPr>
               <w:t xml:space="preserve"> </w:t>
             </w:r>
-            <w:proofErr w:type="spellStart"/>
-            <w:r>
-              <w:rPr>
-                <w:b/>
-              </w:rPr>
-              <w:t>theconsultancy</w:t>
-            </w:r>
-            <w:proofErr w:type="spellEnd"/>
-          </w:p>
-        </w:tc>
-        <w:tc>
-          <w:tcPr>
-            <w:tcW w:w="1326" w:type="dxa"/>
+            <w:r>
+              <w:rPr>
+                <w:b/>
+              </w:rPr>
+              <w:t>Year, &amp;</w:t>
+            </w:r>
+            <w:r>
+              <w:rPr>
+                <w:b/>
+              </w:rPr>
+              <w:t xml:space="preserve"> </w:t>
+            </w:r>
+            <w:r>
+              <w:rPr>
+                <w:b/>
+              </w:rPr>
+              <w:t>Duration</w:t>
+            </w:r>
+            <w:r>
+              <w:rPr>
+                <w:b/>
+              </w:rPr>
+              <w:t xml:space="preserve"> </w:t>
+            </w:r>
+            <w:r>
+              <w:rPr>
+                <w:b/>
+              </w:rPr>
+              <w:t>of the</w:t>
+            </w:r>
+            <w:r>
+              <w:rPr>
+                <w:b/>
+              </w:rPr>
+              <w:t xml:space="preserve"> </w:t>
+            </w:r>
+            <w:r>
+              <w:rPr>
+                <w:b/>
+              </w:rPr>
+              <w:t>consultancy</w:t>
+            </w:r>
+          </w:p>
+        </w:tc>
+        <w:tc>
+          <w:tcPr>
+            <w:tcW w:w="887" w:type="dxa"/>
           </w:tcPr>
           <w:p>
             <w:pPr>
@@ -3772,7 +3929,7 @@
         </w:tc>
         <w:tc>
           <w:tcPr>
-            <w:tcW w:w="1134" w:type="dxa"/>
+            <w:tcW w:w="992" w:type="dxa"/>
           </w:tcPr>
           <w:p>
             <w:pPr>
@@ -3793,7 +3950,7 @@
         </w:tc>
         <w:tc>
           <w:tcPr>
-            <w:tcW w:w="878" w:type="dxa"/>
+            <w:tcW w:w="1077" w:type="dxa"/>
           </w:tcPr>
           <w:p>
             <w:pPr>
@@ -3804,14 +3961,36 @@
                 <w:b/>
               </w:rPr>
             </w:pPr>
-            <w:proofErr w:type="spellStart"/>
-            <w:r>
-              <w:rPr>
-                <w:b/>
-              </w:rPr>
-              <w:t>BillNo.&amp;Date</w:t>
-            </w:r>
-            <w:proofErr w:type="spellEnd"/>
+            <w:r>
+              <w:rPr>
+                <w:b/>
+              </w:rPr>
+              <w:t>Bill</w:t>
+            </w:r>
+            <w:r>
+              <w:rPr>
+                <w:b/>
+              </w:rPr>
+              <w:t xml:space="preserve"> </w:t>
+            </w:r>
+            <w:r>
+              <w:rPr>
+                <w:b/>
+              </w:rPr>
+              <w:t>No.&amp;</w:t>
+            </w:r>
+            <w:r>
+              <w:rPr>
+                <w:b/>
+              </w:rPr>
+              <w:t xml:space="preserve"> </w:t>
+            </w:r>
+            <w:r>
+              <w:rPr>
+                <w:b/>
+              </w:rPr>
+              <w:t>Date</w:t>
+            </w:r>
           </w:p>
         </w:tc>
       </w:tr>
@@ -3822,7 +4001,7 @@
         </w:trPr>
         <w:tc>
           <w:tcPr>
-            <w:tcW w:w="604" w:type="dxa"/>
+            <w:tcW w:w="671" w:type="dxa"/>
             <w:vAlign w:val="center"/>
           </w:tcPr>
           <w:p>
@@ -3837,7 +4016,7 @@
         </w:tc>
         <w:tc>
           <w:tcPr>
-            <w:tcW w:w="1694" w:type="dxa"/>
+            <w:tcW w:w="1135" w:type="dxa"/>
           </w:tcPr>
           <w:p>
             <w:pPr>
@@ -3847,7 +4026,7 @@
         </w:tc>
         <w:tc>
           <w:tcPr>
-            <w:tcW w:w="1744" w:type="dxa"/>
+            <w:tcW w:w="1275" w:type="dxa"/>
           </w:tcPr>
           <w:p>
             <w:pPr>
@@ -3860,17 +4039,20 @@
         </w:tc>
         <w:tc>
           <w:tcPr>
-            <w:tcW w:w="1571" w:type="dxa"/>
+            <w:tcW w:w="1107" w:type="dxa"/>
           </w:tcPr>
           <w:p>
             <w:pPr>
               <w:pStyle w:val="TableParagraph"/>
-            </w:pPr>
-          </w:p>
-        </w:tc>
-        <w:tc>
-          <w:tcPr>
-            <w:tcW w:w="1425" w:type="dxa"/>
+              <w:rPr>
+                <w:highlight w:val="yellow"/>
+              </w:rPr>
+            </w:pPr>
+          </w:p>
+        </w:tc>
+        <w:tc>
+          <w:tcPr>
+            <w:tcW w:w="1685" w:type="dxa"/>
           </w:tcPr>
           <w:p>
             <w:pPr>
@@ -3880,7 +4062,7 @@
         </w:tc>
         <w:tc>
           <w:tcPr>
-            <w:tcW w:w="1326" w:type="dxa"/>
+            <w:tcW w:w="1113" w:type="dxa"/>
           </w:tcPr>
           <w:p>
             <w:pPr>
@@ -3890,6 +4072,16 @@
         </w:tc>
         <w:tc>
           <w:tcPr>
+            <w:tcW w:w="887" w:type="dxa"/>
+          </w:tcPr>
+          <w:p>
+            <w:pPr>
+              <w:pStyle w:val="TableParagraph"/>
+            </w:pPr>
+          </w:p>
+        </w:tc>
+        <w:tc>
+          <w:tcPr>
             <w:tcW w:w="709" w:type="dxa"/>
           </w:tcPr>
           <w:p>
@@ -3900,7 +4092,7 @@
         </w:tc>
         <w:tc>
           <w:tcPr>
-            <w:tcW w:w="1134" w:type="dxa"/>
+            <w:tcW w:w="992" w:type="dxa"/>
           </w:tcPr>
           <w:p>
             <w:pPr>
@@ -3910,7 +4102,7 @@
         </w:tc>
         <w:tc>
           <w:tcPr>
-            <w:tcW w:w="878" w:type="dxa"/>
+            <w:tcW w:w="1077" w:type="dxa"/>
           </w:tcPr>
           <w:p>
             <w:pPr>
@@ -3926,7 +4118,7 @@
         </w:trPr>
         <w:tc>
           <w:tcPr>
-            <w:tcW w:w="604" w:type="dxa"/>
+            <w:tcW w:w="671" w:type="dxa"/>
             <w:vAlign w:val="center"/>
           </w:tcPr>
           <w:p>
@@ -3941,7 +4133,7 @@
         </w:tc>
         <w:tc>
           <w:tcPr>
-            <w:tcW w:w="1694" w:type="dxa"/>
+            <w:tcW w:w="1135" w:type="dxa"/>
           </w:tcPr>
           <w:p>
             <w:pPr>
@@ -3951,7 +4143,7 @@
         </w:tc>
         <w:tc>
           <w:tcPr>
-            <w:tcW w:w="1744" w:type="dxa"/>
+            <w:tcW w:w="1275" w:type="dxa"/>
           </w:tcPr>
           <w:p>
             <w:pPr>
@@ -3964,17 +4156,20 @@
         </w:tc>
         <w:tc>
           <w:tcPr>
-            <w:tcW w:w="1571" w:type="dxa"/>
+            <w:tcW w:w="1107" w:type="dxa"/>
           </w:tcPr>
           <w:p>
             <w:pPr>
               <w:pStyle w:val="TableParagraph"/>
-            </w:pPr>
-          </w:p>
-        </w:tc>
-        <w:tc>
-          <w:tcPr>
-            <w:tcW w:w="1425" w:type="dxa"/>
+              <w:rPr>
+                <w:highlight w:val="yellow"/>
+              </w:rPr>
+            </w:pPr>
+          </w:p>
+        </w:tc>
+        <w:tc>
+          <w:tcPr>
+            <w:tcW w:w="1685" w:type="dxa"/>
           </w:tcPr>
           <w:p>
             <w:pPr>
@@ -3984,7 +4179,7 @@
         </w:tc>
         <w:tc>
           <w:tcPr>
-            <w:tcW w:w="1326" w:type="dxa"/>
+            <w:tcW w:w="1113" w:type="dxa"/>
           </w:tcPr>
           <w:p>
             <w:pPr>
@@ -3994,6 +4189,16 @@
         </w:tc>
         <w:tc>
           <w:tcPr>
+            <w:tcW w:w="887" w:type="dxa"/>
+          </w:tcPr>
+          <w:p>
+            <w:pPr>
+              <w:pStyle w:val="TableParagraph"/>
+            </w:pPr>
+          </w:p>
+        </w:tc>
+        <w:tc>
+          <w:tcPr>
             <w:tcW w:w="709" w:type="dxa"/>
           </w:tcPr>
           <w:p>
@@ -4004,7 +4209,7 @@
         </w:tc>
         <w:tc>
           <w:tcPr>
-            <w:tcW w:w="1134" w:type="dxa"/>
+            <w:tcW w:w="992" w:type="dxa"/>
           </w:tcPr>
           <w:p>
             <w:pPr>
@@ -4014,7 +4219,7 @@
         </w:tc>
         <w:tc>
           <w:tcPr>
-            <w:tcW w:w="878" w:type="dxa"/>
+            <w:tcW w:w="1077" w:type="dxa"/>
           </w:tcPr>
           <w:p>
             <w:pPr>
@@ -4030,7 +4235,7 @@
         </w:trPr>
         <w:tc>
           <w:tcPr>
-            <w:tcW w:w="604" w:type="dxa"/>
+            <w:tcW w:w="671" w:type="dxa"/>
             <w:vAlign w:val="center"/>
           </w:tcPr>
           <w:p>
@@ -4045,7 +4250,7 @@
         </w:tc>
         <w:tc>
           <w:tcPr>
-            <w:tcW w:w="1694" w:type="dxa"/>
+            <w:tcW w:w="1135" w:type="dxa"/>
           </w:tcPr>
           <w:p>
             <w:pPr>
@@ -4055,7 +4260,7 @@
         </w:tc>
         <w:tc>
           <w:tcPr>
-            <w:tcW w:w="1744" w:type="dxa"/>
+            <w:tcW w:w="1275" w:type="dxa"/>
           </w:tcPr>
           <w:p>
             <w:pPr>
@@ -4068,17 +4273,20 @@
         </w:tc>
         <w:tc>
           <w:tcPr>
-            <w:tcW w:w="1571" w:type="dxa"/>
+            <w:tcW w:w="1107" w:type="dxa"/>
           </w:tcPr>
           <w:p>
             <w:pPr>
               <w:pStyle w:val="TableParagraph"/>
-            </w:pPr>
-          </w:p>
-        </w:tc>
-        <w:tc>
-          <w:tcPr>
-            <w:tcW w:w="1425" w:type="dxa"/>
+              <w:rPr>
+                <w:highlight w:val="yellow"/>
+              </w:rPr>
+            </w:pPr>
+          </w:p>
+        </w:tc>
+        <w:tc>
+          <w:tcPr>
+            <w:tcW w:w="1685" w:type="dxa"/>
           </w:tcPr>
           <w:p>
             <w:pPr>
@@ -4088,7 +4296,7 @@
         </w:tc>
         <w:tc>
           <w:tcPr>
-            <w:tcW w:w="1326" w:type="dxa"/>
+            <w:tcW w:w="1113" w:type="dxa"/>
           </w:tcPr>
           <w:p>
             <w:pPr>
@@ -4098,6 +4306,16 @@
         </w:tc>
         <w:tc>
           <w:tcPr>
+            <w:tcW w:w="887" w:type="dxa"/>
+          </w:tcPr>
+          <w:p>
+            <w:pPr>
+              <w:pStyle w:val="TableParagraph"/>
+            </w:pPr>
+          </w:p>
+        </w:tc>
+        <w:tc>
+          <w:tcPr>
             <w:tcW w:w="709" w:type="dxa"/>
           </w:tcPr>
           <w:p>
@@ -4108,7 +4326,7 @@
         </w:tc>
         <w:tc>
           <w:tcPr>
-            <w:tcW w:w="1134" w:type="dxa"/>
+            <w:tcW w:w="992" w:type="dxa"/>
           </w:tcPr>
           <w:p>
             <w:pPr>
@@ -4118,7 +4336,7 @@
         </w:tc>
         <w:tc>
           <w:tcPr>
-            <w:tcW w:w="878" w:type="dxa"/>
+            <w:tcW w:w="1077" w:type="dxa"/>
           </w:tcPr>
           <w:p>
             <w:pPr>
@@ -4134,7 +4352,7 @@
         </w:trPr>
         <w:tc>
           <w:tcPr>
-            <w:tcW w:w="604" w:type="dxa"/>
+            <w:tcW w:w="671" w:type="dxa"/>
             <w:vAlign w:val="center"/>
           </w:tcPr>
           <w:p>
@@ -4149,7 +4367,7 @@
         </w:tc>
         <w:tc>
           <w:tcPr>
-            <w:tcW w:w="1694" w:type="dxa"/>
+            <w:tcW w:w="1135" w:type="dxa"/>
           </w:tcPr>
           <w:p>
             <w:pPr>
@@ -4159,7 +4377,7 @@
         </w:tc>
         <w:tc>
           <w:tcPr>
-            <w:tcW w:w="1744" w:type="dxa"/>
+            <w:tcW w:w="1275" w:type="dxa"/>
           </w:tcPr>
           <w:p>
             <w:pPr>
@@ -4172,17 +4390,20 @@
         </w:tc>
         <w:tc>
           <w:tcPr>
-            <w:tcW w:w="1571" w:type="dxa"/>
+            <w:tcW w:w="1107" w:type="dxa"/>
           </w:tcPr>
           <w:p>
             <w:pPr>
               <w:pStyle w:val="TableParagraph"/>
-            </w:pPr>
-          </w:p>
-        </w:tc>
-        <w:tc>
-          <w:tcPr>
-            <w:tcW w:w="1425" w:type="dxa"/>
+              <w:rPr>
+                <w:highlight w:val="yellow"/>
+              </w:rPr>
+            </w:pPr>
+          </w:p>
+        </w:tc>
+        <w:tc>
+          <w:tcPr>
+            <w:tcW w:w="1685" w:type="dxa"/>
           </w:tcPr>
           <w:p>
             <w:pPr>
@@ -4192,7 +4413,7 @@
         </w:tc>
         <w:tc>
           <w:tcPr>
-            <w:tcW w:w="1326" w:type="dxa"/>
+            <w:tcW w:w="1113" w:type="dxa"/>
           </w:tcPr>
           <w:p>
             <w:pPr>
@@ -4202,6 +4423,16 @@
         </w:tc>
         <w:tc>
           <w:tcPr>
+            <w:tcW w:w="887" w:type="dxa"/>
+          </w:tcPr>
+          <w:p>
+            <w:pPr>
+              <w:pStyle w:val="TableParagraph"/>
+            </w:pPr>
+          </w:p>
+        </w:tc>
+        <w:tc>
+          <w:tcPr>
             <w:tcW w:w="709" w:type="dxa"/>
           </w:tcPr>
           <w:p>
@@ -4212,7 +4443,7 @@
         </w:tc>
         <w:tc>
           <w:tcPr>
-            <w:tcW w:w="1134" w:type="dxa"/>
+            <w:tcW w:w="992" w:type="dxa"/>
           </w:tcPr>
           <w:p>
             <w:pPr>
@@ -4222,7 +4453,7 @@
         </w:tc>
         <w:tc>
           <w:tcPr>
-            <w:tcW w:w="878" w:type="dxa"/>
+            <w:tcW w:w="1077" w:type="dxa"/>
           </w:tcPr>
           <w:p>
             <w:pPr>
@@ -4238,7 +4469,7 @@
         </w:trPr>
         <w:tc>
           <w:tcPr>
-            <w:tcW w:w="604" w:type="dxa"/>
+            <w:tcW w:w="671" w:type="dxa"/>
             <w:vAlign w:val="center"/>
           </w:tcPr>
           <w:p>
@@ -4253,7 +4484,7 @@
         </w:tc>
         <w:tc>
           <w:tcPr>
-            <w:tcW w:w="1694" w:type="dxa"/>
+            <w:tcW w:w="1135" w:type="dxa"/>
           </w:tcPr>
           <w:p>
             <w:pPr>
@@ -4263,7 +4494,7 @@
         </w:tc>
         <w:tc>
           <w:tcPr>
-            <w:tcW w:w="1744" w:type="dxa"/>
+            <w:tcW w:w="1275" w:type="dxa"/>
           </w:tcPr>
           <w:p>
             <w:pPr>
@@ -4276,17 +4507,20 @@
         </w:tc>
         <w:tc>
           <w:tcPr>
-            <w:tcW w:w="1571" w:type="dxa"/>
+            <w:tcW w:w="1107" w:type="dxa"/>
           </w:tcPr>
           <w:p>
             <w:pPr>
               <w:pStyle w:val="TableParagraph"/>
-            </w:pPr>
-          </w:p>
-        </w:tc>
-        <w:tc>
-          <w:tcPr>
-            <w:tcW w:w="1425" w:type="dxa"/>
+              <w:rPr>
+                <w:highlight w:val="yellow"/>
+              </w:rPr>
+            </w:pPr>
+          </w:p>
+        </w:tc>
+        <w:tc>
+          <w:tcPr>
+            <w:tcW w:w="1685" w:type="dxa"/>
           </w:tcPr>
           <w:p>
             <w:pPr>
@@ -4296,7 +4530,7 @@
         </w:tc>
         <w:tc>
           <w:tcPr>
-            <w:tcW w:w="1326" w:type="dxa"/>
+            <w:tcW w:w="1113" w:type="dxa"/>
           </w:tcPr>
           <w:p>
             <w:pPr>
@@ -4306,6 +4540,16 @@
         </w:tc>
         <w:tc>
           <w:tcPr>
+            <w:tcW w:w="887" w:type="dxa"/>
+          </w:tcPr>
+          <w:p>
+            <w:pPr>
+              <w:pStyle w:val="TableParagraph"/>
+            </w:pPr>
+          </w:p>
+        </w:tc>
+        <w:tc>
+          <w:tcPr>
             <w:tcW w:w="709" w:type="dxa"/>
           </w:tcPr>
           <w:p>
@@ -4316,7 +4560,7 @@
         </w:tc>
         <w:tc>
           <w:tcPr>
-            <w:tcW w:w="1134" w:type="dxa"/>
+            <w:tcW w:w="992" w:type="dxa"/>
           </w:tcPr>
           <w:p>
             <w:pPr>
@@ -4326,7 +4570,7 @@
         </w:tc>
         <w:tc>
           <w:tcPr>
-            <w:tcW w:w="878" w:type="dxa"/>
+            <w:tcW w:w="1077" w:type="dxa"/>
           </w:tcPr>
           <w:p>
             <w:pPr>
@@ -4405,6 +4649,7 @@
         </w:tabs>
         <w:spacing w:before="90"/>
         <w:ind w:left="-993"/>
+        <w:jc w:val="center"/>
         <w:rPr>
           <w:rFonts w:ascii="Times New Roman" w:hAnsi="Times New Roman"/>
           <w:b/>
@@ -4437,7 +4682,7 @@
           <w:sz w:val="24"/>
           <w:szCs w:val="24"/>
         </w:rPr>
-        <w:t xml:space="preserve">Coordinator                                                           </w:t>
+        <w:t xml:space="preserve">Coordinator                 </w:t>
       </w:r>
       <w:r>
         <w:rPr>
@@ -4547,9 +4792,17 @@
               </w:rPr>
               <w:lastRenderedPageBreak/>
               <w:drawing>
-                <wp:inline distT="0" distB="0" distL="0" distR="0">
-                  <wp:extent cx="4361564" cy="829156"/>
-                  <wp:effectExtent l="19050" t="0" r="886" b="0"/>
+                <wp:anchor distT="0" distB="0" distL="114300" distR="114300" simplePos="0" relativeHeight="251665408" behindDoc="0" locked="0" layoutInCell="1" allowOverlap="1">
+                  <wp:simplePos x="0" y="0"/>
+                  <wp:positionH relativeFrom="margin">
+                    <wp:align>center</wp:align>
+                  </wp:positionH>
+                  <wp:positionV relativeFrom="margin">
+                    <wp:posOffset>22225</wp:posOffset>
+                  </wp:positionV>
+                  <wp:extent cx="4361815" cy="828675"/>
+                  <wp:effectExtent l="19050" t="0" r="635" b="0"/>
+                  <wp:wrapSquare wrapText="bothSides"/>
                   <wp:docPr id="6" name="Picture 1" descr="C:\Users\IQAC\Downloads\WhatsApp Image 2025-12-23 at 8.04.08 PM.jpeg"/>
                   <wp:cNvGraphicFramePr>
                     <a:graphicFrameLocks xmlns:a="http://schemas.openxmlformats.org/drawingml/2006/main" noChangeAspect="1"/>
@@ -4573,7 +4826,7 @@
                         <pic:spPr bwMode="auto">
                           <a:xfrm>
                             <a:off x="0" y="0"/>
-                            <a:ext cx="4406995" cy="837793"/>
+                            <a:ext cx="4361815" cy="828675"/>
                           </a:xfrm>
                           <a:prstGeom prst="rect">
                             <a:avLst/>
@@ -4589,7 +4842,7 @@
                       </pic:pic>
                     </a:graphicData>
                   </a:graphic>
-                </wp:inline>
+                </wp:anchor>
               </w:drawing>
             </w:r>
           </w:p>
@@ -4985,57 +5238,68 @@
         </w:tabs>
         <w:spacing w:before="71"/>
         <w:ind w:left="-993"/>
+        <w:jc w:val="center"/>
         <w:rPr>
           <w:rFonts w:ascii="Times New Roman" w:hAnsi="Times New Roman"/>
           <w:sz w:val="24"/>
           <w:szCs w:val="24"/>
         </w:rPr>
       </w:pPr>
-      <w:proofErr w:type="spellStart"/>
       <w:r>
         <w:rPr>
           <w:rFonts w:ascii="Times New Roman" w:hAnsi="Times New Roman"/>
           <w:sz w:val="24"/>
           <w:szCs w:val="24"/>
         </w:rPr>
-        <w:t>AcademicYear</w:t>
-      </w:r>
-      <w:proofErr w:type="spellEnd"/>
+        <w:t>Academic</w:t>
+      </w:r>
       <w:r>
         <w:rPr>
           <w:rFonts w:ascii="Times New Roman" w:hAnsi="Times New Roman"/>
           <w:sz w:val="24"/>
           <w:szCs w:val="24"/>
         </w:rPr>
-        <w:t xml:space="preserve">:                                            </w:t>
-      </w:r>
-      <w:proofErr w:type="spellStart"/>
+        <w:t xml:space="preserve"> </w:t>
+      </w:r>
       <w:r>
         <w:rPr>
           <w:rFonts w:ascii="Times New Roman" w:hAnsi="Times New Roman"/>
           <w:sz w:val="24"/>
           <w:szCs w:val="24"/>
         </w:rPr>
-        <w:t>Semester</w:t>
-      </w:r>
-      <w:proofErr w:type="gramStart"/>
+        <w:t xml:space="preserve">Year:                                     </w:t>
+      </w:r>
       <w:r>
         <w:rPr>
           <w:rFonts w:ascii="Times New Roman" w:hAnsi="Times New Roman"/>
           <w:sz w:val="24"/>
           <w:szCs w:val="24"/>
         </w:rPr>
-        <w:t>:Odd</w:t>
-      </w:r>
-      <w:proofErr w:type="spellEnd"/>
-      <w:proofErr w:type="gramEnd"/>
+        <w:t xml:space="preserve">                             </w:t>
+      </w:r>
       <w:r>
         <w:rPr>
           <w:rFonts w:ascii="Times New Roman" w:hAnsi="Times New Roman"/>
           <w:sz w:val="24"/>
           <w:szCs w:val="24"/>
         </w:rPr>
-        <w:t>/Even</w:t>
+        <w:t xml:space="preserve">       Semester:</w:t>
+      </w:r>
+      <w:r>
+        <w:rPr>
+          <w:rFonts w:ascii="Times New Roman" w:hAnsi="Times New Roman"/>
+          <w:sz w:val="24"/>
+          <w:szCs w:val="24"/>
+        </w:rPr>
+        <w:t xml:space="preserve"> </w:t>
+      </w:r>
+      <w:r>
+        <w:rPr>
+          <w:rFonts w:ascii="Times New Roman" w:hAnsi="Times New Roman"/>
+          <w:sz w:val="24"/>
+          <w:szCs w:val="24"/>
+        </w:rPr>
+        <w:t>Odd/Even</w:t>
       </w:r>
     </w:p>
     <w:tbl>
@@ -5143,61 +5407,55 @@
                 <w:sz w:val="18"/>
                 <w:szCs w:val="18"/>
               </w:rPr>
-              <w:t xml:space="preserve">Name </w:t>
-            </w:r>
-            <w:proofErr w:type="spellStart"/>
+              <w:t>Name of</w:t>
+            </w:r>
             <w:r>
               <w:rPr>
                 <w:b/>
                 <w:sz w:val="18"/>
                 <w:szCs w:val="18"/>
               </w:rPr>
-              <w:t>ofthe</w:t>
-            </w:r>
-            <w:proofErr w:type="spellEnd"/>
+              <w:t xml:space="preserve"> </w:t>
+            </w:r>
             <w:r>
               <w:rPr>
                 <w:b/>
                 <w:sz w:val="18"/>
                 <w:szCs w:val="18"/>
               </w:rPr>
-              <w:t xml:space="preserve"> </w:t>
-            </w:r>
-            <w:proofErr w:type="spellStart"/>
+              <w:t>the Faculty</w:t>
+            </w:r>
             <w:r>
               <w:rPr>
                 <w:b/>
                 <w:sz w:val="18"/>
                 <w:szCs w:val="18"/>
               </w:rPr>
-              <w:t>FacultyCoordinator</w:t>
-            </w:r>
-            <w:proofErr w:type="spellEnd"/>
+              <w:t xml:space="preserve"> </w:t>
+            </w:r>
             <w:r>
               <w:rPr>
                 <w:b/>
                 <w:sz w:val="18"/>
                 <w:szCs w:val="18"/>
               </w:rPr>
-              <w:t xml:space="preserve">(s) </w:t>
-            </w:r>
-            <w:proofErr w:type="spellStart"/>
+              <w:t>Coordinator(s) with</w:t>
+            </w:r>
             <w:r>
               <w:rPr>
                 <w:b/>
                 <w:sz w:val="18"/>
                 <w:szCs w:val="18"/>
               </w:rPr>
-              <w:t>withdesignation</w:t>
-            </w:r>
-            <w:proofErr w:type="spellEnd"/>
+              <w:t xml:space="preserve"> </w:t>
+            </w:r>
             <w:r>
               <w:rPr>
                 <w:b/>
                 <w:sz w:val="18"/>
                 <w:szCs w:val="18"/>
               </w:rPr>
-              <w:t xml:space="preserve"> &amp;dept</w:t>
+              <w:t>designation &amp;dept</w:t>
             </w:r>
           </w:p>
         </w:tc>
@@ -5232,17 +5490,15 @@
                 <w:sz w:val="18"/>
                 <w:szCs w:val="18"/>
               </w:rPr>
-              <w:t xml:space="preserve"> </w:t>
-            </w:r>
-            <w:proofErr w:type="spellStart"/>
-            <w:r>
-              <w:rPr>
-                <w:b/>
-                <w:spacing w:val="1"/>
+              <w:t xml:space="preserve"> T</w:t>
+            </w:r>
+            <w:r>
+              <w:rPr>
+                <w:b/>
                 <w:sz w:val="18"/>
                 <w:szCs w:val="18"/>
               </w:rPr>
-              <w:t>T</w:t>
+              <w:t>raining</w:t>
             </w:r>
             <w:r>
               <w:rPr>
@@ -5250,7 +5506,16 @@
                 <w:sz w:val="18"/>
                 <w:szCs w:val="18"/>
               </w:rPr>
-              <w:t>rainingProgramme</w:t>
+              <w:t xml:space="preserve"> </w:t>
+            </w:r>
+            <w:proofErr w:type="spellStart"/>
+            <w:r>
+              <w:rPr>
+                <w:b/>
+                <w:sz w:val="18"/>
+                <w:szCs w:val="18"/>
+              </w:rPr>
+              <w:t>Programme</w:t>
             </w:r>
             <w:proofErr w:type="spellEnd"/>
           </w:p>
@@ -5473,59 +5738,133 @@
                 <w:szCs w:val="18"/>
               </w:rPr>
             </w:pPr>
-            <w:proofErr w:type="spellStart"/>
             <w:r>
               <w:rPr>
                 <w:b/>
                 <w:sz w:val="18"/>
                 <w:szCs w:val="18"/>
               </w:rPr>
-              <w:t>Availabilityof</w:t>
-            </w:r>
-            <w:proofErr w:type="spellEnd"/>
+              <w:t>Availability of</w:t>
+            </w:r>
             <w:r>
               <w:rPr>
                 <w:b/>
                 <w:sz w:val="18"/>
                 <w:szCs w:val="18"/>
               </w:rPr>
-              <w:t xml:space="preserve"> </w:t>
-            </w:r>
-            <w:proofErr w:type="spellStart"/>
+              <w:t xml:space="preserve"> the</w:t>
+            </w:r>
             <w:r>
               <w:rPr>
                 <w:b/>
                 <w:sz w:val="18"/>
                 <w:szCs w:val="18"/>
               </w:rPr>
-              <w:t>theReportwithGeo</w:t>
-            </w:r>
-            <w:proofErr w:type="spellEnd"/>
+              <w:t xml:space="preserve"> </w:t>
+            </w:r>
             <w:r>
               <w:rPr>
                 <w:b/>
                 <w:sz w:val="18"/>
                 <w:szCs w:val="18"/>
               </w:rPr>
-              <w:t xml:space="preserve"> </w:t>
-            </w:r>
-            <w:proofErr w:type="spellStart"/>
+              <w:t>Report</w:t>
+            </w:r>
             <w:r>
               <w:rPr>
                 <w:b/>
                 <w:sz w:val="18"/>
                 <w:szCs w:val="18"/>
               </w:rPr>
-              <w:t>taggedPhotos&amp;beneficiaryletter</w:t>
-            </w:r>
-            <w:proofErr w:type="spellEnd"/>
+              <w:t xml:space="preserve"> </w:t>
+            </w:r>
             <w:r>
               <w:rPr>
                 <w:b/>
                 <w:sz w:val="18"/>
                 <w:szCs w:val="18"/>
               </w:rPr>
-              <w:t>(Y/N)</w:t>
+              <w:t>with</w:t>
+            </w:r>
+            <w:r>
+              <w:rPr>
+                <w:b/>
+                <w:sz w:val="18"/>
+                <w:szCs w:val="18"/>
+              </w:rPr>
+              <w:t xml:space="preserve"> </w:t>
+            </w:r>
+            <w:r>
+              <w:rPr>
+                <w:b/>
+                <w:sz w:val="18"/>
+                <w:szCs w:val="18"/>
+              </w:rPr>
+              <w:t>Geo tagged</w:t>
+            </w:r>
+            <w:r>
+              <w:rPr>
+                <w:b/>
+                <w:sz w:val="18"/>
+                <w:szCs w:val="18"/>
+              </w:rPr>
+              <w:t xml:space="preserve"> </w:t>
+            </w:r>
+            <w:r>
+              <w:rPr>
+                <w:b/>
+                <w:sz w:val="18"/>
+                <w:szCs w:val="18"/>
+              </w:rPr>
+              <w:t>Photos</w:t>
+            </w:r>
+            <w:r>
+              <w:rPr>
+                <w:b/>
+                <w:sz w:val="18"/>
+                <w:szCs w:val="18"/>
+              </w:rPr>
+              <w:t xml:space="preserve"> </w:t>
+            </w:r>
+            <w:r>
+              <w:rPr>
+                <w:b/>
+                <w:sz w:val="18"/>
+                <w:szCs w:val="18"/>
+              </w:rPr>
+              <w:t>&amp;</w:t>
+            </w:r>
+            <w:r>
+              <w:rPr>
+                <w:b/>
+                <w:sz w:val="18"/>
+                <w:szCs w:val="18"/>
+              </w:rPr>
+              <w:t xml:space="preserve"> </w:t>
+            </w:r>
+            <w:r>
+              <w:rPr>
+                <w:b/>
+                <w:sz w:val="18"/>
+                <w:szCs w:val="18"/>
+              </w:rPr>
+              <w:t>beneficiary</w:t>
+            </w:r>
+            <w:r>
+              <w:rPr>
+                <w:b/>
+                <w:sz w:val="18"/>
+                <w:szCs w:val="18"/>
+              </w:rPr>
+              <w:t xml:space="preserve"> </w:t>
+            </w:r>
+            <w:r>
+              <w:rPr>
+                <w:b/>
+                <w:sz w:val="18"/>
+                <w:szCs w:val="18"/>
+              </w:rPr>
+              <w:t>letter(Y/N)</w:t>
             </w:r>
           </w:p>
         </w:tc>
@@ -6429,9 +6768,17 @@
               </w:rPr>
               <w:lastRenderedPageBreak/>
               <w:drawing>
-                <wp:inline distT="0" distB="0" distL="0" distR="0">
-                  <wp:extent cx="4361564" cy="829156"/>
-                  <wp:effectExtent l="19050" t="0" r="886" b="0"/>
+                <wp:anchor distT="0" distB="0" distL="114300" distR="114300" simplePos="0" relativeHeight="251666432" behindDoc="0" locked="0" layoutInCell="1" allowOverlap="1">
+                  <wp:simplePos x="0" y="0"/>
+                  <wp:positionH relativeFrom="margin">
+                    <wp:align>center</wp:align>
+                  </wp:positionH>
+                  <wp:positionV relativeFrom="margin">
+                    <wp:posOffset>41275</wp:posOffset>
+                  </wp:positionV>
+                  <wp:extent cx="4361815" cy="828675"/>
+                  <wp:effectExtent l="19050" t="0" r="635" b="0"/>
+                  <wp:wrapSquare wrapText="bothSides"/>
                   <wp:docPr id="7" name="Picture 1" descr="C:\Users\IQAC\Downloads\WhatsApp Image 2025-12-23 at 8.04.08 PM.jpeg"/>
                   <wp:cNvGraphicFramePr>
                     <a:graphicFrameLocks xmlns:a="http://schemas.openxmlformats.org/drawingml/2006/main" noChangeAspect="1"/>
@@ -6455,7 +6802,7 @@
                         <pic:spPr bwMode="auto">
                           <a:xfrm>
                             <a:off x="0" y="0"/>
-                            <a:ext cx="4406995" cy="837793"/>
+                            <a:ext cx="4361815" cy="828675"/>
                           </a:xfrm>
                           <a:prstGeom prst="rect">
                             <a:avLst/>
@@ -6471,7 +6818,7 @@
                       </pic:pic>
                     </a:graphicData>
                   </a:graphic>
-                </wp:inline>
+                </wp:anchor>
               </w:drawing>
             </w:r>
           </w:p>
@@ -6631,16 +6978,7 @@
                 <w:sz w:val="24"/>
                 <w:szCs w:val="24"/>
               </w:rPr>
-              <w:t>0</w:t>
-            </w:r>
-            <w:r>
-              <w:rPr>
-                <w:rFonts w:ascii="Times New Roman" w:hAnsi="Times New Roman"/>
-                <w:b/>
-                <w:sz w:val="24"/>
-                <w:szCs w:val="24"/>
-              </w:rPr>
-              <w:t>1</w:t>
+              <w:t>00</w:t>
             </w:r>
           </w:p>
         </w:tc>
@@ -6721,25 +7059,7 @@
                 <w:sz w:val="24"/>
                 <w:szCs w:val="24"/>
               </w:rPr>
-              <w:t>01.0</w:t>
-            </w:r>
-            <w:r>
-              <w:rPr>
-                <w:rFonts w:ascii="Times New Roman" w:hAnsi="Times New Roman"/>
-                <w:b/>
-                <w:sz w:val="24"/>
-                <w:szCs w:val="24"/>
-              </w:rPr>
-              <w:t>7</w:t>
-            </w:r>
-            <w:r>
-              <w:rPr>
-                <w:rFonts w:ascii="Times New Roman" w:hAnsi="Times New Roman"/>
-                <w:b/>
-                <w:sz w:val="24"/>
-                <w:szCs w:val="24"/>
-              </w:rPr>
-              <w:t>.2026</w:t>
+              <w:t>01.01.2026</w:t>
             </w:r>
           </w:p>
         </w:tc>
@@ -7227,14 +7547,12 @@
         </w:rPr>
         <w:t xml:space="preserve">We shall be grateful for a </w:t>
       </w:r>
-      <w:proofErr w:type="spellStart"/>
-      <w:r>
-        <w:rPr>
-          <w:rFonts w:ascii="Times New Roman" w:hAnsi="Times New Roman"/>
-        </w:rPr>
-        <w:t>favourable</w:t>
-      </w:r>
-      <w:proofErr w:type="spellEnd"/>
+      <w:r>
+        <w:rPr>
+          <w:rFonts w:ascii="Times New Roman" w:hAnsi="Times New Roman"/>
+        </w:rPr>
+        <w:t>favorable</w:t>
+      </w:r>
       <w:r>
         <w:rPr>
           <w:rFonts w:ascii="Times New Roman" w:hAnsi="Times New Roman"/>
@@ -7356,16 +7674,7 @@
           <w:sz w:val="20"/>
           <w:szCs w:val="20"/>
         </w:rPr>
-        <w:t>Professor In-charge</w:t>
-      </w:r>
-      <w:r>
-        <w:rPr>
-          <w:rFonts w:ascii="Times New Roman" w:hAnsi="Times New Roman"/>
-          <w:b/>
-          <w:sz w:val="20"/>
-          <w:szCs w:val="20"/>
-        </w:rPr>
-        <w:t xml:space="preserve"> </w:t>
+        <w:t xml:space="preserve">Dean </w:t>
       </w:r>
       <w:r>
         <w:rPr>
@@ -7450,9 +7759,17 @@
               </w:rPr>
               <w:lastRenderedPageBreak/>
               <w:drawing>
-                <wp:inline distT="0" distB="0" distL="0" distR="0">
-                  <wp:extent cx="4361564" cy="829156"/>
-                  <wp:effectExtent l="19050" t="0" r="886" b="0"/>
+                <wp:anchor distT="0" distB="0" distL="114300" distR="114300" simplePos="0" relativeHeight="251667456" behindDoc="0" locked="0" layoutInCell="1" allowOverlap="1">
+                  <wp:simplePos x="0" y="0"/>
+                  <wp:positionH relativeFrom="margin">
+                    <wp:align>center</wp:align>
+                  </wp:positionH>
+                  <wp:positionV relativeFrom="margin">
+                    <wp:posOffset>69850</wp:posOffset>
+                  </wp:positionV>
+                  <wp:extent cx="4361815" cy="828675"/>
+                  <wp:effectExtent l="19050" t="0" r="635" b="0"/>
+                  <wp:wrapSquare wrapText="bothSides"/>
                   <wp:docPr id="9" name="Picture 1" descr="C:\Users\IQAC\Downloads\WhatsApp Image 2025-12-23 at 8.04.08 PM.jpeg"/>
                   <wp:cNvGraphicFramePr>
                     <a:graphicFrameLocks xmlns:a="http://schemas.openxmlformats.org/drawingml/2006/main" noChangeAspect="1"/>
@@ -7476,7 +7793,7 @@
                         <pic:spPr bwMode="auto">
                           <a:xfrm>
                             <a:off x="0" y="0"/>
-                            <a:ext cx="4406995" cy="837793"/>
+                            <a:ext cx="4361815" cy="828675"/>
                           </a:xfrm>
                           <a:prstGeom prst="rect">
                             <a:avLst/>
@@ -7492,7 +7809,7 @@
                       </pic:pic>
                     </a:graphicData>
                   </a:graphic>
-                </wp:inline>
+                </wp:anchor>
               </w:drawing>
             </w:r>
           </w:p>
@@ -7652,16 +7969,7 @@
                 <w:sz w:val="24"/>
                 <w:szCs w:val="24"/>
               </w:rPr>
-              <w:t>0</w:t>
-            </w:r>
-            <w:r>
-              <w:rPr>
-                <w:rFonts w:ascii="Times New Roman" w:hAnsi="Times New Roman"/>
-                <w:b/>
-                <w:sz w:val="24"/>
-                <w:szCs w:val="24"/>
-              </w:rPr>
-              <w:t>1</w:t>
+              <w:t>00</w:t>
             </w:r>
           </w:p>
         </w:tc>
@@ -7742,25 +8050,7 @@
                 <w:sz w:val="24"/>
                 <w:szCs w:val="24"/>
               </w:rPr>
-              <w:t>01.0</w:t>
-            </w:r>
-            <w:r>
-              <w:rPr>
-                <w:rFonts w:ascii="Times New Roman" w:hAnsi="Times New Roman"/>
-                <w:b/>
-                <w:sz w:val="24"/>
-                <w:szCs w:val="24"/>
-              </w:rPr>
-              <w:t>7</w:t>
-            </w:r>
-            <w:r>
-              <w:rPr>
-                <w:rFonts w:ascii="Times New Roman" w:hAnsi="Times New Roman"/>
-                <w:b/>
-                <w:sz w:val="24"/>
-                <w:szCs w:val="24"/>
-              </w:rPr>
-              <w:t>.2026</w:t>
+              <w:t>01.01.2026</w:t>
             </w:r>
           </w:p>
         </w:tc>
@@ -8012,12 +8302,6 @@
         </w:rPr>
         <w:tab/>
       </w:r>
-      <w:r>
-        <w:rPr>
-          <w:rFonts w:ascii="Times New Roman" w:hAnsi="Times New Roman"/>
-        </w:rPr>
-        <w:tab/>
-      </w:r>
       <w:proofErr w:type="spellStart"/>
       <w:r>
         <w:rPr>
@@ -8221,68 +8505,72 @@
         <w:rPr>
           <w:rFonts w:ascii="Times New Roman" w:hAnsi="Times New Roman"/>
         </w:rPr>
-        <w:t xml:space="preserve"> on …………………………</w:t>
-      </w:r>
+        <w:t xml:space="preserve"> on ……………………………(date(s)). We have since got permission from </w:t>
+      </w:r>
+      <w:proofErr w:type="spellStart"/>
+      <w:r>
+        <w:rPr>
+          <w:rFonts w:ascii="Times New Roman" w:hAnsi="Times New Roman"/>
+        </w:rPr>
+        <w:t>he</w:t>
+      </w:r>
+      <w:proofErr w:type="spellEnd"/>
+      <w:r>
+        <w:rPr>
+          <w:rFonts w:ascii="Times New Roman" w:hAnsi="Times New Roman"/>
+        </w:rPr>
+        <w:t xml:space="preserve"> different companies for the Visits as per the following schedule: </w:t>
+      </w:r>
+    </w:p>
+    <w:p>
+      <w:pPr>
+        <w:spacing w:after="0" w:line="240" w:lineRule="auto"/>
+        <w:jc w:val="both"/>
+        <w:rPr>
+          <w:rFonts w:ascii="Times New Roman" w:hAnsi="Times New Roman"/>
+        </w:rPr>
+      </w:pPr>
+    </w:p>
+    <w:p>
+      <w:pPr>
+        <w:spacing w:after="0" w:line="240" w:lineRule="auto"/>
+        <w:jc w:val="both"/>
+        <w:rPr>
+          <w:rFonts w:ascii="Times New Roman" w:hAnsi="Times New Roman"/>
+        </w:rPr>
+      </w:pPr>
       <w:proofErr w:type="gramStart"/>
       <w:r>
         <w:rPr>
           <w:rFonts w:ascii="Times New Roman" w:hAnsi="Times New Roman"/>
         </w:rPr>
-        <w:t>…(</w:t>
+        <w:t>S</w:t>
+      </w:r>
+      <w:r>
+        <w:rPr>
+          <w:rFonts w:ascii="Times New Roman" w:hAnsi="Times New Roman"/>
+        </w:rPr>
+        <w:t>l</w:t>
+      </w:r>
+      <w:r>
+        <w:rPr>
+          <w:rFonts w:ascii="Times New Roman" w:hAnsi="Times New Roman"/>
+        </w:rPr>
+        <w:t>.</w:t>
+      </w:r>
+      <w:r>
+        <w:rPr>
+          <w:rFonts w:ascii="Times New Roman" w:hAnsi="Times New Roman"/>
+        </w:rPr>
+        <w:t xml:space="preserve"> </w:t>
+      </w:r>
+      <w:r>
+        <w:rPr>
+          <w:rFonts w:ascii="Times New Roman" w:hAnsi="Times New Roman"/>
+        </w:rPr>
+        <w:t>No.</w:t>
       </w:r>
       <w:proofErr w:type="gramEnd"/>
-      <w:r>
-        <w:rPr>
-          <w:rFonts w:ascii="Times New Roman" w:hAnsi="Times New Roman"/>
-        </w:rPr>
-        <w:t xml:space="preserve">date(s)). We have since got permission from </w:t>
-      </w:r>
-      <w:proofErr w:type="spellStart"/>
-      <w:r>
-        <w:rPr>
-          <w:rFonts w:ascii="Times New Roman" w:hAnsi="Times New Roman"/>
-        </w:rPr>
-        <w:t>he</w:t>
-      </w:r>
-      <w:proofErr w:type="spellEnd"/>
-      <w:r>
-        <w:rPr>
-          <w:rFonts w:ascii="Times New Roman" w:hAnsi="Times New Roman"/>
-        </w:rPr>
-        <w:t xml:space="preserve"> different companies for the Visits as per the following schedule: </w:t>
-      </w:r>
-    </w:p>
-    <w:p>
-      <w:pPr>
-        <w:spacing w:after="0" w:line="240" w:lineRule="auto"/>
-        <w:jc w:val="both"/>
-        <w:rPr>
-          <w:rFonts w:ascii="Times New Roman" w:hAnsi="Times New Roman"/>
-        </w:rPr>
-      </w:pPr>
-    </w:p>
-    <w:p>
-      <w:pPr>
-        <w:spacing w:after="0" w:line="240" w:lineRule="auto"/>
-        <w:jc w:val="both"/>
-        <w:rPr>
-          <w:rFonts w:ascii="Times New Roman" w:hAnsi="Times New Roman"/>
-        </w:rPr>
-      </w:pPr>
-      <w:proofErr w:type="spellStart"/>
-      <w:r>
-        <w:rPr>
-          <w:rFonts w:ascii="Times New Roman" w:hAnsi="Times New Roman"/>
-        </w:rPr>
-        <w:t>SL.No</w:t>
-      </w:r>
-      <w:proofErr w:type="spellEnd"/>
-      <w:r>
-        <w:rPr>
-          <w:rFonts w:ascii="Times New Roman" w:hAnsi="Times New Roman"/>
-        </w:rPr>
-        <w:t>.</w:t>
-      </w:r>
       <w:r>
         <w:rPr>
           <w:rFonts w:ascii="Times New Roman" w:hAnsi="Times New Roman"/>
@@ -8384,6 +8672,8 @@
         <w:spacing w:after="0" w:line="240" w:lineRule="auto"/>
         <w:rPr>
           <w:rFonts w:ascii="Times New Roman" w:hAnsi="Times New Roman"/>
+          <w:sz w:val="12"/>
+          <w:szCs w:val="12"/>
         </w:rPr>
       </w:pPr>
     </w:p>
@@ -8665,27 +8955,16 @@
         <w:rPr>
           <w:rFonts w:ascii="Times New Roman" w:hAnsi="Times New Roman"/>
           <w:b/>
-          <w:sz w:val="20"/>
-          <w:szCs w:val="20"/>
-        </w:rPr>
-        <w:t>Professor In-</w:t>
+        </w:rPr>
+        <w:tab/>
       </w:r>
       <w:proofErr w:type="gramStart"/>
       <w:r>
         <w:rPr>
           <w:rFonts w:ascii="Times New Roman" w:hAnsi="Times New Roman"/>
           <w:b/>
-          <w:sz w:val="20"/>
-          <w:szCs w:val="20"/>
-        </w:rPr>
-        <w:t>charge</w:t>
-      </w:r>
-      <w:r>
-        <w:rPr>
-          <w:rFonts w:ascii="Times New Roman" w:hAnsi="Times New Roman"/>
-          <w:b/>
-        </w:rPr>
-        <w:t xml:space="preserve"> </w:t>
+        </w:rPr>
+        <w:t xml:space="preserve">Dean </w:t>
       </w:r>
       <w:r>
         <w:rPr>
@@ -8924,9 +9203,17 @@
               </w:rPr>
               <w:lastRenderedPageBreak/>
               <w:drawing>
-                <wp:inline distT="0" distB="0" distL="0" distR="0">
-                  <wp:extent cx="4361564" cy="829156"/>
-                  <wp:effectExtent l="19050" t="0" r="886" b="0"/>
+                <wp:anchor distT="0" distB="0" distL="114300" distR="114300" simplePos="0" relativeHeight="251668480" behindDoc="0" locked="0" layoutInCell="1" allowOverlap="1">
+                  <wp:simplePos x="0" y="0"/>
+                  <wp:positionH relativeFrom="margin">
+                    <wp:align>center</wp:align>
+                  </wp:positionH>
+                  <wp:positionV relativeFrom="margin">
+                    <wp:posOffset>31750</wp:posOffset>
+                  </wp:positionV>
+                  <wp:extent cx="4361815" cy="828675"/>
+                  <wp:effectExtent l="19050" t="0" r="635" b="0"/>
+                  <wp:wrapSquare wrapText="bothSides"/>
                   <wp:docPr id="10" name="Picture 1" descr="C:\Users\IQAC\Downloads\WhatsApp Image 2025-12-23 at 8.04.08 PM.jpeg"/>
                   <wp:cNvGraphicFramePr>
                     <a:graphicFrameLocks xmlns:a="http://schemas.openxmlformats.org/drawingml/2006/main" noChangeAspect="1"/>
@@ -8950,7 +9237,7 @@
                         <pic:spPr bwMode="auto">
                           <a:xfrm>
                             <a:off x="0" y="0"/>
-                            <a:ext cx="4406995" cy="837793"/>
+                            <a:ext cx="4361815" cy="828675"/>
                           </a:xfrm>
                           <a:prstGeom prst="rect">
                             <a:avLst/>
@@ -8966,7 +9253,7 @@
                       </pic:pic>
                     </a:graphicData>
                   </a:graphic>
-                </wp:inline>
+                </wp:anchor>
               </w:drawing>
             </w:r>
           </w:p>
@@ -9245,27 +9532,7 @@
                 <w:szCs w:val="24"/>
                 <w:u w:val="none"/>
               </w:rPr>
-              <w:t xml:space="preserve">Industrial Visit Declaration </w:t>
-            </w:r>
-            <w:proofErr w:type="gramStart"/>
-            <w:r>
-              <w:rPr>
-                <w:b/>
-                <w:sz w:val="24"/>
-                <w:szCs w:val="24"/>
-                <w:u w:val="none"/>
-              </w:rPr>
-              <w:t>By</w:t>
-            </w:r>
-            <w:proofErr w:type="gramEnd"/>
-            <w:r>
-              <w:rPr>
-                <w:b/>
-                <w:sz w:val="24"/>
-                <w:szCs w:val="24"/>
-                <w:u w:val="none"/>
-              </w:rPr>
-              <w:t xml:space="preserve"> Students And Parents</w:t>
+              <w:t>Industrial Visit Declaration By Students And Parents</w:t>
             </w:r>
           </w:p>
         </w:tc>
@@ -9473,15 +9740,7 @@
       </w:r>
       <w:proofErr w:type="spellEnd"/>
       <w:r>
-        <w:t>………………. Class……………… Dept……………wish to state that I am participating in the Industrial Visit (I.V.) to ……………………………………arranged by the college on ……………………….. (</w:t>
-      </w:r>
-      <w:proofErr w:type="gramStart"/>
-      <w:r>
-        <w:t>date(s))</w:t>
-      </w:r>
-      <w:proofErr w:type="gramEnd"/>
-      <w:r>
-        <w:t xml:space="preserve"> on my own interest. I will abide by the rules and regulations stipulated by the college and I will obey the instructions of the accompanying staff member.</w:t>
+        <w:t>………………. Class……………… Dept……………wish to state that I am participating in the Industrial Visit (I.V.) to ……………………………………arranged by the college on ……………………….. (date(s)) on my own interest. I will abide by the rules and regulations stipulated by the college and I will obey the instructions of the accompanying staff member.</w:t>
       </w:r>
     </w:p>
     <w:p>
@@ -9672,14 +9931,6 @@
           <w:rFonts w:ascii="Times New Roman" w:hAnsi="Times New Roman"/>
           <w:b/>
           <w:bCs/>
-        </w:rPr>
-      </w:pPr>
-    </w:p>
-    <w:p>
-      <w:pPr>
-        <w:spacing w:after="0" w:line="240" w:lineRule="auto"/>
-        <w:rPr>
-          <w:rFonts w:ascii="Times New Roman" w:hAnsi="Times New Roman"/>
         </w:rPr>
       </w:pPr>
     </w:p>
@@ -9729,11 +9980,18 @@
                 <w:szCs w:val="24"/>
                 <w:lang w:bidi="ta-IN"/>
               </w:rPr>
-              <w:lastRenderedPageBreak/>
               <w:drawing>
-                <wp:inline distT="0" distB="0" distL="0" distR="0">
-                  <wp:extent cx="4361564" cy="829156"/>
-                  <wp:effectExtent l="19050" t="0" r="886" b="0"/>
+                <wp:anchor distT="0" distB="0" distL="114300" distR="114300" simplePos="0" relativeHeight="251669504" behindDoc="0" locked="0" layoutInCell="1" allowOverlap="1">
+                  <wp:simplePos x="0" y="0"/>
+                  <wp:positionH relativeFrom="margin">
+                    <wp:posOffset>24130</wp:posOffset>
+                  </wp:positionH>
+                  <wp:positionV relativeFrom="margin">
+                    <wp:posOffset>33020</wp:posOffset>
+                  </wp:positionV>
+                  <wp:extent cx="4361815" cy="828675"/>
+                  <wp:effectExtent l="19050" t="0" r="635" b="0"/>
+                  <wp:wrapSquare wrapText="bothSides"/>
                   <wp:docPr id="13" name="Picture 1" descr="C:\Users\IQAC\Downloads\WhatsApp Image 2025-12-23 at 8.04.08 PM.jpeg"/>
                   <wp:cNvGraphicFramePr>
                     <a:graphicFrameLocks xmlns:a="http://schemas.openxmlformats.org/drawingml/2006/main" noChangeAspect="1"/>
@@ -9757,7 +10015,7 @@
                         <pic:spPr bwMode="auto">
                           <a:xfrm>
                             <a:off x="0" y="0"/>
-                            <a:ext cx="4406995" cy="837793"/>
+                            <a:ext cx="4361815" cy="828675"/>
                           </a:xfrm>
                           <a:prstGeom prst="rect">
                             <a:avLst/>
@@ -9773,7 +10031,7 @@
                       </pic:pic>
                     </a:graphicData>
                   </a:graphic>
-                </wp:inline>
+                </wp:anchor>
               </w:drawing>
             </w:r>
           </w:p>
@@ -9933,16 +10191,7 @@
                 <w:sz w:val="24"/>
                 <w:szCs w:val="24"/>
               </w:rPr>
-              <w:t>0</w:t>
-            </w:r>
-            <w:r>
-              <w:rPr>
-                <w:rFonts w:ascii="Times New Roman" w:hAnsi="Times New Roman"/>
-                <w:b/>
-                <w:sz w:val="24"/>
-                <w:szCs w:val="24"/>
-              </w:rPr>
-              <w:t>1</w:t>
+              <w:t>00</w:t>
             </w:r>
           </w:p>
         </w:tc>
@@ -10023,25 +10272,7 @@
                 <w:sz w:val="24"/>
                 <w:szCs w:val="24"/>
               </w:rPr>
-              <w:t>01.0</w:t>
-            </w:r>
-            <w:r>
-              <w:rPr>
-                <w:rFonts w:ascii="Times New Roman" w:hAnsi="Times New Roman"/>
-                <w:b/>
-                <w:sz w:val="24"/>
-                <w:szCs w:val="24"/>
-              </w:rPr>
-              <w:t>7</w:t>
-            </w:r>
-            <w:r>
-              <w:rPr>
-                <w:rFonts w:ascii="Times New Roman" w:hAnsi="Times New Roman"/>
-                <w:b/>
-                <w:sz w:val="24"/>
-                <w:szCs w:val="24"/>
-              </w:rPr>
-              <w:t>.2026</w:t>
+              <w:t>01.01.2026</w:t>
             </w:r>
           </w:p>
         </w:tc>
@@ -10309,7 +10540,6 @@
                 <w:lang w:val="en-IN" w:eastAsia="en-IN"/>
               </w:rPr>
             </w:pPr>
-            <w:proofErr w:type="spellStart"/>
             <w:r>
               <w:rPr>
                 <w:rFonts w:ascii="Times New Roman" w:eastAsia="Times New Roman" w:hAnsi="Times New Roman"/>
@@ -10318,9 +10548,28 @@
                 <w:szCs w:val="24"/>
                 <w:lang w:val="en-IN" w:eastAsia="en-IN"/>
               </w:rPr>
-              <w:t>S.No</w:t>
-            </w:r>
-            <w:proofErr w:type="spellEnd"/>
+              <w:t>S.</w:t>
+            </w:r>
+            <w:r>
+              <w:rPr>
+                <w:rFonts w:ascii="Times New Roman" w:eastAsia="Times New Roman" w:hAnsi="Times New Roman"/>
+                <w:b/>
+                <w:sz w:val="24"/>
+                <w:szCs w:val="24"/>
+                <w:lang w:val="en-IN" w:eastAsia="en-IN"/>
+              </w:rPr>
+              <w:t xml:space="preserve"> </w:t>
+            </w:r>
+            <w:r>
+              <w:rPr>
+                <w:rFonts w:ascii="Times New Roman" w:eastAsia="Times New Roman" w:hAnsi="Times New Roman"/>
+                <w:b/>
+                <w:sz w:val="24"/>
+                <w:szCs w:val="24"/>
+                <w:lang w:val="en-IN" w:eastAsia="en-IN"/>
+              </w:rPr>
+              <w:t>No</w:t>
+            </w:r>
           </w:p>
         </w:tc>
         <w:tc>
@@ -11113,7 +11362,7 @@
           <w:rFonts w:ascii="Times New Roman" w:hAnsi="Times New Roman"/>
           <w:b/>
         </w:rPr>
-        <w:t xml:space="preserve">       </w:t>
+        <w:t xml:space="preserve">         </w:t>
       </w:r>
       <w:r>
         <w:rPr>
@@ -11156,13 +11405,6 @@
           <w:b/>
         </w:rPr>
         <w:t xml:space="preserve">                                             </w:t>
-      </w:r>
-      <w:r>
-        <w:rPr>
-          <w:rFonts w:ascii="Times New Roman" w:hAnsi="Times New Roman"/>
-          <w:b/>
-        </w:rPr>
-        <w:t xml:space="preserve">          </w:t>
       </w:r>
       <w:r>
         <w:rPr>
@@ -11228,19 +11470,6 @@
           <w:b/>
         </w:rPr>
         <w:tab/>
-      </w:r>
-      <w:r>
-        <w:rPr>
-          <w:rFonts w:ascii="Times New Roman" w:hAnsi="Times New Roman"/>
-          <w:b/>
-        </w:rPr>
-        <w:t xml:space="preserve">     </w:t>
-      </w:r>
-      <w:r>
-        <w:rPr>
-          <w:rFonts w:ascii="Times New Roman" w:hAnsi="Times New Roman"/>
-          <w:b/>
-        </w:rPr>
         <w:t>HOD</w:t>
       </w:r>
       <w:r>
@@ -11284,39 +11513,7 @@
           <w:b/>
         </w:rPr>
         <w:tab/>
-      </w:r>
-      <w:r>
-        <w:rPr>
-          <w:rFonts w:ascii="Times New Roman" w:hAnsi="Times New Roman"/>
-          <w:b/>
-        </w:rPr>
-        <w:t xml:space="preserve">                               </w:t>
-      </w:r>
-      <w:r>
-        <w:rPr>
-          <w:rFonts w:ascii="Times New Roman" w:hAnsi="Times New Roman"/>
-          <w:b/>
-          <w:sz w:val="20"/>
-          <w:szCs w:val="20"/>
-        </w:rPr>
-        <w:t>Professor In-</w:t>
-      </w:r>
-      <w:proofErr w:type="gramStart"/>
-      <w:r>
-        <w:rPr>
-          <w:rFonts w:ascii="Times New Roman" w:hAnsi="Times New Roman"/>
-          <w:b/>
-          <w:sz w:val="20"/>
-          <w:szCs w:val="20"/>
-        </w:rPr>
-        <w:t xml:space="preserve">charge </w:t>
-      </w:r>
-      <w:r>
-        <w:rPr>
-          <w:rFonts w:ascii="Times New Roman" w:hAnsi="Times New Roman"/>
-          <w:b/>
-        </w:rPr>
-        <w:t xml:space="preserve"> </w:t>
+        <w:t xml:space="preserve">Dean </w:t>
       </w:r>
       <w:r>
         <w:rPr>
@@ -11325,7 +11522,6 @@
         </w:rPr>
         <w:t>IIPC</w:t>
       </w:r>
-      <w:proofErr w:type="gramEnd"/>
     </w:p>
     <w:p>
       <w:pPr>
@@ -11396,14 +11592,6 @@
         </w:rPr>
         <w:t>*Report to be submitted for each IV</w:t>
       </w:r>
-    </w:p>
-    <w:p>
-      <w:pPr>
-        <w:spacing w:after="0" w:line="240" w:lineRule="auto"/>
-        <w:rPr>
-          <w:rFonts w:ascii="Times New Roman" w:hAnsi="Times New Roman"/>
-        </w:rPr>
-      </w:pPr>
     </w:p>
     <w:p>
       <w:pPr>
@@ -11539,11 +11727,18 @@
                 <w:szCs w:val="24"/>
                 <w:lang w:bidi="ta-IN"/>
               </w:rPr>
-              <w:lastRenderedPageBreak/>
               <w:drawing>
-                <wp:inline distT="0" distB="0" distL="0" distR="0">
-                  <wp:extent cx="4361564" cy="829156"/>
-                  <wp:effectExtent l="19050" t="0" r="886" b="0"/>
+                <wp:anchor distT="0" distB="0" distL="114300" distR="114300" simplePos="0" relativeHeight="251661312" behindDoc="0" locked="0" layoutInCell="1" allowOverlap="1">
+                  <wp:simplePos x="0" y="0"/>
+                  <wp:positionH relativeFrom="margin">
+                    <wp:align>center</wp:align>
+                  </wp:positionH>
+                  <wp:positionV relativeFrom="margin">
+                    <wp:posOffset>22225</wp:posOffset>
+                  </wp:positionV>
+                  <wp:extent cx="4361815" cy="828675"/>
+                  <wp:effectExtent l="19050" t="0" r="635" b="0"/>
+                  <wp:wrapSquare wrapText="bothSides"/>
                   <wp:docPr id="90" name="Picture 1" descr="C:\Users\IQAC\Downloads\WhatsApp Image 2025-12-23 at 8.04.08 PM.jpeg"/>
                   <wp:cNvGraphicFramePr>
                     <a:graphicFrameLocks xmlns:a="http://schemas.openxmlformats.org/drawingml/2006/main" noChangeAspect="1"/>
@@ -11567,7 +11762,7 @@
                         <pic:spPr bwMode="auto">
                           <a:xfrm>
                             <a:off x="0" y="0"/>
-                            <a:ext cx="4406995" cy="837793"/>
+                            <a:ext cx="4361815" cy="828675"/>
                           </a:xfrm>
                           <a:prstGeom prst="rect">
                             <a:avLst/>
@@ -11583,7 +11778,7 @@
                       </pic:pic>
                     </a:graphicData>
                   </a:graphic>
-                </wp:inline>
+                </wp:anchor>
               </w:drawing>
             </w:r>
           </w:p>
@@ -11733,16 +11928,7 @@
                 <w:sz w:val="24"/>
                 <w:szCs w:val="24"/>
               </w:rPr>
-              <w:t>0</w:t>
-            </w:r>
-            <w:r>
-              <w:rPr>
-                <w:rFonts w:ascii="Times New Roman" w:hAnsi="Times New Roman"/>
-                <w:b/>
-                <w:sz w:val="24"/>
-                <w:szCs w:val="24"/>
-              </w:rPr>
-              <w:t>1</w:t>
+              <w:t>00</w:t>
             </w:r>
           </w:p>
         </w:tc>
@@ -11823,25 +12009,7 @@
                 <w:sz w:val="24"/>
                 <w:szCs w:val="24"/>
               </w:rPr>
-              <w:t>01.0</w:t>
-            </w:r>
-            <w:r>
-              <w:rPr>
-                <w:rFonts w:ascii="Times New Roman" w:hAnsi="Times New Roman"/>
-                <w:b/>
-                <w:sz w:val="24"/>
-                <w:szCs w:val="24"/>
-              </w:rPr>
-              <w:t>7</w:t>
-            </w:r>
-            <w:r>
-              <w:rPr>
-                <w:rFonts w:ascii="Times New Roman" w:hAnsi="Times New Roman"/>
-                <w:b/>
-                <w:sz w:val="24"/>
-                <w:szCs w:val="24"/>
-              </w:rPr>
-              <w:t>.2026</w:t>
+              <w:t>01.01.2026</w:t>
             </w:r>
           </w:p>
         </w:tc>
@@ -12034,19 +12202,11 @@
         <w:tab/>
         <w:t xml:space="preserve">             </w:t>
       </w:r>
-      <w:proofErr w:type="gramStart"/>
-      <w:r>
-        <w:rPr>
-          <w:rFonts w:ascii="Times New Roman" w:hAnsi="Times New Roman"/>
-        </w:rPr>
-        <w:t>The</w:t>
-      </w:r>
-      <w:proofErr w:type="gramEnd"/>
-      <w:r>
-        <w:rPr>
-          <w:rFonts w:ascii="Times New Roman" w:hAnsi="Times New Roman"/>
-        </w:rPr>
-        <w:t xml:space="preserve"> Principal</w:t>
+      <w:r>
+        <w:rPr>
+          <w:rFonts w:ascii="Times New Roman" w:hAnsi="Times New Roman"/>
+        </w:rPr>
+        <w:t>The Principal</w:t>
       </w:r>
     </w:p>
     <w:p>
@@ -12314,21 +12474,7 @@
         <w:rPr>
           <w:rFonts w:ascii="Times New Roman" w:hAnsi="Times New Roman"/>
         </w:rPr>
-        <w:t xml:space="preserve"> on …………………………</w:t>
-      </w:r>
-      <w:proofErr w:type="gramStart"/>
-      <w:r>
-        <w:rPr>
-          <w:rFonts w:ascii="Times New Roman" w:hAnsi="Times New Roman"/>
-        </w:rPr>
-        <w:t>…(</w:t>
-      </w:r>
-      <w:proofErr w:type="gramEnd"/>
-      <w:r>
-        <w:rPr>
-          <w:rFonts w:ascii="Times New Roman" w:hAnsi="Times New Roman"/>
-        </w:rPr>
-        <w:t>date). We have received permission from the company to facilitate this visit, which will support and enhance real-time learning for the participants.</w:t>
+        <w:t xml:space="preserve"> on ……………………………(date). We have received permission from the company to facilitate this visit, which will support and enhance real-time learning for the participants.</w:t>
       </w:r>
     </w:p>
     <w:tbl>
@@ -12924,8 +13070,16 @@
     <w:p>
       <w:pPr>
         <w:spacing w:after="0" w:line="240" w:lineRule="auto"/>
+        <w:ind w:left="720"/>
+        <w:rPr>
+          <w:rFonts w:ascii="Times New Roman" w:hAnsi="Times New Roman"/>
+        </w:rPr>
+      </w:pPr>
+    </w:p>
+    <w:p>
+      <w:pPr>
+        <w:spacing w:after="0" w:line="240" w:lineRule="auto"/>
         <w:ind w:left="720" w:hanging="720"/>
-        <w:jc w:val="center"/>
         <w:rPr>
           <w:rFonts w:ascii="Times New Roman" w:hAnsi="Times New Roman"/>
           <w:b/>
@@ -12957,13 +13111,6 @@
           <w:rFonts w:ascii="Times New Roman" w:hAnsi="Times New Roman"/>
           <w:b/>
         </w:rPr>
-        <w:t xml:space="preserve">                                                                             </w:t>
-      </w:r>
-      <w:r>
-        <w:rPr>
-          <w:rFonts w:ascii="Times New Roman" w:hAnsi="Times New Roman"/>
-          <w:b/>
-        </w:rPr>
         <w:tab/>
       </w:r>
       <w:r>
@@ -12971,66 +13118,28 @@
           <w:rFonts w:ascii="Times New Roman" w:hAnsi="Times New Roman"/>
           <w:b/>
         </w:rPr>
-        <w:t>HOD</w:t>
-      </w:r>
-    </w:p>
-    <w:p>
-      <w:pPr>
-        <w:spacing w:after="0" w:line="240" w:lineRule="auto"/>
-        <w:ind w:left="720" w:hanging="720"/>
-        <w:rPr>
-          <w:rFonts w:ascii="Times New Roman" w:hAnsi="Times New Roman"/>
-          <w:b/>
-        </w:rPr>
-      </w:pPr>
-    </w:p>
-    <w:p>
-      <w:pPr>
-        <w:spacing w:after="0" w:line="240" w:lineRule="auto"/>
-        <w:ind w:left="720" w:hanging="720"/>
-        <w:rPr>
-          <w:rFonts w:ascii="Times New Roman" w:hAnsi="Times New Roman"/>
-          <w:b/>
-        </w:rPr>
-      </w:pPr>
-    </w:p>
-    <w:p>
-      <w:pPr>
-        <w:spacing w:after="0" w:line="240" w:lineRule="auto"/>
-        <w:ind w:left="720" w:hanging="720"/>
-        <w:jc w:val="center"/>
-        <w:rPr>
-          <w:rFonts w:ascii="Times New Roman" w:hAnsi="Times New Roman"/>
-          <w:b/>
-          <w:sz w:val="20"/>
-          <w:szCs w:val="20"/>
-        </w:rPr>
-      </w:pPr>
-    </w:p>
-    <w:p>
-      <w:pPr>
-        <w:spacing w:after="0" w:line="240" w:lineRule="auto"/>
-        <w:ind w:left="720" w:hanging="720"/>
-        <w:rPr>
-          <w:rFonts w:ascii="Times New Roman" w:hAnsi="Times New Roman"/>
-          <w:b/>
-        </w:rPr>
-      </w:pPr>
-      <w:r>
-        <w:rPr>
-          <w:rFonts w:ascii="Times New Roman" w:hAnsi="Times New Roman"/>
-          <w:b/>
-          <w:sz w:val="20"/>
-          <w:szCs w:val="20"/>
-        </w:rPr>
-        <w:t xml:space="preserve">            Professor In-charge</w:t>
-      </w:r>
-      <w:r>
-        <w:rPr>
-          <w:rFonts w:ascii="Times New Roman" w:hAnsi="Times New Roman"/>
-          <w:b/>
-        </w:rPr>
-        <w:t xml:space="preserve"> </w:t>
+        <w:t xml:space="preserve">HOD   </w:t>
+      </w:r>
+      <w:r>
+        <w:rPr>
+          <w:rFonts w:ascii="Times New Roman" w:hAnsi="Times New Roman"/>
+          <w:b/>
+        </w:rPr>
+        <w:tab/>
+      </w:r>
+      <w:r>
+        <w:rPr>
+          <w:rFonts w:ascii="Times New Roman" w:hAnsi="Times New Roman"/>
+          <w:b/>
+        </w:rPr>
+        <w:tab/>
+      </w:r>
+      <w:r>
+        <w:rPr>
+          <w:rFonts w:ascii="Times New Roman" w:hAnsi="Times New Roman"/>
+          <w:b/>
+        </w:rPr>
+        <w:t xml:space="preserve">Dean </w:t>
       </w:r>
       <w:r>
         <w:rPr>
@@ -13051,13 +13160,6 @@
           <w:rFonts w:ascii="Times New Roman" w:hAnsi="Times New Roman"/>
           <w:b/>
         </w:rPr>
-        <w:t xml:space="preserve">  </w:t>
-      </w:r>
-      <w:r>
-        <w:rPr>
-          <w:rFonts w:ascii="Times New Roman" w:hAnsi="Times New Roman"/>
-          <w:b/>
-        </w:rPr>
         <w:tab/>
       </w:r>
       <w:r>
@@ -13065,21 +13167,7 @@
           <w:rFonts w:ascii="Times New Roman" w:hAnsi="Times New Roman"/>
           <w:b/>
         </w:rPr>
-        <w:t xml:space="preserve">     </w:t>
-      </w:r>
-      <w:r>
-        <w:rPr>
-          <w:rFonts w:ascii="Times New Roman" w:hAnsi="Times New Roman"/>
-          <w:b/>
-        </w:rPr>
         <w:tab/>
-      </w:r>
-      <w:r>
-        <w:rPr>
-          <w:rFonts w:ascii="Times New Roman" w:hAnsi="Times New Roman"/>
-          <w:b/>
-        </w:rPr>
-        <w:t xml:space="preserve">                                                           </w:t>
       </w:r>
       <w:r>
         <w:rPr>
@@ -13375,9 +13463,17 @@
               </w:rPr>
               <w:lastRenderedPageBreak/>
               <w:drawing>
-                <wp:inline distT="0" distB="0" distL="0" distR="0">
-                  <wp:extent cx="4361564" cy="829156"/>
-                  <wp:effectExtent l="19050" t="0" r="886" b="0"/>
+                <wp:anchor distT="0" distB="0" distL="114300" distR="114300" simplePos="0" relativeHeight="251660288" behindDoc="0" locked="0" layoutInCell="1" allowOverlap="1">
+                  <wp:simplePos x="0" y="0"/>
+                  <wp:positionH relativeFrom="margin">
+                    <wp:align>center</wp:align>
+                  </wp:positionH>
+                  <wp:positionV relativeFrom="margin">
+                    <wp:posOffset>22225</wp:posOffset>
+                  </wp:positionV>
+                  <wp:extent cx="4295775" cy="781050"/>
+                  <wp:effectExtent l="19050" t="0" r="9525" b="0"/>
+                  <wp:wrapSquare wrapText="bothSides"/>
                   <wp:docPr id="100" name="Picture 1" descr="C:\Users\IQAC\Downloads\WhatsApp Image 2025-12-23 at 8.04.08 PM.jpeg"/>
                   <wp:cNvGraphicFramePr>
                     <a:graphicFrameLocks xmlns:a="http://schemas.openxmlformats.org/drawingml/2006/main" noChangeAspect="1"/>
@@ -13401,7 +13497,7 @@
                         <pic:spPr bwMode="auto">
                           <a:xfrm>
                             <a:off x="0" y="0"/>
-                            <a:ext cx="4406995" cy="837793"/>
+                            <a:ext cx="4295775" cy="781050"/>
                           </a:xfrm>
                           <a:prstGeom prst="rect">
                             <a:avLst/>
@@ -13417,7 +13513,7 @@
                       </pic:pic>
                     </a:graphicData>
                   </a:graphic>
-                </wp:inline>
+                </wp:anchor>
               </w:drawing>
             </w:r>
           </w:p>
@@ -13502,7 +13598,7 @@
       </w:tr>
       <w:tr>
         <w:trPr>
-          <w:trHeight w:val="269"/>
+          <w:trHeight w:val="614"/>
           <w:jc w:val="center"/>
         </w:trPr>
         <w:tc>
@@ -13567,16 +13663,7 @@
                 <w:sz w:val="24"/>
                 <w:szCs w:val="24"/>
               </w:rPr>
-              <w:t>0</w:t>
-            </w:r>
-            <w:r>
-              <w:rPr>
-                <w:rFonts w:ascii="Times New Roman" w:hAnsi="Times New Roman"/>
-                <w:b/>
-                <w:sz w:val="24"/>
-                <w:szCs w:val="24"/>
-              </w:rPr>
-              <w:t>1</w:t>
+              <w:t>00</w:t>
             </w:r>
           </w:p>
         </w:tc>
@@ -13657,25 +13744,7 @@
                 <w:sz w:val="24"/>
                 <w:szCs w:val="24"/>
               </w:rPr>
-              <w:t>01.0</w:t>
-            </w:r>
-            <w:r>
-              <w:rPr>
-                <w:rFonts w:ascii="Times New Roman" w:hAnsi="Times New Roman"/>
-                <w:b/>
-                <w:sz w:val="24"/>
-                <w:szCs w:val="24"/>
-              </w:rPr>
-              <w:t>7</w:t>
-            </w:r>
-            <w:r>
-              <w:rPr>
-                <w:rFonts w:ascii="Times New Roman" w:hAnsi="Times New Roman"/>
-                <w:b/>
-                <w:sz w:val="24"/>
-                <w:szCs w:val="24"/>
-              </w:rPr>
-              <w:t>.2026</w:t>
+              <w:t>01.01.2026</w:t>
             </w:r>
           </w:p>
         </w:tc>
@@ -13731,18 +13800,7 @@
                 <w:szCs w:val="24"/>
                 <w:u w:val="none"/>
               </w:rPr>
-              <w:t xml:space="preserve">- </w:t>
-            </w:r>
-            <w:bookmarkStart w:id="0" w:name="_GoBack"/>
-            <w:bookmarkEnd w:id="0"/>
-            <w:r>
-              <w:rPr>
-                <w:b/>
-                <w:sz w:val="24"/>
-                <w:szCs w:val="24"/>
-                <w:u w:val="none"/>
-              </w:rPr>
-              <w:t xml:space="preserve">Semester </w:t>
+              <w:t xml:space="preserve">- Semester </w:t>
             </w:r>
             <w:r>
               <w:rPr>
@@ -13984,7 +14042,6 @@
       <w:tblPr>
         <w:tblStyle w:val="TableGrid"/>
         <w:tblW w:w="10071" w:type="dxa"/>
-        <w:jc w:val="center"/>
         <w:tblLook w:val="04A0"/>
       </w:tblPr>
       <w:tblGrid>
@@ -13996,12 +14053,11 @@
         <w:gridCol w:w="1603"/>
         <w:gridCol w:w="696"/>
         <w:gridCol w:w="1750"/>
-        <w:gridCol w:w="1270"/>
+        <w:gridCol w:w="1243"/>
       </w:tblGrid>
       <w:tr>
         <w:trPr>
           <w:trHeight w:val="911"/>
-          <w:jc w:val="center"/>
         </w:trPr>
         <w:tc>
           <w:tcPr>
@@ -14273,7 +14329,17 @@
                 <w:szCs w:val="24"/>
                 <w:lang w:eastAsia="en-IN"/>
               </w:rPr>
-              <w:t>(YES/NO)</w:t>
+              <w:t>(Yes/No</w:t>
+            </w:r>
+            <w:r>
+              <w:rPr>
+                <w:rFonts w:ascii="Times New Roman" w:eastAsia="Times New Roman" w:hAnsi="Times New Roman"/>
+                <w:b/>
+                <w:sz w:val="24"/>
+                <w:szCs w:val="24"/>
+                <w:lang w:eastAsia="en-IN"/>
+              </w:rPr>
+              <w:t>)</w:t>
             </w:r>
           </w:p>
         </w:tc>
@@ -14281,7 +14347,6 @@
       <w:tr>
         <w:trPr>
           <w:trHeight w:val="404"/>
-          <w:jc w:val="center"/>
         </w:trPr>
         <w:tc>
           <w:tcPr>
@@ -14446,7 +14511,6 @@
       <w:tr>
         <w:trPr>
           <w:trHeight w:val="404"/>
-          <w:jc w:val="center"/>
         </w:trPr>
         <w:tc>
           <w:tcPr>
@@ -14611,7 +14675,6 @@
       <w:tr>
         <w:trPr>
           <w:trHeight w:val="404"/>
-          <w:jc w:val="center"/>
         </w:trPr>
         <w:tc>
           <w:tcPr>
@@ -14776,7 +14839,6 @@
       <w:tr>
         <w:trPr>
           <w:trHeight w:val="404"/>
-          <w:jc w:val="center"/>
         </w:trPr>
         <w:tc>
           <w:tcPr>
@@ -14941,7 +15003,6 @@
       <w:tr>
         <w:trPr>
           <w:trHeight w:val="404"/>
-          <w:jc w:val="center"/>
         </w:trPr>
         <w:tc>
           <w:tcPr>
@@ -15221,23 +15282,15 @@
           <w:rFonts w:ascii="Times New Roman" w:hAnsi="Times New Roman"/>
           <w:b/>
         </w:rPr>
-        <w:t xml:space="preserve">   </w:t>
-      </w:r>
-      <w:r>
-        <w:rPr>
-          <w:rFonts w:ascii="Times New Roman" w:hAnsi="Times New Roman"/>
-          <w:b/>
-          <w:sz w:val="20"/>
-          <w:szCs w:val="20"/>
-        </w:rPr>
-        <w:t>Professor In-charge</w:t>
-      </w:r>
-      <w:r>
-        <w:rPr>
-          <w:rFonts w:ascii="Times New Roman" w:hAnsi="Times New Roman"/>
-          <w:b/>
-        </w:rPr>
-        <w:t xml:space="preserve"> </w:t>
+        <w:tab/>
+      </w:r>
+      <w:r>
+        <w:rPr>
+          <w:rFonts w:ascii="Times New Roman" w:hAnsi="Times New Roman"/>
+          <w:b/>
+        </w:rPr>
+        <w:tab/>
+        <w:t xml:space="preserve">Dean </w:t>
       </w:r>
       <w:r>
         <w:rPr>
@@ -15521,9 +15574,17 @@
               </w:rPr>
               <w:lastRenderedPageBreak/>
               <w:drawing>
-                <wp:inline distT="0" distB="0" distL="0" distR="0">
-                  <wp:extent cx="4361564" cy="829156"/>
-                  <wp:effectExtent l="19050" t="0" r="886" b="0"/>
+                <wp:anchor distT="0" distB="0" distL="114300" distR="114300" simplePos="0" relativeHeight="251659264" behindDoc="0" locked="0" layoutInCell="1" allowOverlap="1">
+                  <wp:simplePos x="0" y="0"/>
+                  <wp:positionH relativeFrom="margin">
+                    <wp:align>center</wp:align>
+                  </wp:positionH>
+                  <wp:positionV relativeFrom="margin">
+                    <wp:posOffset>12700</wp:posOffset>
+                  </wp:positionV>
+                  <wp:extent cx="4359275" cy="771525"/>
+                  <wp:effectExtent l="19050" t="0" r="3175" b="0"/>
+                  <wp:wrapSquare wrapText="bothSides"/>
                   <wp:docPr id="15" name="Picture 1" descr="C:\Users\IQAC\Downloads\WhatsApp Image 2025-12-23 at 8.04.08 PM.jpeg"/>
                   <wp:cNvGraphicFramePr>
                     <a:graphicFrameLocks xmlns:a="http://schemas.openxmlformats.org/drawingml/2006/main" noChangeAspect="1"/>
@@ -15547,7 +15608,7 @@
                         <pic:spPr bwMode="auto">
                           <a:xfrm>
                             <a:off x="0" y="0"/>
-                            <a:ext cx="4406995" cy="837793"/>
+                            <a:ext cx="4359275" cy="771525"/>
                           </a:xfrm>
                           <a:prstGeom prst="rect">
                             <a:avLst/>
@@ -15563,7 +15624,7 @@
                       </pic:pic>
                     </a:graphicData>
                   </a:graphic>
-                </wp:inline>
+                </wp:anchor>
               </w:drawing>
             </w:r>
           </w:p>
@@ -15658,7 +15719,7 @@
       </w:tr>
       <w:tr>
         <w:trPr>
-          <w:trHeight w:val="269"/>
+          <w:trHeight w:val="472"/>
           <w:jc w:val="center"/>
         </w:trPr>
         <w:tc>
@@ -15723,16 +15784,7 @@
                 <w:sz w:val="24"/>
                 <w:szCs w:val="24"/>
               </w:rPr>
-              <w:t>0</w:t>
-            </w:r>
-            <w:r>
-              <w:rPr>
-                <w:rFonts w:ascii="Times New Roman" w:hAnsi="Times New Roman"/>
-                <w:b/>
-                <w:sz w:val="24"/>
-                <w:szCs w:val="24"/>
-              </w:rPr>
-              <w:t>1</w:t>
+              <w:t>00</w:t>
             </w:r>
           </w:p>
         </w:tc>
@@ -15813,25 +15865,7 @@
                 <w:sz w:val="24"/>
                 <w:szCs w:val="24"/>
               </w:rPr>
-              <w:t>01.0</w:t>
-            </w:r>
-            <w:r>
-              <w:rPr>
-                <w:rFonts w:ascii="Times New Roman" w:hAnsi="Times New Roman"/>
-                <w:b/>
-                <w:sz w:val="24"/>
-                <w:szCs w:val="24"/>
-              </w:rPr>
-              <w:t>7</w:t>
-            </w:r>
-            <w:r>
-              <w:rPr>
-                <w:rFonts w:ascii="Times New Roman" w:hAnsi="Times New Roman"/>
-                <w:b/>
-                <w:sz w:val="24"/>
-                <w:szCs w:val="24"/>
-              </w:rPr>
-              <w:t>.2026</w:t>
+              <w:t>01.01.2026</w:t>
             </w:r>
           </w:p>
         </w:tc>
@@ -15869,7 +15903,25 @@
                 <w:szCs w:val="24"/>
                 <w:u w:val="none"/>
               </w:rPr>
-              <w:t>In Plant Training Report</w:t>
+              <w:t>In Plant Training</w:t>
+            </w:r>
+            <w:r>
+              <w:rPr>
+                <w:b/>
+                <w:sz w:val="24"/>
+                <w:szCs w:val="24"/>
+                <w:u w:val="none"/>
+              </w:rPr>
+              <w:t>/ Internship</w:t>
+            </w:r>
+            <w:r>
+              <w:rPr>
+                <w:b/>
+                <w:sz w:val="24"/>
+                <w:szCs w:val="24"/>
+                <w:u w:val="none"/>
+              </w:rPr>
+              <w:t xml:space="preserve"> Report</w:t>
             </w:r>
           </w:p>
         </w:tc>
@@ -16019,18 +16071,13 @@
           <w:rFonts w:ascii="Times New Roman" w:hAnsi="Times New Roman"/>
         </w:rPr>
         <w:tab/>
-      </w:r>
-      <w:r>
-        <w:rPr>
-          <w:rFonts w:ascii="Times New Roman" w:hAnsi="Times New Roman"/>
-        </w:rPr>
-        <w:t xml:space="preserve">  </w:t>
-      </w:r>
-      <w:r>
-        <w:rPr>
-          <w:rFonts w:ascii="Times New Roman" w:hAnsi="Times New Roman"/>
-        </w:rPr>
-        <w:t>Academic Year:</w:t>
+        <w:t xml:space="preserve"> Academic</w:t>
+      </w:r>
+      <w:r>
+        <w:rPr>
+          <w:rFonts w:ascii="Times New Roman" w:hAnsi="Times New Roman"/>
+        </w:rPr>
+        <w:t xml:space="preserve"> Year:</w:t>
       </w:r>
       <w:r>
         <w:rPr>
@@ -16298,25 +16345,59 @@
                 <w:b/>
                 <w:lang w:val="en-IN" w:eastAsia="en-IN"/>
               </w:rPr>
-              <w:t>Technical presentation</w:t>
-            </w:r>
-          </w:p>
-          <w:p>
-            <w:pPr>
-              <w:jc w:val="center"/>
+              <w:t xml:space="preserve">Technical </w:t>
+            </w:r>
+            <w:r>
               <w:rPr>
                 <w:rFonts w:ascii="Times New Roman" w:eastAsia="Times New Roman" w:hAnsi="Times New Roman"/>
                 <w:b/>
                 <w:lang w:val="en-IN" w:eastAsia="en-IN"/>
               </w:rPr>
-            </w:pPr>
-            <w:r>
+              <w:t>Report</w:t>
+            </w:r>
+          </w:p>
+          <w:p>
+            <w:pPr>
+              <w:jc w:val="center"/>
               <w:rPr>
                 <w:rFonts w:ascii="Times New Roman" w:eastAsia="Times New Roman" w:hAnsi="Times New Roman"/>
                 <w:b/>
                 <w:lang w:val="en-IN" w:eastAsia="en-IN"/>
               </w:rPr>
-              <w:t>(YES/NO)</w:t>
+            </w:pPr>
+            <w:r>
+              <w:rPr>
+                <w:rFonts w:ascii="Times New Roman" w:eastAsia="Times New Roman" w:hAnsi="Times New Roman"/>
+                <w:b/>
+                <w:lang w:val="en-IN" w:eastAsia="en-IN"/>
+              </w:rPr>
+              <w:t>(Yes</w:t>
+            </w:r>
+            <w:r>
+              <w:rPr>
+                <w:rFonts w:ascii="Times New Roman" w:eastAsia="Times New Roman" w:hAnsi="Times New Roman"/>
+                <w:b/>
+                <w:lang w:val="en-IN" w:eastAsia="en-IN"/>
+              </w:rPr>
+              <w:t>/N</w:t>
+            </w:r>
+            <w:r>
+              <w:rPr>
+                <w:rFonts w:ascii="Times New Roman" w:eastAsia="Times New Roman" w:hAnsi="Times New Roman"/>
+                <w:b/>
+                <w:lang w:val="en-IN" w:eastAsia="en-IN"/>
+              </w:rPr>
+              <w:t>o</w:t>
+            </w:r>
+            <w:bookmarkStart w:id="0" w:name="_GoBack"/>
+            <w:bookmarkEnd w:id="0"/>
+            <w:r>
+              <w:rPr>
+                <w:rFonts w:ascii="Times New Roman" w:eastAsia="Times New Roman" w:hAnsi="Times New Roman"/>
+                <w:b/>
+                <w:lang w:val="en-IN" w:eastAsia="en-IN"/>
+              </w:rPr>
+              <w:t>)</w:t>
             </w:r>
           </w:p>
         </w:tc>
@@ -17160,7 +17241,6 @@
       <w:pPr>
         <w:spacing w:after="0" w:line="240" w:lineRule="auto"/>
         <w:ind w:left="-993"/>
-        <w:jc w:val="center"/>
         <w:rPr>
           <w:rFonts w:ascii="Times New Roman" w:hAnsi="Times New Roman"/>
           <w:b/>
@@ -17175,7 +17255,7 @@
           <w:sz w:val="24"/>
           <w:szCs w:val="24"/>
         </w:rPr>
-        <w:t xml:space="preserve">IV/IPT </w:t>
+        <w:t xml:space="preserve">   IV/IPT </w:t>
       </w:r>
       <w:r>
         <w:rPr>
@@ -17221,6 +17301,7 @@
           <w:szCs w:val="24"/>
         </w:rPr>
         <w:tab/>
+        <w:t xml:space="preserve"> HOD</w:t>
       </w:r>
       <w:r>
         <w:rPr>
@@ -17229,7 +17310,7 @@
           <w:sz w:val="24"/>
           <w:szCs w:val="24"/>
         </w:rPr>
-        <w:t xml:space="preserve">  </w:t>
+        <w:tab/>
       </w:r>
       <w:r>
         <w:rPr>
@@ -17238,7 +17319,7 @@
           <w:sz w:val="24"/>
           <w:szCs w:val="24"/>
         </w:rPr>
-        <w:t>HOD</w:t>
+        <w:tab/>
       </w:r>
       <w:r>
         <w:rPr>
@@ -17256,7 +17337,7 @@
           <w:sz w:val="24"/>
           <w:szCs w:val="24"/>
         </w:rPr>
-        <w:tab/>
+        <w:t xml:space="preserve">                                    </w:t>
       </w:r>
       <w:r>
         <w:rPr>
@@ -17265,7 +17346,7 @@
           <w:sz w:val="24"/>
           <w:szCs w:val="24"/>
         </w:rPr>
-        <w:tab/>
+        <w:t xml:space="preserve">Dean </w:t>
       </w:r>
       <w:r>
         <w:rPr>
@@ -17274,100 +17355,2059 @@
           <w:sz w:val="24"/>
           <w:szCs w:val="24"/>
         </w:rPr>
-        <w:t xml:space="preserve">         </w:t>
-      </w:r>
-      <w:r>
+        <w:t>IIPC</w:t>
+      </w:r>
+    </w:p>
+    <w:p>
+      <w:pPr>
+        <w:spacing w:after="0" w:line="240" w:lineRule="auto"/>
+        <w:jc w:val="center"/>
         <w:rPr>
           <w:rFonts w:ascii="Times New Roman" w:hAnsi="Times New Roman"/>
           <w:b/>
           <w:sz w:val="24"/>
           <w:szCs w:val="24"/>
         </w:rPr>
-        <w:t xml:space="preserve">         </w:t>
-      </w:r>
-      <w:r>
-        <w:rPr>
-          <w:rFonts w:ascii="Times New Roman" w:hAnsi="Times New Roman"/>
-          <w:b/>
-          <w:sz w:val="20"/>
-          <w:szCs w:val="20"/>
-        </w:rPr>
-        <w:t>Professor In-charge IIPC</w:t>
-      </w:r>
-    </w:p>
-    <w:p>
-      <w:pPr>
-        <w:spacing w:after="0" w:line="240" w:lineRule="auto"/>
+      </w:pPr>
+    </w:p>
+    <w:p>
+      <w:pPr>
+        <w:spacing w:after="0" w:line="240" w:lineRule="auto"/>
+        <w:rPr>
+          <w:rFonts w:ascii="Times New Roman" w:hAnsi="Times New Roman"/>
+        </w:rPr>
+      </w:pPr>
+    </w:p>
+    <w:p>
+      <w:pPr>
+        <w:spacing w:after="0" w:line="240" w:lineRule="auto"/>
+        <w:rPr>
+          <w:rFonts w:ascii="Times New Roman" w:hAnsi="Times New Roman"/>
+        </w:rPr>
+      </w:pPr>
+    </w:p>
+    <w:p>
+      <w:pPr>
+        <w:spacing w:after="0" w:line="240" w:lineRule="auto"/>
+        <w:rPr>
+          <w:rFonts w:ascii="Times New Roman" w:hAnsi="Times New Roman"/>
+        </w:rPr>
+      </w:pPr>
+    </w:p>
+    <w:p>
+      <w:pPr>
+        <w:spacing w:after="0" w:line="240" w:lineRule="auto"/>
+        <w:rPr>
+          <w:rFonts w:ascii="Times New Roman" w:hAnsi="Times New Roman"/>
+        </w:rPr>
+      </w:pPr>
+    </w:p>
+    <w:p>
+      <w:pPr>
+        <w:spacing w:after="0" w:line="240" w:lineRule="auto"/>
+        <w:rPr>
+          <w:rFonts w:ascii="Times New Roman" w:hAnsi="Times New Roman"/>
+        </w:rPr>
+      </w:pPr>
+    </w:p>
+    <w:p>
+      <w:pPr>
+        <w:spacing w:after="0" w:line="240" w:lineRule="auto"/>
+        <w:rPr>
+          <w:rFonts w:ascii="Times New Roman" w:hAnsi="Times New Roman"/>
+        </w:rPr>
+      </w:pPr>
+    </w:p>
+    <w:p>
+      <w:pPr>
+        <w:spacing w:after="0" w:line="240" w:lineRule="auto"/>
+        <w:ind w:left="-1134"/>
+        <w:rPr>
+          <w:rFonts w:ascii="Times New Roman" w:hAnsi="Times New Roman"/>
+        </w:rPr>
+      </w:pPr>
+      <w:r>
+        <w:rPr>
+          <w:rFonts w:ascii="Times New Roman" w:hAnsi="Times New Roman"/>
+        </w:rPr>
+        <w:t>*Report to be submitted for each Student</w:t>
+      </w:r>
+    </w:p>
+    <w:p>
+      <w:pPr>
+        <w:spacing w:after="0" w:line="240" w:lineRule="auto"/>
+        <w:ind w:left="-1134"/>
+        <w:rPr>
+          <w:rFonts w:ascii="Times New Roman" w:hAnsi="Times New Roman"/>
+        </w:rPr>
+      </w:pPr>
+    </w:p>
+    <w:p>
+      <w:pPr>
+        <w:spacing w:after="0" w:line="240" w:lineRule="auto"/>
+        <w:ind w:left="-1134"/>
+        <w:rPr>
+          <w:rFonts w:ascii="Times New Roman" w:hAnsi="Times New Roman"/>
+        </w:rPr>
+      </w:pPr>
+    </w:p>
+    <w:p>
+      <w:pPr>
+        <w:spacing w:after="0" w:line="240" w:lineRule="auto"/>
+        <w:ind w:left="-1134"/>
+        <w:rPr>
+          <w:rFonts w:ascii="Times New Roman" w:hAnsi="Times New Roman"/>
+        </w:rPr>
+      </w:pPr>
+    </w:p>
+    <w:p>
+      <w:pPr>
+        <w:spacing w:after="0" w:line="240" w:lineRule="auto"/>
+        <w:ind w:left="-1134"/>
+        <w:rPr>
+          <w:rFonts w:ascii="Times New Roman" w:hAnsi="Times New Roman"/>
+        </w:rPr>
+      </w:pPr>
+    </w:p>
+    <w:p>
+      <w:pPr>
+        <w:spacing w:after="0" w:line="240" w:lineRule="auto"/>
+        <w:ind w:left="-1134"/>
+        <w:rPr>
+          <w:rFonts w:ascii="Times New Roman" w:hAnsi="Times New Roman"/>
+        </w:rPr>
+      </w:pPr>
+    </w:p>
+    <w:p>
+      <w:pPr>
+        <w:spacing w:after="0" w:line="240" w:lineRule="auto"/>
+        <w:ind w:left="-1134"/>
+        <w:rPr>
+          <w:rFonts w:ascii="Times New Roman" w:hAnsi="Times New Roman"/>
+        </w:rPr>
+      </w:pPr>
+    </w:p>
+    <w:p>
+      <w:pPr>
+        <w:spacing w:after="0" w:line="240" w:lineRule="auto"/>
+        <w:ind w:left="-1134"/>
+        <w:rPr>
+          <w:rFonts w:ascii="Times New Roman" w:hAnsi="Times New Roman"/>
+        </w:rPr>
+      </w:pPr>
+    </w:p>
+    <w:p>
+      <w:pPr>
+        <w:spacing w:after="0" w:line="240" w:lineRule="auto"/>
+        <w:ind w:left="-1134"/>
+        <w:rPr>
+          <w:rFonts w:ascii="Times New Roman" w:hAnsi="Times New Roman"/>
+        </w:rPr>
+      </w:pPr>
+    </w:p>
+    <w:p>
+      <w:pPr>
+        <w:spacing w:after="0" w:line="240" w:lineRule="auto"/>
+        <w:ind w:left="-1134"/>
+        <w:rPr>
+          <w:rFonts w:ascii="Times New Roman" w:hAnsi="Times New Roman"/>
+        </w:rPr>
+      </w:pPr>
+    </w:p>
+    <w:p>
+      <w:pPr>
+        <w:spacing w:after="0" w:line="240" w:lineRule="auto"/>
+        <w:ind w:left="-1134"/>
+        <w:rPr>
+          <w:rFonts w:ascii="Times New Roman" w:hAnsi="Times New Roman"/>
+        </w:rPr>
+      </w:pPr>
+    </w:p>
+    <w:p>
+      <w:pPr>
+        <w:spacing w:after="0" w:line="240" w:lineRule="auto"/>
+        <w:ind w:left="-1134"/>
+        <w:rPr>
+          <w:rFonts w:ascii="Times New Roman" w:hAnsi="Times New Roman"/>
+        </w:rPr>
+      </w:pPr>
+    </w:p>
+    <w:tbl>
+      <w:tblPr>
+        <w:tblStyle w:val="TableGrid"/>
+        <w:tblW w:w="9738" w:type="dxa"/>
         <w:jc w:val="center"/>
+        <w:tblLayout w:type="fixed"/>
+        <w:tblLook w:val="04A0"/>
+      </w:tblPr>
+      <w:tblGrid>
+        <w:gridCol w:w="7128"/>
+        <w:gridCol w:w="1229"/>
+        <w:gridCol w:w="1381"/>
+      </w:tblGrid>
+      <w:tr>
+        <w:trPr>
+          <w:trHeight w:val="926"/>
+          <w:jc w:val="center"/>
+        </w:trPr>
+        <w:tc>
+          <w:tcPr>
+            <w:tcW w:w="7128" w:type="dxa"/>
+            <w:vMerge w:val="restart"/>
+          </w:tcPr>
+          <w:p>
+            <w:pPr>
+              <w:rPr>
+                <w:sz w:val="24"/>
+                <w:szCs w:val="24"/>
+              </w:rPr>
+            </w:pPr>
+            <w:r>
+              <w:rPr>
+                <w:noProof/>
+                <w:sz w:val="24"/>
+                <w:szCs w:val="24"/>
+                <w:lang w:bidi="ta-IN"/>
+              </w:rPr>
+              <w:lastRenderedPageBreak/>
+              <w:drawing>
+                <wp:anchor distT="0" distB="0" distL="114300" distR="114300" simplePos="0" relativeHeight="251658240" behindDoc="0" locked="0" layoutInCell="1" allowOverlap="1">
+                  <wp:simplePos x="0" y="0"/>
+                  <wp:positionH relativeFrom="margin">
+                    <wp:align>center</wp:align>
+                  </wp:positionH>
+                  <wp:positionV relativeFrom="margin">
+                    <wp:posOffset>22225</wp:posOffset>
+                  </wp:positionV>
+                  <wp:extent cx="4143375" cy="790575"/>
+                  <wp:effectExtent l="19050" t="0" r="9525" b="0"/>
+                  <wp:wrapSquare wrapText="bothSides"/>
+                  <wp:docPr id="3" name="Picture 1" descr="C:\Users\IQAC\Downloads\WhatsApp Image 2025-12-23 at 8.04.08 PM.jpeg"/>
+                  <wp:cNvGraphicFramePr>
+                    <a:graphicFrameLocks xmlns:a="http://schemas.openxmlformats.org/drawingml/2006/main" noChangeAspect="1"/>
+                  </wp:cNvGraphicFramePr>
+                  <a:graphic xmlns:a="http://schemas.openxmlformats.org/drawingml/2006/main">
+                    <a:graphicData uri="http://schemas.openxmlformats.org/drawingml/2006/picture">
+                      <pic:pic xmlns:pic="http://schemas.openxmlformats.org/drawingml/2006/picture">
+                        <pic:nvPicPr>
+                          <pic:cNvPr id="0" name="Picture 1" descr="C:\Users\IQAC\Downloads\WhatsApp Image 2025-12-23 at 8.04.08 PM.jpeg"/>
+                          <pic:cNvPicPr>
+                            <a:picLocks noChangeAspect="1" noChangeArrowheads="1"/>
+                          </pic:cNvPicPr>
+                        </pic:nvPicPr>
+                        <pic:blipFill>
+                          <a:blip r:embed="rId8" cstate="print"/>
+                          <a:srcRect b="21806"/>
+                          <a:stretch>
+                            <a:fillRect/>
+                          </a:stretch>
+                        </pic:blipFill>
+                        <pic:spPr bwMode="auto">
+                          <a:xfrm>
+                            <a:off x="0" y="0"/>
+                            <a:ext cx="4143375" cy="790575"/>
+                          </a:xfrm>
+                          <a:prstGeom prst="rect">
+                            <a:avLst/>
+                          </a:prstGeom>
+                          <a:noFill/>
+                          <a:ln w="9525">
+                            <a:noFill/>
+                            <a:miter lim="800000"/>
+                            <a:headEnd/>
+                            <a:tailEnd/>
+                          </a:ln>
+                        </pic:spPr>
+                      </pic:pic>
+                    </a:graphicData>
+                  </a:graphic>
+                </wp:anchor>
+              </w:drawing>
+            </w:r>
+          </w:p>
+        </w:tc>
+        <w:tc>
+          <w:tcPr>
+            <w:tcW w:w="2610" w:type="dxa"/>
+            <w:gridSpan w:val="2"/>
+            <w:vAlign w:val="center"/>
+          </w:tcPr>
+          <w:p>
+            <w:pPr>
+              <w:jc w:val="center"/>
+              <w:rPr>
+                <w:rFonts w:ascii="Times New Roman" w:hAnsi="Times New Roman"/>
+                <w:b/>
+                <w:sz w:val="24"/>
+                <w:szCs w:val="24"/>
+              </w:rPr>
+            </w:pPr>
+            <w:r>
+              <w:rPr>
+                <w:rFonts w:ascii="Times New Roman" w:hAnsi="Times New Roman"/>
+                <w:b/>
+                <w:sz w:val="24"/>
+                <w:szCs w:val="24"/>
+              </w:rPr>
+              <w:t xml:space="preserve">Doc. No: </w:t>
+            </w:r>
+          </w:p>
+          <w:p>
+            <w:pPr>
+              <w:jc w:val="center"/>
+              <w:rPr>
+                <w:rFonts w:ascii="Times New Roman" w:hAnsi="Times New Roman"/>
+                <w:b/>
+                <w:sz w:val="24"/>
+                <w:szCs w:val="24"/>
+              </w:rPr>
+            </w:pPr>
+            <w:r>
+              <w:rPr>
+                <w:rFonts w:ascii="Times New Roman" w:hAnsi="Times New Roman"/>
+                <w:b/>
+                <w:sz w:val="24"/>
+                <w:szCs w:val="24"/>
+              </w:rPr>
+              <w:t>KEC/EOMS/</w:t>
+            </w:r>
+            <w:r>
+              <w:rPr>
+                <w:rFonts w:ascii="Times New Roman" w:hAnsi="Times New Roman"/>
+                <w:b/>
+                <w:noProof/>
+                <w:sz w:val="24"/>
+                <w:szCs w:val="24"/>
+              </w:rPr>
+              <w:t>FIT</w:t>
+            </w:r>
+            <w:r>
+              <w:rPr>
+                <w:rFonts w:ascii="Times New Roman" w:hAnsi="Times New Roman"/>
+                <w:b/>
+                <w:noProof/>
+                <w:sz w:val="24"/>
+                <w:szCs w:val="24"/>
+              </w:rPr>
+              <w:t>/0</w:t>
+            </w:r>
+            <w:r>
+              <w:rPr>
+                <w:rFonts w:ascii="Times New Roman" w:hAnsi="Times New Roman"/>
+                <w:b/>
+                <w:noProof/>
+                <w:sz w:val="24"/>
+                <w:szCs w:val="24"/>
+              </w:rPr>
+              <w:t>1</w:t>
+            </w:r>
+          </w:p>
+        </w:tc>
+      </w:tr>
+      <w:tr>
+        <w:trPr>
+          <w:trHeight w:val="472"/>
+          <w:jc w:val="center"/>
+        </w:trPr>
+        <w:tc>
+          <w:tcPr>
+            <w:tcW w:w="7128" w:type="dxa"/>
+            <w:vMerge/>
+          </w:tcPr>
+          <w:p>
+            <w:pPr>
+              <w:jc w:val="center"/>
+              <w:rPr>
+                <w:sz w:val="24"/>
+                <w:szCs w:val="24"/>
+              </w:rPr>
+            </w:pPr>
+          </w:p>
+        </w:tc>
+        <w:tc>
+          <w:tcPr>
+            <w:tcW w:w="1229" w:type="dxa"/>
+            <w:vAlign w:val="center"/>
+          </w:tcPr>
+          <w:p>
+            <w:pPr>
+              <w:rPr>
+                <w:rFonts w:ascii="Times New Roman" w:hAnsi="Times New Roman"/>
+                <w:b/>
+                <w:sz w:val="24"/>
+                <w:szCs w:val="24"/>
+              </w:rPr>
+            </w:pPr>
+            <w:r>
+              <w:rPr>
+                <w:rFonts w:ascii="Times New Roman" w:hAnsi="Times New Roman"/>
+                <w:b/>
+                <w:sz w:val="24"/>
+                <w:szCs w:val="24"/>
+              </w:rPr>
+              <w:t>Rev. No</w:t>
+            </w:r>
+          </w:p>
+        </w:tc>
+        <w:tc>
+          <w:tcPr>
+            <w:tcW w:w="1381" w:type="dxa"/>
+            <w:vAlign w:val="center"/>
+          </w:tcPr>
+          <w:p>
+            <w:pPr>
+              <w:jc w:val="center"/>
+              <w:rPr>
+                <w:rFonts w:ascii="Times New Roman" w:hAnsi="Times New Roman"/>
+                <w:b/>
+                <w:sz w:val="24"/>
+                <w:szCs w:val="24"/>
+              </w:rPr>
+            </w:pPr>
+            <w:r>
+              <w:rPr>
+                <w:rFonts w:ascii="Times New Roman" w:hAnsi="Times New Roman"/>
+                <w:b/>
+                <w:sz w:val="24"/>
+                <w:szCs w:val="24"/>
+              </w:rPr>
+              <w:t>00</w:t>
+            </w:r>
+          </w:p>
+        </w:tc>
+      </w:tr>
+      <w:tr>
+        <w:trPr>
+          <w:trHeight w:val="341"/>
+          <w:jc w:val="center"/>
+        </w:trPr>
+        <w:tc>
+          <w:tcPr>
+            <w:tcW w:w="7128" w:type="dxa"/>
+            <w:vAlign w:val="center"/>
+          </w:tcPr>
+          <w:p>
+            <w:pPr>
+              <w:jc w:val="center"/>
+              <w:rPr>
+                <w:sz w:val="24"/>
+                <w:szCs w:val="24"/>
+              </w:rPr>
+            </w:pPr>
+            <w:r>
+              <w:rPr>
+                <w:rFonts w:ascii="Times New Roman" w:hAnsi="Times New Roman"/>
+                <w:b/>
+                <w:sz w:val="24"/>
+                <w:szCs w:val="24"/>
+              </w:rPr>
+              <w:t>INTERNAL QUALITY ASSURANCE CELL</w:t>
+            </w:r>
+          </w:p>
+        </w:tc>
+        <w:tc>
+          <w:tcPr>
+            <w:tcW w:w="1229" w:type="dxa"/>
+            <w:vAlign w:val="center"/>
+          </w:tcPr>
+          <w:p>
+            <w:pPr>
+              <w:rPr>
+                <w:rFonts w:ascii="Times New Roman" w:hAnsi="Times New Roman"/>
+                <w:b/>
+                <w:sz w:val="24"/>
+                <w:szCs w:val="24"/>
+              </w:rPr>
+            </w:pPr>
+            <w:r>
+              <w:rPr>
+                <w:rFonts w:ascii="Times New Roman" w:hAnsi="Times New Roman"/>
+                <w:b/>
+                <w:sz w:val="24"/>
+                <w:szCs w:val="24"/>
+              </w:rPr>
+              <w:t>Rev. Date</w:t>
+            </w:r>
+          </w:p>
+        </w:tc>
+        <w:tc>
+          <w:tcPr>
+            <w:tcW w:w="1381" w:type="dxa"/>
+            <w:vAlign w:val="center"/>
+          </w:tcPr>
+          <w:p>
+            <w:pPr>
+              <w:jc w:val="center"/>
+              <w:rPr>
+                <w:rFonts w:ascii="Times New Roman" w:hAnsi="Times New Roman"/>
+                <w:b/>
+                <w:sz w:val="24"/>
+                <w:szCs w:val="24"/>
+              </w:rPr>
+            </w:pPr>
+            <w:r>
+              <w:rPr>
+                <w:rFonts w:ascii="Times New Roman" w:hAnsi="Times New Roman"/>
+                <w:b/>
+                <w:sz w:val="24"/>
+                <w:szCs w:val="24"/>
+              </w:rPr>
+              <w:t>01.01.2026</w:t>
+            </w:r>
+          </w:p>
+        </w:tc>
+      </w:tr>
+      <w:tr>
+        <w:trPr>
+          <w:trHeight w:val="179"/>
+          <w:jc w:val="center"/>
+        </w:trPr>
+        <w:tc>
+          <w:tcPr>
+            <w:tcW w:w="7128" w:type="dxa"/>
+            <w:vAlign w:val="center"/>
+          </w:tcPr>
+          <w:p>
+            <w:pPr>
+              <w:pStyle w:val="Heading2"/>
+              <w:tabs>
+                <w:tab w:val="left" w:pos="720"/>
+              </w:tabs>
+              <w:spacing w:line="240" w:lineRule="auto"/>
+              <w:ind w:left="720" w:hanging="720"/>
+              <w:outlineLvl w:val="1"/>
+              <w:rPr>
+                <w:b/>
+                <w:sz w:val="24"/>
+                <w:szCs w:val="24"/>
+                <w:u w:val="none"/>
+              </w:rPr>
+            </w:pPr>
+            <w:r>
+              <w:rPr>
+                <w:b/>
+                <w:sz w:val="24"/>
+                <w:szCs w:val="24"/>
+                <w:u w:val="none"/>
+              </w:rPr>
+              <w:t>Faculty Industry Training Report</w:t>
+            </w:r>
+          </w:p>
+        </w:tc>
+        <w:tc>
+          <w:tcPr>
+            <w:tcW w:w="1229" w:type="dxa"/>
+            <w:vAlign w:val="center"/>
+          </w:tcPr>
+          <w:p>
+            <w:pPr>
+              <w:rPr>
+                <w:rFonts w:ascii="Times New Roman" w:hAnsi="Times New Roman"/>
+                <w:b/>
+                <w:sz w:val="24"/>
+                <w:szCs w:val="24"/>
+              </w:rPr>
+            </w:pPr>
+            <w:r>
+              <w:rPr>
+                <w:rFonts w:ascii="Times New Roman" w:hAnsi="Times New Roman"/>
+                <w:b/>
+                <w:sz w:val="24"/>
+                <w:szCs w:val="24"/>
+              </w:rPr>
+              <w:t>Issue. No</w:t>
+            </w:r>
+          </w:p>
+        </w:tc>
+        <w:tc>
+          <w:tcPr>
+            <w:tcW w:w="1381" w:type="dxa"/>
+            <w:vAlign w:val="center"/>
+          </w:tcPr>
+          <w:p>
+            <w:pPr>
+              <w:jc w:val="center"/>
+              <w:rPr>
+                <w:rFonts w:ascii="Times New Roman" w:hAnsi="Times New Roman"/>
+                <w:b/>
+                <w:sz w:val="24"/>
+                <w:szCs w:val="24"/>
+              </w:rPr>
+            </w:pPr>
+            <w:r>
+              <w:rPr>
+                <w:rFonts w:ascii="Times New Roman" w:hAnsi="Times New Roman"/>
+                <w:b/>
+                <w:sz w:val="24"/>
+                <w:szCs w:val="24"/>
+              </w:rPr>
+              <w:t>00</w:t>
+            </w:r>
+          </w:p>
+        </w:tc>
+      </w:tr>
+    </w:tbl>
+    <w:p>
+      <w:pPr>
+        <w:spacing w:after="0" w:line="240" w:lineRule="auto"/>
+        <w:ind w:left="-1134"/>
+        <w:rPr>
+          <w:rFonts w:ascii="Times New Roman" w:hAnsi="Times New Roman"/>
+        </w:rPr>
+      </w:pPr>
+    </w:p>
+    <w:p>
+      <w:pPr>
+        <w:spacing w:after="0" w:line="240" w:lineRule="auto"/>
+        <w:jc w:val="center"/>
+        <w:rPr>
+          <w:rFonts w:ascii="Times New Roman" w:hAnsi="Times New Roman"/>
+          <w:b/>
+          <w:color w:val="000000" w:themeColor="text1"/>
+        </w:rPr>
+      </w:pPr>
+      <w:r>
+        <w:rPr>
+          <w:rFonts w:ascii="Times New Roman" w:hAnsi="Times New Roman"/>
+          <w:b/>
+          <w:color w:val="000000" w:themeColor="text1"/>
+        </w:rPr>
+        <w:t>Department of __</w:t>
+      </w:r>
+      <w:r>
+        <w:rPr>
+          <w:rFonts w:ascii="Times New Roman" w:hAnsi="Times New Roman"/>
+          <w:b/>
+          <w:color w:val="000000" w:themeColor="text1"/>
+        </w:rPr>
+        <w:t>__________</w:t>
+      </w:r>
+      <w:r>
+        <w:rPr>
+          <w:rFonts w:ascii="Times New Roman" w:hAnsi="Times New Roman"/>
+          <w:b/>
+          <w:color w:val="000000" w:themeColor="text1"/>
+        </w:rPr>
+        <w:t>____</w:t>
+      </w:r>
+    </w:p>
+    <w:p>
+      <w:pPr>
+        <w:spacing w:after="0" w:line="240" w:lineRule="auto"/>
+        <w:jc w:val="center"/>
+        <w:rPr>
+          <w:rFonts w:ascii="Times New Roman" w:hAnsi="Times New Roman"/>
+          <w:b/>
+          <w:color w:val="FF0000"/>
+        </w:rPr>
+      </w:pPr>
+    </w:p>
+    <w:p>
+      <w:pPr>
+        <w:spacing w:after="0" w:line="240" w:lineRule="auto"/>
+        <w:ind w:left="-142"/>
+        <w:jc w:val="center"/>
+        <w:rPr>
+          <w:rFonts w:ascii="Times New Roman" w:hAnsi="Times New Roman"/>
+        </w:rPr>
+      </w:pPr>
+      <w:r>
+        <w:rPr>
+          <w:rFonts w:ascii="Times New Roman" w:hAnsi="Times New Roman"/>
+        </w:rPr>
+        <w:t>Academic Year:</w:t>
+      </w:r>
+      <w:r>
+        <w:rPr>
+          <w:rFonts w:ascii="Times New Roman" w:hAnsi="Times New Roman"/>
+        </w:rPr>
+        <w:tab/>
+      </w:r>
+      <w:r>
+        <w:rPr>
+          <w:rFonts w:ascii="Times New Roman" w:hAnsi="Times New Roman"/>
+        </w:rPr>
+        <w:tab/>
+      </w:r>
+      <w:r>
+        <w:rPr>
+          <w:rFonts w:ascii="Times New Roman" w:hAnsi="Times New Roman"/>
+        </w:rPr>
+        <w:tab/>
+      </w:r>
+      <w:r>
+        <w:rPr>
+          <w:rFonts w:ascii="Times New Roman" w:hAnsi="Times New Roman"/>
+        </w:rPr>
+        <w:tab/>
+      </w:r>
+      <w:r>
+        <w:rPr>
+          <w:rFonts w:ascii="Times New Roman" w:hAnsi="Times New Roman"/>
+        </w:rPr>
+        <w:tab/>
+      </w:r>
+      <w:r>
+        <w:rPr>
+          <w:rFonts w:ascii="Times New Roman" w:hAnsi="Times New Roman"/>
+        </w:rPr>
+        <w:tab/>
+      </w:r>
+      <w:r>
+        <w:rPr>
+          <w:rFonts w:ascii="Times New Roman" w:hAnsi="Times New Roman"/>
+        </w:rPr>
+        <w:tab/>
+      </w:r>
+      <w:r>
+        <w:rPr>
+          <w:rFonts w:ascii="Times New Roman" w:hAnsi="Times New Roman"/>
+        </w:rPr>
+        <w:tab/>
+        <w:t>Semester: ODD/EVEN</w:t>
+      </w:r>
+    </w:p>
+    <w:p>
+      <w:pPr>
+        <w:spacing w:after="0" w:line="240" w:lineRule="auto"/>
+        <w:rPr>
+          <w:rFonts w:ascii="Times New Roman" w:hAnsi="Times New Roman"/>
+        </w:rPr>
+      </w:pPr>
+      <w:r>
+        <w:rPr>
+          <w:rFonts w:ascii="Times New Roman" w:hAnsi="Times New Roman"/>
+        </w:rPr>
+        <w:tab/>
+      </w:r>
+    </w:p>
+    <w:tbl>
+      <w:tblPr>
+        <w:tblStyle w:val="TableGrid"/>
+        <w:tblW w:w="10433" w:type="dxa"/>
+        <w:jc w:val="center"/>
+        <w:tblLook w:val="04A0"/>
+      </w:tblPr>
+      <w:tblGrid>
+        <w:gridCol w:w="636"/>
+        <w:gridCol w:w="980"/>
+        <w:gridCol w:w="1142"/>
+        <w:gridCol w:w="1649"/>
+        <w:gridCol w:w="1234"/>
+        <w:gridCol w:w="1257"/>
+        <w:gridCol w:w="1269"/>
+        <w:gridCol w:w="1133"/>
+        <w:gridCol w:w="1133"/>
+      </w:tblGrid>
+      <w:tr>
+        <w:trPr>
+          <w:trHeight w:val="1019"/>
+          <w:jc w:val="center"/>
+        </w:trPr>
+        <w:tc>
+          <w:tcPr>
+            <w:tcW w:w="636" w:type="dxa"/>
+            <w:vAlign w:val="center"/>
+          </w:tcPr>
+          <w:p>
+            <w:pPr>
+              <w:jc w:val="center"/>
+              <w:rPr>
+                <w:rFonts w:ascii="Times New Roman" w:eastAsia="Times New Roman" w:hAnsi="Times New Roman"/>
+                <w:b/>
+                <w:lang w:val="en-IN" w:eastAsia="en-IN"/>
+              </w:rPr>
+            </w:pPr>
+            <w:r>
+              <w:rPr>
+                <w:rFonts w:ascii="Times New Roman" w:eastAsia="Times New Roman" w:hAnsi="Times New Roman"/>
+                <w:b/>
+                <w:lang w:val="en-IN" w:eastAsia="en-IN"/>
+              </w:rPr>
+              <w:t>S.</w:t>
+            </w:r>
+          </w:p>
+          <w:p>
+            <w:pPr>
+              <w:jc w:val="center"/>
+              <w:rPr>
+                <w:rFonts w:ascii="Times New Roman" w:eastAsia="Times New Roman" w:hAnsi="Times New Roman"/>
+                <w:b/>
+                <w:lang w:val="en-IN" w:eastAsia="en-IN"/>
+              </w:rPr>
+            </w:pPr>
+            <w:r>
+              <w:rPr>
+                <w:rFonts w:ascii="Times New Roman" w:eastAsia="Times New Roman" w:hAnsi="Times New Roman"/>
+                <w:b/>
+                <w:lang w:val="en-IN" w:eastAsia="en-IN"/>
+              </w:rPr>
+              <w:t>No</w:t>
+            </w:r>
+          </w:p>
+        </w:tc>
+        <w:tc>
+          <w:tcPr>
+            <w:tcW w:w="980" w:type="dxa"/>
+            <w:vAlign w:val="center"/>
+          </w:tcPr>
+          <w:p>
+            <w:pPr>
+              <w:jc w:val="center"/>
+              <w:rPr>
+                <w:rFonts w:ascii="Times New Roman" w:eastAsia="Times New Roman" w:hAnsi="Times New Roman"/>
+                <w:b/>
+                <w:lang w:val="en-IN" w:eastAsia="en-IN"/>
+              </w:rPr>
+            </w:pPr>
+            <w:r>
+              <w:rPr>
+                <w:rFonts w:ascii="Times New Roman" w:eastAsia="Times New Roman" w:hAnsi="Times New Roman"/>
+                <w:b/>
+                <w:lang w:val="en-IN" w:eastAsia="en-IN"/>
+              </w:rPr>
+              <w:t>Domain</w:t>
+            </w:r>
+          </w:p>
+        </w:tc>
+        <w:tc>
+          <w:tcPr>
+            <w:tcW w:w="1142" w:type="dxa"/>
+            <w:vAlign w:val="center"/>
+          </w:tcPr>
+          <w:p>
+            <w:pPr>
+              <w:jc w:val="center"/>
+              <w:rPr>
+                <w:rFonts w:ascii="Times New Roman" w:eastAsia="Times New Roman" w:hAnsi="Times New Roman"/>
+                <w:b/>
+                <w:lang w:val="en-IN" w:eastAsia="en-IN"/>
+              </w:rPr>
+            </w:pPr>
+            <w:r>
+              <w:rPr>
+                <w:rFonts w:ascii="Times New Roman" w:eastAsia="Times New Roman" w:hAnsi="Times New Roman"/>
+                <w:b/>
+                <w:lang w:val="en-IN" w:eastAsia="en-IN"/>
+              </w:rPr>
+              <w:t>Name</w:t>
+            </w:r>
+            <w:r>
+              <w:rPr>
+                <w:rFonts w:ascii="Times New Roman" w:eastAsia="Times New Roman" w:hAnsi="Times New Roman"/>
+                <w:b/>
+                <w:lang w:val="en-IN" w:eastAsia="en-IN"/>
+              </w:rPr>
+              <w:t xml:space="preserve"> of the Faculty</w:t>
+            </w:r>
+          </w:p>
+        </w:tc>
+        <w:tc>
+          <w:tcPr>
+            <w:tcW w:w="1649" w:type="dxa"/>
+            <w:vAlign w:val="center"/>
+          </w:tcPr>
+          <w:p>
+            <w:pPr>
+              <w:jc w:val="center"/>
+              <w:rPr>
+                <w:rFonts w:ascii="Times New Roman" w:eastAsia="Times New Roman" w:hAnsi="Times New Roman"/>
+                <w:b/>
+                <w:lang w:val="en-IN" w:eastAsia="en-IN"/>
+              </w:rPr>
+            </w:pPr>
+            <w:r>
+              <w:rPr>
+                <w:rFonts w:ascii="Times New Roman" w:eastAsia="Times New Roman" w:hAnsi="Times New Roman"/>
+                <w:b/>
+                <w:lang w:val="en-IN" w:eastAsia="en-IN"/>
+              </w:rPr>
+              <w:t>Name  and Address of the Industry</w:t>
+            </w:r>
+          </w:p>
+        </w:tc>
+        <w:tc>
+          <w:tcPr>
+            <w:tcW w:w="1234" w:type="dxa"/>
+            <w:vAlign w:val="center"/>
+          </w:tcPr>
+          <w:p>
+            <w:pPr>
+              <w:jc w:val="center"/>
+              <w:rPr>
+                <w:rFonts w:ascii="Times New Roman" w:eastAsia="Times New Roman" w:hAnsi="Times New Roman"/>
+                <w:b/>
+                <w:lang w:val="en-IN" w:eastAsia="en-IN"/>
+              </w:rPr>
+            </w:pPr>
+            <w:r>
+              <w:rPr>
+                <w:rFonts w:ascii="Times New Roman" w:eastAsia="Times New Roman" w:hAnsi="Times New Roman"/>
+                <w:b/>
+                <w:lang w:val="en-IN" w:eastAsia="en-IN"/>
+              </w:rPr>
+              <w:t xml:space="preserve">Dates and  </w:t>
+            </w:r>
+          </w:p>
+          <w:p>
+            <w:pPr>
+              <w:jc w:val="center"/>
+              <w:rPr>
+                <w:rFonts w:ascii="Times New Roman" w:eastAsia="Times New Roman" w:hAnsi="Times New Roman"/>
+                <w:b/>
+                <w:lang w:val="en-IN" w:eastAsia="en-IN"/>
+              </w:rPr>
+            </w:pPr>
+            <w:r>
+              <w:rPr>
+                <w:rFonts w:ascii="Times New Roman" w:eastAsia="Times New Roman" w:hAnsi="Times New Roman"/>
+                <w:b/>
+                <w:lang w:val="en-IN" w:eastAsia="en-IN"/>
+              </w:rPr>
+              <w:t xml:space="preserve">No of Days </w:t>
+            </w:r>
+          </w:p>
+          <w:p>
+            <w:pPr>
+              <w:jc w:val="center"/>
+              <w:rPr>
+                <w:rFonts w:ascii="Times New Roman" w:eastAsia="Times New Roman" w:hAnsi="Times New Roman"/>
+                <w:b/>
+                <w:lang w:val="en-IN" w:eastAsia="en-IN"/>
+              </w:rPr>
+            </w:pPr>
+            <w:r>
+              <w:rPr>
+                <w:rFonts w:ascii="Times New Roman" w:eastAsia="Times New Roman" w:hAnsi="Times New Roman"/>
+                <w:b/>
+                <w:lang w:val="en-IN" w:eastAsia="en-IN"/>
+              </w:rPr>
+              <w:t>of the Visit</w:t>
+            </w:r>
+          </w:p>
+        </w:tc>
+        <w:tc>
+          <w:tcPr>
+            <w:tcW w:w="1257" w:type="dxa"/>
+            <w:vAlign w:val="center"/>
+          </w:tcPr>
+          <w:p>
+            <w:pPr>
+              <w:jc w:val="center"/>
+              <w:rPr>
+                <w:rFonts w:ascii="Times New Roman" w:eastAsia="Times New Roman" w:hAnsi="Times New Roman"/>
+                <w:b/>
+                <w:lang w:val="en-IN" w:eastAsia="en-IN"/>
+              </w:rPr>
+            </w:pPr>
+            <w:r>
+              <w:rPr>
+                <w:rFonts w:ascii="Times New Roman" w:eastAsia="Times New Roman" w:hAnsi="Times New Roman"/>
+                <w:b/>
+                <w:lang w:val="en-IN" w:eastAsia="en-IN"/>
+              </w:rPr>
+              <w:t>Type of the Industry</w:t>
+            </w:r>
+            <w:r>
+              <w:rPr>
+                <w:rFonts w:ascii="Times New Roman" w:eastAsia="Times New Roman" w:hAnsi="Times New Roman"/>
+                <w:b/>
+                <w:lang w:val="en-IN" w:eastAsia="en-IN"/>
+              </w:rPr>
+              <w:t xml:space="preserve"> (Small, Medium &amp; Large Scale)</w:t>
+            </w:r>
+          </w:p>
+        </w:tc>
+        <w:tc>
+          <w:tcPr>
+            <w:tcW w:w="1269" w:type="dxa"/>
+            <w:vAlign w:val="center"/>
+          </w:tcPr>
+          <w:p>
+            <w:pPr>
+              <w:jc w:val="center"/>
+              <w:rPr>
+                <w:rFonts w:ascii="Times New Roman" w:eastAsia="Times New Roman" w:hAnsi="Times New Roman"/>
+                <w:b/>
+                <w:lang w:val="en-IN" w:eastAsia="en-IN"/>
+              </w:rPr>
+            </w:pPr>
+            <w:r>
+              <w:rPr>
+                <w:rFonts w:ascii="Times New Roman" w:eastAsia="Times New Roman" w:hAnsi="Times New Roman"/>
+                <w:b/>
+                <w:lang w:val="en-IN" w:eastAsia="en-IN"/>
+              </w:rPr>
+              <w:t xml:space="preserve">Technical </w:t>
+            </w:r>
+            <w:r>
+              <w:rPr>
+                <w:rFonts w:ascii="Times New Roman" w:eastAsia="Times New Roman" w:hAnsi="Times New Roman"/>
+                <w:b/>
+                <w:lang w:val="en-IN" w:eastAsia="en-IN"/>
+              </w:rPr>
+              <w:t>Report</w:t>
+            </w:r>
+          </w:p>
+          <w:p>
+            <w:pPr>
+              <w:jc w:val="center"/>
+              <w:rPr>
+                <w:rFonts w:ascii="Times New Roman" w:eastAsia="Times New Roman" w:hAnsi="Times New Roman"/>
+                <w:b/>
+                <w:lang w:val="en-IN" w:eastAsia="en-IN"/>
+              </w:rPr>
+            </w:pPr>
+            <w:r>
+              <w:rPr>
+                <w:rFonts w:ascii="Times New Roman" w:eastAsia="Times New Roman" w:hAnsi="Times New Roman"/>
+                <w:b/>
+                <w:lang w:val="en-IN" w:eastAsia="en-IN"/>
+              </w:rPr>
+              <w:t>(Yes</w:t>
+            </w:r>
+            <w:r>
+              <w:rPr>
+                <w:rFonts w:ascii="Times New Roman" w:eastAsia="Times New Roman" w:hAnsi="Times New Roman"/>
+                <w:b/>
+                <w:lang w:val="en-IN" w:eastAsia="en-IN"/>
+              </w:rPr>
+              <w:t>/N</w:t>
+            </w:r>
+            <w:r>
+              <w:rPr>
+                <w:rFonts w:ascii="Times New Roman" w:eastAsia="Times New Roman" w:hAnsi="Times New Roman"/>
+                <w:b/>
+                <w:lang w:val="en-IN" w:eastAsia="en-IN"/>
+              </w:rPr>
+              <w:t>o</w:t>
+            </w:r>
+            <w:r>
+              <w:rPr>
+                <w:rFonts w:ascii="Times New Roman" w:eastAsia="Times New Roman" w:hAnsi="Times New Roman"/>
+                <w:b/>
+                <w:lang w:val="en-IN" w:eastAsia="en-IN"/>
+              </w:rPr>
+              <w:t>)</w:t>
+            </w:r>
+          </w:p>
+        </w:tc>
+        <w:tc>
+          <w:tcPr>
+            <w:tcW w:w="1133" w:type="dxa"/>
+            <w:vAlign w:val="center"/>
+          </w:tcPr>
+          <w:p>
+            <w:pPr>
+              <w:jc w:val="center"/>
+              <w:rPr>
+                <w:rFonts w:ascii="Times New Roman" w:eastAsia="Times New Roman" w:hAnsi="Times New Roman"/>
+                <w:b/>
+                <w:lang w:val="en-IN" w:eastAsia="en-IN"/>
+              </w:rPr>
+            </w:pPr>
+            <w:r>
+              <w:rPr>
+                <w:rFonts w:ascii="Times New Roman" w:eastAsia="Times New Roman" w:hAnsi="Times New Roman"/>
+                <w:b/>
+                <w:lang w:val="en-IN" w:eastAsia="en-IN"/>
+              </w:rPr>
+              <w:t>Outcome/ Skill Acquired</w:t>
+            </w:r>
+          </w:p>
+        </w:tc>
+        <w:tc>
+          <w:tcPr>
+            <w:tcW w:w="1133" w:type="dxa"/>
+            <w:vAlign w:val="center"/>
+          </w:tcPr>
+          <w:p>
+            <w:pPr>
+              <w:jc w:val="center"/>
+              <w:rPr>
+                <w:rFonts w:ascii="Times New Roman" w:eastAsia="Times New Roman" w:hAnsi="Times New Roman"/>
+                <w:b/>
+                <w:lang w:val="en-IN" w:eastAsia="en-IN"/>
+              </w:rPr>
+            </w:pPr>
+            <w:r>
+              <w:rPr>
+                <w:rFonts w:ascii="Times New Roman" w:eastAsia="Times New Roman" w:hAnsi="Times New Roman"/>
+                <w:b/>
+                <w:lang w:val="en-IN" w:eastAsia="en-IN"/>
+              </w:rPr>
+              <w:t>Fund Received from KEC (Yes/No)</w:t>
+            </w:r>
+          </w:p>
+        </w:tc>
+      </w:tr>
+      <w:tr>
+        <w:trPr>
+          <w:trHeight w:val="540"/>
+          <w:jc w:val="center"/>
+        </w:trPr>
+        <w:tc>
+          <w:tcPr>
+            <w:tcW w:w="636" w:type="dxa"/>
+            <w:vAlign w:val="center"/>
+          </w:tcPr>
+          <w:p>
+            <w:pPr>
+              <w:jc w:val="center"/>
+              <w:rPr>
+                <w:rFonts w:ascii="Times New Roman" w:eastAsia="Times New Roman" w:hAnsi="Times New Roman"/>
+                <w:sz w:val="24"/>
+                <w:szCs w:val="24"/>
+                <w:lang w:val="en-IN" w:eastAsia="en-IN"/>
+              </w:rPr>
+            </w:pPr>
+            <w:r>
+              <w:rPr>
+                <w:rFonts w:ascii="Times New Roman" w:eastAsia="Times New Roman" w:hAnsi="Times New Roman"/>
+                <w:sz w:val="24"/>
+                <w:szCs w:val="24"/>
+                <w:lang w:val="en-IN" w:eastAsia="en-IN"/>
+              </w:rPr>
+              <w:t>1.</w:t>
+            </w:r>
+          </w:p>
+        </w:tc>
+        <w:tc>
+          <w:tcPr>
+            <w:tcW w:w="980" w:type="dxa"/>
+            <w:vAlign w:val="center"/>
+          </w:tcPr>
+          <w:p>
+            <w:pPr>
+              <w:jc w:val="center"/>
+              <w:rPr>
+                <w:rFonts w:ascii="Times New Roman" w:eastAsia="Times New Roman" w:hAnsi="Times New Roman"/>
+                <w:sz w:val="24"/>
+                <w:szCs w:val="24"/>
+                <w:lang w:val="en-IN" w:eastAsia="en-IN"/>
+              </w:rPr>
+            </w:pPr>
+          </w:p>
+        </w:tc>
+        <w:tc>
+          <w:tcPr>
+            <w:tcW w:w="1142" w:type="dxa"/>
+            <w:vAlign w:val="center"/>
+          </w:tcPr>
+          <w:p>
+            <w:pPr>
+              <w:jc w:val="center"/>
+              <w:rPr>
+                <w:rFonts w:ascii="Times New Roman" w:eastAsia="Times New Roman" w:hAnsi="Times New Roman"/>
+                <w:sz w:val="24"/>
+                <w:szCs w:val="24"/>
+                <w:lang w:val="en-IN" w:eastAsia="en-IN"/>
+              </w:rPr>
+            </w:pPr>
+          </w:p>
+        </w:tc>
+        <w:tc>
+          <w:tcPr>
+            <w:tcW w:w="1649" w:type="dxa"/>
+            <w:vAlign w:val="center"/>
+          </w:tcPr>
+          <w:p>
+            <w:pPr>
+              <w:jc w:val="center"/>
+              <w:rPr>
+                <w:rFonts w:ascii="Times New Roman" w:eastAsia="Times New Roman" w:hAnsi="Times New Roman"/>
+                <w:sz w:val="24"/>
+                <w:szCs w:val="24"/>
+                <w:lang w:val="en-IN" w:eastAsia="en-IN"/>
+              </w:rPr>
+            </w:pPr>
+          </w:p>
+        </w:tc>
+        <w:tc>
+          <w:tcPr>
+            <w:tcW w:w="1234" w:type="dxa"/>
+            <w:vAlign w:val="center"/>
+          </w:tcPr>
+          <w:p>
+            <w:pPr>
+              <w:jc w:val="center"/>
+              <w:rPr>
+                <w:rFonts w:ascii="Times New Roman" w:eastAsia="Times New Roman" w:hAnsi="Times New Roman"/>
+                <w:sz w:val="24"/>
+                <w:szCs w:val="24"/>
+                <w:lang w:val="en-IN" w:eastAsia="en-IN"/>
+              </w:rPr>
+            </w:pPr>
+          </w:p>
+        </w:tc>
+        <w:tc>
+          <w:tcPr>
+            <w:tcW w:w="1257" w:type="dxa"/>
+            <w:vAlign w:val="center"/>
+          </w:tcPr>
+          <w:p>
+            <w:pPr>
+              <w:jc w:val="center"/>
+              <w:rPr>
+                <w:rFonts w:ascii="Times New Roman" w:eastAsia="Times New Roman" w:hAnsi="Times New Roman"/>
+                <w:sz w:val="24"/>
+                <w:szCs w:val="24"/>
+                <w:lang w:val="en-IN" w:eastAsia="en-IN"/>
+              </w:rPr>
+            </w:pPr>
+          </w:p>
+        </w:tc>
+        <w:tc>
+          <w:tcPr>
+            <w:tcW w:w="1269" w:type="dxa"/>
+            <w:vAlign w:val="center"/>
+          </w:tcPr>
+          <w:p>
+            <w:pPr>
+              <w:jc w:val="center"/>
+              <w:rPr>
+                <w:rFonts w:ascii="Times New Roman" w:eastAsia="Times New Roman" w:hAnsi="Times New Roman"/>
+                <w:sz w:val="24"/>
+                <w:szCs w:val="24"/>
+                <w:lang w:val="en-IN" w:eastAsia="en-IN"/>
+              </w:rPr>
+            </w:pPr>
+          </w:p>
+        </w:tc>
+        <w:tc>
+          <w:tcPr>
+            <w:tcW w:w="1133" w:type="dxa"/>
+            <w:vAlign w:val="center"/>
+          </w:tcPr>
+          <w:p>
+            <w:pPr>
+              <w:jc w:val="center"/>
+              <w:rPr>
+                <w:rFonts w:ascii="Times New Roman" w:eastAsia="Times New Roman" w:hAnsi="Times New Roman"/>
+                <w:sz w:val="24"/>
+                <w:szCs w:val="24"/>
+                <w:lang w:val="en-IN" w:eastAsia="en-IN"/>
+              </w:rPr>
+            </w:pPr>
+          </w:p>
+        </w:tc>
+        <w:tc>
+          <w:tcPr>
+            <w:tcW w:w="1133" w:type="dxa"/>
+            <w:vAlign w:val="center"/>
+          </w:tcPr>
+          <w:p>
+            <w:pPr>
+              <w:jc w:val="center"/>
+              <w:rPr>
+                <w:rFonts w:ascii="Times New Roman" w:eastAsia="Times New Roman" w:hAnsi="Times New Roman"/>
+                <w:sz w:val="24"/>
+                <w:szCs w:val="24"/>
+                <w:lang w:val="en-IN" w:eastAsia="en-IN"/>
+              </w:rPr>
+            </w:pPr>
+          </w:p>
+        </w:tc>
+      </w:tr>
+      <w:tr>
+        <w:trPr>
+          <w:trHeight w:val="540"/>
+          <w:jc w:val="center"/>
+        </w:trPr>
+        <w:tc>
+          <w:tcPr>
+            <w:tcW w:w="636" w:type="dxa"/>
+            <w:vAlign w:val="center"/>
+          </w:tcPr>
+          <w:p>
+            <w:pPr>
+              <w:jc w:val="center"/>
+              <w:rPr>
+                <w:rFonts w:ascii="Times New Roman" w:eastAsia="Times New Roman" w:hAnsi="Times New Roman"/>
+                <w:sz w:val="24"/>
+                <w:szCs w:val="24"/>
+                <w:lang w:val="en-IN" w:eastAsia="en-IN"/>
+              </w:rPr>
+            </w:pPr>
+            <w:r>
+              <w:rPr>
+                <w:rFonts w:ascii="Times New Roman" w:eastAsia="Times New Roman" w:hAnsi="Times New Roman"/>
+                <w:sz w:val="24"/>
+                <w:szCs w:val="24"/>
+                <w:lang w:val="en-IN" w:eastAsia="en-IN"/>
+              </w:rPr>
+              <w:t>2.</w:t>
+            </w:r>
+          </w:p>
+        </w:tc>
+        <w:tc>
+          <w:tcPr>
+            <w:tcW w:w="980" w:type="dxa"/>
+            <w:vAlign w:val="center"/>
+          </w:tcPr>
+          <w:p>
+            <w:pPr>
+              <w:jc w:val="center"/>
+              <w:rPr>
+                <w:rFonts w:ascii="Times New Roman" w:eastAsia="Times New Roman" w:hAnsi="Times New Roman"/>
+                <w:sz w:val="24"/>
+                <w:szCs w:val="24"/>
+                <w:lang w:val="en-IN" w:eastAsia="en-IN"/>
+              </w:rPr>
+            </w:pPr>
+          </w:p>
+        </w:tc>
+        <w:tc>
+          <w:tcPr>
+            <w:tcW w:w="1142" w:type="dxa"/>
+            <w:vAlign w:val="center"/>
+          </w:tcPr>
+          <w:p>
+            <w:pPr>
+              <w:jc w:val="center"/>
+              <w:rPr>
+                <w:rFonts w:ascii="Times New Roman" w:eastAsia="Times New Roman" w:hAnsi="Times New Roman"/>
+                <w:sz w:val="24"/>
+                <w:szCs w:val="24"/>
+                <w:lang w:val="en-IN" w:eastAsia="en-IN"/>
+              </w:rPr>
+            </w:pPr>
+          </w:p>
+        </w:tc>
+        <w:tc>
+          <w:tcPr>
+            <w:tcW w:w="1649" w:type="dxa"/>
+            <w:vAlign w:val="center"/>
+          </w:tcPr>
+          <w:p>
+            <w:pPr>
+              <w:jc w:val="center"/>
+              <w:rPr>
+                <w:rFonts w:ascii="Times New Roman" w:eastAsia="Times New Roman" w:hAnsi="Times New Roman"/>
+                <w:sz w:val="24"/>
+                <w:szCs w:val="24"/>
+                <w:lang w:val="en-IN" w:eastAsia="en-IN"/>
+              </w:rPr>
+            </w:pPr>
+          </w:p>
+        </w:tc>
+        <w:tc>
+          <w:tcPr>
+            <w:tcW w:w="1234" w:type="dxa"/>
+            <w:vAlign w:val="center"/>
+          </w:tcPr>
+          <w:p>
+            <w:pPr>
+              <w:jc w:val="center"/>
+              <w:rPr>
+                <w:rFonts w:ascii="Times New Roman" w:eastAsia="Times New Roman" w:hAnsi="Times New Roman"/>
+                <w:sz w:val="24"/>
+                <w:szCs w:val="24"/>
+                <w:lang w:val="en-IN" w:eastAsia="en-IN"/>
+              </w:rPr>
+            </w:pPr>
+          </w:p>
+        </w:tc>
+        <w:tc>
+          <w:tcPr>
+            <w:tcW w:w="1257" w:type="dxa"/>
+            <w:vAlign w:val="center"/>
+          </w:tcPr>
+          <w:p>
+            <w:pPr>
+              <w:jc w:val="center"/>
+              <w:rPr>
+                <w:rFonts w:ascii="Times New Roman" w:eastAsia="Times New Roman" w:hAnsi="Times New Roman"/>
+                <w:sz w:val="24"/>
+                <w:szCs w:val="24"/>
+                <w:lang w:val="en-IN" w:eastAsia="en-IN"/>
+              </w:rPr>
+            </w:pPr>
+          </w:p>
+        </w:tc>
+        <w:tc>
+          <w:tcPr>
+            <w:tcW w:w="1269" w:type="dxa"/>
+            <w:vAlign w:val="center"/>
+          </w:tcPr>
+          <w:p>
+            <w:pPr>
+              <w:jc w:val="center"/>
+              <w:rPr>
+                <w:rFonts w:ascii="Times New Roman" w:eastAsia="Times New Roman" w:hAnsi="Times New Roman"/>
+                <w:sz w:val="24"/>
+                <w:szCs w:val="24"/>
+                <w:lang w:val="en-IN" w:eastAsia="en-IN"/>
+              </w:rPr>
+            </w:pPr>
+          </w:p>
+        </w:tc>
+        <w:tc>
+          <w:tcPr>
+            <w:tcW w:w="1133" w:type="dxa"/>
+            <w:vAlign w:val="center"/>
+          </w:tcPr>
+          <w:p>
+            <w:pPr>
+              <w:jc w:val="center"/>
+              <w:rPr>
+                <w:rFonts w:ascii="Times New Roman" w:eastAsia="Times New Roman" w:hAnsi="Times New Roman"/>
+                <w:sz w:val="24"/>
+                <w:szCs w:val="24"/>
+                <w:lang w:val="en-IN" w:eastAsia="en-IN"/>
+              </w:rPr>
+            </w:pPr>
+          </w:p>
+        </w:tc>
+        <w:tc>
+          <w:tcPr>
+            <w:tcW w:w="1133" w:type="dxa"/>
+            <w:vAlign w:val="center"/>
+          </w:tcPr>
+          <w:p>
+            <w:pPr>
+              <w:jc w:val="center"/>
+              <w:rPr>
+                <w:rFonts w:ascii="Times New Roman" w:eastAsia="Times New Roman" w:hAnsi="Times New Roman"/>
+                <w:sz w:val="24"/>
+                <w:szCs w:val="24"/>
+                <w:lang w:val="en-IN" w:eastAsia="en-IN"/>
+              </w:rPr>
+            </w:pPr>
+          </w:p>
+        </w:tc>
+      </w:tr>
+      <w:tr>
+        <w:trPr>
+          <w:trHeight w:val="540"/>
+          <w:jc w:val="center"/>
+        </w:trPr>
+        <w:tc>
+          <w:tcPr>
+            <w:tcW w:w="636" w:type="dxa"/>
+            <w:vAlign w:val="center"/>
+          </w:tcPr>
+          <w:p>
+            <w:pPr>
+              <w:jc w:val="center"/>
+              <w:rPr>
+                <w:rFonts w:ascii="Times New Roman" w:eastAsia="Times New Roman" w:hAnsi="Times New Roman"/>
+                <w:sz w:val="24"/>
+                <w:szCs w:val="24"/>
+                <w:lang w:val="en-IN" w:eastAsia="en-IN"/>
+              </w:rPr>
+            </w:pPr>
+            <w:r>
+              <w:rPr>
+                <w:rFonts w:ascii="Times New Roman" w:eastAsia="Times New Roman" w:hAnsi="Times New Roman"/>
+                <w:sz w:val="24"/>
+                <w:szCs w:val="24"/>
+                <w:lang w:val="en-IN" w:eastAsia="en-IN"/>
+              </w:rPr>
+              <w:t>3.</w:t>
+            </w:r>
+          </w:p>
+        </w:tc>
+        <w:tc>
+          <w:tcPr>
+            <w:tcW w:w="980" w:type="dxa"/>
+            <w:vAlign w:val="center"/>
+          </w:tcPr>
+          <w:p>
+            <w:pPr>
+              <w:jc w:val="center"/>
+              <w:rPr>
+                <w:rFonts w:ascii="Times New Roman" w:eastAsia="Times New Roman" w:hAnsi="Times New Roman"/>
+                <w:sz w:val="24"/>
+                <w:szCs w:val="24"/>
+                <w:lang w:val="en-IN" w:eastAsia="en-IN"/>
+              </w:rPr>
+            </w:pPr>
+          </w:p>
+        </w:tc>
+        <w:tc>
+          <w:tcPr>
+            <w:tcW w:w="1142" w:type="dxa"/>
+            <w:vAlign w:val="center"/>
+          </w:tcPr>
+          <w:p>
+            <w:pPr>
+              <w:jc w:val="center"/>
+              <w:rPr>
+                <w:rFonts w:ascii="Times New Roman" w:eastAsia="Times New Roman" w:hAnsi="Times New Roman"/>
+                <w:sz w:val="24"/>
+                <w:szCs w:val="24"/>
+                <w:lang w:val="en-IN" w:eastAsia="en-IN"/>
+              </w:rPr>
+            </w:pPr>
+          </w:p>
+        </w:tc>
+        <w:tc>
+          <w:tcPr>
+            <w:tcW w:w="1649" w:type="dxa"/>
+            <w:vAlign w:val="center"/>
+          </w:tcPr>
+          <w:p>
+            <w:pPr>
+              <w:jc w:val="center"/>
+              <w:rPr>
+                <w:rFonts w:ascii="Times New Roman" w:eastAsia="Times New Roman" w:hAnsi="Times New Roman"/>
+                <w:sz w:val="24"/>
+                <w:szCs w:val="24"/>
+                <w:lang w:val="en-IN" w:eastAsia="en-IN"/>
+              </w:rPr>
+            </w:pPr>
+          </w:p>
+        </w:tc>
+        <w:tc>
+          <w:tcPr>
+            <w:tcW w:w="1234" w:type="dxa"/>
+            <w:vAlign w:val="center"/>
+          </w:tcPr>
+          <w:p>
+            <w:pPr>
+              <w:jc w:val="center"/>
+              <w:rPr>
+                <w:rFonts w:ascii="Times New Roman" w:eastAsia="Times New Roman" w:hAnsi="Times New Roman"/>
+                <w:sz w:val="24"/>
+                <w:szCs w:val="24"/>
+                <w:lang w:val="en-IN" w:eastAsia="en-IN"/>
+              </w:rPr>
+            </w:pPr>
+          </w:p>
+        </w:tc>
+        <w:tc>
+          <w:tcPr>
+            <w:tcW w:w="1257" w:type="dxa"/>
+            <w:vAlign w:val="center"/>
+          </w:tcPr>
+          <w:p>
+            <w:pPr>
+              <w:jc w:val="center"/>
+              <w:rPr>
+                <w:rFonts w:ascii="Times New Roman" w:eastAsia="Times New Roman" w:hAnsi="Times New Roman"/>
+                <w:sz w:val="24"/>
+                <w:szCs w:val="24"/>
+                <w:lang w:val="en-IN" w:eastAsia="en-IN"/>
+              </w:rPr>
+            </w:pPr>
+          </w:p>
+        </w:tc>
+        <w:tc>
+          <w:tcPr>
+            <w:tcW w:w="1269" w:type="dxa"/>
+            <w:vAlign w:val="center"/>
+          </w:tcPr>
+          <w:p>
+            <w:pPr>
+              <w:jc w:val="center"/>
+              <w:rPr>
+                <w:rFonts w:ascii="Times New Roman" w:eastAsia="Times New Roman" w:hAnsi="Times New Roman"/>
+                <w:sz w:val="24"/>
+                <w:szCs w:val="24"/>
+                <w:lang w:val="en-IN" w:eastAsia="en-IN"/>
+              </w:rPr>
+            </w:pPr>
+          </w:p>
+        </w:tc>
+        <w:tc>
+          <w:tcPr>
+            <w:tcW w:w="1133" w:type="dxa"/>
+            <w:vAlign w:val="center"/>
+          </w:tcPr>
+          <w:p>
+            <w:pPr>
+              <w:jc w:val="center"/>
+              <w:rPr>
+                <w:rFonts w:ascii="Times New Roman" w:eastAsia="Times New Roman" w:hAnsi="Times New Roman"/>
+                <w:sz w:val="24"/>
+                <w:szCs w:val="24"/>
+                <w:lang w:val="en-IN" w:eastAsia="en-IN"/>
+              </w:rPr>
+            </w:pPr>
+          </w:p>
+        </w:tc>
+        <w:tc>
+          <w:tcPr>
+            <w:tcW w:w="1133" w:type="dxa"/>
+            <w:vAlign w:val="center"/>
+          </w:tcPr>
+          <w:p>
+            <w:pPr>
+              <w:jc w:val="center"/>
+              <w:rPr>
+                <w:rFonts w:ascii="Times New Roman" w:eastAsia="Times New Roman" w:hAnsi="Times New Roman"/>
+                <w:sz w:val="24"/>
+                <w:szCs w:val="24"/>
+                <w:lang w:val="en-IN" w:eastAsia="en-IN"/>
+              </w:rPr>
+            </w:pPr>
+          </w:p>
+        </w:tc>
+      </w:tr>
+      <w:tr>
+        <w:trPr>
+          <w:trHeight w:val="540"/>
+          <w:jc w:val="center"/>
+        </w:trPr>
+        <w:tc>
+          <w:tcPr>
+            <w:tcW w:w="636" w:type="dxa"/>
+            <w:vAlign w:val="center"/>
+          </w:tcPr>
+          <w:p>
+            <w:pPr>
+              <w:jc w:val="center"/>
+              <w:rPr>
+                <w:rFonts w:ascii="Times New Roman" w:eastAsia="Times New Roman" w:hAnsi="Times New Roman"/>
+                <w:sz w:val="24"/>
+                <w:szCs w:val="24"/>
+                <w:lang w:val="en-IN" w:eastAsia="en-IN"/>
+              </w:rPr>
+            </w:pPr>
+            <w:r>
+              <w:rPr>
+                <w:rFonts w:ascii="Times New Roman" w:eastAsia="Times New Roman" w:hAnsi="Times New Roman"/>
+                <w:sz w:val="24"/>
+                <w:szCs w:val="24"/>
+                <w:lang w:val="en-IN" w:eastAsia="en-IN"/>
+              </w:rPr>
+              <w:t>4.</w:t>
+            </w:r>
+          </w:p>
+        </w:tc>
+        <w:tc>
+          <w:tcPr>
+            <w:tcW w:w="980" w:type="dxa"/>
+            <w:vAlign w:val="center"/>
+          </w:tcPr>
+          <w:p>
+            <w:pPr>
+              <w:jc w:val="center"/>
+              <w:rPr>
+                <w:rFonts w:ascii="Times New Roman" w:eastAsia="Times New Roman" w:hAnsi="Times New Roman"/>
+                <w:sz w:val="24"/>
+                <w:szCs w:val="24"/>
+                <w:lang w:val="en-IN" w:eastAsia="en-IN"/>
+              </w:rPr>
+            </w:pPr>
+          </w:p>
+        </w:tc>
+        <w:tc>
+          <w:tcPr>
+            <w:tcW w:w="1142" w:type="dxa"/>
+            <w:vAlign w:val="center"/>
+          </w:tcPr>
+          <w:p>
+            <w:pPr>
+              <w:jc w:val="center"/>
+              <w:rPr>
+                <w:rFonts w:ascii="Times New Roman" w:eastAsia="Times New Roman" w:hAnsi="Times New Roman"/>
+                <w:sz w:val="24"/>
+                <w:szCs w:val="24"/>
+                <w:lang w:val="en-IN" w:eastAsia="en-IN"/>
+              </w:rPr>
+            </w:pPr>
+          </w:p>
+        </w:tc>
+        <w:tc>
+          <w:tcPr>
+            <w:tcW w:w="1649" w:type="dxa"/>
+            <w:vAlign w:val="center"/>
+          </w:tcPr>
+          <w:p>
+            <w:pPr>
+              <w:jc w:val="center"/>
+              <w:rPr>
+                <w:rFonts w:ascii="Times New Roman" w:eastAsia="Times New Roman" w:hAnsi="Times New Roman"/>
+                <w:sz w:val="24"/>
+                <w:szCs w:val="24"/>
+                <w:lang w:val="en-IN" w:eastAsia="en-IN"/>
+              </w:rPr>
+            </w:pPr>
+          </w:p>
+        </w:tc>
+        <w:tc>
+          <w:tcPr>
+            <w:tcW w:w="1234" w:type="dxa"/>
+            <w:vAlign w:val="center"/>
+          </w:tcPr>
+          <w:p>
+            <w:pPr>
+              <w:jc w:val="center"/>
+              <w:rPr>
+                <w:rFonts w:ascii="Times New Roman" w:eastAsia="Times New Roman" w:hAnsi="Times New Roman"/>
+                <w:sz w:val="24"/>
+                <w:szCs w:val="24"/>
+                <w:lang w:val="en-IN" w:eastAsia="en-IN"/>
+              </w:rPr>
+            </w:pPr>
+          </w:p>
+        </w:tc>
+        <w:tc>
+          <w:tcPr>
+            <w:tcW w:w="1257" w:type="dxa"/>
+            <w:vAlign w:val="center"/>
+          </w:tcPr>
+          <w:p>
+            <w:pPr>
+              <w:jc w:val="center"/>
+              <w:rPr>
+                <w:rFonts w:ascii="Times New Roman" w:eastAsia="Times New Roman" w:hAnsi="Times New Roman"/>
+                <w:sz w:val="24"/>
+                <w:szCs w:val="24"/>
+                <w:lang w:val="en-IN" w:eastAsia="en-IN"/>
+              </w:rPr>
+            </w:pPr>
+          </w:p>
+        </w:tc>
+        <w:tc>
+          <w:tcPr>
+            <w:tcW w:w="1269" w:type="dxa"/>
+            <w:vAlign w:val="center"/>
+          </w:tcPr>
+          <w:p>
+            <w:pPr>
+              <w:jc w:val="center"/>
+              <w:rPr>
+                <w:rFonts w:ascii="Times New Roman" w:eastAsia="Times New Roman" w:hAnsi="Times New Roman"/>
+                <w:sz w:val="24"/>
+                <w:szCs w:val="24"/>
+                <w:lang w:val="en-IN" w:eastAsia="en-IN"/>
+              </w:rPr>
+            </w:pPr>
+          </w:p>
+        </w:tc>
+        <w:tc>
+          <w:tcPr>
+            <w:tcW w:w="1133" w:type="dxa"/>
+            <w:vAlign w:val="center"/>
+          </w:tcPr>
+          <w:p>
+            <w:pPr>
+              <w:jc w:val="center"/>
+              <w:rPr>
+                <w:rFonts w:ascii="Times New Roman" w:eastAsia="Times New Roman" w:hAnsi="Times New Roman"/>
+                <w:sz w:val="24"/>
+                <w:szCs w:val="24"/>
+                <w:lang w:val="en-IN" w:eastAsia="en-IN"/>
+              </w:rPr>
+            </w:pPr>
+          </w:p>
+        </w:tc>
+        <w:tc>
+          <w:tcPr>
+            <w:tcW w:w="1133" w:type="dxa"/>
+            <w:vAlign w:val="center"/>
+          </w:tcPr>
+          <w:p>
+            <w:pPr>
+              <w:jc w:val="center"/>
+              <w:rPr>
+                <w:rFonts w:ascii="Times New Roman" w:eastAsia="Times New Roman" w:hAnsi="Times New Roman"/>
+                <w:sz w:val="24"/>
+                <w:szCs w:val="24"/>
+                <w:lang w:val="en-IN" w:eastAsia="en-IN"/>
+              </w:rPr>
+            </w:pPr>
+          </w:p>
+        </w:tc>
+      </w:tr>
+      <w:tr>
+        <w:trPr>
+          <w:trHeight w:val="540"/>
+          <w:jc w:val="center"/>
+        </w:trPr>
+        <w:tc>
+          <w:tcPr>
+            <w:tcW w:w="636" w:type="dxa"/>
+            <w:vAlign w:val="center"/>
+          </w:tcPr>
+          <w:p>
+            <w:pPr>
+              <w:jc w:val="center"/>
+              <w:rPr>
+                <w:rFonts w:ascii="Times New Roman" w:eastAsia="Times New Roman" w:hAnsi="Times New Roman"/>
+                <w:sz w:val="24"/>
+                <w:szCs w:val="24"/>
+                <w:lang w:val="en-IN" w:eastAsia="en-IN"/>
+              </w:rPr>
+            </w:pPr>
+            <w:r>
+              <w:rPr>
+                <w:rFonts w:ascii="Times New Roman" w:eastAsia="Times New Roman" w:hAnsi="Times New Roman"/>
+                <w:sz w:val="24"/>
+                <w:szCs w:val="24"/>
+                <w:lang w:val="en-IN" w:eastAsia="en-IN"/>
+              </w:rPr>
+              <w:t>5.</w:t>
+            </w:r>
+          </w:p>
+        </w:tc>
+        <w:tc>
+          <w:tcPr>
+            <w:tcW w:w="980" w:type="dxa"/>
+            <w:vAlign w:val="center"/>
+          </w:tcPr>
+          <w:p>
+            <w:pPr>
+              <w:jc w:val="center"/>
+              <w:rPr>
+                <w:rFonts w:ascii="Times New Roman" w:eastAsia="Times New Roman" w:hAnsi="Times New Roman"/>
+                <w:sz w:val="24"/>
+                <w:szCs w:val="24"/>
+                <w:lang w:val="en-IN" w:eastAsia="en-IN"/>
+              </w:rPr>
+            </w:pPr>
+          </w:p>
+        </w:tc>
+        <w:tc>
+          <w:tcPr>
+            <w:tcW w:w="1142" w:type="dxa"/>
+            <w:vAlign w:val="center"/>
+          </w:tcPr>
+          <w:p>
+            <w:pPr>
+              <w:jc w:val="center"/>
+              <w:rPr>
+                <w:rFonts w:ascii="Times New Roman" w:eastAsia="Times New Roman" w:hAnsi="Times New Roman"/>
+                <w:sz w:val="24"/>
+                <w:szCs w:val="24"/>
+                <w:lang w:val="en-IN" w:eastAsia="en-IN"/>
+              </w:rPr>
+            </w:pPr>
+          </w:p>
+        </w:tc>
+        <w:tc>
+          <w:tcPr>
+            <w:tcW w:w="1649" w:type="dxa"/>
+            <w:vAlign w:val="center"/>
+          </w:tcPr>
+          <w:p>
+            <w:pPr>
+              <w:jc w:val="center"/>
+              <w:rPr>
+                <w:rFonts w:ascii="Times New Roman" w:eastAsia="Times New Roman" w:hAnsi="Times New Roman"/>
+                <w:sz w:val="24"/>
+                <w:szCs w:val="24"/>
+                <w:lang w:val="en-IN" w:eastAsia="en-IN"/>
+              </w:rPr>
+            </w:pPr>
+          </w:p>
+        </w:tc>
+        <w:tc>
+          <w:tcPr>
+            <w:tcW w:w="1234" w:type="dxa"/>
+            <w:vAlign w:val="center"/>
+          </w:tcPr>
+          <w:p>
+            <w:pPr>
+              <w:jc w:val="center"/>
+              <w:rPr>
+                <w:rFonts w:ascii="Times New Roman" w:eastAsia="Times New Roman" w:hAnsi="Times New Roman"/>
+                <w:sz w:val="24"/>
+                <w:szCs w:val="24"/>
+                <w:lang w:val="en-IN" w:eastAsia="en-IN"/>
+              </w:rPr>
+            </w:pPr>
+          </w:p>
+        </w:tc>
+        <w:tc>
+          <w:tcPr>
+            <w:tcW w:w="1257" w:type="dxa"/>
+            <w:vAlign w:val="center"/>
+          </w:tcPr>
+          <w:p>
+            <w:pPr>
+              <w:jc w:val="center"/>
+              <w:rPr>
+                <w:rFonts w:ascii="Times New Roman" w:eastAsia="Times New Roman" w:hAnsi="Times New Roman"/>
+                <w:sz w:val="24"/>
+                <w:szCs w:val="24"/>
+                <w:lang w:val="en-IN" w:eastAsia="en-IN"/>
+              </w:rPr>
+            </w:pPr>
+          </w:p>
+        </w:tc>
+        <w:tc>
+          <w:tcPr>
+            <w:tcW w:w="1269" w:type="dxa"/>
+            <w:vAlign w:val="center"/>
+          </w:tcPr>
+          <w:p>
+            <w:pPr>
+              <w:jc w:val="center"/>
+              <w:rPr>
+                <w:rFonts w:ascii="Times New Roman" w:eastAsia="Times New Roman" w:hAnsi="Times New Roman"/>
+                <w:sz w:val="24"/>
+                <w:szCs w:val="24"/>
+                <w:lang w:val="en-IN" w:eastAsia="en-IN"/>
+              </w:rPr>
+            </w:pPr>
+          </w:p>
+        </w:tc>
+        <w:tc>
+          <w:tcPr>
+            <w:tcW w:w="1133" w:type="dxa"/>
+            <w:vAlign w:val="center"/>
+          </w:tcPr>
+          <w:p>
+            <w:pPr>
+              <w:jc w:val="center"/>
+              <w:rPr>
+                <w:rFonts w:ascii="Times New Roman" w:eastAsia="Times New Roman" w:hAnsi="Times New Roman"/>
+                <w:sz w:val="24"/>
+                <w:szCs w:val="24"/>
+                <w:lang w:val="en-IN" w:eastAsia="en-IN"/>
+              </w:rPr>
+            </w:pPr>
+          </w:p>
+        </w:tc>
+        <w:tc>
+          <w:tcPr>
+            <w:tcW w:w="1133" w:type="dxa"/>
+            <w:vAlign w:val="center"/>
+          </w:tcPr>
+          <w:p>
+            <w:pPr>
+              <w:jc w:val="center"/>
+              <w:rPr>
+                <w:rFonts w:ascii="Times New Roman" w:eastAsia="Times New Roman" w:hAnsi="Times New Roman"/>
+                <w:sz w:val="24"/>
+                <w:szCs w:val="24"/>
+                <w:lang w:val="en-IN" w:eastAsia="en-IN"/>
+              </w:rPr>
+            </w:pPr>
+          </w:p>
+        </w:tc>
+      </w:tr>
+    </w:tbl>
+    <w:p>
+      <w:pPr>
+        <w:spacing w:after="0" w:line="240" w:lineRule="auto"/>
+        <w:rPr>
+          <w:rFonts w:ascii="Times New Roman" w:hAnsi="Times New Roman"/>
+        </w:rPr>
+      </w:pPr>
+    </w:p>
+    <w:p>
+      <w:pPr>
+        <w:spacing w:after="0" w:line="240" w:lineRule="auto"/>
+        <w:ind w:left="-1134"/>
+        <w:rPr>
+          <w:rFonts w:ascii="Times New Roman" w:hAnsi="Times New Roman"/>
+        </w:rPr>
+      </w:pPr>
+    </w:p>
+    <w:p>
+      <w:pPr>
+        <w:spacing w:after="0" w:line="240" w:lineRule="auto"/>
+        <w:ind w:left="-1134"/>
+        <w:rPr>
+          <w:rFonts w:ascii="Times New Roman" w:hAnsi="Times New Roman"/>
+        </w:rPr>
+      </w:pPr>
+    </w:p>
+    <w:p>
+      <w:pPr>
+        <w:spacing w:after="0" w:line="240" w:lineRule="auto"/>
+        <w:ind w:left="-1134"/>
+        <w:rPr>
+          <w:rFonts w:ascii="Times New Roman" w:hAnsi="Times New Roman"/>
+        </w:rPr>
+      </w:pPr>
+    </w:p>
+    <w:p>
+      <w:pPr>
+        <w:spacing w:after="0" w:line="240" w:lineRule="auto"/>
+        <w:ind w:left="-1134"/>
+        <w:jc w:val="center"/>
+        <w:rPr>
+          <w:rFonts w:ascii="Times New Roman" w:hAnsi="Times New Roman"/>
+        </w:rPr>
+      </w:pPr>
+      <w:r>
         <w:rPr>
           <w:rFonts w:ascii="Times New Roman" w:hAnsi="Times New Roman"/>
           <w:b/>
           <w:sz w:val="24"/>
           <w:szCs w:val="24"/>
         </w:rPr>
-      </w:pPr>
-    </w:p>
-    <w:p>
-      <w:pPr>
-        <w:spacing w:after="0" w:line="240" w:lineRule="auto"/>
-        <w:rPr>
-          <w:rFonts w:ascii="Times New Roman" w:hAnsi="Times New Roman"/>
-        </w:rPr>
-      </w:pPr>
-    </w:p>
-    <w:p>
-      <w:pPr>
-        <w:spacing w:after="0" w:line="240" w:lineRule="auto"/>
-        <w:rPr>
-          <w:rFonts w:ascii="Times New Roman" w:hAnsi="Times New Roman"/>
-        </w:rPr>
-      </w:pPr>
-    </w:p>
-    <w:p>
-      <w:pPr>
-        <w:spacing w:after="0" w:line="240" w:lineRule="auto"/>
-        <w:rPr>
-          <w:rFonts w:ascii="Times New Roman" w:hAnsi="Times New Roman"/>
-        </w:rPr>
-      </w:pPr>
-    </w:p>
-    <w:p>
-      <w:pPr>
-        <w:spacing w:after="0" w:line="240" w:lineRule="auto"/>
-        <w:rPr>
-          <w:rFonts w:ascii="Times New Roman" w:hAnsi="Times New Roman"/>
-        </w:rPr>
-      </w:pPr>
-    </w:p>
-    <w:p>
-      <w:pPr>
-        <w:spacing w:after="0" w:line="240" w:lineRule="auto"/>
-        <w:rPr>
-          <w:rFonts w:ascii="Times New Roman" w:hAnsi="Times New Roman"/>
-        </w:rPr>
-      </w:pPr>
-    </w:p>
-    <w:p>
-      <w:pPr>
-        <w:spacing w:after="0" w:line="240" w:lineRule="auto"/>
-        <w:rPr>
-          <w:rFonts w:ascii="Times New Roman" w:hAnsi="Times New Roman"/>
-        </w:rPr>
-      </w:pPr>
-    </w:p>
-    <w:p>
-      <w:pPr>
-        <w:spacing w:after="0" w:line="240" w:lineRule="auto"/>
-        <w:ind w:left="-1134"/>
-        <w:rPr>
-          <w:rFonts w:ascii="Times New Roman" w:hAnsi="Times New Roman"/>
-        </w:rPr>
-      </w:pPr>
-      <w:r>
-        <w:rPr>
-          <w:rFonts w:ascii="Times New Roman" w:hAnsi="Times New Roman"/>
-        </w:rPr>
-        <w:t>*Report to be submitted for each Student</w:t>
+        <w:t xml:space="preserve">        Dept. IIPC </w:t>
+      </w:r>
+      <w:r>
+        <w:rPr>
+          <w:rFonts w:ascii="Times New Roman" w:hAnsi="Times New Roman"/>
+          <w:b/>
+          <w:sz w:val="24"/>
+          <w:szCs w:val="24"/>
+        </w:rPr>
+        <w:t>Coordinator</w:t>
+      </w:r>
+      <w:r>
+        <w:rPr>
+          <w:rFonts w:ascii="Times New Roman" w:hAnsi="Times New Roman"/>
+          <w:b/>
+          <w:sz w:val="24"/>
+          <w:szCs w:val="24"/>
+        </w:rPr>
+        <w:tab/>
+      </w:r>
+      <w:r>
+        <w:rPr>
+          <w:rFonts w:ascii="Times New Roman" w:hAnsi="Times New Roman"/>
+          <w:b/>
+          <w:sz w:val="24"/>
+          <w:szCs w:val="24"/>
+        </w:rPr>
+        <w:tab/>
+      </w:r>
+      <w:r>
+        <w:rPr>
+          <w:rFonts w:ascii="Times New Roman" w:hAnsi="Times New Roman"/>
+          <w:b/>
+          <w:sz w:val="24"/>
+          <w:szCs w:val="24"/>
+        </w:rPr>
+        <w:tab/>
+      </w:r>
+      <w:r>
+        <w:rPr>
+          <w:rFonts w:ascii="Times New Roman" w:hAnsi="Times New Roman"/>
+          <w:b/>
+          <w:sz w:val="24"/>
+          <w:szCs w:val="24"/>
+        </w:rPr>
+        <w:tab/>
+        <w:t xml:space="preserve"> HOD</w:t>
+      </w:r>
+      <w:r>
+        <w:rPr>
+          <w:rFonts w:ascii="Times New Roman" w:hAnsi="Times New Roman"/>
+          <w:b/>
+          <w:sz w:val="24"/>
+          <w:szCs w:val="24"/>
+        </w:rPr>
+        <w:tab/>
+      </w:r>
+      <w:r>
+        <w:rPr>
+          <w:rFonts w:ascii="Times New Roman" w:hAnsi="Times New Roman"/>
+          <w:b/>
+          <w:sz w:val="24"/>
+          <w:szCs w:val="24"/>
+        </w:rPr>
+        <w:tab/>
+        <w:t xml:space="preserve">                                    Dean </w:t>
+      </w:r>
+      <w:r>
+        <w:rPr>
+          <w:rFonts w:ascii="Times New Roman" w:hAnsi="Times New Roman"/>
+          <w:b/>
+          <w:sz w:val="24"/>
+          <w:szCs w:val="24"/>
+        </w:rPr>
+        <w:t>IIPC</w:t>
       </w:r>
     </w:p>
     <w:sectPr>
@@ -18646,7 +20686,7 @@
 </file>
 
 <file path=customXml/itemProps1.xml><?xml version="1.0" encoding="utf-8"?>
-<ds:datastoreItem xmlns:ds="http://schemas.openxmlformats.org/officeDocument/2006/customXml" ds:itemID="{FAB20D78-8675-4895-A995-5F24A52DF36C}">
+<ds:datastoreItem xmlns:ds="http://schemas.openxmlformats.org/officeDocument/2006/customXml" ds:itemID="{B16A7D0C-1239-484B-A204-2542F74F12CA}">
   <ds:schemaRefs>
     <ds:schemaRef ds:uri="http://schemas.openxmlformats.org/officeDocument/2006/bibliography"/>
   </ds:schemaRefs>
